--- a/RTA Tasks for Client and Server for 2FA.docx
+++ b/RTA Tasks for Client and Server for 2FA.docx
@@ -1,10 +1,10 @@
 
 <file path=word/document.xml><?xml version="1.0" encoding="utf-8"?>
-<w:document xmlns:wpc="http://schemas.microsoft.com/office/word/2010/wordprocessingCanvas" xmlns:cx="http://schemas.microsoft.com/office/drawing/2014/chartex" xmlns:cx1="http://schemas.microsoft.com/office/drawing/2015/9/8/chartex" xmlns:cx2="http://schemas.microsoft.com/office/drawing/2015/10/21/chartex" xmlns:cx3="http://schemas.microsoft.com/office/drawing/2016/5/9/chartex" xmlns:cx4="http://schemas.microsoft.com/office/drawing/2016/5/10/chartex" xmlns:cx5="http://schemas.microsoft.com/office/drawing/2016/5/11/chartex" xmlns:cx6="http://schemas.microsoft.com/office/drawing/2016/5/12/chartex" xmlns:cx7="http://schemas.microsoft.com/office/drawing/2016/5/13/chartex" xmlns:cx8="http://schemas.microsoft.com/office/drawing/2016/5/14/chartex" xmlns:mc="http://schemas.openxmlformats.org/markup-compatibility/2006" xmlns:aink="http://schemas.microsoft.com/office/drawing/2016/ink" xmlns:am3d="http://schemas.microsoft.com/office/drawing/2017/model3d" xmlns:o="urn:schemas-microsoft-com:office:office" xmlns:r="http://schemas.openxmlformats.org/officeDocument/2006/relationships" xmlns:m="http://schemas.openxmlformats.org/officeDocument/2006/math" xmlns:v="urn:schemas-microsoft-com:vml" xmlns:wp14="http://schemas.microsoft.com/office/word/2010/wordprocessingDrawing" xmlns:wp="http://schemas.openxmlformats.org/drawingml/2006/wordprocessingDrawing" xmlns:w10="urn:schemas-microsoft-com:office:word" xmlns:w="http://schemas.openxmlformats.org/wordprocessingml/2006/main" xmlns:w14="http://schemas.microsoft.com/office/word/2010/wordml" xmlns:w15="http://schemas.microsoft.com/office/word/2012/wordml" xmlns:w16cex="http://schemas.microsoft.com/office/word/2018/wordml/cex" xmlns:w16cid="http://schemas.microsoft.com/office/word/2016/wordml/cid" xmlns:w16="http://schemas.microsoft.com/office/word/2018/wordml" xmlns:w16se="http://schemas.microsoft.com/office/word/2015/wordml/symex" xmlns:wpg="http://schemas.microsoft.com/office/word/2010/wordprocessingGroup" xmlns:wpi="http://schemas.microsoft.com/office/word/2010/wordprocessingInk" xmlns:wne="http://schemas.microsoft.com/office/word/2006/wordml" xmlns:wps="http://schemas.microsoft.com/office/word/2010/wordprocessingShape" xmlns:a="http://schemas.openxmlformats.org/drawingml/2006/main" xmlns:pic="http://schemas.openxmlformats.org/drawingml/2006/picture" xmlns:a14="http://schemas.microsoft.com/office/drawing/2010/main" mc:Ignorable="w14 w15 w16se w16cid w16 w16cex wp14">
+<w:document xmlns:ve="http://schemas.openxmlformats.org/markup-compatibility/2006" xmlns:o="urn:schemas-microsoft-com:office:office" xmlns:r="http://schemas.openxmlformats.org/officeDocument/2006/relationships" xmlns:m="http://schemas.openxmlformats.org/officeDocument/2006/math" xmlns:v="urn:schemas-microsoft-com:vml" xmlns:wp="http://schemas.openxmlformats.org/drawingml/2006/wordprocessingDrawing" xmlns:w10="urn:schemas-microsoft-com:office:word" xmlns:w="http://schemas.openxmlformats.org/wordprocessingml/2006/main" xmlns:wne="http://schemas.microsoft.com/office/word/2006/wordml">
   <w:body>
     <w:p>
       <w:pPr>
-        <w:pStyle w:val="Heading1"/>
+        <w:pStyle w:val="Nagwek1"/>
         <w:rPr>
           <w:rFonts w:ascii="Calibri Light" w:hAnsi="Calibri Light"/>
         </w:rPr>
@@ -18,7 +18,7 @@
     </w:p>
     <w:p>
       <w:pPr>
-        <w:pStyle w:val="Heading2"/>
+        <w:pStyle w:val="Nagwek2"/>
         <w:numPr>
           <w:ilvl w:val="0"/>
           <w:numId w:val="5"/>
@@ -33,7 +33,7 @@
     </w:p>
     <w:p>
       <w:pPr>
-        <w:pStyle w:val="ListParagraph"/>
+        <w:pStyle w:val="Akapitzlist"/>
         <w:numPr>
           <w:ilvl w:val="0"/>
           <w:numId w:val="4"/>
@@ -51,7 +51,7 @@
     </w:p>
     <w:p>
       <w:pPr>
-        <w:pStyle w:val="ListParagraph"/>
+        <w:pStyle w:val="Akapitzlist"/>
         <w:numPr>
           <w:ilvl w:val="0"/>
           <w:numId w:val="4"/>
@@ -65,19 +65,19 @@
       </w:r>
       <w:r>
         <w:rPr>
-          <w:rFonts w:ascii="Courier New" w:hAnsi="Courier New" w:eastAsia="Courier New" w:cs="Courier New"/>
+          <w:rFonts w:ascii="Courier New" w:eastAsia="Courier New" w:hAnsi="Courier New" w:cs="Courier New"/>
         </w:rPr>
         <w:t>login(username, password</w:t>
       </w:r>
       <w:r>
         <w:rPr>
-          <w:rFonts w:ascii="Courier New" w:hAnsi="Courier New" w:eastAsia="Courier New" w:cs="Courier New"/>
+          <w:rFonts w:ascii="Courier New" w:eastAsia="Courier New" w:hAnsi="Courier New" w:cs="Courier New"/>
         </w:rPr>
         <w:t>, ...</w:t>
       </w:r>
       <w:r>
         <w:rPr>
-          <w:rFonts w:ascii="Courier New" w:hAnsi="Courier New" w:eastAsia="Courier New" w:cs="Courier New"/>
+          <w:rFonts w:ascii="Courier New" w:eastAsia="Courier New" w:hAnsi="Courier New" w:cs="Courier New"/>
         </w:rPr>
         <w:t>)</w:t>
       </w:r>
@@ -93,38 +93,38 @@
       <w:proofErr w:type="spellStart"/>
       <w:r>
         <w:rPr>
-          <w:rFonts w:ascii="Courier New" w:hAnsi="Courier New" w:eastAsia="Courier New" w:cs="Courier New"/>
+          <w:rFonts w:ascii="Courier New" w:eastAsia="Courier New" w:hAnsi="Courier New" w:cs="Courier New"/>
         </w:rPr>
         <w:t>TauRox</w:t>
       </w:r>
       <w:proofErr w:type="spellEnd"/>
       <w:r>
         <w:rPr>
-          <w:rFonts w:ascii="Courier New" w:hAnsi="Courier New" w:eastAsia="Courier New" w:cs="Courier New"/>
+          <w:rFonts w:ascii="Courier New" w:eastAsia="Courier New" w:hAnsi="Courier New" w:cs="Courier New"/>
         </w:rPr>
         <w:t>::call(</w:t>
       </w:r>
       <w:r>
         <w:rPr>
-          <w:rFonts w:ascii="Courier New" w:hAnsi="Courier New" w:eastAsia="Courier New" w:cs="Courier New"/>
+          <w:rFonts w:ascii="Courier New" w:eastAsia="Courier New" w:hAnsi="Courier New" w:cs="Courier New"/>
         </w:rPr>
         <w:t>...</w:t>
       </w:r>
       <w:r>
         <w:rPr>
-          <w:rFonts w:ascii="Courier New" w:hAnsi="Courier New" w:eastAsia="Courier New" w:cs="Courier New"/>
+          <w:rFonts w:ascii="Courier New" w:eastAsia="Courier New" w:hAnsi="Courier New" w:cs="Courier New"/>
         </w:rPr>
         <w:t xml:space="preserve">, </w:t>
       </w:r>
       <w:r>
         <w:rPr>
-          <w:rFonts w:ascii="Courier New" w:hAnsi="Courier New" w:eastAsia="Courier New" w:cs="Courier New"/>
+          <w:rFonts w:ascii="Courier New" w:eastAsia="Courier New" w:hAnsi="Courier New" w:cs="Courier New"/>
         </w:rPr>
         <w:t>”</w:t>
       </w:r>
       <w:r>
         <w:rPr>
-          <w:rFonts w:ascii="Courier New" w:hAnsi="Courier New" w:eastAsia="Courier New" w:cs="Courier New"/>
+          <w:rFonts w:ascii="Courier New" w:eastAsia="Courier New" w:hAnsi="Courier New" w:cs="Courier New"/>
         </w:rPr>
         <w:t>login”, …)</w:t>
       </w:r>
@@ -194,7 +194,7 @@
     </w:p>
     <w:p>
       <w:pPr>
-        <w:pStyle w:val="ListParagraph"/>
+        <w:pStyle w:val="Akapitzlist"/>
         <w:numPr>
           <w:ilvl w:val="0"/>
           <w:numId w:val="4"/>
@@ -236,28 +236,28 @@
       <w:proofErr w:type="spellStart"/>
       <w:r>
         <w:rPr>
-          <w:rFonts w:ascii="Courier New" w:hAnsi="Courier New" w:eastAsia="Courier New" w:cs="Courier New"/>
+          <w:rFonts w:ascii="Courier New" w:eastAsia="Courier New" w:hAnsi="Courier New" w:cs="Courier New"/>
         </w:rPr>
         <w:t>RtaUserManagementClient</w:t>
       </w:r>
       <w:proofErr w:type="spellEnd"/>
       <w:r>
         <w:rPr>
-          <w:rFonts w:ascii="Courier New" w:hAnsi="Courier New" w:eastAsia="Courier New" w:cs="Courier New"/>
+          <w:rFonts w:ascii="Courier New" w:eastAsia="Courier New" w:hAnsi="Courier New" w:cs="Courier New"/>
         </w:rPr>
         <w:t>::</w:t>
       </w:r>
       <w:proofErr w:type="spellStart"/>
       <w:r>
         <w:rPr>
-          <w:rFonts w:ascii="Courier New" w:hAnsi="Courier New" w:eastAsia="Courier New" w:cs="Courier New"/>
+          <w:rFonts w:ascii="Courier New" w:eastAsia="Courier New" w:hAnsi="Courier New" w:cs="Courier New"/>
         </w:rPr>
         <w:t>getAllUserData</w:t>
       </w:r>
       <w:proofErr w:type="spellEnd"/>
       <w:r>
         <w:rPr>
-          <w:rFonts w:ascii="Courier New" w:hAnsi="Courier New" w:eastAsia="Courier New" w:cs="Courier New"/>
+          <w:rFonts w:ascii="Courier New" w:eastAsia="Courier New" w:hAnsi="Courier New" w:cs="Courier New"/>
         </w:rPr>
         <w:t>()</w:t>
       </w:r>
@@ -273,46 +273,46 @@
       <w:proofErr w:type="spellStart"/>
       <w:r>
         <w:rPr>
-          <w:rFonts w:ascii="Courier New" w:hAnsi="Courier New" w:eastAsia="Courier New" w:cs="Courier New"/>
+          <w:rFonts w:ascii="Courier New" w:eastAsia="Courier New" w:hAnsi="Courier New" w:cs="Courier New"/>
         </w:rPr>
         <w:t>TauRox</w:t>
       </w:r>
       <w:proofErr w:type="spellEnd"/>
       <w:r>
         <w:rPr>
-          <w:rFonts w:ascii="Courier New" w:hAnsi="Courier New" w:eastAsia="Courier New" w:cs="Courier New"/>
+          <w:rFonts w:ascii="Courier New" w:eastAsia="Courier New" w:hAnsi="Courier New" w:cs="Courier New"/>
         </w:rPr>
         <w:t>::call(</w:t>
       </w:r>
       <w:r>
         <w:rPr>
-          <w:rFonts w:ascii="Courier New" w:hAnsi="Courier New" w:eastAsia="Courier New" w:cs="Courier New"/>
+          <w:rFonts w:ascii="Courier New" w:eastAsia="Courier New" w:hAnsi="Courier New" w:cs="Courier New"/>
         </w:rPr>
         <w:t>...</w:t>
       </w:r>
       <w:r>
         <w:rPr>
-          <w:rFonts w:ascii="Courier New" w:hAnsi="Courier New" w:eastAsia="Courier New" w:cs="Courier New"/>
+          <w:rFonts w:ascii="Courier New" w:eastAsia="Courier New" w:hAnsi="Courier New" w:cs="Courier New"/>
         </w:rPr>
         <w:t xml:space="preserve">, </w:t>
       </w:r>
       <w:r>
         <w:rPr>
-          <w:rFonts w:ascii="Courier New" w:hAnsi="Courier New" w:eastAsia="Courier New" w:cs="Courier New"/>
+          <w:rFonts w:ascii="Courier New" w:eastAsia="Courier New" w:hAnsi="Courier New" w:cs="Courier New"/>
         </w:rPr>
         <w:t>”</w:t>
       </w:r>
       <w:proofErr w:type="spellStart"/>
       <w:r>
         <w:rPr>
-          <w:rFonts w:ascii="Courier New" w:hAnsi="Courier New" w:eastAsia="Courier New" w:cs="Courier New"/>
+          <w:rFonts w:ascii="Courier New" w:eastAsia="Courier New" w:hAnsi="Courier New" w:cs="Courier New"/>
         </w:rPr>
         <w:t>getAllUserData</w:t>
       </w:r>
       <w:proofErr w:type="spellEnd"/>
       <w:r>
         <w:rPr>
-          <w:rFonts w:ascii="Courier New" w:hAnsi="Courier New" w:eastAsia="Courier New" w:cs="Courier New"/>
+          <w:rFonts w:ascii="Courier New" w:eastAsia="Courier New" w:hAnsi="Courier New" w:cs="Courier New"/>
         </w:rPr>
         <w:t>”, …)</w:t>
       </w:r>
@@ -321,14 +321,14 @@
       </w:r>
       <w:r>
         <w:rPr>
-          <w:rFonts w:ascii="Courier New" w:hAnsi="Courier New" w:eastAsia="Courier New" w:cs="Courier New"/>
+          <w:rFonts w:ascii="Courier New" w:eastAsia="Courier New" w:hAnsi="Courier New" w:cs="Courier New"/>
         </w:rPr>
         <w:t xml:space="preserve">SELECT * FROM </w:t>
       </w:r>
       <w:proofErr w:type="spellStart"/>
       <w:r>
         <w:rPr>
-          <w:rFonts w:ascii="Courier New" w:hAnsi="Courier New" w:eastAsia="Courier New" w:cs="Courier New"/>
+          <w:rFonts w:ascii="Courier New" w:eastAsia="Courier New" w:hAnsi="Courier New" w:cs="Courier New"/>
         </w:rPr>
         <w:t>HeaderPermission</w:t>
       </w:r>
@@ -388,7 +388,15 @@
       </w:r>
       <w:proofErr w:type="spellEnd"/>
       <w:r>
-        <w:t xml:space="preserve"> OnDemand on/off</w:t>
+        <w:t xml:space="preserve"> </w:t>
+      </w:r>
+      <w:proofErr w:type="spellStart"/>
+      <w:r>
+        <w:t>OnDemand</w:t>
+      </w:r>
+      <w:proofErr w:type="spellEnd"/>
+      <w:r>
+        <w:t xml:space="preserve"> on/off</w:t>
       </w:r>
       <w:r>
         <w:t xml:space="preserve"> and many others.  These are partially configuration settings (per profile) and partially security permissions</w:t>
@@ -402,7 +410,7 @@
     </w:p>
     <w:p>
       <w:pPr>
-        <w:pStyle w:val="Heading2"/>
+        <w:pStyle w:val="Nagwek2"/>
         <w:numPr>
           <w:ilvl w:val="0"/>
           <w:numId w:val="5"/>
@@ -422,7 +430,7 @@
     </w:p>
     <w:p>
       <w:pPr>
-        <w:pStyle w:val="ListParagraph"/>
+        <w:pStyle w:val="Akapitzlist"/>
         <w:numPr>
           <w:ilvl w:val="0"/>
           <w:numId w:val="3"/>
@@ -462,12 +470,20 @@
       </w:r>
       <w:proofErr w:type="spellEnd"/>
       <w:r>
-        <w:t xml:space="preserve"> or MobilePass)</w:t>
-      </w:r>
-    </w:p>
-    <w:p>
-      <w:pPr>
-        <w:pStyle w:val="ListParagraph"/>
+        <w:t xml:space="preserve"> or </w:t>
+      </w:r>
+      <w:proofErr w:type="spellStart"/>
+      <w:r>
+        <w:t>MobilePass</w:t>
+      </w:r>
+      <w:proofErr w:type="spellEnd"/>
+      <w:r>
+        <w:t>)</w:t>
+      </w:r>
+    </w:p>
+    <w:p>
+      <w:pPr>
+        <w:pStyle w:val="Akapitzlist"/>
         <w:numPr>
           <w:ilvl w:val="0"/>
           <w:numId w:val="3"/>
@@ -479,7 +495,7 @@
     </w:p>
     <w:p>
       <w:pPr>
-        <w:pStyle w:val="ListParagraph"/>
+        <w:pStyle w:val="Akapitzlist"/>
         <w:numPr>
           <w:ilvl w:val="0"/>
           <w:numId w:val="3"/>
@@ -500,7 +516,7 @@
     </w:p>
     <w:p>
       <w:pPr>
-        <w:pStyle w:val="ListParagraph"/>
+        <w:pStyle w:val="Akapitzlist"/>
         <w:numPr>
           <w:ilvl w:val="0"/>
           <w:numId w:val="3"/>
@@ -552,7 +568,15 @@
         <w:t>Configuration settings and profile permissions to be respected as it works now.</w:t>
       </w:r>
       <w:r>
-        <w:t xml:space="preserve">  In future we may analyse an option to supersede FSDR as permission and configuration cache with ISGA functions (recommended by ISG</w:t>
+        <w:t xml:space="preserve">  In future we may </w:t>
+      </w:r>
+      <w:proofErr w:type="spellStart"/>
+      <w:r>
+        <w:t>analyse</w:t>
+      </w:r>
+      <w:proofErr w:type="spellEnd"/>
+      <w:r>
+        <w:t xml:space="preserve"> an option to supersede FSDR as permission and configuration cache with ISGA functions (recommended by ISG</w:t>
       </w:r>
       <w:r>
         <w:t xml:space="preserve">A Team but not obligatory for 2FA certification). ISGA has an option to integrate with </w:t>
@@ -571,7 +595,7 @@
     </w:p>
     <w:p>
       <w:pPr>
-        <w:pStyle w:val="Heading2"/>
+        <w:pStyle w:val="Nagwek2"/>
         <w:numPr>
           <w:ilvl w:val="0"/>
           <w:numId w:val="6"/>
@@ -586,7 +610,7 @@
     </w:p>
     <w:p>
       <w:pPr>
-        <w:pStyle w:val="ListParagraph"/>
+        <w:pStyle w:val="Akapitzlist"/>
         <w:numPr>
           <w:ilvl w:val="0"/>
           <w:numId w:val="2"/>
@@ -604,7 +628,7 @@
     </w:p>
     <w:p>
       <w:pPr>
-        <w:pStyle w:val="ListParagraph"/>
+        <w:pStyle w:val="Akapitzlist"/>
         <w:numPr>
           <w:ilvl w:val="0"/>
           <w:numId w:val="2"/>
@@ -619,7 +643,7 @@
     </w:p>
     <w:p>
       <w:pPr>
-        <w:pStyle w:val="Heading2"/>
+        <w:pStyle w:val="Nagwek2"/>
         <w:numPr>
           <w:ilvl w:val="0"/>
           <w:numId w:val="6"/>
@@ -634,7 +658,7 @@
     </w:p>
     <w:p>
       <w:pPr>
-        <w:pStyle w:val="ListParagraph"/>
+        <w:pStyle w:val="Akapitzlist"/>
         <w:numPr>
           <w:ilvl w:val="0"/>
           <w:numId w:val="1"/>
@@ -649,7 +673,7 @@
     </w:p>
     <w:p>
       <w:pPr>
-        <w:pStyle w:val="ListParagraph"/>
+        <w:pStyle w:val="Akapitzlist"/>
         <w:numPr>
           <w:ilvl w:val="0"/>
           <w:numId w:val="1"/>
@@ -665,7 +689,7 @@
     </w:p>
     <w:p>
       <w:pPr>
-        <w:pStyle w:val="ListParagraph"/>
+        <w:pStyle w:val="Akapitzlist"/>
         <w:numPr>
           <w:ilvl w:val="0"/>
           <w:numId w:val="1"/>
@@ -683,7 +707,7 @@
     </w:p>
     <w:p>
       <w:pPr>
-        <w:pStyle w:val="ListParagraph"/>
+        <w:pStyle w:val="Akapitzlist"/>
         <w:numPr>
           <w:ilvl w:val="0"/>
           <w:numId w:val="1"/>
@@ -716,24 +740,22 @@
     </w:p>
     <w:p>
       <w:pPr>
-        <w:pStyle w:val="ListParagraph"/>
+        <w:pStyle w:val="Akapitzlist"/>
         <w:numPr>
           <w:ilvl w:val="0"/>
           <w:numId w:val="1"/>
         </w:numPr>
-        <w:rPr/>
-      </w:pPr>
-      <w:r>
-        <w:rPr/>
+      </w:pPr>
+      <w:r>
         <w:t>while serving CORBA requests, use stored username to respect permissions, same way it works now</w:t>
       </w:r>
     </w:p>
     <w:tbl>
       <w:tblPr>
-        <w:tblStyle w:val="TableGrid"/>
+        <w:tblStyle w:val="Tabela-Siatka"/>
         <w:tblW w:w="0" w:type="auto"/>
         <w:tblLayout w:type="fixed"/>
-        <w:tblLook w:val="06A0" w:firstRow="1" w:lastRow="0" w:firstColumn="1" w:lastColumn="0" w:noHBand="1" w:noVBand="1"/>
+        <w:tblLook w:val="06A0"/>
       </w:tblPr>
       <w:tblGrid>
         <w:gridCol w:w="9360"/>
@@ -742,13 +764,12 @@
         <w:tc>
           <w:tcPr>
             <w:tcW w:w="9360" w:type="dxa"/>
-            <w:tcMar/>
           </w:tcPr>
-          <w:p w14:noSpellErr="1">
+          <w:p>
             <w:r>
               <w:rPr>
-                <w:rFonts w:ascii="Segoe UI" w:hAnsi="Segoe UI" w:eastAsia="Segoe UI" w:cs="Segoe UI"/>
-                <w:color w:val="000000" w:themeColor="text1" w:themeTint="FF" w:themeShade="FF"/>
+                <w:rFonts w:ascii="Segoe UI" w:eastAsia="Segoe UI" w:hAnsi="Segoe UI" w:cs="Segoe UI"/>
+                <w:color w:val="000000" w:themeColor="text1"/>
                 <w:sz w:val="20"/>
                 <w:szCs w:val="20"/>
                 <w:lang w:val="en-GB"/>
@@ -759,33 +780,57 @@
           <w:p>
             <w:pPr>
               <w:rPr>
-                <w:rFonts w:ascii="Segoe UI" w:hAnsi="Segoe UI" w:eastAsia="Segoe UI" w:cs="Segoe UI"/>
-                <w:color w:val="000000" w:themeColor="text1" w:themeTint="FF" w:themeShade="FF"/>
+                <w:rFonts w:ascii="Segoe UI" w:eastAsia="Segoe UI" w:hAnsi="Segoe UI" w:cs="Segoe UI"/>
+                <w:color w:val="000000" w:themeColor="text1"/>
                 <w:sz w:val="20"/>
                 <w:szCs w:val="20"/>
                 <w:lang w:val="en-GB"/>
               </w:rPr>
             </w:pPr>
+            <w:proofErr w:type="spellStart"/>
             <w:r>
               <w:rPr>
-                <w:rFonts w:ascii="Segoe UI" w:hAnsi="Segoe UI" w:eastAsia="Segoe UI" w:cs="Segoe UI"/>
-                <w:color w:val="000000" w:themeColor="text1" w:themeTint="FF" w:themeShade="FF"/>
+                <w:rFonts w:ascii="Segoe UI" w:eastAsia="Segoe UI" w:hAnsi="Segoe UI" w:cs="Segoe UI"/>
+                <w:color w:val="000000" w:themeColor="text1"/>
                 <w:sz w:val="20"/>
                 <w:szCs w:val="20"/>
                 <w:lang w:val="en-GB"/>
               </w:rPr>
-              <w:t>goto/isga</w:t>
+              <w:t>goto</w:t>
             </w:r>
+            <w:proofErr w:type="spellEnd"/>
+            <w:r>
+              <w:rPr>
+                <w:rFonts w:ascii="Segoe UI" w:eastAsia="Segoe UI" w:hAnsi="Segoe UI" w:cs="Segoe UI"/>
+                <w:color w:val="000000" w:themeColor="text1"/>
+                <w:sz w:val="20"/>
+                <w:szCs w:val="20"/>
+                <w:lang w:val="en-GB"/>
+              </w:rPr>
+              <w:t>/</w:t>
+            </w:r>
+            <w:proofErr w:type="spellStart"/>
+            <w:r>
+              <w:rPr>
+                <w:rFonts w:ascii="Segoe UI" w:eastAsia="Segoe UI" w:hAnsi="Segoe UI" w:cs="Segoe UI"/>
+                <w:color w:val="000000" w:themeColor="text1"/>
+                <w:sz w:val="20"/>
+                <w:szCs w:val="20"/>
+                <w:lang w:val="en-GB"/>
+              </w:rPr>
+              <w:t>isga</w:t>
+            </w:r>
+            <w:proofErr w:type="spellEnd"/>
           </w:p>
-          <w:p w14:noSpellErr="1">
+          <w:p>
             <w:pPr>
-              <w:pStyle w:val="ListParagraph"/>
+              <w:pStyle w:val="Akapitzlist"/>
               <w:numPr>
                 <w:ilvl w:val="0"/>
                 <w:numId w:val="7"/>
               </w:numPr>
               <w:rPr>
-                <w:rFonts w:eastAsia="맑은 고딕" w:eastAsiaTheme="minorEastAsia"/>
+                <w:rFonts w:eastAsiaTheme="minorEastAsia"/>
                 <w:color w:val="00B050"/>
                 <w:sz w:val="20"/>
                 <w:szCs w:val="20"/>
@@ -794,7 +839,7 @@
             </w:pPr>
             <w:r>
               <w:rPr>
-                <w:rFonts w:ascii="Segoe UI" w:hAnsi="Segoe UI" w:eastAsia="Segoe UI" w:cs="Segoe UI"/>
+                <w:rFonts w:ascii="Segoe UI" w:eastAsia="Segoe UI" w:hAnsi="Segoe UI" w:cs="Segoe UI"/>
                 <w:color w:val="00B050"/>
                 <w:sz w:val="20"/>
                 <w:szCs w:val="20"/>
@@ -803,11 +848,11 @@
               <w:t>Need to get the request for the OAUTH2 for MOR for TE1</w:t>
             </w:r>
           </w:p>
-          <w:p w14:noSpellErr="1">
+          <w:p>
             <w:pPr>
               <w:ind w:left="360"/>
               <w:rPr>
-                <w:rFonts w:ascii="Segoe UI" w:hAnsi="Segoe UI" w:eastAsia="Segoe UI" w:cs="Segoe UI"/>
+                <w:rFonts w:ascii="Segoe UI" w:eastAsia="Segoe UI" w:hAnsi="Segoe UI" w:cs="Segoe UI"/>
                 <w:sz w:val="20"/>
                 <w:szCs w:val="20"/>
                 <w:lang w:val="en-GB"/>
@@ -815,7 +860,7 @@
             </w:pPr>
             <w:r>
               <w:rPr>
-                <w:rFonts w:ascii="Segoe UI" w:hAnsi="Segoe UI" w:eastAsia="Segoe UI" w:cs="Segoe UI"/>
+                <w:rFonts w:ascii="Segoe UI" w:eastAsia="Segoe UI" w:hAnsi="Segoe UI" w:cs="Segoe UI"/>
                 <w:sz w:val="20"/>
                 <w:szCs w:val="20"/>
                 <w:lang w:val="en-GB"/>
@@ -823,15 +868,15 @@
               <w:t>Completed – see below</w:t>
             </w:r>
           </w:p>
-          <w:p w14:noSpellErr="1">
+          <w:p>
             <w:pPr>
-              <w:pStyle w:val="ListParagraph"/>
+              <w:pStyle w:val="Akapitzlist"/>
               <w:numPr>
                 <w:ilvl w:val="0"/>
                 <w:numId w:val="7"/>
               </w:numPr>
               <w:rPr>
-                <w:rFonts w:eastAsia="맑은 고딕" w:eastAsiaTheme="minorEastAsia"/>
+                <w:rFonts w:eastAsiaTheme="minorEastAsia"/>
                 <w:color w:val="00B050"/>
                 <w:sz w:val="20"/>
                 <w:szCs w:val="20"/>
@@ -840,24 +885,68 @@
             </w:pPr>
             <w:r>
               <w:rPr>
-                <w:rFonts w:ascii="Segoe UI" w:hAnsi="Segoe UI" w:eastAsia="Segoe UI" w:cs="Segoe UI"/>
+                <w:rFonts w:ascii="Segoe UI" w:eastAsia="Segoe UI" w:hAnsi="Segoe UI" w:cs="Segoe UI"/>
                 <w:color w:val="00B050"/>
                 <w:sz w:val="20"/>
                 <w:szCs w:val="20"/>
                 <w:lang w:val="en-GB"/>
               </w:rPr>
-              <w:t>Take ownership of DEV12: talk to Wieslaw Grygo -- DEV12 ownership handed over informally, we have had a session introducing to RTA and MOR server development, deployment and debugging</w:t>
+              <w:t xml:space="preserve">Take ownership of DEV12: talk to </w:t>
+            </w:r>
+            <w:proofErr w:type="spellStart"/>
+            <w:r>
+              <w:rPr>
+                <w:rFonts w:ascii="Segoe UI" w:eastAsia="Segoe UI" w:hAnsi="Segoe UI" w:cs="Segoe UI"/>
+                <w:color w:val="00B050"/>
+                <w:sz w:val="20"/>
+                <w:szCs w:val="20"/>
+                <w:lang w:val="en-GB"/>
+              </w:rPr>
+              <w:t>Wieslaw</w:t>
+            </w:r>
+            <w:proofErr w:type="spellEnd"/>
+            <w:r>
+              <w:rPr>
+                <w:rFonts w:ascii="Segoe UI" w:eastAsia="Segoe UI" w:hAnsi="Segoe UI" w:cs="Segoe UI"/>
+                <w:color w:val="00B050"/>
+                <w:sz w:val="20"/>
+                <w:szCs w:val="20"/>
+                <w:lang w:val="en-GB"/>
+              </w:rPr>
+              <w:t xml:space="preserve"> </w:t>
+            </w:r>
+            <w:proofErr w:type="spellStart"/>
+            <w:r>
+              <w:rPr>
+                <w:rFonts w:ascii="Segoe UI" w:eastAsia="Segoe UI" w:hAnsi="Segoe UI" w:cs="Segoe UI"/>
+                <w:color w:val="00B050"/>
+                <w:sz w:val="20"/>
+                <w:szCs w:val="20"/>
+                <w:lang w:val="en-GB"/>
+              </w:rPr>
+              <w:t>Grygo</w:t>
+            </w:r>
+            <w:proofErr w:type="spellEnd"/>
+            <w:r>
+              <w:rPr>
+                <w:rFonts w:ascii="Segoe UI" w:eastAsia="Segoe UI" w:hAnsi="Segoe UI" w:cs="Segoe UI"/>
+                <w:color w:val="00B050"/>
+                <w:sz w:val="20"/>
+                <w:szCs w:val="20"/>
+                <w:lang w:val="en-GB"/>
+              </w:rPr>
+              <w:t xml:space="preserve"> -- DEV12 ownership handed over informally, we have had a session introducing to RTA and MOR server development, deployment and debugging</w:t>
             </w:r>
           </w:p>
-          <w:p w14:noSpellErr="1">
+          <w:p>
             <w:pPr>
-              <w:pStyle w:val="ListParagraph"/>
+              <w:pStyle w:val="Akapitzlist"/>
               <w:numPr>
                 <w:ilvl w:val="0"/>
                 <w:numId w:val="7"/>
               </w:numPr>
               <w:rPr>
-                <w:color w:val="000000" w:themeColor="text1" w:themeTint="FF" w:themeShade="FF"/>
+                <w:color w:val="000000" w:themeColor="text1"/>
                 <w:sz w:val="20"/>
                 <w:szCs w:val="20"/>
                 <w:lang w:val="en-GB"/>
@@ -865,8 +954,8 @@
             </w:pPr>
             <w:r>
               <w:rPr>
-                <w:rFonts w:ascii="Segoe UI" w:hAnsi="Segoe UI" w:eastAsia="Segoe UI" w:cs="Segoe UI"/>
-                <w:color w:val="000000" w:themeColor="text1" w:themeTint="FF" w:themeShade="FF"/>
+                <w:rFonts w:ascii="Segoe UI" w:eastAsia="Segoe UI" w:hAnsi="Segoe UI" w:cs="Segoe UI"/>
+                <w:color w:val="000000" w:themeColor="text1"/>
                 <w:sz w:val="20"/>
                 <w:szCs w:val="20"/>
                 <w:lang w:val="en-GB"/>
@@ -875,7 +964,7 @@
             </w:r>
             <w:r>
               <w:rPr>
-                <w:rFonts w:ascii="Segoe UI" w:hAnsi="Segoe UI" w:eastAsia="Segoe UI" w:cs="Segoe UI"/>
+                <w:rFonts w:ascii="Segoe UI" w:eastAsia="Segoe UI" w:hAnsi="Segoe UI" w:cs="Segoe UI"/>
                 <w:color w:val="00B050"/>
                 <w:sz w:val="20"/>
                 <w:szCs w:val="20"/>
@@ -884,16 +973,16 @@
               <w:t xml:space="preserve">We use FSDR permissions </w:t>
             </w:r>
           </w:p>
-          <w:p w14:noSpellErr="1">
+          <w:p>
             <w:pPr>
-              <w:pStyle w:val="ListParagraph"/>
+              <w:pStyle w:val="Akapitzlist"/>
               <w:numPr>
                 <w:ilvl w:val="0"/>
                 <w:numId w:val="7"/>
               </w:numPr>
               <w:rPr>
-                <w:rFonts w:eastAsia="맑은 고딕" w:eastAsiaTheme="minorEastAsia"/>
-                <w:color w:val="000000" w:themeColor="text1" w:themeTint="FF" w:themeShade="FF"/>
+                <w:rFonts w:eastAsiaTheme="minorEastAsia"/>
+                <w:color w:val="000000" w:themeColor="text1"/>
                 <w:sz w:val="20"/>
                 <w:szCs w:val="20"/>
                 <w:lang w:val="en-GB"/>
@@ -901,8 +990,8 @@
             </w:pPr>
             <w:r>
               <w:rPr>
-                <w:rFonts w:ascii="Segoe UI" w:hAnsi="Segoe UI" w:eastAsia="Segoe UI" w:cs="Segoe UI"/>
-                <w:color w:val="000000" w:themeColor="text1" w:themeTint="FF" w:themeShade="FF"/>
+                <w:rFonts w:ascii="Segoe UI" w:eastAsia="Segoe UI" w:hAnsi="Segoe UI" w:cs="Segoe UI"/>
+                <w:color w:val="000000" w:themeColor="text1"/>
                 <w:sz w:val="20"/>
                 <w:szCs w:val="20"/>
                 <w:lang w:val="en-GB"/>
@@ -910,16 +999,16 @@
               <w:t>Later TE2 and prod</w:t>
             </w:r>
           </w:p>
-          <w:p w14:noSpellErr="1">
+          <w:p>
             <w:pPr>
-              <w:pStyle w:val="ListParagraph"/>
+              <w:pStyle w:val="Akapitzlist"/>
               <w:numPr>
                 <w:ilvl w:val="0"/>
                 <w:numId w:val="7"/>
               </w:numPr>
               <w:rPr>
-                <w:rFonts w:eastAsia="맑은 고딕" w:eastAsiaTheme="minorEastAsia"/>
-                <w:color w:val="C45911" w:themeColor="accent2" w:themeTint="FF" w:themeShade="BF"/>
+                <w:rFonts w:eastAsiaTheme="minorEastAsia"/>
+                <w:color w:val="C45911" w:themeColor="accent2" w:themeShade="BF"/>
                 <w:sz w:val="20"/>
                 <w:szCs w:val="20"/>
                 <w:lang w:val="en-GB"/>
@@ -927,8 +1016,8 @@
             </w:pPr>
             <w:r>
               <w:rPr>
-                <w:rFonts w:ascii="Segoe UI" w:hAnsi="Segoe UI" w:eastAsia="Segoe UI" w:cs="Segoe UI"/>
-                <w:color w:val="C45911" w:themeColor="accent2" w:themeTint="FF" w:themeShade="BF"/>
+                <w:rFonts w:ascii="Segoe UI" w:eastAsia="Segoe UI" w:hAnsi="Segoe UI" w:cs="Segoe UI"/>
+                <w:color w:val="C45911" w:themeColor="accent2" w:themeShade="BF"/>
                 <w:sz w:val="20"/>
                 <w:szCs w:val="20"/>
                 <w:lang w:val="en-GB"/>
@@ -936,11 +1025,11 @@
               <w:t>Part of FSDR which cache we need to hit, and the permissions. Exact request and reply and what to do with the reply.</w:t>
             </w:r>
           </w:p>
-          <w:p w14:noSpellErr="1">
+          <w:p>
             <w:pPr>
               <w:rPr>
-                <w:rFonts w:ascii="Segoe UI" w:hAnsi="Segoe UI" w:eastAsia="Segoe UI" w:cs="Segoe UI"/>
-                <w:color w:val="000000" w:themeColor="text1" w:themeTint="FF" w:themeShade="FF"/>
+                <w:rFonts w:ascii="Segoe UI" w:eastAsia="Segoe UI" w:hAnsi="Segoe UI" w:cs="Segoe UI"/>
+                <w:color w:val="000000" w:themeColor="text1"/>
                 <w:sz w:val="20"/>
                 <w:szCs w:val="20"/>
                 <w:lang w:val="en-GB"/>
@@ -948,8 +1037,8 @@
             </w:pPr>
             <w:r>
               <w:rPr>
-                <w:rFonts w:ascii="Segoe UI" w:hAnsi="Segoe UI" w:eastAsia="Segoe UI" w:cs="Segoe UI"/>
-                <w:color w:val="000000" w:themeColor="text1" w:themeTint="FF" w:themeShade="FF"/>
+                <w:rFonts w:ascii="Segoe UI" w:eastAsia="Segoe UI" w:hAnsi="Segoe UI" w:cs="Segoe UI"/>
+                <w:color w:val="000000" w:themeColor="text1"/>
                 <w:sz w:val="20"/>
                 <w:szCs w:val="20"/>
                 <w:lang w:val="en-GB"/>
@@ -957,11 +1046,11 @@
               <w:t xml:space="preserve">If this is part of FSDR client work – 2 weeks work. RTA back end server </w:t>
             </w:r>
           </w:p>
-          <w:p w14:noSpellErr="1">
+          <w:p>
             <w:pPr>
               <w:rPr>
-                <w:rFonts w:ascii="Segoe UI" w:hAnsi="Segoe UI" w:eastAsia="Segoe UI" w:cs="Segoe UI"/>
-                <w:color w:val="000000" w:themeColor="text1" w:themeTint="FF" w:themeShade="FF"/>
+                <w:rFonts w:ascii="Segoe UI" w:eastAsia="Segoe UI" w:hAnsi="Segoe UI" w:cs="Segoe UI"/>
+                <w:color w:val="000000" w:themeColor="text1"/>
                 <w:sz w:val="20"/>
                 <w:szCs w:val="20"/>
                 <w:lang w:val="en-GB"/>
@@ -969,8 +1058,8 @@
             </w:pPr>
             <w:r>
               <w:rPr>
-                <w:rFonts w:ascii="Segoe UI" w:hAnsi="Segoe UI" w:eastAsia="Segoe UI" w:cs="Segoe UI"/>
-                <w:color w:val="000000" w:themeColor="text1" w:themeTint="FF" w:themeShade="FF"/>
+                <w:rFonts w:ascii="Segoe UI" w:eastAsia="Segoe UI" w:hAnsi="Segoe UI" w:cs="Segoe UI"/>
+                <w:color w:val="000000" w:themeColor="text1"/>
                 <w:sz w:val="20"/>
                 <w:szCs w:val="20"/>
                 <w:lang w:val="en-GB"/>
@@ -978,10 +1067,10 @@
               <w:t>G – to come back later today with some of the information.</w:t>
             </w:r>
           </w:p>
-          <w:p w14:noSpellErr="1">
+          <w:p>
             <w:r>
               <w:rPr>
-                <w:rFonts w:ascii="Segoe UI" w:hAnsi="Segoe UI" w:eastAsia="Segoe UI" w:cs="Segoe UI"/>
+                <w:rFonts w:ascii="Segoe UI" w:eastAsia="Segoe UI" w:hAnsi="Segoe UI" w:cs="Segoe UI"/>
                 <w:color w:val="4E586A"/>
                 <w:sz w:val="16"/>
                 <w:szCs w:val="16"/>
@@ -991,65 +1080,60 @@
           </w:p>
           <w:p>
             <w:pPr>
-              <w:pStyle w:val="Normal"/>
-              <w:rPr>
-                <w:rFonts w:eastAsia="맑은 고딕" w:eastAsiaTheme="minorEastAsia"/>
+              <w:rPr>
+                <w:rFonts w:eastAsiaTheme="minorEastAsia"/>
                 <w:color w:val="FF0000"/>
               </w:rPr>
             </w:pPr>
             <w:r>
               <w:rPr>
-                <w:rFonts w:ascii="Calibri" w:hAnsi="Calibri" w:eastAsia="Calibri" w:cs="Calibri"/>
+                <w:rFonts w:ascii="Calibri" w:eastAsia="Calibri" w:hAnsi="Calibri" w:cs="Calibri"/>
               </w:rPr>
               <w:t xml:space="preserve">Markus has come back to me regarding whether or not there is another application that is coded in C++, he doesn’t know but he found the </w:t>
             </w:r>
             <w:r>
               <w:rPr>
-                <w:rFonts w:ascii="Calibri" w:hAnsi="Calibri" w:eastAsia="Calibri" w:cs="Calibri"/>
-                <w:color w:val="000000" w:themeColor="text1" w:themeTint="FF" w:themeShade="FF"/>
+                <w:rFonts w:ascii="Calibri" w:eastAsia="Calibri" w:hAnsi="Calibri" w:cs="Calibri"/>
+                <w:color w:val="000000" w:themeColor="text1"/>
               </w:rPr>
               <w:t xml:space="preserve">application </w:t>
             </w:r>
             <w:r>
               <w:rPr>
-                <w:rFonts w:ascii="Calibri" w:hAnsi="Calibri" w:eastAsia="Calibri" w:cs="Calibri"/>
+                <w:rFonts w:ascii="Calibri" w:eastAsia="Calibri" w:hAnsi="Calibri" w:cs="Calibri"/>
               </w:rPr>
               <w:t xml:space="preserve">NCAP </w:t>
             </w:r>
             <w:r>
               <w:rPr>
-                <w:rFonts w:ascii="Calibri" w:hAnsi="Calibri" w:eastAsia="Calibri" w:cs="Calibri"/>
-                <w:color w:val="000000" w:themeColor="text1" w:themeTint="FF" w:themeShade="FF"/>
+                <w:rFonts w:ascii="Calibri" w:eastAsia="Calibri" w:hAnsi="Calibri" w:cs="Calibri"/>
+                <w:color w:val="000000" w:themeColor="text1"/>
               </w:rPr>
               <w:t>that is built with C#. That might help you. Our</w:t>
             </w:r>
             <w:r>
               <w:rPr>
-                <w:rFonts w:eastAsia="맑은 고딕" w:eastAsiaTheme="minorEastAsia"/>
-                <w:color w:val="000000" w:themeColor="text1" w:themeTint="FF" w:themeShade="FF"/>
+                <w:rFonts w:eastAsiaTheme="minorEastAsia"/>
+                <w:color w:val="000000" w:themeColor="text1"/>
               </w:rPr>
               <w:t xml:space="preserve"> contact to that application is Rashid-Ahmed, Abdul-XT. </w:t>
             </w:r>
             <w:r>
               <w:rPr>
-                <w:rFonts w:eastAsia="맑은 고딕" w:eastAsiaTheme="minorEastAsia"/>
+                <w:rFonts w:eastAsiaTheme="minorEastAsia"/>
                 <w:color w:val="FF0000"/>
               </w:rPr>
               <w:t xml:space="preserve">Isn’t built using </w:t>
             </w:r>
             <w:r>
               <w:rPr>
-                <w:rFonts w:ascii="Calibri" w:hAnsi="Calibri" w:eastAsia="Calibri" w:cs="Calibri"/>
+                <w:rFonts w:ascii="Calibri" w:eastAsia="Calibri" w:hAnsi="Calibri" w:cs="Calibri"/>
                 <w:color w:val="FF0000"/>
               </w:rPr>
               <w:t>C#.</w:t>
             </w:r>
           </w:p>
-          <w:p>
-            <w:pPr>
-              <w:pStyle w:val="Normal"/>
-            </w:pPr>
-          </w:p>
+          <w:p/>
         </w:tc>
       </w:tr>
     </w:tbl>
@@ -1148,7 +1232,7 @@
     </w:p>
     <w:p>
       <w:pPr>
-        <w:pStyle w:val="Heading2"/>
+        <w:pStyle w:val="Nagwek2"/>
       </w:pPr>
       <w:r>
         <w:t xml:space="preserve">Retrieving login </w:t>
@@ -1216,26 +1300,25 @@
           <w:sz w:val="18"/>
           <w:szCs w:val="18"/>
         </w:rPr>
-        <w:t>/&lt;env&gt;/</w:t>
-      </w:r>
+        <w:t>/&lt;</w:t>
+      </w:r>
+      <w:proofErr w:type="spellStart"/>
       <w:r>
         <w:rPr>
           <w:rFonts w:ascii="Consolas" w:hAnsi="Consolas"/>
           <w:sz w:val="18"/>
           <w:szCs w:val="18"/>
         </w:rPr>
-        <w:t>data/userlogin.dat</w:t>
-      </w:r>
-      <w:r>
-        <w:t xml:space="preserve"> and detailed and split along days in </w:t>
-      </w:r>
+        <w:t>env</w:t>
+      </w:r>
+      <w:proofErr w:type="spellEnd"/>
       <w:r>
         <w:rPr>
           <w:rFonts w:ascii="Consolas" w:hAnsi="Consolas"/>
           <w:sz w:val="18"/>
           <w:szCs w:val="18"/>
         </w:rPr>
-        <w:t>…</w:t>
+        <w:t>&gt;/</w:t>
       </w:r>
       <w:r>
         <w:rPr>
@@ -1243,42 +1326,89 @@
           <w:sz w:val="18"/>
           <w:szCs w:val="18"/>
         </w:rPr>
-        <w:t>logfiles/</w:t>
-      </w:r>
-      <w:proofErr w:type="spellStart"/>
+        <w:t>data/userlogin.dat</w:t>
+      </w:r>
+      <w:r>
+        <w:t xml:space="preserve"> and detailed and split along days in </w:t>
+      </w:r>
       <w:r>
         <w:rPr>
           <w:rFonts w:ascii="Consolas" w:hAnsi="Consolas"/>
           <w:sz w:val="18"/>
           <w:szCs w:val="18"/>
         </w:rPr>
-        <w:t>rta</w:t>
-      </w:r>
-      <w:proofErr w:type="spellEnd"/>
+        <w:t>…</w:t>
+      </w:r>
+      <w:proofErr w:type="spellStart"/>
       <w:r>
         <w:rPr>
           <w:rFonts w:ascii="Consolas" w:hAnsi="Consolas"/>
           <w:sz w:val="18"/>
           <w:szCs w:val="18"/>
         </w:rPr>
-        <w:t>/&lt;env&gt;/</w:t>
-      </w:r>
-      <w:proofErr w:type="spellStart"/>
+        <w:t>logfiles</w:t>
+      </w:r>
+      <w:proofErr w:type="spellEnd"/>
       <w:r>
         <w:rPr>
           <w:rFonts w:ascii="Consolas" w:hAnsi="Consolas"/>
           <w:sz w:val="18"/>
           <w:szCs w:val="18"/>
         </w:rPr>
-        <w:t>rtausers</w:t>
-      </w:r>
-      <w:proofErr w:type="spellEnd"/>
+        <w:t>/</w:t>
+      </w:r>
+      <w:proofErr w:type="spellStart"/>
       <w:r>
         <w:rPr>
           <w:rFonts w:ascii="Consolas" w:hAnsi="Consolas"/>
           <w:sz w:val="18"/>
           <w:szCs w:val="18"/>
         </w:rPr>
+        <w:t>rta</w:t>
+      </w:r>
+      <w:proofErr w:type="spellEnd"/>
+      <w:r>
+        <w:rPr>
+          <w:rFonts w:ascii="Consolas" w:hAnsi="Consolas"/>
+          <w:sz w:val="18"/>
+          <w:szCs w:val="18"/>
+        </w:rPr>
+        <w:t>/&lt;</w:t>
+      </w:r>
+      <w:proofErr w:type="spellStart"/>
+      <w:r>
+        <w:rPr>
+          <w:rFonts w:ascii="Consolas" w:hAnsi="Consolas"/>
+          <w:sz w:val="18"/>
+          <w:szCs w:val="18"/>
+        </w:rPr>
+        <w:t>env</w:t>
+      </w:r>
+      <w:proofErr w:type="spellEnd"/>
+      <w:r>
+        <w:rPr>
+          <w:rFonts w:ascii="Consolas" w:hAnsi="Consolas"/>
+          <w:sz w:val="18"/>
+          <w:szCs w:val="18"/>
+        </w:rPr>
+        <w:t>&gt;/</w:t>
+      </w:r>
+      <w:proofErr w:type="spellStart"/>
+      <w:r>
+        <w:rPr>
+          <w:rFonts w:ascii="Consolas" w:hAnsi="Consolas"/>
+          <w:sz w:val="18"/>
+          <w:szCs w:val="18"/>
+        </w:rPr>
+        <w:t>rtausers</w:t>
+      </w:r>
+      <w:proofErr w:type="spellEnd"/>
+      <w:r>
+        <w:rPr>
+          <w:rFonts w:ascii="Consolas" w:hAnsi="Consolas"/>
+          <w:sz w:val="18"/>
+          <w:szCs w:val="18"/>
+        </w:rPr>
         <w:t>-&lt;date&gt;.log</w:t>
       </w:r>
     </w:p>
@@ -1288,7 +1418,7 @@
       </w:pPr>
       <w:r>
         <w:rPr>
-          <w:rFonts w:ascii="Calibri" w:hAnsi="Calibri" w:eastAsia="Calibri" w:cs="Calibri"/>
+          <w:rFonts w:ascii="Calibri" w:eastAsia="Calibri" w:hAnsi="Calibri" w:cs="Calibri"/>
         </w:rPr>
         <w:t>Production hosts are:</w:t>
       </w:r>
@@ -1297,7 +1427,7 @@
       <w:tblPr>
         <w:tblW w:w="0" w:type="auto"/>
         <w:tblLayout w:type="fixed"/>
-        <w:tblLook w:val="04A0" w:firstRow="1" w:lastRow="0" w:firstColumn="1" w:lastColumn="0" w:noHBand="0" w:noVBand="1"/>
+        <w:tblLook w:val="04A0"/>
       </w:tblPr>
       <w:tblGrid>
         <w:gridCol w:w="2685"/>
@@ -1311,10 +1441,10 @@
           <w:tcPr>
             <w:tcW w:w="2685" w:type="dxa"/>
             <w:tcBorders>
-              <w:top w:val="single" w:color="A6A6A6" w:themeColor="background1" w:themeShade="A6" w:sz="8" w:space="0"/>
-              <w:left w:val="single" w:color="A6A6A6" w:themeColor="background1" w:themeShade="A6" w:sz="8" w:space="0"/>
-              <w:bottom w:val="single" w:color="A6A6A6" w:themeColor="background1" w:themeShade="A6" w:sz="8" w:space="0"/>
-              <w:right w:val="single" w:color="A6A6A6" w:themeColor="background1" w:themeShade="A6" w:sz="8" w:space="0"/>
+              <w:top w:val="single" w:sz="8" w:space="0" w:color="A6A6A6" w:themeColor="background1" w:themeShade="A6"/>
+              <w:left w:val="single" w:sz="8" w:space="0" w:color="A6A6A6" w:themeColor="background1" w:themeShade="A6"/>
+              <w:bottom w:val="single" w:sz="8" w:space="0" w:color="A6A6A6" w:themeColor="background1" w:themeShade="A6"/>
+              <w:right w:val="single" w:sz="8" w:space="0" w:color="A6A6A6" w:themeColor="background1" w:themeShade="A6"/>
             </w:tcBorders>
             <w:vAlign w:val="bottom"/>
           </w:tcPr>
@@ -1324,7 +1454,7 @@
             </w:pPr>
             <w:r>
               <w:rPr>
-                <w:rFonts w:ascii="Arial" w:hAnsi="Arial" w:eastAsia="Arial" w:cs="Arial"/>
+                <w:rFonts w:ascii="Arial" w:eastAsia="Arial" w:hAnsi="Arial" w:cs="Arial"/>
                 <w:color w:val="000000" w:themeColor="text1"/>
               </w:rPr>
               <w:t>MORZ-R1</w:t>
@@ -1335,10 +1465,10 @@
           <w:tcPr>
             <w:tcW w:w="3105" w:type="dxa"/>
             <w:tcBorders>
-              <w:top w:val="single" w:color="A6A6A6" w:themeColor="background1" w:themeShade="A6" w:sz="8" w:space="0"/>
-              <w:left w:val="single" w:color="A6A6A6" w:themeColor="background1" w:themeShade="A6" w:sz="8" w:space="0"/>
-              <w:bottom w:val="single" w:color="A6A6A6" w:themeColor="background1" w:themeShade="A6" w:sz="8" w:space="0"/>
-              <w:right w:val="single" w:color="A6A6A6" w:themeColor="background1" w:themeShade="A6" w:sz="8" w:space="0"/>
+              <w:top w:val="single" w:sz="8" w:space="0" w:color="A6A6A6" w:themeColor="background1" w:themeShade="A6"/>
+              <w:left w:val="single" w:sz="8" w:space="0" w:color="A6A6A6" w:themeColor="background1" w:themeShade="A6"/>
+              <w:bottom w:val="single" w:sz="8" w:space="0" w:color="A6A6A6" w:themeColor="background1" w:themeShade="A6"/>
+              <w:right w:val="single" w:sz="8" w:space="0" w:color="A6A6A6" w:themeColor="background1" w:themeShade="A6"/>
             </w:tcBorders>
             <w:vAlign w:val="bottom"/>
           </w:tcPr>
@@ -1348,7 +1478,7 @@
             </w:pPr>
             <w:r>
               <w:rPr>
-                <w:rFonts w:ascii="Arial" w:hAnsi="Arial" w:eastAsia="Arial" w:cs="Arial"/>
+                <w:rFonts w:ascii="Arial" w:eastAsia="Arial" w:hAnsi="Arial" w:cs="Arial"/>
                 <w:color w:val="000000" w:themeColor="text1"/>
               </w:rPr>
               <w:t>szur5048pap</w:t>
@@ -1364,10 +1494,10 @@
           <w:tcPr>
             <w:tcW w:w="2685" w:type="dxa"/>
             <w:tcBorders>
-              <w:top w:val="single" w:color="A6A6A6" w:themeColor="background1" w:themeShade="A6" w:sz="8" w:space="0"/>
-              <w:left w:val="single" w:color="A6A6A6" w:themeColor="background1" w:themeShade="A6" w:sz="8" w:space="0"/>
-              <w:bottom w:val="single" w:color="A6A6A6" w:themeColor="background1" w:themeShade="A6" w:sz="8" w:space="0"/>
-              <w:right w:val="single" w:color="A6A6A6" w:themeColor="background1" w:themeShade="A6" w:sz="8" w:space="0"/>
+              <w:top w:val="single" w:sz="8" w:space="0" w:color="A6A6A6" w:themeColor="background1" w:themeShade="A6"/>
+              <w:left w:val="single" w:sz="8" w:space="0" w:color="A6A6A6" w:themeColor="background1" w:themeShade="A6"/>
+              <w:bottom w:val="single" w:sz="8" w:space="0" w:color="A6A6A6" w:themeColor="background1" w:themeShade="A6"/>
+              <w:right w:val="single" w:sz="8" w:space="0" w:color="A6A6A6" w:themeColor="background1" w:themeShade="A6"/>
             </w:tcBorders>
             <w:vAlign w:val="bottom"/>
           </w:tcPr>
@@ -1377,7 +1507,7 @@
             </w:pPr>
             <w:r>
               <w:rPr>
-                <w:rFonts w:ascii="Arial" w:hAnsi="Arial" w:eastAsia="Arial" w:cs="Arial"/>
+                <w:rFonts w:ascii="Arial" w:eastAsia="Arial" w:hAnsi="Arial" w:cs="Arial"/>
                 <w:color w:val="000000" w:themeColor="text1"/>
               </w:rPr>
               <w:t>MORZ-R2</w:t>
@@ -1388,10 +1518,10 @@
           <w:tcPr>
             <w:tcW w:w="3105" w:type="dxa"/>
             <w:tcBorders>
-              <w:top w:val="single" w:color="A6A6A6" w:themeColor="background1" w:themeShade="A6" w:sz="8" w:space="0"/>
-              <w:left w:val="single" w:color="A6A6A6" w:themeColor="background1" w:themeShade="A6" w:sz="8" w:space="0"/>
-              <w:bottom w:val="single" w:color="A6A6A6" w:themeColor="background1" w:themeShade="A6" w:sz="8" w:space="0"/>
-              <w:right w:val="single" w:color="A6A6A6" w:themeColor="background1" w:themeShade="A6" w:sz="8" w:space="0"/>
+              <w:top w:val="single" w:sz="8" w:space="0" w:color="A6A6A6" w:themeColor="background1" w:themeShade="A6"/>
+              <w:left w:val="single" w:sz="8" w:space="0" w:color="A6A6A6" w:themeColor="background1" w:themeShade="A6"/>
+              <w:bottom w:val="single" w:sz="8" w:space="0" w:color="A6A6A6" w:themeColor="background1" w:themeShade="A6"/>
+              <w:right w:val="single" w:sz="8" w:space="0" w:color="A6A6A6" w:themeColor="background1" w:themeShade="A6"/>
             </w:tcBorders>
             <w:vAlign w:val="bottom"/>
           </w:tcPr>
@@ -1401,7 +1531,7 @@
             </w:pPr>
             <w:r>
               <w:rPr>
-                <w:rFonts w:ascii="Arial" w:hAnsi="Arial" w:eastAsia="Arial" w:cs="Arial"/>
+                <w:rFonts w:ascii="Arial" w:eastAsia="Arial" w:hAnsi="Arial" w:cs="Arial"/>
                 <w:color w:val="000000" w:themeColor="text1"/>
               </w:rPr>
               <w:t>szur1044pap</w:t>
@@ -1417,10 +1547,10 @@
           <w:tcPr>
             <w:tcW w:w="2685" w:type="dxa"/>
             <w:tcBorders>
-              <w:top w:val="single" w:color="A6A6A6" w:themeColor="background1" w:themeShade="A6" w:sz="8" w:space="0"/>
-              <w:left w:val="single" w:color="A6A6A6" w:themeColor="background1" w:themeShade="A6" w:sz="8" w:space="0"/>
-              <w:bottom w:val="single" w:color="A6A6A6" w:themeColor="background1" w:themeShade="A6" w:sz="8" w:space="0"/>
-              <w:right w:val="single" w:color="A6A6A6" w:themeColor="background1" w:themeShade="A6" w:sz="8" w:space="0"/>
+              <w:top w:val="single" w:sz="8" w:space="0" w:color="A6A6A6" w:themeColor="background1" w:themeShade="A6"/>
+              <w:left w:val="single" w:sz="8" w:space="0" w:color="A6A6A6" w:themeColor="background1" w:themeShade="A6"/>
+              <w:bottom w:val="single" w:sz="8" w:space="0" w:color="A6A6A6" w:themeColor="background1" w:themeShade="A6"/>
+              <w:right w:val="single" w:sz="8" w:space="0" w:color="A6A6A6" w:themeColor="background1" w:themeShade="A6"/>
             </w:tcBorders>
             <w:vAlign w:val="bottom"/>
           </w:tcPr>
@@ -1430,7 +1560,7 @@
             </w:pPr>
             <w:r>
               <w:rPr>
-                <w:rFonts w:ascii="Arial" w:hAnsi="Arial" w:eastAsia="Arial" w:cs="Arial"/>
+                <w:rFonts w:ascii="Arial" w:eastAsia="Arial" w:hAnsi="Arial" w:cs="Arial"/>
                 <w:color w:val="000000" w:themeColor="text1"/>
               </w:rPr>
               <w:t>MORZ-R3</w:t>
@@ -1441,10 +1571,10 @@
           <w:tcPr>
             <w:tcW w:w="3105" w:type="dxa"/>
             <w:tcBorders>
-              <w:top w:val="single" w:color="A6A6A6" w:themeColor="background1" w:themeShade="A6" w:sz="8" w:space="0"/>
-              <w:left w:val="single" w:color="A6A6A6" w:themeColor="background1" w:themeShade="A6" w:sz="8" w:space="0"/>
-              <w:bottom w:val="single" w:color="A6A6A6" w:themeColor="background1" w:themeShade="A6" w:sz="8" w:space="0"/>
-              <w:right w:val="single" w:color="A6A6A6" w:themeColor="background1" w:themeShade="A6" w:sz="8" w:space="0"/>
+              <w:top w:val="single" w:sz="8" w:space="0" w:color="A6A6A6" w:themeColor="background1" w:themeShade="A6"/>
+              <w:left w:val="single" w:sz="8" w:space="0" w:color="A6A6A6" w:themeColor="background1" w:themeShade="A6"/>
+              <w:bottom w:val="single" w:sz="8" w:space="0" w:color="A6A6A6" w:themeColor="background1" w:themeShade="A6"/>
+              <w:right w:val="single" w:sz="8" w:space="0" w:color="A6A6A6" w:themeColor="background1" w:themeShade="A6"/>
             </w:tcBorders>
             <w:vAlign w:val="bottom"/>
           </w:tcPr>
@@ -1454,7 +1584,7 @@
             </w:pPr>
             <w:r>
               <w:rPr>
-                <w:rFonts w:ascii="Arial" w:hAnsi="Arial" w:eastAsia="Arial" w:cs="Arial"/>
+                <w:rFonts w:ascii="Arial" w:eastAsia="Arial" w:hAnsi="Arial" w:cs="Arial"/>
                 <w:color w:val="000000" w:themeColor="text1"/>
               </w:rPr>
               <w:t>szur5176pap</w:t>
@@ -1470,10 +1600,10 @@
           <w:tcPr>
             <w:tcW w:w="2685" w:type="dxa"/>
             <w:tcBorders>
-              <w:top w:val="single" w:color="A6A6A6" w:themeColor="background1" w:themeShade="A6" w:sz="8" w:space="0"/>
-              <w:left w:val="single" w:color="A6A6A6" w:themeColor="background1" w:themeShade="A6" w:sz="8" w:space="0"/>
-              <w:bottom w:val="single" w:color="A6A6A6" w:themeColor="background1" w:themeShade="A6" w:sz="8" w:space="0"/>
-              <w:right w:val="single" w:color="A6A6A6" w:themeColor="background1" w:themeShade="A6" w:sz="8" w:space="0"/>
+              <w:top w:val="single" w:sz="8" w:space="0" w:color="A6A6A6" w:themeColor="background1" w:themeShade="A6"/>
+              <w:left w:val="single" w:sz="8" w:space="0" w:color="A6A6A6" w:themeColor="background1" w:themeShade="A6"/>
+              <w:bottom w:val="single" w:sz="8" w:space="0" w:color="A6A6A6" w:themeColor="background1" w:themeShade="A6"/>
+              <w:right w:val="single" w:sz="8" w:space="0" w:color="A6A6A6" w:themeColor="background1" w:themeShade="A6"/>
             </w:tcBorders>
             <w:vAlign w:val="bottom"/>
           </w:tcPr>
@@ -1483,10 +1613,9 @@
             </w:pPr>
             <w:r>
               <w:rPr>
-                <w:rFonts w:ascii="Arial" w:hAnsi="Arial" w:eastAsia="Arial" w:cs="Arial"/>
+                <w:rFonts w:ascii="Arial" w:eastAsia="Arial" w:hAnsi="Arial" w:cs="Arial"/>
                 <w:color w:val="000000" w:themeColor="text1"/>
               </w:rPr>
-              <w:lastRenderedPageBreak/>
               <w:t>MORZ-R4</w:t>
             </w:r>
           </w:p>
@@ -1495,10 +1624,10 @@
           <w:tcPr>
             <w:tcW w:w="3105" w:type="dxa"/>
             <w:tcBorders>
-              <w:top w:val="single" w:color="A6A6A6" w:themeColor="background1" w:themeShade="A6" w:sz="8" w:space="0"/>
-              <w:left w:val="single" w:color="A6A6A6" w:themeColor="background1" w:themeShade="A6" w:sz="8" w:space="0"/>
-              <w:bottom w:val="single" w:color="A6A6A6" w:themeColor="background1" w:themeShade="A6" w:sz="8" w:space="0"/>
-              <w:right w:val="single" w:color="A6A6A6" w:themeColor="background1" w:themeShade="A6" w:sz="8" w:space="0"/>
+              <w:top w:val="single" w:sz="8" w:space="0" w:color="A6A6A6" w:themeColor="background1" w:themeShade="A6"/>
+              <w:left w:val="single" w:sz="8" w:space="0" w:color="A6A6A6" w:themeColor="background1" w:themeShade="A6"/>
+              <w:bottom w:val="single" w:sz="8" w:space="0" w:color="A6A6A6" w:themeColor="background1" w:themeShade="A6"/>
+              <w:right w:val="single" w:sz="8" w:space="0" w:color="A6A6A6" w:themeColor="background1" w:themeShade="A6"/>
             </w:tcBorders>
             <w:vAlign w:val="bottom"/>
           </w:tcPr>
@@ -1508,7 +1637,7 @@
             </w:pPr>
             <w:r>
               <w:rPr>
-                <w:rFonts w:ascii="Arial" w:hAnsi="Arial" w:eastAsia="Arial" w:cs="Arial"/>
+                <w:rFonts w:ascii="Arial" w:eastAsia="Arial" w:hAnsi="Arial" w:cs="Arial"/>
                 <w:color w:val="000000" w:themeColor="text1"/>
               </w:rPr>
               <w:t>szur1047pap</w:t>
@@ -1523,7 +1652,7 @@
       </w:pPr>
       <w:r>
         <w:rPr>
-          <w:rFonts w:ascii="Calibri" w:hAnsi="Calibri" w:eastAsia="Calibri" w:cs="Calibri"/>
+          <w:rFonts w:ascii="Calibri" w:eastAsia="Calibri" w:hAnsi="Calibri" w:cs="Calibri"/>
         </w:rPr>
         <w:t>One needs to check all four of them, users in R1/R2 may overlap same as in R3/R4, but between those groups most likely will be different.</w:t>
       </w:r>
@@ -1533,6 +1662,7 @@
         <w:spacing w:line="252" w:lineRule="auto"/>
       </w:pPr>
       <w:r>
+        <w:lastRenderedPageBreak/>
         <w:t>Example</w:t>
       </w:r>
       <w:r>
@@ -1595,7 +1725,15 @@
         <w:t>may not be available in production environments</w:t>
       </w:r>
       <w:r>
-        <w:t xml:space="preserve"> and one must locate corresponding directories and cd there directly)</w:t>
+        <w:t xml:space="preserve"> and one must locate corresponding directories and </w:t>
+      </w:r>
+      <w:proofErr w:type="spellStart"/>
+      <w:r>
+        <w:t>cd</w:t>
+      </w:r>
+      <w:proofErr w:type="spellEnd"/>
+      <w:r>
+        <w:t xml:space="preserve"> there directly)</w:t>
       </w:r>
     </w:p>
     <w:p>
@@ -1793,7 +1931,25 @@
           <w:sz w:val="14"/>
           <w:szCs w:val="14"/>
         </w:rPr>
-        <w:t>You need to authenticate yourself. Running kinit...</w:t>
+        <w:t xml:space="preserve">You need to authenticate yourself. Running </w:t>
+      </w:r>
+      <w:proofErr w:type="spellStart"/>
+      <w:r>
+        <w:rPr>
+          <w:rFonts w:ascii="Consolas" w:hAnsi="Consolas"/>
+          <w:sz w:val="14"/>
+          <w:szCs w:val="14"/>
+        </w:rPr>
+        <w:t>kinit</w:t>
+      </w:r>
+      <w:proofErr w:type="spellEnd"/>
+      <w:r>
+        <w:rPr>
+          <w:rFonts w:ascii="Consolas" w:hAnsi="Consolas"/>
+          <w:sz w:val="14"/>
+          <w:szCs w:val="14"/>
+        </w:rPr>
+        <w:t>...</w:t>
       </w:r>
     </w:p>
     <w:p>
@@ -1815,10 +1971,10 @@
         </w:rPr>
         <w:t xml:space="preserve">Password for </w:t>
       </w:r>
-      <w:hyperlink w:history="1" r:id="rId10">
+      <w:hyperlink r:id="rId10" w:history="1">
         <w:r>
           <w:rPr>
-            <w:rStyle w:val="Hyperlink"/>
+            <w:rStyle w:val="Hipercze"/>
             <w:rFonts w:ascii="Consolas" w:hAnsi="Consolas"/>
             <w:sz w:val="14"/>
             <w:szCs w:val="14"/>
@@ -2410,53 +2566,27 @@
           <w:rFonts w:ascii="Consolas" w:hAnsi="Consolas"/>
           <w:sz w:val="14"/>
           <w:szCs w:val="14"/>
-        </w:rPr>
-      </w:pPr>
-      <w:r>
-        <w:rPr>
-          <w:rFonts w:ascii="Consolas" w:hAnsi="Consolas"/>
-          <w:sz w:val="14"/>
-          <w:szCs w:val="14"/>
-        </w:rPr>
-        <w:t>szur0173dap:/home/</w:t>
-      </w:r>
-      <w:proofErr w:type="spellStart"/>
-      <w:r>
-        <w:rPr>
-          <w:rFonts w:ascii="Consolas" w:hAnsi="Consolas"/>
-          <w:sz w:val="14"/>
-          <w:szCs w:val="14"/>
-        </w:rPr>
-        <w:t>mordev</w:t>
-      </w:r>
-      <w:proofErr w:type="spellEnd"/>
-      <w:r>
-        <w:rPr>
-          <w:rFonts w:ascii="Consolas" w:hAnsi="Consolas"/>
-          <w:sz w:val="14"/>
-          <w:szCs w:val="14"/>
-        </w:rPr>
-        <w:t xml:space="preserve">&gt; </w:t>
-      </w:r>
-      <w:proofErr w:type="spellStart"/>
+          <w:lang w:val="fr-FR"/>
+        </w:rPr>
+      </w:pPr>
+      <w:r>
+        <w:rPr>
+          <w:rFonts w:ascii="Consolas" w:hAnsi="Consolas"/>
+          <w:sz w:val="14"/>
+          <w:szCs w:val="14"/>
+          <w:lang w:val="fr-FR"/>
+        </w:rPr>
+        <w:t xml:space="preserve">szur0173dap:/home/mordev&gt; </w:t>
+      </w:r>
       <w:r>
         <w:rPr>
           <w:rFonts w:ascii="Consolas" w:hAnsi="Consolas"/>
           <w:sz w:val="14"/>
           <w:szCs w:val="14"/>
           <w:highlight w:val="yellow"/>
-        </w:rPr>
-        <w:t>ait</w:t>
-      </w:r>
-      <w:proofErr w:type="spellEnd"/>
-      <w:r>
-        <w:rPr>
-          <w:rFonts w:ascii="Consolas" w:hAnsi="Consolas"/>
-          <w:sz w:val="14"/>
-          <w:szCs w:val="14"/>
-          <w:highlight w:val="yellow"/>
-        </w:rPr>
-        <w:t>-f</w:t>
+          <w:lang w:val="fr-FR"/>
+        </w:rPr>
+        <w:t>ait-f</w:t>
       </w:r>
     </w:p>
     <w:p>
@@ -2468,44 +2598,18 @@
           <w:rFonts w:ascii="Consolas" w:hAnsi="Consolas"/>
           <w:sz w:val="14"/>
           <w:szCs w:val="14"/>
-        </w:rPr>
-      </w:pPr>
-      <w:r>
-        <w:rPr>
-          <w:rFonts w:ascii="Consolas" w:hAnsi="Consolas"/>
-          <w:sz w:val="14"/>
-          <w:szCs w:val="14"/>
-        </w:rPr>
-        <w:t xml:space="preserve">RTA </w:t>
-      </w:r>
-      <w:proofErr w:type="spellStart"/>
-      <w:r>
-        <w:rPr>
-          <w:rFonts w:ascii="Consolas" w:hAnsi="Consolas"/>
-          <w:sz w:val="14"/>
-          <w:szCs w:val="14"/>
-        </w:rPr>
-        <w:t>ait</w:t>
-      </w:r>
-      <w:proofErr w:type="spellEnd"/>
-      <w:r>
-        <w:rPr>
-          <w:rFonts w:ascii="Consolas" w:hAnsi="Consolas"/>
-          <w:sz w:val="14"/>
-          <w:szCs w:val="14"/>
-        </w:rPr>
-        <w:t xml:space="preserve">-f v21.4.2&gt; </w:t>
-      </w:r>
-      <w:proofErr w:type="spellStart"/>
-      <w:r>
-        <w:rPr>
-          <w:rFonts w:ascii="Consolas" w:hAnsi="Consolas"/>
-          <w:sz w:val="14"/>
-          <w:szCs w:val="14"/>
-        </w:rPr>
-        <w:t>pwd</w:t>
-      </w:r>
-      <w:proofErr w:type="spellEnd"/>
+          <w:lang w:val="fr-FR"/>
+        </w:rPr>
+      </w:pPr>
+      <w:r>
+        <w:rPr>
+          <w:rFonts w:ascii="Consolas" w:hAnsi="Consolas"/>
+          <w:sz w:val="14"/>
+          <w:szCs w:val="14"/>
+          <w:lang w:val="fr-FR"/>
+        </w:rPr>
+        <w:t>RTA ait-f v21.4.2&gt; pwd</w:t>
+      </w:r>
     </w:p>
     <w:p>
       <w:pPr>
@@ -2516,87 +2620,17 @@
           <w:rFonts w:ascii="Consolas" w:hAnsi="Consolas"/>
           <w:sz w:val="14"/>
           <w:szCs w:val="14"/>
-        </w:rPr>
-      </w:pPr>
-      <w:r>
-        <w:rPr>
-          <w:rFonts w:ascii="Consolas" w:hAnsi="Consolas"/>
-          <w:sz w:val="14"/>
-          <w:szCs w:val="14"/>
-        </w:rPr>
-        <w:t>/</w:t>
-      </w:r>
-      <w:proofErr w:type="spellStart"/>
-      <w:r>
-        <w:rPr>
-          <w:rFonts w:ascii="Consolas" w:hAnsi="Consolas"/>
-          <w:sz w:val="14"/>
-          <w:szCs w:val="14"/>
-        </w:rPr>
-        <w:t>sbcimp</w:t>
-      </w:r>
-      <w:proofErr w:type="spellEnd"/>
-      <w:r>
-        <w:rPr>
-          <w:rFonts w:ascii="Consolas" w:hAnsi="Consolas"/>
-          <w:sz w:val="14"/>
-          <w:szCs w:val="14"/>
-        </w:rPr>
-        <w:t>/</w:t>
-      </w:r>
-      <w:proofErr w:type="spellStart"/>
-      <w:r>
-        <w:rPr>
-          <w:rFonts w:ascii="Consolas" w:hAnsi="Consolas"/>
-          <w:sz w:val="14"/>
-          <w:szCs w:val="14"/>
-        </w:rPr>
-        <w:t>dyn</w:t>
-      </w:r>
-      <w:proofErr w:type="spellEnd"/>
-      <w:r>
-        <w:rPr>
-          <w:rFonts w:ascii="Consolas" w:hAnsi="Consolas"/>
-          <w:sz w:val="14"/>
-          <w:szCs w:val="14"/>
-        </w:rPr>
-        <w:t>/data/</w:t>
-      </w:r>
-      <w:proofErr w:type="spellStart"/>
-      <w:r>
-        <w:rPr>
-          <w:rFonts w:ascii="Consolas" w:hAnsi="Consolas"/>
-          <w:sz w:val="14"/>
-          <w:szCs w:val="14"/>
-        </w:rPr>
-        <w:t>rta</w:t>
-      </w:r>
-      <w:proofErr w:type="spellEnd"/>
-      <w:r>
-        <w:rPr>
-          <w:rFonts w:ascii="Consolas" w:hAnsi="Consolas"/>
-          <w:sz w:val="14"/>
-          <w:szCs w:val="14"/>
-        </w:rPr>
-        <w:t>/</w:t>
-      </w:r>
-      <w:proofErr w:type="spellStart"/>
-      <w:r>
-        <w:rPr>
-          <w:rFonts w:ascii="Consolas" w:hAnsi="Consolas"/>
-          <w:sz w:val="14"/>
-          <w:szCs w:val="14"/>
-        </w:rPr>
-        <w:t>ait</w:t>
-      </w:r>
-      <w:proofErr w:type="spellEnd"/>
-      <w:r>
-        <w:rPr>
-          <w:rFonts w:ascii="Consolas" w:hAnsi="Consolas"/>
-          <w:sz w:val="14"/>
-          <w:szCs w:val="14"/>
-        </w:rPr>
-        <w:t>-f/scripts</w:t>
+          <w:lang w:val="fr-FR"/>
+        </w:rPr>
+      </w:pPr>
+      <w:r>
+        <w:rPr>
+          <w:rFonts w:ascii="Consolas" w:hAnsi="Consolas"/>
+          <w:sz w:val="14"/>
+          <w:szCs w:val="14"/>
+          <w:lang w:val="fr-FR"/>
+        </w:rPr>
+        <w:t>/sbcimp/dyn/data/rta/ait-f/scripts</w:t>
       </w:r>
     </w:p>
     <w:p>
@@ -2640,19 +2674,8 @@
           <w:szCs w:val="14"/>
           <w:lang w:val="fr-FR"/>
         </w:rPr>
-        <w:t xml:space="preserve">RTA ait-f v21.4.2&gt; </w:t>
-      </w:r>
-      <w:proofErr w:type="spellStart"/>
-      <w:r>
-        <w:rPr>
-          <w:rFonts w:ascii="Consolas" w:hAnsi="Consolas"/>
-          <w:sz w:val="14"/>
-          <w:szCs w:val="14"/>
-          <w:lang w:val="fr-FR"/>
-        </w:rPr>
-        <w:t>pwd</w:t>
-      </w:r>
-      <w:proofErr w:type="spellEnd"/>
+        <w:t>RTA ait-f v21.4.2&gt; pwd</w:t>
+      </w:r>
     </w:p>
     <w:p>
       <w:pPr>
@@ -2674,73 +2697,7 @@
           <w:highlight w:val="yellow"/>
           <w:lang w:val="it-IT"/>
         </w:rPr>
-        <w:t>/</w:t>
-      </w:r>
-      <w:proofErr w:type="spellStart"/>
-      <w:r>
-        <w:rPr>
-          <w:rFonts w:ascii="Consolas" w:hAnsi="Consolas"/>
-          <w:sz w:val="14"/>
-          <w:szCs w:val="14"/>
-          <w:highlight w:val="yellow"/>
-          <w:lang w:val="it-IT"/>
-        </w:rPr>
-        <w:t>sbcimp</w:t>
-      </w:r>
-      <w:proofErr w:type="spellEnd"/>
-      <w:r>
-        <w:rPr>
-          <w:rFonts w:ascii="Consolas" w:hAnsi="Consolas"/>
-          <w:sz w:val="14"/>
-          <w:szCs w:val="14"/>
-          <w:highlight w:val="yellow"/>
-          <w:lang w:val="it-IT"/>
-        </w:rPr>
-        <w:t>/dyn/data/</w:t>
-      </w:r>
-      <w:proofErr w:type="spellStart"/>
-      <w:r>
-        <w:rPr>
-          <w:rFonts w:ascii="Consolas" w:hAnsi="Consolas"/>
-          <w:sz w:val="14"/>
-          <w:szCs w:val="14"/>
-          <w:highlight w:val="yellow"/>
-          <w:lang w:val="it-IT"/>
-        </w:rPr>
-        <w:t>rta</w:t>
-      </w:r>
-      <w:proofErr w:type="spellEnd"/>
-      <w:r>
-        <w:rPr>
-          <w:rFonts w:ascii="Consolas" w:hAnsi="Consolas"/>
-          <w:sz w:val="14"/>
-          <w:szCs w:val="14"/>
-          <w:highlight w:val="yellow"/>
-          <w:lang w:val="it-IT"/>
-        </w:rPr>
-        <w:t>/</w:t>
-      </w:r>
-      <w:proofErr w:type="spellStart"/>
-      <w:r>
-        <w:rPr>
-          <w:rFonts w:ascii="Consolas" w:hAnsi="Consolas"/>
-          <w:sz w:val="14"/>
-          <w:szCs w:val="14"/>
-          <w:highlight w:val="yellow"/>
-          <w:lang w:val="it-IT"/>
-        </w:rPr>
-        <w:t>ait</w:t>
-      </w:r>
-      <w:proofErr w:type="spellEnd"/>
-      <w:r>
-        <w:rPr>
-          <w:rFonts w:ascii="Consolas" w:hAnsi="Consolas"/>
-          <w:sz w:val="14"/>
-          <w:szCs w:val="14"/>
-          <w:highlight w:val="yellow"/>
-          <w:lang w:val="it-IT"/>
-        </w:rPr>
-        <w:t>-f/data</w:t>
+        <w:t>/sbcimp/dyn/data/rta/ait-f/data</w:t>
       </w:r>
     </w:p>
     <w:p>
@@ -2762,67 +2719,7 @@
           <w:szCs w:val="14"/>
           <w:lang w:val="it-IT"/>
         </w:rPr>
-        <w:t xml:space="preserve">RTA </w:t>
-      </w:r>
-      <w:proofErr w:type="spellStart"/>
-      <w:r>
-        <w:rPr>
-          <w:rFonts w:ascii="Consolas" w:hAnsi="Consolas"/>
-          <w:sz w:val="14"/>
-          <w:szCs w:val="14"/>
-          <w:lang w:val="it-IT"/>
-        </w:rPr>
-        <w:t>ait</w:t>
-      </w:r>
-      <w:proofErr w:type="spellEnd"/>
-      <w:r>
-        <w:rPr>
-          <w:rFonts w:ascii="Consolas" w:hAnsi="Consolas"/>
-          <w:sz w:val="14"/>
-          <w:szCs w:val="14"/>
-          <w:lang w:val="it-IT"/>
-        </w:rPr>
-        <w:t xml:space="preserve">-f v21.4.2&gt; </w:t>
-      </w:r>
-      <w:proofErr w:type="spellStart"/>
-      <w:r>
-        <w:rPr>
-          <w:rFonts w:ascii="Consolas" w:hAnsi="Consolas"/>
-          <w:sz w:val="14"/>
-          <w:szCs w:val="14"/>
-          <w:lang w:val="it-IT"/>
-        </w:rPr>
-        <w:t>ls</w:t>
-      </w:r>
-      <w:proofErr w:type="spellEnd"/>
-      <w:r>
-        <w:rPr>
-          <w:rFonts w:ascii="Consolas" w:hAnsi="Consolas"/>
-          <w:sz w:val="14"/>
-          <w:szCs w:val="14"/>
-          <w:lang w:val="it-IT"/>
-        </w:rPr>
-        <w:t xml:space="preserve"> -</w:t>
-      </w:r>
-      <w:proofErr w:type="spellStart"/>
-      <w:r>
-        <w:rPr>
-          <w:rFonts w:ascii="Consolas" w:hAnsi="Consolas"/>
-          <w:sz w:val="14"/>
-          <w:szCs w:val="14"/>
-          <w:lang w:val="it-IT"/>
-        </w:rPr>
-        <w:t>laLF</w:t>
-      </w:r>
-      <w:proofErr w:type="spellEnd"/>
-      <w:r>
-        <w:rPr>
-          <w:rFonts w:ascii="Consolas" w:hAnsi="Consolas"/>
-          <w:sz w:val="14"/>
-          <w:szCs w:val="14"/>
-          <w:lang w:val="it-IT"/>
-        </w:rPr>
-        <w:t xml:space="preserve"> userlogin.dat</w:t>
+        <w:t>RTA ait-f v21.4.2&gt; ls -laLF userlogin.dat</w:t>
       </w:r>
     </w:p>
     <w:p>
@@ -2844,107 +2741,7 @@
           <w:szCs w:val="14"/>
           <w:lang w:val="it-IT"/>
         </w:rPr>
-        <w:t>-</w:t>
-      </w:r>
-      <w:proofErr w:type="spellStart"/>
-      <w:r>
-        <w:rPr>
-          <w:rFonts w:ascii="Consolas" w:hAnsi="Consolas"/>
-          <w:sz w:val="14"/>
-          <w:szCs w:val="14"/>
-          <w:lang w:val="it-IT"/>
-        </w:rPr>
-        <w:t>rw</w:t>
-      </w:r>
-      <w:proofErr w:type="spellEnd"/>
-      <w:r>
-        <w:rPr>
-          <w:rFonts w:ascii="Consolas" w:hAnsi="Consolas"/>
-          <w:sz w:val="14"/>
-          <w:szCs w:val="14"/>
-          <w:lang w:val="it-IT"/>
-        </w:rPr>
-        <w:t>-</w:t>
-      </w:r>
-      <w:proofErr w:type="spellStart"/>
-      <w:r>
-        <w:rPr>
-          <w:rFonts w:ascii="Consolas" w:hAnsi="Consolas"/>
-          <w:sz w:val="14"/>
-          <w:szCs w:val="14"/>
-          <w:lang w:val="it-IT"/>
-        </w:rPr>
-        <w:t>rw</w:t>
-      </w:r>
-      <w:proofErr w:type="spellEnd"/>
-      <w:r>
-        <w:rPr>
-          <w:rFonts w:ascii="Consolas" w:hAnsi="Consolas"/>
-          <w:sz w:val="14"/>
-          <w:szCs w:val="14"/>
-          <w:lang w:val="it-IT"/>
-        </w:rPr>
-        <w:t xml:space="preserve">-r--   1 </w:t>
-      </w:r>
-      <w:proofErr w:type="spellStart"/>
-      <w:r>
-        <w:rPr>
-          <w:rFonts w:ascii="Consolas" w:hAnsi="Consolas"/>
-          <w:sz w:val="14"/>
-          <w:szCs w:val="14"/>
-          <w:lang w:val="it-IT"/>
-        </w:rPr>
-        <w:t>mordev</w:t>
-      </w:r>
-      <w:proofErr w:type="spellEnd"/>
-      <w:r>
-        <w:rPr>
-          <w:rFonts w:ascii="Consolas" w:hAnsi="Consolas"/>
-          <w:sz w:val="14"/>
-          <w:szCs w:val="14"/>
-          <w:lang w:val="it-IT"/>
-        </w:rPr>
-        <w:t xml:space="preserve">   </w:t>
-      </w:r>
-      <w:proofErr w:type="spellStart"/>
-      <w:r>
-        <w:rPr>
-          <w:rFonts w:ascii="Consolas" w:hAnsi="Consolas"/>
-          <w:sz w:val="14"/>
-          <w:szCs w:val="14"/>
-          <w:lang w:val="it-IT"/>
-        </w:rPr>
-        <w:t>mor_dev</w:t>
-      </w:r>
-      <w:proofErr w:type="spellEnd"/>
-      <w:r>
-        <w:rPr>
-          <w:rFonts w:ascii="Consolas" w:hAnsi="Consolas"/>
-          <w:sz w:val="14"/>
-          <w:szCs w:val="14"/>
-          <w:lang w:val="it-IT"/>
-        </w:rPr>
-        <w:t xml:space="preserve">   422150 </w:t>
-      </w:r>
-      <w:proofErr w:type="spellStart"/>
-      <w:r>
-        <w:rPr>
-          <w:rFonts w:ascii="Consolas" w:hAnsi="Consolas"/>
-          <w:sz w:val="14"/>
-          <w:szCs w:val="14"/>
-          <w:lang w:val="it-IT"/>
-        </w:rPr>
-        <w:t>May</w:t>
-      </w:r>
-      <w:proofErr w:type="spellEnd"/>
-      <w:r>
-        <w:rPr>
-          <w:rFonts w:ascii="Consolas" w:hAnsi="Consolas"/>
-          <w:sz w:val="14"/>
-          <w:szCs w:val="14"/>
-          <w:lang w:val="it-IT"/>
-        </w:rPr>
-        <w:t xml:space="preserve"> 27 05:44 </w:t>
+        <w:t xml:space="preserve">-rw-rw-r--   1 mordev   mor_dev   422150 May 27 05:44 </w:t>
       </w:r>
       <w:r>
         <w:rPr>
@@ -3008,19 +2805,8 @@
           <w:szCs w:val="14"/>
           <w:lang w:val="fr-FR"/>
         </w:rPr>
-        <w:t xml:space="preserve">RTA ait-f v21.4.2&gt; </w:t>
-      </w:r>
-      <w:proofErr w:type="spellStart"/>
-      <w:r>
-        <w:rPr>
-          <w:rFonts w:ascii="Consolas" w:hAnsi="Consolas"/>
-          <w:sz w:val="14"/>
-          <w:szCs w:val="14"/>
-          <w:lang w:val="fr-FR"/>
-        </w:rPr>
-        <w:t>pwd</w:t>
-      </w:r>
-      <w:proofErr w:type="spellEnd"/>
+        <w:t>RTA ait-f v21.4.2&gt; pwd</w:t>
+      </w:r>
     </w:p>
     <w:p>
       <w:pPr>
@@ -3042,73 +2828,7 @@
           <w:highlight w:val="green"/>
           <w:lang w:val="fr-FR"/>
         </w:rPr>
-        <w:t>/</w:t>
-      </w:r>
-      <w:proofErr w:type="spellStart"/>
-      <w:r>
-        <w:rPr>
-          <w:rFonts w:ascii="Consolas" w:hAnsi="Consolas"/>
-          <w:sz w:val="14"/>
-          <w:szCs w:val="14"/>
-          <w:highlight w:val="green"/>
-          <w:lang w:val="fr-FR"/>
-        </w:rPr>
-        <w:t>sbcimp</w:t>
-      </w:r>
-      <w:proofErr w:type="spellEnd"/>
-      <w:r>
-        <w:rPr>
-          <w:rFonts w:ascii="Consolas" w:hAnsi="Consolas"/>
-          <w:sz w:val="14"/>
-          <w:szCs w:val="14"/>
-          <w:highlight w:val="green"/>
-          <w:lang w:val="fr-FR"/>
-        </w:rPr>
-        <w:t>/dyn/</w:t>
-      </w:r>
-      <w:proofErr w:type="spellStart"/>
-      <w:r>
-        <w:rPr>
-          <w:rFonts w:ascii="Consolas" w:hAnsi="Consolas"/>
-          <w:sz w:val="14"/>
-          <w:szCs w:val="14"/>
-          <w:highlight w:val="green"/>
-          <w:lang w:val="fr-FR"/>
-        </w:rPr>
-        <w:t>logfiles</w:t>
-      </w:r>
-      <w:proofErr w:type="spellEnd"/>
-      <w:r>
-        <w:rPr>
-          <w:rFonts w:ascii="Consolas" w:hAnsi="Consolas"/>
-          <w:sz w:val="14"/>
-          <w:szCs w:val="14"/>
-          <w:highlight w:val="green"/>
-          <w:lang w:val="fr-FR"/>
-        </w:rPr>
-        <w:t>/</w:t>
-      </w:r>
-      <w:proofErr w:type="spellStart"/>
-      <w:r>
-        <w:rPr>
-          <w:rFonts w:ascii="Consolas" w:hAnsi="Consolas"/>
-          <w:sz w:val="14"/>
-          <w:szCs w:val="14"/>
-          <w:highlight w:val="green"/>
-          <w:lang w:val="fr-FR"/>
-        </w:rPr>
-        <w:t>rta</w:t>
-      </w:r>
-      <w:proofErr w:type="spellEnd"/>
-      <w:r>
-        <w:rPr>
-          <w:rFonts w:ascii="Consolas" w:hAnsi="Consolas"/>
-          <w:sz w:val="14"/>
-          <w:szCs w:val="14"/>
-          <w:highlight w:val="green"/>
-          <w:lang w:val="fr-FR"/>
-        </w:rPr>
-        <w:t>/ait-f</w:t>
+        <w:t>/sbcimp/dyn/logfiles/rta/ait-f</w:t>
       </w:r>
     </w:p>
     <w:p>
@@ -3311,8 +3031,8 @@
         <w:rPr>
           <w:lang w:val="en-GB"/>
         </w:rPr>
-        <w:object w:dxaOrig="2448" w:dyaOrig="1584" w14:anchorId="79FFF332">
-          <v:shapetype id="_x0000_t75" coordsize="21600,21600" filled="f" stroked="f" o:spt="75" o:preferrelative="t" path="m@4@5l@4@11@9@11@9@5xe">
+        <w:object w:dxaOrig="2448" w:dyaOrig="1584">
+          <v:shapetype id="_x0000_t75" coordsize="21600,21600" o:spt="75" o:preferrelative="t" path="m@4@5l@4@11@9@11@9@5xe" filled="f" stroked="f">
             <v:stroke joinstyle="miter"/>
             <v:formulas>
               <v:f eqn="if lineDrawn pixelLineWidth 0"/>
@@ -3328,13 +3048,13 @@
               <v:f eqn="prod @7 21600 pixelHeight"/>
               <v:f eqn="sum @10 21600 0"/>
             </v:formulas>
-            <v:path gradientshapeok="t" o:connecttype="rect" o:extrusionok="f"/>
+            <v:path o:extrusionok="f" gradientshapeok="t" o:connecttype="rect"/>
             <o:lock v:ext="edit" aspectratio="t"/>
           </v:shapetype>
-          <v:shape id="_x0000_i1025" style="width:122.1pt;height:79.5pt" o:ole="" type="#_x0000_t75">
-            <v:imagedata o:title="" r:id="rId11"/>
+          <v:shape id="_x0000_i1026" type="#_x0000_t75" style="width:122.2pt;height:79.6pt" o:ole="">
+            <v:imagedata r:id="rId11" o:title=""/>
           </v:shape>
-          <o:OLEObject Type="Embed" ProgID="Package" ShapeID="_x0000_i1025" DrawAspect="Icon" ObjectID="_1683734394" r:id="rId12"/>
+          <o:OLEObject Type="Embed" ProgID="Package" ShapeID="_x0000_i1026" DrawAspect="Icon" ObjectID="_1684097039" r:id="rId12"/>
         </w:object>
       </w:r>
     </w:p>
@@ -3342,589 +3062,589 @@
       <w:pPr>
         <w:spacing w:after="0"/>
         <w:rPr>
-          <w:rFonts w:ascii="Consolas" w:hAnsi="Consolas" w:eastAsiaTheme="minorEastAsia"/>
-          <w:sz w:val="16"/>
-          <w:szCs w:val="16"/>
-        </w:rPr>
-      </w:pPr>
-      <w:r>
-        <w:rPr>
-          <w:rFonts w:ascii="Consolas" w:hAnsi="Consolas" w:eastAsiaTheme="minorEastAsia"/>
+          <w:rFonts w:ascii="Consolas" w:eastAsiaTheme="minorEastAsia" w:hAnsi="Consolas"/>
+          <w:sz w:val="16"/>
+          <w:szCs w:val="16"/>
+        </w:rPr>
+      </w:pPr>
+      <w:r>
+        <w:rPr>
+          <w:rFonts w:ascii="Consolas" w:eastAsiaTheme="minorEastAsia" w:hAnsi="Consolas"/>
+          <w:sz w:val="16"/>
+          <w:szCs w:val="16"/>
+        </w:rPr>
+        <w:t>...</w:t>
+      </w:r>
+    </w:p>
+    <w:p>
+      <w:pPr>
+        <w:spacing w:after="0"/>
+        <w:rPr>
+          <w:rFonts w:ascii="Consolas" w:eastAsiaTheme="minorEastAsia" w:hAnsi="Consolas"/>
+          <w:sz w:val="16"/>
+          <w:szCs w:val="16"/>
+        </w:rPr>
+      </w:pPr>
+      <w:r>
+        <w:rPr>
+          <w:rFonts w:ascii="Consolas" w:eastAsiaTheme="minorEastAsia" w:hAnsi="Consolas"/>
+          <w:sz w:val="16"/>
+          <w:szCs w:val="16"/>
+        </w:rPr>
+        <w:t xml:space="preserve">10-Apr-2012 09:03:38.00: Login </w:t>
+      </w:r>
+      <w:proofErr w:type="spellStart"/>
+      <w:r>
+        <w:rPr>
+          <w:rFonts w:ascii="Consolas" w:eastAsiaTheme="minorEastAsia" w:hAnsi="Consolas"/>
+          <w:sz w:val="16"/>
+          <w:szCs w:val="16"/>
+        </w:rPr>
+        <w:t>knoepfma</w:t>
+      </w:r>
+      <w:proofErr w:type="spellEnd"/>
+      <w:r>
+        <w:rPr>
+          <w:rFonts w:ascii="Consolas" w:eastAsiaTheme="minorEastAsia" w:hAnsi="Consolas"/>
+          <w:sz w:val="16"/>
+          <w:szCs w:val="16"/>
+        </w:rPr>
+        <w:t>, IT DEV Support South Test, using 4.0.2 on WZUR5241427 (Total: 1)</w:t>
+      </w:r>
+    </w:p>
+    <w:p>
+      <w:pPr>
+        <w:spacing w:after="0"/>
+        <w:rPr>
+          <w:rFonts w:ascii="Consolas" w:eastAsiaTheme="minorEastAsia" w:hAnsi="Consolas"/>
+          <w:sz w:val="16"/>
+          <w:szCs w:val="16"/>
+        </w:rPr>
+      </w:pPr>
+      <w:r>
+        <w:rPr>
+          <w:rFonts w:ascii="Consolas" w:eastAsiaTheme="minorEastAsia" w:hAnsi="Consolas"/>
+          <w:sz w:val="16"/>
+          <w:szCs w:val="16"/>
+        </w:rPr>
+        <w:t xml:space="preserve">10-Apr-2012 09:09:34.00: Logout </w:t>
+      </w:r>
+      <w:proofErr w:type="spellStart"/>
+      <w:r>
+        <w:rPr>
+          <w:rFonts w:ascii="Consolas" w:eastAsiaTheme="minorEastAsia" w:hAnsi="Consolas"/>
+          <w:sz w:val="16"/>
+          <w:szCs w:val="16"/>
+        </w:rPr>
+        <w:t>knoepfma</w:t>
+      </w:r>
+      <w:proofErr w:type="spellEnd"/>
+      <w:r>
+        <w:rPr>
+          <w:rFonts w:ascii="Consolas" w:eastAsiaTheme="minorEastAsia" w:hAnsi="Consolas"/>
+          <w:sz w:val="16"/>
+          <w:szCs w:val="16"/>
+        </w:rPr>
+        <w:t xml:space="preserve"> (Total: 0)</w:t>
+      </w:r>
+    </w:p>
+    <w:p>
+      <w:pPr>
+        <w:spacing w:after="0"/>
+        <w:rPr>
+          <w:rFonts w:ascii="Consolas" w:eastAsiaTheme="minorEastAsia" w:hAnsi="Consolas"/>
+          <w:sz w:val="16"/>
+          <w:szCs w:val="16"/>
+        </w:rPr>
+      </w:pPr>
+      <w:r>
+        <w:rPr>
+          <w:rFonts w:ascii="Consolas" w:eastAsiaTheme="minorEastAsia" w:hAnsi="Consolas"/>
+          <w:sz w:val="16"/>
+          <w:szCs w:val="16"/>
+        </w:rPr>
+        <w:t xml:space="preserve">10-Apr-2012 09:32:36.00: Login </w:t>
+      </w:r>
+      <w:proofErr w:type="spellStart"/>
+      <w:r>
+        <w:rPr>
+          <w:rFonts w:ascii="Consolas" w:eastAsiaTheme="minorEastAsia" w:hAnsi="Consolas"/>
+          <w:sz w:val="16"/>
+          <w:szCs w:val="16"/>
+        </w:rPr>
+        <w:t>knoepfma</w:t>
+      </w:r>
+      <w:proofErr w:type="spellEnd"/>
+      <w:r>
+        <w:rPr>
+          <w:rFonts w:ascii="Consolas" w:eastAsiaTheme="minorEastAsia" w:hAnsi="Consolas"/>
+          <w:sz w:val="16"/>
+          <w:szCs w:val="16"/>
+        </w:rPr>
+        <w:t>, IT DEV Support South Test, using 4.0.3 on WZUR5241427 (Total: 1)</w:t>
+      </w:r>
+    </w:p>
+    <w:p>
+      <w:pPr>
+        <w:spacing w:after="0"/>
+        <w:rPr>
+          <w:rFonts w:ascii="Consolas" w:eastAsiaTheme="minorEastAsia" w:hAnsi="Consolas"/>
+          <w:sz w:val="16"/>
+          <w:szCs w:val="16"/>
+        </w:rPr>
+      </w:pPr>
+      <w:r>
+        <w:rPr>
+          <w:rFonts w:ascii="Consolas" w:eastAsiaTheme="minorEastAsia" w:hAnsi="Consolas"/>
+          <w:sz w:val="16"/>
+          <w:szCs w:val="16"/>
+        </w:rPr>
+        <w:t xml:space="preserve">10-Apr-2012 09:34:16.00: Logout </w:t>
+      </w:r>
+      <w:proofErr w:type="spellStart"/>
+      <w:r>
+        <w:rPr>
+          <w:rFonts w:ascii="Consolas" w:eastAsiaTheme="minorEastAsia" w:hAnsi="Consolas"/>
+          <w:sz w:val="16"/>
+          <w:szCs w:val="16"/>
+        </w:rPr>
+        <w:t>knoepfma</w:t>
+      </w:r>
+      <w:proofErr w:type="spellEnd"/>
+      <w:r>
+        <w:rPr>
+          <w:rFonts w:ascii="Consolas" w:eastAsiaTheme="minorEastAsia" w:hAnsi="Consolas"/>
+          <w:sz w:val="16"/>
+          <w:szCs w:val="16"/>
+        </w:rPr>
+        <w:t xml:space="preserve"> (Total: 0)</w:t>
+      </w:r>
+    </w:p>
+    <w:p>
+      <w:pPr>
+        <w:spacing w:after="0"/>
+        <w:rPr>
+          <w:rFonts w:ascii="Consolas" w:eastAsiaTheme="minorEastAsia" w:hAnsi="Consolas"/>
+          <w:sz w:val="16"/>
+          <w:szCs w:val="16"/>
+        </w:rPr>
+      </w:pPr>
+      <w:r>
+        <w:rPr>
+          <w:rFonts w:ascii="Consolas" w:eastAsiaTheme="minorEastAsia" w:hAnsi="Consolas"/>
+          <w:sz w:val="16"/>
+          <w:szCs w:val="16"/>
+        </w:rPr>
+        <w:t xml:space="preserve">10-Apr-2012 09:55:14.00: Login </w:t>
+      </w:r>
+      <w:proofErr w:type="spellStart"/>
+      <w:r>
+        <w:rPr>
+          <w:rFonts w:ascii="Consolas" w:eastAsiaTheme="minorEastAsia" w:hAnsi="Consolas"/>
+          <w:sz w:val="16"/>
+          <w:szCs w:val="16"/>
+        </w:rPr>
+        <w:t>cosarpil</w:t>
+      </w:r>
+      <w:proofErr w:type="spellEnd"/>
+      <w:r>
+        <w:rPr>
+          <w:rFonts w:ascii="Consolas" w:eastAsiaTheme="minorEastAsia" w:hAnsi="Consolas"/>
+          <w:sz w:val="16"/>
+          <w:szCs w:val="16"/>
+        </w:rPr>
+        <w:t>, BAG - BPG Test, using 4.0.2 on WZUR5241465 (Total: 1)</w:t>
+      </w:r>
+    </w:p>
+    <w:p>
+      <w:pPr>
+        <w:spacing w:after="0"/>
+        <w:rPr>
+          <w:rFonts w:ascii="Consolas" w:eastAsiaTheme="minorEastAsia" w:hAnsi="Consolas"/>
+          <w:sz w:val="16"/>
+          <w:szCs w:val="16"/>
+        </w:rPr>
+      </w:pPr>
+      <w:r>
+        <w:rPr>
+          <w:rFonts w:ascii="Consolas" w:eastAsiaTheme="minorEastAsia" w:hAnsi="Consolas"/>
           <w:sz w:val="16"/>
           <w:szCs w:val="16"/>
         </w:rPr>
         <w:lastRenderedPageBreak/>
+        <w:t xml:space="preserve">11-Apr-2012 04:38:19.00: </w:t>
+      </w:r>
+      <w:proofErr w:type="spellStart"/>
+      <w:r>
+        <w:rPr>
+          <w:rFonts w:ascii="Consolas" w:eastAsiaTheme="minorEastAsia" w:hAnsi="Consolas"/>
+          <w:sz w:val="16"/>
+          <w:szCs w:val="16"/>
+        </w:rPr>
+        <w:t>RtaUserManager</w:t>
+      </w:r>
+      <w:proofErr w:type="spellEnd"/>
+      <w:r>
+        <w:rPr>
+          <w:rFonts w:ascii="Consolas" w:eastAsiaTheme="minorEastAsia" w:hAnsi="Consolas"/>
+          <w:sz w:val="16"/>
+          <w:szCs w:val="16"/>
+        </w:rPr>
+        <w:t xml:space="preserve"> stopped</w:t>
+      </w:r>
+    </w:p>
+    <w:p>
+      <w:pPr>
+        <w:spacing w:after="0"/>
+        <w:rPr>
+          <w:rFonts w:ascii="Consolas" w:eastAsiaTheme="minorEastAsia" w:hAnsi="Consolas"/>
+          <w:sz w:val="16"/>
+          <w:szCs w:val="16"/>
+        </w:rPr>
+      </w:pPr>
+      <w:r>
+        <w:rPr>
+          <w:rFonts w:ascii="Consolas" w:eastAsiaTheme="minorEastAsia" w:hAnsi="Consolas"/>
+          <w:sz w:val="16"/>
+          <w:szCs w:val="16"/>
+        </w:rPr>
+        <w:t xml:space="preserve">11-Apr-2012 04:43:19.00: </w:t>
+      </w:r>
+      <w:proofErr w:type="spellStart"/>
+      <w:r>
+        <w:rPr>
+          <w:rFonts w:ascii="Consolas" w:eastAsiaTheme="minorEastAsia" w:hAnsi="Consolas"/>
+          <w:sz w:val="16"/>
+          <w:szCs w:val="16"/>
+        </w:rPr>
+        <w:t>RtaUserManager</w:t>
+      </w:r>
+      <w:proofErr w:type="spellEnd"/>
+      <w:r>
+        <w:rPr>
+          <w:rFonts w:ascii="Consolas" w:eastAsiaTheme="minorEastAsia" w:hAnsi="Consolas"/>
+          <w:sz w:val="16"/>
+          <w:szCs w:val="16"/>
+        </w:rPr>
+        <w:t xml:space="preserve"> started</w:t>
+      </w:r>
+    </w:p>
+    <w:p>
+      <w:pPr>
+        <w:spacing w:after="0"/>
+        <w:rPr>
+          <w:rFonts w:ascii="Consolas" w:eastAsiaTheme="minorEastAsia" w:hAnsi="Consolas"/>
+          <w:sz w:val="16"/>
+          <w:szCs w:val="16"/>
+        </w:rPr>
+      </w:pPr>
+      <w:r>
+        <w:rPr>
+          <w:rFonts w:ascii="Consolas" w:eastAsiaTheme="minorEastAsia" w:hAnsi="Consolas"/>
+          <w:sz w:val="16"/>
+          <w:szCs w:val="16"/>
+        </w:rPr>
+        <w:t xml:space="preserve">11-Apr-2012 13:28:22.00: Login </w:t>
+      </w:r>
+      <w:proofErr w:type="spellStart"/>
+      <w:r>
+        <w:rPr>
+          <w:rFonts w:ascii="Consolas" w:eastAsiaTheme="minorEastAsia" w:hAnsi="Consolas"/>
+          <w:sz w:val="16"/>
+          <w:szCs w:val="16"/>
+        </w:rPr>
+        <w:t>knoepfma</w:t>
+      </w:r>
+      <w:proofErr w:type="spellEnd"/>
+      <w:r>
+        <w:rPr>
+          <w:rFonts w:ascii="Consolas" w:eastAsiaTheme="minorEastAsia" w:hAnsi="Consolas"/>
+          <w:sz w:val="16"/>
+          <w:szCs w:val="16"/>
+        </w:rPr>
+        <w:t>, IT DEV Support South, using 4.0.3 on WZUR5241427 (Total: 1)</w:t>
+      </w:r>
+    </w:p>
+    <w:p>
+      <w:pPr>
+        <w:spacing w:after="0"/>
+        <w:rPr>
+          <w:rFonts w:ascii="Consolas" w:eastAsiaTheme="minorEastAsia" w:hAnsi="Consolas"/>
+          <w:sz w:val="16"/>
+          <w:szCs w:val="16"/>
+        </w:rPr>
+      </w:pPr>
+      <w:r>
+        <w:rPr>
+          <w:rFonts w:ascii="Consolas" w:eastAsiaTheme="minorEastAsia" w:hAnsi="Consolas"/>
+          <w:sz w:val="16"/>
+          <w:szCs w:val="16"/>
+        </w:rPr>
+        <w:t xml:space="preserve">11-Apr-2012 13:32:53.00: Logout </w:t>
+      </w:r>
+      <w:proofErr w:type="spellStart"/>
+      <w:r>
+        <w:rPr>
+          <w:rFonts w:ascii="Consolas" w:eastAsiaTheme="minorEastAsia" w:hAnsi="Consolas"/>
+          <w:sz w:val="16"/>
+          <w:szCs w:val="16"/>
+        </w:rPr>
+        <w:t>knoepfma</w:t>
+      </w:r>
+      <w:proofErr w:type="spellEnd"/>
+      <w:r>
+        <w:rPr>
+          <w:rFonts w:ascii="Consolas" w:eastAsiaTheme="minorEastAsia" w:hAnsi="Consolas"/>
+          <w:sz w:val="16"/>
+          <w:szCs w:val="16"/>
+        </w:rPr>
+        <w:t xml:space="preserve"> (Total: 0)</w:t>
+      </w:r>
+    </w:p>
+    <w:p>
+      <w:pPr>
+        <w:spacing w:after="0"/>
+        <w:rPr>
+          <w:rFonts w:ascii="Consolas" w:eastAsiaTheme="minorEastAsia" w:hAnsi="Consolas"/>
+          <w:sz w:val="16"/>
+          <w:szCs w:val="16"/>
+        </w:rPr>
+      </w:pPr>
+      <w:r>
+        <w:rPr>
+          <w:rFonts w:ascii="Consolas" w:eastAsiaTheme="minorEastAsia" w:hAnsi="Consolas"/>
+          <w:sz w:val="16"/>
+          <w:szCs w:val="16"/>
+        </w:rPr>
+        <w:t xml:space="preserve">11-Apr-2012 15:13:04.00: Login </w:t>
+      </w:r>
+      <w:proofErr w:type="spellStart"/>
+      <w:r>
+        <w:rPr>
+          <w:rFonts w:ascii="Consolas" w:eastAsiaTheme="minorEastAsia" w:hAnsi="Consolas"/>
+          <w:sz w:val="16"/>
+          <w:szCs w:val="16"/>
+        </w:rPr>
+        <w:t>knoepfma</w:t>
+      </w:r>
+      <w:proofErr w:type="spellEnd"/>
+      <w:r>
+        <w:rPr>
+          <w:rFonts w:ascii="Consolas" w:eastAsiaTheme="minorEastAsia" w:hAnsi="Consolas"/>
+          <w:sz w:val="16"/>
+          <w:szCs w:val="16"/>
+        </w:rPr>
+        <w:t>, IT DEV Support South, using 4.0.3 on WZUR5241427 (Total: 1)</w:t>
+      </w:r>
+    </w:p>
+    <w:p>
+      <w:pPr>
+        <w:spacing w:after="0"/>
+        <w:rPr>
+          <w:rFonts w:ascii="Consolas" w:eastAsiaTheme="minorEastAsia" w:hAnsi="Consolas"/>
+          <w:sz w:val="16"/>
+          <w:szCs w:val="16"/>
+        </w:rPr>
+      </w:pPr>
+      <w:r>
+        <w:rPr>
+          <w:rFonts w:ascii="Consolas" w:eastAsiaTheme="minorEastAsia" w:hAnsi="Consolas"/>
+          <w:sz w:val="16"/>
+          <w:szCs w:val="16"/>
+        </w:rPr>
+        <w:t xml:space="preserve">11-Apr-2012 15:19:10.00: Logout </w:t>
+      </w:r>
+      <w:proofErr w:type="spellStart"/>
+      <w:r>
+        <w:rPr>
+          <w:rFonts w:ascii="Consolas" w:eastAsiaTheme="minorEastAsia" w:hAnsi="Consolas"/>
+          <w:sz w:val="16"/>
+          <w:szCs w:val="16"/>
+        </w:rPr>
+        <w:t>knoepfma</w:t>
+      </w:r>
+      <w:proofErr w:type="spellEnd"/>
+      <w:r>
+        <w:rPr>
+          <w:rFonts w:ascii="Consolas" w:eastAsiaTheme="minorEastAsia" w:hAnsi="Consolas"/>
+          <w:sz w:val="16"/>
+          <w:szCs w:val="16"/>
+        </w:rPr>
+        <w:t xml:space="preserve"> (Total: 0)</w:t>
+      </w:r>
+    </w:p>
+    <w:p>
+      <w:pPr>
+        <w:spacing w:after="0"/>
+        <w:rPr>
+          <w:rFonts w:ascii="Consolas" w:eastAsiaTheme="minorEastAsia" w:hAnsi="Consolas"/>
+          <w:sz w:val="16"/>
+          <w:szCs w:val="16"/>
+        </w:rPr>
+      </w:pPr>
+      <w:r>
+        <w:rPr>
+          <w:rFonts w:ascii="Consolas" w:eastAsiaTheme="minorEastAsia" w:hAnsi="Consolas"/>
+          <w:sz w:val="16"/>
+          <w:szCs w:val="16"/>
+        </w:rPr>
+        <w:t xml:space="preserve">12-Apr-2012 05:17:05.00: </w:t>
+      </w:r>
+      <w:proofErr w:type="spellStart"/>
+      <w:r>
+        <w:rPr>
+          <w:rFonts w:ascii="Consolas" w:eastAsiaTheme="minorEastAsia" w:hAnsi="Consolas"/>
+          <w:sz w:val="16"/>
+          <w:szCs w:val="16"/>
+        </w:rPr>
+        <w:t>RtaUserManager</w:t>
+      </w:r>
+      <w:proofErr w:type="spellEnd"/>
+      <w:r>
+        <w:rPr>
+          <w:rFonts w:ascii="Consolas" w:eastAsiaTheme="minorEastAsia" w:hAnsi="Consolas"/>
+          <w:sz w:val="16"/>
+          <w:szCs w:val="16"/>
+        </w:rPr>
+        <w:t xml:space="preserve"> stopped</w:t>
+      </w:r>
+    </w:p>
+    <w:p>
+      <w:pPr>
+        <w:spacing w:after="0"/>
+        <w:rPr>
+          <w:rFonts w:ascii="Consolas" w:eastAsiaTheme="minorEastAsia" w:hAnsi="Consolas"/>
+          <w:sz w:val="16"/>
+          <w:szCs w:val="16"/>
+        </w:rPr>
+      </w:pPr>
+      <w:r>
+        <w:rPr>
+          <w:rFonts w:ascii="Consolas" w:eastAsiaTheme="minorEastAsia" w:hAnsi="Consolas"/>
+          <w:sz w:val="16"/>
+          <w:szCs w:val="16"/>
+        </w:rPr>
+        <w:t xml:space="preserve">12-Apr-2012 05:25:12.00: </w:t>
+      </w:r>
+      <w:proofErr w:type="spellStart"/>
+      <w:r>
+        <w:rPr>
+          <w:rFonts w:ascii="Consolas" w:eastAsiaTheme="minorEastAsia" w:hAnsi="Consolas"/>
+          <w:sz w:val="16"/>
+          <w:szCs w:val="16"/>
+        </w:rPr>
+        <w:t>RtaUserManager</w:t>
+      </w:r>
+      <w:proofErr w:type="spellEnd"/>
+      <w:r>
+        <w:rPr>
+          <w:rFonts w:ascii="Consolas" w:eastAsiaTheme="minorEastAsia" w:hAnsi="Consolas"/>
+          <w:sz w:val="16"/>
+          <w:szCs w:val="16"/>
+        </w:rPr>
+        <w:t xml:space="preserve"> started</w:t>
+      </w:r>
+    </w:p>
+    <w:p>
+      <w:pPr>
+        <w:spacing w:after="0"/>
+        <w:rPr>
+          <w:rFonts w:ascii="Consolas" w:eastAsiaTheme="minorEastAsia" w:hAnsi="Consolas"/>
+          <w:sz w:val="16"/>
+          <w:szCs w:val="16"/>
+        </w:rPr>
+      </w:pPr>
+      <w:r>
+        <w:rPr>
+          <w:rFonts w:ascii="Consolas" w:eastAsiaTheme="minorEastAsia" w:hAnsi="Consolas"/>
+          <w:sz w:val="16"/>
+          <w:szCs w:val="16"/>
+        </w:rPr>
+        <w:t xml:space="preserve">12-Apr-2012 13:04:07.00: Login </w:t>
+      </w:r>
+      <w:proofErr w:type="spellStart"/>
+      <w:r>
+        <w:rPr>
+          <w:rFonts w:ascii="Consolas" w:eastAsiaTheme="minorEastAsia" w:hAnsi="Consolas"/>
+          <w:sz w:val="16"/>
+          <w:szCs w:val="16"/>
+        </w:rPr>
+        <w:t>cosarpil</w:t>
+      </w:r>
+      <w:proofErr w:type="spellEnd"/>
+      <w:r>
+        <w:rPr>
+          <w:rFonts w:ascii="Consolas" w:eastAsiaTheme="minorEastAsia" w:hAnsi="Consolas"/>
+          <w:sz w:val="16"/>
+          <w:szCs w:val="16"/>
+        </w:rPr>
+        <w:t>, Testing, using 4.0.3 on WZUR5241465 (Total: 1)</w:t>
+      </w:r>
+    </w:p>
+    <w:p>
+      <w:pPr>
+        <w:spacing w:after="0"/>
+        <w:rPr>
+          <w:rFonts w:ascii="Consolas" w:eastAsiaTheme="minorEastAsia" w:hAnsi="Consolas"/>
+          <w:sz w:val="16"/>
+          <w:szCs w:val="16"/>
+        </w:rPr>
+      </w:pPr>
+      <w:r>
+        <w:rPr>
+          <w:rFonts w:ascii="Consolas" w:eastAsiaTheme="minorEastAsia" w:hAnsi="Consolas"/>
+          <w:sz w:val="16"/>
+          <w:szCs w:val="16"/>
+        </w:rPr>
+        <w:t xml:space="preserve">13-Apr-2012 08:50:06.00: Login </w:t>
+      </w:r>
+      <w:proofErr w:type="spellStart"/>
+      <w:r>
+        <w:rPr>
+          <w:rFonts w:ascii="Consolas" w:eastAsiaTheme="minorEastAsia" w:hAnsi="Consolas"/>
+          <w:sz w:val="16"/>
+          <w:szCs w:val="16"/>
+        </w:rPr>
+        <w:t>knoepfma</w:t>
+      </w:r>
+      <w:proofErr w:type="spellEnd"/>
+      <w:r>
+        <w:rPr>
+          <w:rFonts w:ascii="Consolas" w:eastAsiaTheme="minorEastAsia" w:hAnsi="Consolas"/>
+          <w:sz w:val="16"/>
+          <w:szCs w:val="16"/>
+        </w:rPr>
+        <w:t>, IT DEV Support South, using 4.0.4 on WZUR5241427 (Total: 2</w:t>
+      </w:r>
+      <w:r>
+        <w:rPr>
+          <w:rFonts w:ascii="Consolas" w:eastAsiaTheme="minorEastAsia" w:hAnsi="Consolas"/>
+          <w:sz w:val="16"/>
+          <w:szCs w:val="16"/>
+        </w:rPr>
+        <w:t>)</w:t>
+      </w:r>
+    </w:p>
+    <w:p>
+      <w:pPr>
+        <w:spacing w:after="0"/>
+        <w:rPr>
+          <w:rFonts w:ascii="Consolas" w:eastAsiaTheme="minorEastAsia" w:hAnsi="Consolas"/>
+          <w:sz w:val="16"/>
+          <w:szCs w:val="16"/>
+        </w:rPr>
+      </w:pPr>
+      <w:r>
+        <w:rPr>
+          <w:rFonts w:ascii="Consolas" w:eastAsiaTheme="minorEastAsia" w:hAnsi="Consolas"/>
+          <w:sz w:val="16"/>
+          <w:szCs w:val="16"/>
+        </w:rPr>
         <w:t>...</w:t>
       </w:r>
     </w:p>
     <w:p>
       <w:pPr>
-        <w:spacing w:after="0"/>
-        <w:rPr>
-          <w:rFonts w:ascii="Consolas" w:hAnsi="Consolas" w:eastAsiaTheme="minorEastAsia"/>
-          <w:sz w:val="16"/>
-          <w:szCs w:val="16"/>
-        </w:rPr>
-      </w:pPr>
-      <w:r>
-        <w:rPr>
-          <w:rFonts w:ascii="Consolas" w:hAnsi="Consolas" w:eastAsiaTheme="minorEastAsia"/>
-          <w:sz w:val="16"/>
-          <w:szCs w:val="16"/>
-        </w:rPr>
-        <w:t xml:space="preserve">10-Apr-2012 09:03:38.00: Login </w:t>
-      </w:r>
-      <w:proofErr w:type="spellStart"/>
-      <w:r>
-        <w:rPr>
-          <w:rFonts w:ascii="Consolas" w:hAnsi="Consolas" w:eastAsiaTheme="minorEastAsia"/>
-          <w:sz w:val="16"/>
-          <w:szCs w:val="16"/>
-        </w:rPr>
-        <w:t>knoepfma</w:t>
-      </w:r>
-      <w:proofErr w:type="spellEnd"/>
-      <w:r>
-        <w:rPr>
-          <w:rFonts w:ascii="Consolas" w:hAnsi="Consolas" w:eastAsiaTheme="minorEastAsia"/>
-          <w:sz w:val="16"/>
-          <w:szCs w:val="16"/>
-        </w:rPr>
-        <w:t>, IT DEV Support South Test, using 4.0.2 on WZUR5241427 (Total: 1)</w:t>
-      </w:r>
-    </w:p>
-    <w:p>
-      <w:pPr>
-        <w:spacing w:after="0"/>
-        <w:rPr>
-          <w:rFonts w:ascii="Consolas" w:hAnsi="Consolas" w:eastAsiaTheme="minorEastAsia"/>
-          <w:sz w:val="16"/>
-          <w:szCs w:val="16"/>
-        </w:rPr>
-      </w:pPr>
-      <w:r>
-        <w:rPr>
-          <w:rFonts w:ascii="Consolas" w:hAnsi="Consolas" w:eastAsiaTheme="minorEastAsia"/>
-          <w:sz w:val="16"/>
-          <w:szCs w:val="16"/>
-        </w:rPr>
-        <w:t xml:space="preserve">10-Apr-2012 09:09:34.00: Logout </w:t>
-      </w:r>
-      <w:proofErr w:type="spellStart"/>
-      <w:r>
-        <w:rPr>
-          <w:rFonts w:ascii="Consolas" w:hAnsi="Consolas" w:eastAsiaTheme="minorEastAsia"/>
-          <w:sz w:val="16"/>
-          <w:szCs w:val="16"/>
-        </w:rPr>
-        <w:t>knoepfma</w:t>
-      </w:r>
-      <w:proofErr w:type="spellEnd"/>
-      <w:r>
-        <w:rPr>
-          <w:rFonts w:ascii="Consolas" w:hAnsi="Consolas" w:eastAsiaTheme="minorEastAsia"/>
-          <w:sz w:val="16"/>
-          <w:szCs w:val="16"/>
-        </w:rPr>
-        <w:t xml:space="preserve"> (Total: 0)</w:t>
-      </w:r>
-    </w:p>
-    <w:p>
-      <w:pPr>
-        <w:spacing w:after="0"/>
-        <w:rPr>
-          <w:rFonts w:ascii="Consolas" w:hAnsi="Consolas" w:eastAsiaTheme="minorEastAsia"/>
-          <w:sz w:val="16"/>
-          <w:szCs w:val="16"/>
-        </w:rPr>
-      </w:pPr>
-      <w:r>
-        <w:rPr>
-          <w:rFonts w:ascii="Consolas" w:hAnsi="Consolas" w:eastAsiaTheme="minorEastAsia"/>
-          <w:sz w:val="16"/>
-          <w:szCs w:val="16"/>
-        </w:rPr>
-        <w:t xml:space="preserve">10-Apr-2012 09:32:36.00: Login </w:t>
-      </w:r>
-      <w:proofErr w:type="spellStart"/>
-      <w:r>
-        <w:rPr>
-          <w:rFonts w:ascii="Consolas" w:hAnsi="Consolas" w:eastAsiaTheme="minorEastAsia"/>
-          <w:sz w:val="16"/>
-          <w:szCs w:val="16"/>
-        </w:rPr>
-        <w:t>knoepfma</w:t>
-      </w:r>
-      <w:proofErr w:type="spellEnd"/>
-      <w:r>
-        <w:rPr>
-          <w:rFonts w:ascii="Consolas" w:hAnsi="Consolas" w:eastAsiaTheme="minorEastAsia"/>
-          <w:sz w:val="16"/>
-          <w:szCs w:val="16"/>
-        </w:rPr>
-        <w:t>, IT DEV Support South Test, using 4.0.3 on WZUR5241427 (Total: 1)</w:t>
-      </w:r>
-    </w:p>
-    <w:p>
-      <w:pPr>
-        <w:spacing w:after="0"/>
-        <w:rPr>
-          <w:rFonts w:ascii="Consolas" w:hAnsi="Consolas" w:eastAsiaTheme="minorEastAsia"/>
-          <w:sz w:val="16"/>
-          <w:szCs w:val="16"/>
-        </w:rPr>
-      </w:pPr>
-      <w:r>
-        <w:rPr>
-          <w:rFonts w:ascii="Consolas" w:hAnsi="Consolas" w:eastAsiaTheme="minorEastAsia"/>
-          <w:sz w:val="16"/>
-          <w:szCs w:val="16"/>
-        </w:rPr>
-        <w:t xml:space="preserve">10-Apr-2012 09:34:16.00: Logout </w:t>
-      </w:r>
-      <w:proofErr w:type="spellStart"/>
-      <w:r>
-        <w:rPr>
-          <w:rFonts w:ascii="Consolas" w:hAnsi="Consolas" w:eastAsiaTheme="minorEastAsia"/>
-          <w:sz w:val="16"/>
-          <w:szCs w:val="16"/>
-        </w:rPr>
-        <w:t>knoepfma</w:t>
-      </w:r>
-      <w:proofErr w:type="spellEnd"/>
-      <w:r>
-        <w:rPr>
-          <w:rFonts w:ascii="Consolas" w:hAnsi="Consolas" w:eastAsiaTheme="minorEastAsia"/>
-          <w:sz w:val="16"/>
-          <w:szCs w:val="16"/>
-        </w:rPr>
-        <w:t xml:space="preserve"> (Total: 0)</w:t>
-      </w:r>
-    </w:p>
-    <w:p>
-      <w:pPr>
-        <w:spacing w:after="0"/>
-        <w:rPr>
-          <w:rFonts w:ascii="Consolas" w:hAnsi="Consolas" w:eastAsiaTheme="minorEastAsia"/>
-          <w:sz w:val="16"/>
-          <w:szCs w:val="16"/>
-        </w:rPr>
-      </w:pPr>
-      <w:r>
-        <w:rPr>
-          <w:rFonts w:ascii="Consolas" w:hAnsi="Consolas" w:eastAsiaTheme="minorEastAsia"/>
-          <w:sz w:val="16"/>
-          <w:szCs w:val="16"/>
-        </w:rPr>
-        <w:t xml:space="preserve">10-Apr-2012 09:55:14.00: Login </w:t>
-      </w:r>
-      <w:proofErr w:type="spellStart"/>
-      <w:r>
-        <w:rPr>
-          <w:rFonts w:ascii="Consolas" w:hAnsi="Consolas" w:eastAsiaTheme="minorEastAsia"/>
-          <w:sz w:val="16"/>
-          <w:szCs w:val="16"/>
-        </w:rPr>
-        <w:t>cosarpil</w:t>
-      </w:r>
-      <w:proofErr w:type="spellEnd"/>
-      <w:r>
-        <w:rPr>
-          <w:rFonts w:ascii="Consolas" w:hAnsi="Consolas" w:eastAsiaTheme="minorEastAsia"/>
-          <w:sz w:val="16"/>
-          <w:szCs w:val="16"/>
-        </w:rPr>
-        <w:t>, BAG - BPG Test, using 4.0.2 on WZUR5241465 (Total: 1)</w:t>
-      </w:r>
-    </w:p>
-    <w:p>
-      <w:pPr>
-        <w:spacing w:after="0"/>
-        <w:rPr>
-          <w:rFonts w:ascii="Consolas" w:hAnsi="Consolas" w:eastAsiaTheme="minorEastAsia"/>
-          <w:sz w:val="16"/>
-          <w:szCs w:val="16"/>
-        </w:rPr>
-      </w:pPr>
-      <w:r>
-        <w:rPr>
-          <w:rFonts w:ascii="Consolas" w:hAnsi="Consolas" w:eastAsiaTheme="minorEastAsia"/>
-          <w:sz w:val="16"/>
-          <w:szCs w:val="16"/>
-        </w:rPr>
-        <w:t xml:space="preserve">11-Apr-2012 04:38:19.00: </w:t>
-      </w:r>
-      <w:proofErr w:type="spellStart"/>
-      <w:r>
-        <w:rPr>
-          <w:rFonts w:ascii="Consolas" w:hAnsi="Consolas" w:eastAsiaTheme="minorEastAsia"/>
-          <w:sz w:val="16"/>
-          <w:szCs w:val="16"/>
-        </w:rPr>
-        <w:t>RtaUserManager</w:t>
-      </w:r>
-      <w:proofErr w:type="spellEnd"/>
-      <w:r>
-        <w:rPr>
-          <w:rFonts w:ascii="Consolas" w:hAnsi="Consolas" w:eastAsiaTheme="minorEastAsia"/>
-          <w:sz w:val="16"/>
-          <w:szCs w:val="16"/>
-        </w:rPr>
-        <w:t xml:space="preserve"> stopped</w:t>
-      </w:r>
-    </w:p>
-    <w:p>
-      <w:pPr>
-        <w:spacing w:after="0"/>
-        <w:rPr>
-          <w:rFonts w:ascii="Consolas" w:hAnsi="Consolas" w:eastAsiaTheme="minorEastAsia"/>
-          <w:sz w:val="16"/>
-          <w:szCs w:val="16"/>
-        </w:rPr>
-      </w:pPr>
-      <w:r>
-        <w:rPr>
-          <w:rFonts w:ascii="Consolas" w:hAnsi="Consolas" w:eastAsiaTheme="minorEastAsia"/>
-          <w:sz w:val="16"/>
-          <w:szCs w:val="16"/>
-        </w:rPr>
-        <w:t xml:space="preserve">11-Apr-2012 04:43:19.00: </w:t>
-      </w:r>
-      <w:proofErr w:type="spellStart"/>
-      <w:r>
-        <w:rPr>
-          <w:rFonts w:ascii="Consolas" w:hAnsi="Consolas" w:eastAsiaTheme="minorEastAsia"/>
-          <w:sz w:val="16"/>
-          <w:szCs w:val="16"/>
-        </w:rPr>
-        <w:t>RtaUserManager</w:t>
-      </w:r>
-      <w:proofErr w:type="spellEnd"/>
-      <w:r>
-        <w:rPr>
-          <w:rFonts w:ascii="Consolas" w:hAnsi="Consolas" w:eastAsiaTheme="minorEastAsia"/>
-          <w:sz w:val="16"/>
-          <w:szCs w:val="16"/>
-        </w:rPr>
-        <w:t xml:space="preserve"> started</w:t>
-      </w:r>
-    </w:p>
-    <w:p>
-      <w:pPr>
-        <w:spacing w:after="0"/>
-        <w:rPr>
-          <w:rFonts w:ascii="Consolas" w:hAnsi="Consolas" w:eastAsiaTheme="minorEastAsia"/>
-          <w:sz w:val="16"/>
-          <w:szCs w:val="16"/>
-        </w:rPr>
-      </w:pPr>
-      <w:r>
-        <w:rPr>
-          <w:rFonts w:ascii="Consolas" w:hAnsi="Consolas" w:eastAsiaTheme="minorEastAsia"/>
-          <w:sz w:val="16"/>
-          <w:szCs w:val="16"/>
-        </w:rPr>
-        <w:t xml:space="preserve">11-Apr-2012 13:28:22.00: Login </w:t>
-      </w:r>
-      <w:proofErr w:type="spellStart"/>
-      <w:r>
-        <w:rPr>
-          <w:rFonts w:ascii="Consolas" w:hAnsi="Consolas" w:eastAsiaTheme="minorEastAsia"/>
-          <w:sz w:val="16"/>
-          <w:szCs w:val="16"/>
-        </w:rPr>
-        <w:t>knoepfma</w:t>
-      </w:r>
-      <w:proofErr w:type="spellEnd"/>
-      <w:r>
-        <w:rPr>
-          <w:rFonts w:ascii="Consolas" w:hAnsi="Consolas" w:eastAsiaTheme="minorEastAsia"/>
-          <w:sz w:val="16"/>
-          <w:szCs w:val="16"/>
-        </w:rPr>
-        <w:t>, IT DEV Support South, using 4.0.3 on WZUR5241427 (Total: 1)</w:t>
-      </w:r>
-    </w:p>
-    <w:p>
-      <w:pPr>
-        <w:spacing w:after="0"/>
-        <w:rPr>
-          <w:rFonts w:ascii="Consolas" w:hAnsi="Consolas" w:eastAsiaTheme="minorEastAsia"/>
-          <w:sz w:val="16"/>
-          <w:szCs w:val="16"/>
-        </w:rPr>
-      </w:pPr>
-      <w:r>
-        <w:rPr>
-          <w:rFonts w:ascii="Consolas" w:hAnsi="Consolas" w:eastAsiaTheme="minorEastAsia"/>
-          <w:sz w:val="16"/>
-          <w:szCs w:val="16"/>
-        </w:rPr>
-        <w:t xml:space="preserve">11-Apr-2012 13:32:53.00: Logout </w:t>
-      </w:r>
-      <w:proofErr w:type="spellStart"/>
-      <w:r>
-        <w:rPr>
-          <w:rFonts w:ascii="Consolas" w:hAnsi="Consolas" w:eastAsiaTheme="minorEastAsia"/>
-          <w:sz w:val="16"/>
-          <w:szCs w:val="16"/>
-        </w:rPr>
-        <w:t>knoepfma</w:t>
-      </w:r>
-      <w:proofErr w:type="spellEnd"/>
-      <w:r>
-        <w:rPr>
-          <w:rFonts w:ascii="Consolas" w:hAnsi="Consolas" w:eastAsiaTheme="minorEastAsia"/>
-          <w:sz w:val="16"/>
-          <w:szCs w:val="16"/>
-        </w:rPr>
-        <w:t xml:space="preserve"> (Total: 0)</w:t>
-      </w:r>
-    </w:p>
-    <w:p>
-      <w:pPr>
-        <w:spacing w:after="0"/>
-        <w:rPr>
-          <w:rFonts w:ascii="Consolas" w:hAnsi="Consolas" w:eastAsiaTheme="minorEastAsia"/>
-          <w:sz w:val="16"/>
-          <w:szCs w:val="16"/>
-        </w:rPr>
-      </w:pPr>
-      <w:r>
-        <w:rPr>
-          <w:rFonts w:ascii="Consolas" w:hAnsi="Consolas" w:eastAsiaTheme="minorEastAsia"/>
-          <w:sz w:val="16"/>
-          <w:szCs w:val="16"/>
-        </w:rPr>
-        <w:t xml:space="preserve">11-Apr-2012 15:13:04.00: Login </w:t>
-      </w:r>
-      <w:proofErr w:type="spellStart"/>
-      <w:r>
-        <w:rPr>
-          <w:rFonts w:ascii="Consolas" w:hAnsi="Consolas" w:eastAsiaTheme="minorEastAsia"/>
-          <w:sz w:val="16"/>
-          <w:szCs w:val="16"/>
-        </w:rPr>
-        <w:t>knoepfma</w:t>
-      </w:r>
-      <w:proofErr w:type="spellEnd"/>
-      <w:r>
-        <w:rPr>
-          <w:rFonts w:ascii="Consolas" w:hAnsi="Consolas" w:eastAsiaTheme="minorEastAsia"/>
-          <w:sz w:val="16"/>
-          <w:szCs w:val="16"/>
-        </w:rPr>
-        <w:t>, IT DEV Support South, using 4.0.3 on WZUR5241427 (Total: 1)</w:t>
-      </w:r>
-    </w:p>
-    <w:p>
-      <w:pPr>
-        <w:spacing w:after="0"/>
-        <w:rPr>
-          <w:rFonts w:ascii="Consolas" w:hAnsi="Consolas" w:eastAsiaTheme="minorEastAsia"/>
-          <w:sz w:val="16"/>
-          <w:szCs w:val="16"/>
-        </w:rPr>
-      </w:pPr>
-      <w:r>
-        <w:rPr>
-          <w:rFonts w:ascii="Consolas" w:hAnsi="Consolas" w:eastAsiaTheme="minorEastAsia"/>
-          <w:sz w:val="16"/>
-          <w:szCs w:val="16"/>
-        </w:rPr>
-        <w:t xml:space="preserve">11-Apr-2012 15:19:10.00: Logout </w:t>
-      </w:r>
-      <w:proofErr w:type="spellStart"/>
-      <w:r>
-        <w:rPr>
-          <w:rFonts w:ascii="Consolas" w:hAnsi="Consolas" w:eastAsiaTheme="minorEastAsia"/>
-          <w:sz w:val="16"/>
-          <w:szCs w:val="16"/>
-        </w:rPr>
-        <w:t>knoepfma</w:t>
-      </w:r>
-      <w:proofErr w:type="spellEnd"/>
-      <w:r>
-        <w:rPr>
-          <w:rFonts w:ascii="Consolas" w:hAnsi="Consolas" w:eastAsiaTheme="minorEastAsia"/>
-          <w:sz w:val="16"/>
-          <w:szCs w:val="16"/>
-        </w:rPr>
-        <w:t xml:space="preserve"> (Total: 0)</w:t>
-      </w:r>
-    </w:p>
-    <w:p>
-      <w:pPr>
-        <w:spacing w:after="0"/>
-        <w:rPr>
-          <w:rFonts w:ascii="Consolas" w:hAnsi="Consolas" w:eastAsiaTheme="minorEastAsia"/>
-          <w:sz w:val="16"/>
-          <w:szCs w:val="16"/>
-        </w:rPr>
-      </w:pPr>
-      <w:r>
-        <w:rPr>
-          <w:rFonts w:ascii="Consolas" w:hAnsi="Consolas" w:eastAsiaTheme="minorEastAsia"/>
-          <w:sz w:val="16"/>
-          <w:szCs w:val="16"/>
-        </w:rPr>
-        <w:t xml:space="preserve">12-Apr-2012 05:17:05.00: </w:t>
-      </w:r>
-      <w:proofErr w:type="spellStart"/>
-      <w:r>
-        <w:rPr>
-          <w:rFonts w:ascii="Consolas" w:hAnsi="Consolas" w:eastAsiaTheme="minorEastAsia"/>
-          <w:sz w:val="16"/>
-          <w:szCs w:val="16"/>
-        </w:rPr>
-        <w:t>RtaUserManager</w:t>
-      </w:r>
-      <w:proofErr w:type="spellEnd"/>
-      <w:r>
-        <w:rPr>
-          <w:rFonts w:ascii="Consolas" w:hAnsi="Consolas" w:eastAsiaTheme="minorEastAsia"/>
-          <w:sz w:val="16"/>
-          <w:szCs w:val="16"/>
-        </w:rPr>
-        <w:t xml:space="preserve"> stopped</w:t>
-      </w:r>
-    </w:p>
-    <w:p>
-      <w:pPr>
-        <w:spacing w:after="0"/>
-        <w:rPr>
-          <w:rFonts w:ascii="Consolas" w:hAnsi="Consolas" w:eastAsiaTheme="minorEastAsia"/>
-          <w:sz w:val="16"/>
-          <w:szCs w:val="16"/>
-        </w:rPr>
-      </w:pPr>
-      <w:r>
-        <w:rPr>
-          <w:rFonts w:ascii="Consolas" w:hAnsi="Consolas" w:eastAsiaTheme="minorEastAsia"/>
-          <w:sz w:val="16"/>
-          <w:szCs w:val="16"/>
-        </w:rPr>
-        <w:t xml:space="preserve">12-Apr-2012 05:25:12.00: </w:t>
-      </w:r>
-      <w:proofErr w:type="spellStart"/>
-      <w:r>
-        <w:rPr>
-          <w:rFonts w:ascii="Consolas" w:hAnsi="Consolas" w:eastAsiaTheme="minorEastAsia"/>
-          <w:sz w:val="16"/>
-          <w:szCs w:val="16"/>
-        </w:rPr>
-        <w:t>RtaUserManager</w:t>
-      </w:r>
-      <w:proofErr w:type="spellEnd"/>
-      <w:r>
-        <w:rPr>
-          <w:rFonts w:ascii="Consolas" w:hAnsi="Consolas" w:eastAsiaTheme="minorEastAsia"/>
-          <w:sz w:val="16"/>
-          <w:szCs w:val="16"/>
-        </w:rPr>
-        <w:t xml:space="preserve"> started</w:t>
-      </w:r>
-    </w:p>
-    <w:p>
-      <w:pPr>
-        <w:spacing w:after="0"/>
-        <w:rPr>
-          <w:rFonts w:ascii="Consolas" w:hAnsi="Consolas" w:eastAsiaTheme="minorEastAsia"/>
-          <w:sz w:val="16"/>
-          <w:szCs w:val="16"/>
-        </w:rPr>
-      </w:pPr>
-      <w:r>
-        <w:rPr>
-          <w:rFonts w:ascii="Consolas" w:hAnsi="Consolas" w:eastAsiaTheme="minorEastAsia"/>
-          <w:sz w:val="16"/>
-          <w:szCs w:val="16"/>
-        </w:rPr>
-        <w:t xml:space="preserve">12-Apr-2012 13:04:07.00: Login </w:t>
-      </w:r>
-      <w:proofErr w:type="spellStart"/>
-      <w:r>
-        <w:rPr>
-          <w:rFonts w:ascii="Consolas" w:hAnsi="Consolas" w:eastAsiaTheme="minorEastAsia"/>
-          <w:sz w:val="16"/>
-          <w:szCs w:val="16"/>
-        </w:rPr>
-        <w:t>cosarpil</w:t>
-      </w:r>
-      <w:proofErr w:type="spellEnd"/>
-      <w:r>
-        <w:rPr>
-          <w:rFonts w:ascii="Consolas" w:hAnsi="Consolas" w:eastAsiaTheme="minorEastAsia"/>
-          <w:sz w:val="16"/>
-          <w:szCs w:val="16"/>
-        </w:rPr>
-        <w:t>, Testing, using 4.0.3 on WZUR5241465 (Total: 1)</w:t>
-      </w:r>
-    </w:p>
-    <w:p>
-      <w:pPr>
-        <w:spacing w:after="0"/>
-        <w:rPr>
-          <w:rFonts w:ascii="Consolas" w:hAnsi="Consolas" w:eastAsiaTheme="minorEastAsia"/>
-          <w:sz w:val="16"/>
-          <w:szCs w:val="16"/>
-        </w:rPr>
-      </w:pPr>
-      <w:r>
-        <w:rPr>
-          <w:rFonts w:ascii="Consolas" w:hAnsi="Consolas" w:eastAsiaTheme="minorEastAsia"/>
-          <w:sz w:val="16"/>
-          <w:szCs w:val="16"/>
-        </w:rPr>
-        <w:t xml:space="preserve">13-Apr-2012 08:50:06.00: Login </w:t>
-      </w:r>
-      <w:proofErr w:type="spellStart"/>
-      <w:r>
-        <w:rPr>
-          <w:rFonts w:ascii="Consolas" w:hAnsi="Consolas" w:eastAsiaTheme="minorEastAsia"/>
-          <w:sz w:val="16"/>
-          <w:szCs w:val="16"/>
-        </w:rPr>
-        <w:t>knoepfma</w:t>
-      </w:r>
-      <w:proofErr w:type="spellEnd"/>
-      <w:r>
-        <w:rPr>
-          <w:rFonts w:ascii="Consolas" w:hAnsi="Consolas" w:eastAsiaTheme="minorEastAsia"/>
-          <w:sz w:val="16"/>
-          <w:szCs w:val="16"/>
-        </w:rPr>
-        <w:t>, IT DEV Support South, using 4.0.4 on WZUR5241427 (Total: 2</w:t>
-      </w:r>
-      <w:r>
-        <w:rPr>
-          <w:rFonts w:ascii="Consolas" w:hAnsi="Consolas" w:eastAsiaTheme="minorEastAsia"/>
-          <w:sz w:val="16"/>
-          <w:szCs w:val="16"/>
-        </w:rPr>
-        <w:t>)</w:t>
-      </w:r>
-    </w:p>
-    <w:p>
-      <w:pPr>
-        <w:spacing w:after="0"/>
-        <w:rPr>
-          <w:rFonts w:ascii="Consolas" w:hAnsi="Consolas" w:eastAsiaTheme="minorEastAsia"/>
-          <w:sz w:val="16"/>
-          <w:szCs w:val="16"/>
-        </w:rPr>
-      </w:pPr>
-      <w:r>
-        <w:rPr>
-          <w:rFonts w:ascii="Consolas" w:hAnsi="Consolas" w:eastAsiaTheme="minorEastAsia"/>
-          <w:sz w:val="16"/>
-          <w:szCs w:val="16"/>
-        </w:rPr>
-        <w:t>...</w:t>
-      </w:r>
-    </w:p>
-    <w:p>
-      <w:pPr>
         <w:rPr>
           <w:rFonts w:eastAsiaTheme="minorEastAsia"/>
         </w:rPr>
@@ -3940,11 +3660,11 @@
         <w:rPr>
           <w:rFonts w:eastAsiaTheme="minorEastAsia"/>
         </w:rPr>
-        <w:object w:dxaOrig="2448" w:dyaOrig="1584" w14:anchorId="4F7BBB90">
-          <v:shape id="_x0000_i1026" style="width:122.1pt;height:79.5pt" o:ole="" type="#_x0000_t75">
-            <v:imagedata o:title="" r:id="rId13"/>
+        <w:object w:dxaOrig="2448" w:dyaOrig="1584">
+          <v:shape id="_x0000_i1027" type="#_x0000_t75" style="width:122.2pt;height:79.6pt" o:ole="">
+            <v:imagedata r:id="rId13" o:title=""/>
           </v:shape>
-          <o:OLEObject Type="Embed" ProgID="Package" ShapeID="_x0000_i1026" DrawAspect="Icon" ObjectID="_1683734395" r:id="rId14"/>
+          <o:OLEObject Type="Embed" ProgID="Package" ShapeID="_x0000_i1027" DrawAspect="Icon" ObjectID="_1684097040" r:id="rId14"/>
         </w:object>
       </w:r>
     </w:p>
@@ -3964,7 +3684,25 @@
           <w:sz w:val="16"/>
           <w:szCs w:val="16"/>
         </w:rPr>
-        <w:t>&gt; grep '</w:t>
+        <w:t xml:space="preserve">&gt; </w:t>
+      </w:r>
+      <w:proofErr w:type="spellStart"/>
+      <w:r>
+        <w:rPr>
+          <w:rFonts w:ascii="Consolas" w:hAnsi="Consolas"/>
+          <w:sz w:val="16"/>
+          <w:szCs w:val="16"/>
+        </w:rPr>
+        <w:t>grep</w:t>
+      </w:r>
+      <w:proofErr w:type="spellEnd"/>
+      <w:r>
+        <w:rPr>
+          <w:rFonts w:ascii="Consolas" w:hAnsi="Consolas"/>
+          <w:sz w:val="16"/>
+          <w:szCs w:val="16"/>
+        </w:rPr>
+        <w:t xml:space="preserve"> '</w:t>
       </w:r>
       <w:proofErr w:type="spellStart"/>
       <w:r>
@@ -4128,51 +3866,17 @@
           <w:rFonts w:ascii="Consolas" w:hAnsi="Consolas"/>
           <w:sz w:val="16"/>
           <w:szCs w:val="16"/>
-        </w:rPr>
-      </w:pPr>
-      <w:r>
-        <w:rPr>
-          <w:rFonts w:ascii="Consolas" w:hAnsi="Consolas"/>
-          <w:sz w:val="16"/>
-          <w:szCs w:val="16"/>
-        </w:rPr>
-        <w:t xml:space="preserve">[szur0173dap;rtausers;27881;2021/04/14;16:37:37.945;INF] </w:t>
-      </w:r>
-      <w:proofErr w:type="spellStart"/>
-      <w:r>
-        <w:rPr>
-          <w:rFonts w:ascii="Consolas" w:hAnsi="Consolas"/>
-          <w:sz w:val="16"/>
-          <w:szCs w:val="16"/>
-        </w:rPr>
-        <w:t>RtaUserManager</w:t>
-      </w:r>
-      <w:proofErr w:type="spellEnd"/>
-      <w:r>
-        <w:rPr>
-          <w:rFonts w:ascii="Consolas" w:hAnsi="Consolas"/>
-          <w:sz w:val="16"/>
-          <w:szCs w:val="16"/>
-        </w:rPr>
-        <w:t xml:space="preserve">::login - ENTER </w:t>
-      </w:r>
-      <w:proofErr w:type="spellStart"/>
-      <w:r>
-        <w:rPr>
-          <w:rFonts w:ascii="Consolas" w:hAnsi="Consolas"/>
-          <w:sz w:val="16"/>
-          <w:szCs w:val="16"/>
-        </w:rPr>
-        <w:t>userName</w:t>
-      </w:r>
-      <w:proofErr w:type="spellEnd"/>
-      <w:r>
-        <w:rPr>
-          <w:rFonts w:ascii="Consolas" w:hAnsi="Consolas"/>
-          <w:sz w:val="16"/>
-          <w:szCs w:val="16"/>
-        </w:rPr>
-        <w:t>=t627412 userApp=537402452546562444382523411378449535533405564499398536376538410626406546553494415480617485421490</w:t>
+          <w:lang w:val="fr-FR"/>
+        </w:rPr>
+      </w:pPr>
+      <w:r>
+        <w:rPr>
+          <w:rFonts w:ascii="Consolas" w:hAnsi="Consolas"/>
+          <w:sz w:val="16"/>
+          <w:szCs w:val="16"/>
+          <w:lang w:val="fr-FR"/>
+        </w:rPr>
+        <w:t>[szur0173dap;rtausers;27881;2021/04/14;16:37:37.945;INF] RtaUserManager::login - ENTER userName=t627412 userApp=537402452546562444382523411378449535533405564499398536376538410626406546553494415480617485421490</w:t>
       </w:r>
     </w:p>
     <w:p>
@@ -4183,51 +3887,17 @@
           <w:rFonts w:ascii="Consolas" w:hAnsi="Consolas"/>
           <w:sz w:val="16"/>
           <w:szCs w:val="16"/>
-        </w:rPr>
-      </w:pPr>
-      <w:r>
-        <w:rPr>
-          <w:rFonts w:ascii="Consolas" w:hAnsi="Consolas"/>
-          <w:sz w:val="16"/>
-          <w:szCs w:val="16"/>
-        </w:rPr>
-        <w:t xml:space="preserve">[szur0173dap;rtausers;27881;2021/04/14;16:42:38.090;INF] </w:t>
-      </w:r>
-      <w:proofErr w:type="spellStart"/>
-      <w:r>
-        <w:rPr>
-          <w:rFonts w:ascii="Consolas" w:hAnsi="Consolas"/>
-          <w:sz w:val="16"/>
-          <w:szCs w:val="16"/>
-        </w:rPr>
-        <w:t>RtaUserManager</w:t>
-      </w:r>
-      <w:proofErr w:type="spellEnd"/>
-      <w:r>
-        <w:rPr>
-          <w:rFonts w:ascii="Consolas" w:hAnsi="Consolas"/>
-          <w:sz w:val="16"/>
-          <w:szCs w:val="16"/>
-        </w:rPr>
-        <w:t xml:space="preserve">::login - ENTER </w:t>
-      </w:r>
-      <w:proofErr w:type="spellStart"/>
-      <w:r>
-        <w:rPr>
-          <w:rFonts w:ascii="Consolas" w:hAnsi="Consolas"/>
-          <w:sz w:val="16"/>
-          <w:szCs w:val="16"/>
-        </w:rPr>
-        <w:t>userName</w:t>
-      </w:r>
-      <w:proofErr w:type="spellEnd"/>
-      <w:r>
-        <w:rPr>
-          <w:rFonts w:ascii="Consolas" w:hAnsi="Consolas"/>
-          <w:sz w:val="16"/>
-          <w:szCs w:val="16"/>
-        </w:rPr>
-        <w:t>=t627412 userApp=537402452546562444382523411378449535533405564499398536376538410626406546553494415480617485421490</w:t>
+          <w:lang w:val="fr-FR"/>
+        </w:rPr>
+      </w:pPr>
+      <w:r>
+        <w:rPr>
+          <w:rFonts w:ascii="Consolas" w:hAnsi="Consolas"/>
+          <w:sz w:val="16"/>
+          <w:szCs w:val="16"/>
+          <w:lang w:val="fr-FR"/>
+        </w:rPr>
+        <w:t>[szur0173dap;rtausers;27881;2021/04/14;16:42:38.090;INF] RtaUserManager::login - ENTER userName=t627412 userApp=537402452546562444382523411378449535533405564499398536376538410626406546553494415480617485421490</w:t>
       </w:r>
     </w:p>
     <w:p>
@@ -4238,51 +3908,17 @@
           <w:rFonts w:ascii="Consolas" w:hAnsi="Consolas"/>
           <w:sz w:val="16"/>
           <w:szCs w:val="16"/>
-        </w:rPr>
-      </w:pPr>
-      <w:r>
-        <w:rPr>
-          <w:rFonts w:ascii="Consolas" w:hAnsi="Consolas"/>
-          <w:sz w:val="16"/>
-          <w:szCs w:val="16"/>
-        </w:rPr>
-        <w:t xml:space="preserve">[szur0173dap;rtausers;27881;2021/04/14;16:47:03.592;INF] </w:t>
-      </w:r>
-      <w:proofErr w:type="spellStart"/>
-      <w:r>
-        <w:rPr>
-          <w:rFonts w:ascii="Consolas" w:hAnsi="Consolas"/>
-          <w:sz w:val="16"/>
-          <w:szCs w:val="16"/>
-        </w:rPr>
-        <w:t>RtaUserManager</w:t>
-      </w:r>
-      <w:proofErr w:type="spellEnd"/>
-      <w:r>
-        <w:rPr>
-          <w:rFonts w:ascii="Consolas" w:hAnsi="Consolas"/>
-          <w:sz w:val="16"/>
-          <w:szCs w:val="16"/>
-        </w:rPr>
-        <w:t xml:space="preserve">::login - ENTER </w:t>
-      </w:r>
-      <w:proofErr w:type="spellStart"/>
-      <w:r>
-        <w:rPr>
-          <w:rFonts w:ascii="Consolas" w:hAnsi="Consolas"/>
-          <w:sz w:val="16"/>
-          <w:szCs w:val="16"/>
-        </w:rPr>
-        <w:t>userName</w:t>
-      </w:r>
-      <w:proofErr w:type="spellEnd"/>
-      <w:r>
-        <w:rPr>
-          <w:rFonts w:ascii="Consolas" w:hAnsi="Consolas"/>
-          <w:sz w:val="16"/>
-          <w:szCs w:val="16"/>
-        </w:rPr>
-        <w:t>=t627412 userApp=537402452546562444382523411378449535533405564499398536376538410626406546553494415480617485421490</w:t>
+          <w:lang w:val="fr-FR"/>
+        </w:rPr>
+      </w:pPr>
+      <w:r>
+        <w:rPr>
+          <w:rFonts w:ascii="Consolas" w:hAnsi="Consolas"/>
+          <w:sz w:val="16"/>
+          <w:szCs w:val="16"/>
+          <w:lang w:val="fr-FR"/>
+        </w:rPr>
+        <w:t>[szur0173dap;rtausers;27881;2021/04/14;16:47:03.592;INF] RtaUserManager::login - ENTER userName=t627412 userApp=537402452546562444382523411378449535533405564499398536376538410626406546553494415480617485421490</w:t>
       </w:r>
     </w:p>
     <w:p>
@@ -4293,51 +3929,17 @@
           <w:rFonts w:ascii="Consolas" w:hAnsi="Consolas"/>
           <w:sz w:val="16"/>
           <w:szCs w:val="16"/>
-        </w:rPr>
-      </w:pPr>
-      <w:r>
-        <w:rPr>
-          <w:rFonts w:ascii="Consolas" w:hAnsi="Consolas"/>
-          <w:sz w:val="16"/>
-          <w:szCs w:val="16"/>
-        </w:rPr>
-        <w:t xml:space="preserve">[szur0173dap;rtausers;27881;2021/04/14;16:59:18.575;INF] </w:t>
-      </w:r>
-      <w:proofErr w:type="spellStart"/>
-      <w:r>
-        <w:rPr>
-          <w:rFonts w:ascii="Consolas" w:hAnsi="Consolas"/>
-          <w:sz w:val="16"/>
-          <w:szCs w:val="16"/>
-        </w:rPr>
-        <w:t>RtaUserManager</w:t>
-      </w:r>
-      <w:proofErr w:type="spellEnd"/>
-      <w:r>
-        <w:rPr>
-          <w:rFonts w:ascii="Consolas" w:hAnsi="Consolas"/>
-          <w:sz w:val="16"/>
-          <w:szCs w:val="16"/>
-        </w:rPr>
-        <w:t xml:space="preserve">::login - ENTER </w:t>
-      </w:r>
-      <w:proofErr w:type="spellStart"/>
-      <w:r>
-        <w:rPr>
-          <w:rFonts w:ascii="Consolas" w:hAnsi="Consolas"/>
-          <w:sz w:val="16"/>
-          <w:szCs w:val="16"/>
-        </w:rPr>
-        <w:t>userName</w:t>
-      </w:r>
-      <w:proofErr w:type="spellEnd"/>
-      <w:r>
-        <w:rPr>
-          <w:rFonts w:ascii="Consolas" w:hAnsi="Consolas"/>
-          <w:sz w:val="16"/>
-          <w:szCs w:val="16"/>
-        </w:rPr>
-        <w:t>=t627412 userApp=537402452546562444382523411378449535533405564499398536376538410626406546553494415480617485421490</w:t>
+          <w:lang w:val="fr-FR"/>
+        </w:rPr>
+      </w:pPr>
+      <w:r>
+        <w:rPr>
+          <w:rFonts w:ascii="Consolas" w:hAnsi="Consolas"/>
+          <w:sz w:val="16"/>
+          <w:szCs w:val="16"/>
+          <w:lang w:val="fr-FR"/>
+        </w:rPr>
+        <w:t>[szur0173dap;rtausers;27881;2021/04/14;16:59:18.575;INF] RtaUserManager::login - ENTER userName=t627412 userApp=537402452546562444382523411378449535533405564499398536376538410626406546553494415480617485421490</w:t>
       </w:r>
     </w:p>
     <w:p>
@@ -4348,51 +3950,17 @@
           <w:rFonts w:ascii="Consolas" w:hAnsi="Consolas"/>
           <w:sz w:val="16"/>
           <w:szCs w:val="16"/>
-        </w:rPr>
-      </w:pPr>
-      <w:r>
-        <w:rPr>
-          <w:rFonts w:ascii="Consolas" w:hAnsi="Consolas"/>
-          <w:sz w:val="16"/>
-          <w:szCs w:val="16"/>
-        </w:rPr>
-        <w:t xml:space="preserve">[szur0173dap;rtausers;27881;2021/04/14;17:00:37.857;INF] </w:t>
-      </w:r>
-      <w:proofErr w:type="spellStart"/>
-      <w:r>
-        <w:rPr>
-          <w:rFonts w:ascii="Consolas" w:hAnsi="Consolas"/>
-          <w:sz w:val="16"/>
-          <w:szCs w:val="16"/>
-        </w:rPr>
-        <w:t>RtaUserManager</w:t>
-      </w:r>
-      <w:proofErr w:type="spellEnd"/>
-      <w:r>
-        <w:rPr>
-          <w:rFonts w:ascii="Consolas" w:hAnsi="Consolas"/>
-          <w:sz w:val="16"/>
-          <w:szCs w:val="16"/>
-        </w:rPr>
-        <w:t xml:space="preserve">::login - ENTER </w:t>
-      </w:r>
-      <w:proofErr w:type="spellStart"/>
-      <w:r>
-        <w:rPr>
-          <w:rFonts w:ascii="Consolas" w:hAnsi="Consolas"/>
-          <w:sz w:val="16"/>
-          <w:szCs w:val="16"/>
-        </w:rPr>
-        <w:t>userName</w:t>
-      </w:r>
-      <w:proofErr w:type="spellEnd"/>
-      <w:r>
-        <w:rPr>
-          <w:rFonts w:ascii="Consolas" w:hAnsi="Consolas"/>
-          <w:sz w:val="16"/>
-          <w:szCs w:val="16"/>
-        </w:rPr>
-        <w:t>=t627412 userApp=537402452546562444382523411378449535533405564499398536376538410626406546553494415480617485421490</w:t>
+          <w:lang w:val="fr-FR"/>
+        </w:rPr>
+      </w:pPr>
+      <w:r>
+        <w:rPr>
+          <w:rFonts w:ascii="Consolas" w:hAnsi="Consolas"/>
+          <w:sz w:val="16"/>
+          <w:szCs w:val="16"/>
+          <w:lang w:val="fr-FR"/>
+        </w:rPr>
+        <w:t>[szur0173dap;rtausers;27881;2021/04/14;17:00:37.857;INF] RtaUserManager::login - ENTER userName=t627412 userApp=537402452546562444382523411378449535533405564499398536376538410626406546553494415480617485421490</w:t>
       </w:r>
     </w:p>
     <w:p>
@@ -4403,98 +3971,49 @@
           <w:rFonts w:ascii="Consolas" w:hAnsi="Consolas"/>
           <w:sz w:val="16"/>
           <w:szCs w:val="16"/>
-        </w:rPr>
-      </w:pPr>
-      <w:r>
-        <w:rPr>
-          <w:rFonts w:ascii="Consolas" w:hAnsi="Consolas"/>
-          <w:sz w:val="16"/>
-          <w:szCs w:val="16"/>
-        </w:rPr>
-        <w:t xml:space="preserve">[szur0173dap;rtausers;27881;2021/04/14;17:13:16.210;INF] </w:t>
-      </w:r>
-      <w:proofErr w:type="spellStart"/>
-      <w:r>
-        <w:rPr>
-          <w:rFonts w:ascii="Consolas" w:hAnsi="Consolas"/>
-          <w:sz w:val="16"/>
-          <w:szCs w:val="16"/>
-        </w:rPr>
-        <w:t>RtaUserManager</w:t>
-      </w:r>
-      <w:proofErr w:type="spellEnd"/>
-      <w:r>
-        <w:rPr>
-          <w:rFonts w:ascii="Consolas" w:hAnsi="Consolas"/>
-          <w:sz w:val="16"/>
-          <w:szCs w:val="16"/>
-        </w:rPr>
-        <w:t xml:space="preserve">::login - ENTER </w:t>
-      </w:r>
-      <w:proofErr w:type="spellStart"/>
-      <w:r>
-        <w:rPr>
-          <w:rFonts w:ascii="Consolas" w:hAnsi="Consolas"/>
-          <w:sz w:val="16"/>
-          <w:szCs w:val="16"/>
-        </w:rPr>
-        <w:t>userName</w:t>
-      </w:r>
-      <w:proofErr w:type="spellEnd"/>
-      <w:r>
-        <w:rPr>
-          <w:rFonts w:ascii="Consolas" w:hAnsi="Consolas"/>
-          <w:sz w:val="16"/>
-          <w:szCs w:val="16"/>
-        </w:rPr>
-        <w:t>=</w:t>
-      </w:r>
-      <w:proofErr w:type="spellStart"/>
-      <w:r>
-        <w:rPr>
-          <w:rFonts w:ascii="Consolas" w:hAnsi="Consolas"/>
-          <w:sz w:val="16"/>
-          <w:szCs w:val="16"/>
-        </w:rPr>
-        <w:t>kaufmara</w:t>
-      </w:r>
-      <w:proofErr w:type="spellEnd"/>
-      <w:r>
-        <w:rPr>
-          <w:rFonts w:ascii="Consolas" w:hAnsi="Consolas"/>
-          <w:sz w:val="16"/>
-          <w:szCs w:val="16"/>
-        </w:rPr>
-        <w:t xml:space="preserve"> userApp=621400376534455486615490536414598465426391378472592375584553395460582584429623473439395474445515</w:t>
-      </w:r>
-    </w:p>
-    <w:p>
-      <w:pPr>
-        <w:rPr>
-          <w:rFonts w:ascii="Calibri Light" w:hAnsi="Calibri Light" w:eastAsiaTheme="majorEastAsia" w:cstheme="majorBidi"/>
+          <w:lang w:val="fr-FR"/>
+        </w:rPr>
+      </w:pPr>
+      <w:r>
+        <w:rPr>
+          <w:rFonts w:ascii="Consolas" w:hAnsi="Consolas"/>
+          <w:sz w:val="16"/>
+          <w:szCs w:val="16"/>
+          <w:lang w:val="fr-FR"/>
+        </w:rPr>
+        <w:t>[szur0173dap;rtausers;27881;2021/04/14;17:13:16.210;INF] RtaUserManager::login - ENTER userName=kaufmara userApp=621400376534455486615490536414598465426391378472592375584553395460582584429623473439395474445515</w:t>
+      </w:r>
+    </w:p>
+    <w:p>
+      <w:pPr>
+        <w:rPr>
+          <w:rFonts w:ascii="Calibri Light" w:eastAsiaTheme="majorEastAsia" w:hAnsi="Calibri Light" w:cstheme="majorBidi"/>
           <w:color w:val="2F5496" w:themeColor="accent1" w:themeShade="BF"/>
           <w:sz w:val="32"/>
           <w:szCs w:val="32"/>
+          <w:lang w:val="fr-FR"/>
         </w:rPr>
       </w:pPr>
       <w:r>
         <w:rPr>
           <w:rFonts w:ascii="Calibri Light" w:hAnsi="Calibri Light"/>
+          <w:lang w:val="fr-FR"/>
         </w:rPr>
         <w:br w:type="page"/>
       </w:r>
     </w:p>
     <w:p>
       <w:pPr>
-        <w:pStyle w:val="Heading1"/>
+        <w:pStyle w:val="Nagwek1"/>
         <w:rPr>
           <w:rFonts w:ascii="Calibri Light" w:hAnsi="Calibri Light"/>
-        </w:rPr>
-      </w:pPr>
-    </w:p>
-    <w:p>
-      <w:pPr>
-        <w:pStyle w:val="Heading1"/>
+          <w:lang w:val="fr-FR"/>
+        </w:rPr>
+      </w:pPr>
+    </w:p>
+    <w:p>
+      <w:pPr>
+        <w:pStyle w:val="Nagwek1"/>
         <w:spacing w:after="240"/>
         <w:rPr>
           <w:rFonts w:ascii="Calibri Light" w:hAnsi="Calibri Light"/>
@@ -4514,1726 +4033,371 @@
       </w:r>
     </w:p>
     <w:p>
-      <w:pPr/>
-      <w:r>
+      <w:pPr>
         <w:rPr>
           <w:noProof/>
         </w:rPr>
-        <mc:AlternateContent>
-          <mc:Choice Requires="wpg">
-            <w:drawing>
-              <wp:inline distT="0" distB="0" distL="0" distR="0" wp14:anchorId="28716E37" wp14:editId="229DF5D8">
-                <wp:extent cx="5062220" cy="3758565"/>
-                <wp:effectExtent l="0" t="0" r="24130" b="13335"/>
-                <wp:docPr id="41" name="Group 41"/>
-                <wp:cNvGraphicFramePr/>
-                <a:graphic xmlns:a="http://schemas.openxmlformats.org/drawingml/2006/main">
-                  <a:graphicData uri="http://schemas.microsoft.com/office/word/2010/wordprocessingGroup">
-                    <wpg:wgp>
-                      <wpg:cNvGrpSpPr/>
-                      <wpg:grpSpPr>
-                        <a:xfrm>
-                          <a:off x="0" y="0"/>
-                          <a:ext cx="5062220" cy="3758565"/>
-                          <a:chOff x="0" y="0"/>
-                          <a:chExt cx="5062751" cy="3758641"/>
-                        </a:xfrm>
-                      </wpg:grpSpPr>
-                      <wpg:grpSp>
-                        <wpg:cNvPr id="22" name="Group 22"/>
-                        <wpg:cNvGrpSpPr/>
-                        <wpg:grpSpPr>
-                          <a:xfrm>
-                            <a:off x="2831911" y="1473959"/>
-                            <a:ext cx="2230840" cy="2284682"/>
-                            <a:chOff x="0" y="0"/>
-                            <a:chExt cx="2230840" cy="2284682"/>
-                          </a:xfrm>
-                        </wpg:grpSpPr>
-                        <wps:wsp>
-                          <wps:cNvPr id="10" name="Rectangle 10"/>
-                          <wps:cNvSpPr/>
-                          <wps:spPr>
-                            <a:xfrm>
-                              <a:off x="0" y="0"/>
-                              <a:ext cx="2230840" cy="2284682"/>
-                            </a:xfrm>
-                            <a:prstGeom prst="rect">
-                              <a:avLst/>
-                            </a:prstGeom>
-                          </wps:spPr>
-                          <wps:style>
-                            <a:lnRef idx="2">
-                              <a:schemeClr val="accent6"/>
-                            </a:lnRef>
-                            <a:fillRef idx="1">
-                              <a:schemeClr val="lt1"/>
-                            </a:fillRef>
-                            <a:effectRef idx="0">
-                              <a:schemeClr val="accent6"/>
-                            </a:effectRef>
-                            <a:fontRef idx="minor">
-                              <a:schemeClr val="dk1"/>
-                            </a:fontRef>
-                          </wps:style>
-                          <wps:txbx>
-                            <w:txbxContent>
-                              <w:p>
-                                <w:pPr>
-                                  <w:jc w:val="right"/>
-                                  <w:rPr>
-                                    <w:color w:val="000000" w:themeColor="text1"/>
-                                    <w:lang w:val="en-GB"/>
-                                    <w14:shadow w14:blurRad="38100" w14:dist="19050" w14:dir="2700000" w14:sx="100000" w14:sy="100000" w14:kx="0" w14:ky="0" w14:algn="tl">
-                                      <w14:schemeClr w14:val="dk1">
-                                        <w14:alpha w14:val="60000"/>
-                                      </w14:schemeClr>
-                                    </w14:shadow>
-                                    <w14:textOutline w14:w="9525" w14:cap="flat" w14:cmpd="sng" w14:algn="ctr">
-                                      <w14:solidFill>
-                                        <w14:schemeClr w14:val="tx1"/>
-                                      </w14:solidFill>
-                                      <w14:prstDash w14:val="solid"/>
-                                      <w14:round/>
-                                    </w14:textOutline>
-                                  </w:rPr>
-                                </w:pPr>
-                                <w:r>
-                                  <w:rPr>
-                                    <w:color w:val="000000" w:themeColor="text1"/>
-                                    <w:lang w:val="en-GB"/>
-                                    <w14:textOutline w14:w="9525" w14:cap="rnd" w14:cmpd="sng" w14:algn="ctr">
-                                      <w14:solidFill>
-                                        <w14:schemeClr w14:val="tx1"/>
-                                      </w14:solidFill>
-                                      <w14:prstDash w14:val="solid"/>
-                                      <w14:bevel/>
-                                    </w14:textOutline>
-                                  </w:rPr>
-                                  <w:t>MOR (AA14569)</w:t>
-                                </w:r>
-                              </w:p>
-                            </w:txbxContent>
-                          </wps:txbx>
-                          <wps:bodyPr rot="0" spcFirstLastPara="0" vertOverflow="overflow" horzOverflow="overflow" vert="horz" wrap="square" lIns="91440" tIns="45720" rIns="91440" bIns="45720" numCol="1" spcCol="0" rtlCol="0" fromWordArt="0" anchor="t" anchorCtr="0" forceAA="0" compatLnSpc="1">
-                            <a:prstTxWarp prst="textNoShape">
-                              <a:avLst/>
-                            </a:prstTxWarp>
-                            <a:noAutofit/>
-                          </wps:bodyPr>
-                        </wps:wsp>
-                        <wps:wsp>
-                          <wps:cNvPr id="12" name="Rectangle 12"/>
-                          <wps:cNvSpPr/>
-                          <wps:spPr>
-                            <a:xfrm>
-                              <a:off x="511791" y="1255594"/>
-                              <a:ext cx="1473958" cy="887105"/>
-                            </a:xfrm>
-                            <a:prstGeom prst="rect">
-                              <a:avLst/>
-                            </a:prstGeom>
-                          </wps:spPr>
-                          <wps:style>
-                            <a:lnRef idx="2">
-                              <a:schemeClr val="accent6"/>
-                            </a:lnRef>
-                            <a:fillRef idx="1">
-                              <a:schemeClr val="lt1"/>
-                            </a:fillRef>
-                            <a:effectRef idx="0">
-                              <a:schemeClr val="accent6"/>
-                            </a:effectRef>
-                            <a:fontRef idx="minor">
-                              <a:schemeClr val="dk1"/>
-                            </a:fontRef>
-                          </wps:style>
-                          <wps:txbx>
-                            <w:txbxContent>
-                              <w:p>
-                                <w:pPr>
-                                  <w:rPr>
-                                    <w:color w:val="000000" w:themeColor="text1"/>
-                                    <w:lang w:val="pl-PL"/>
-                                    <w14:shadow w14:blurRad="38100" w14:dist="19050" w14:dir="2700000" w14:sx="100000" w14:sy="100000" w14:kx="0" w14:ky="0" w14:algn="tl">
-                                      <w14:schemeClr w14:val="dk1">
-                                        <w14:alpha w14:val="60000"/>
-                                      </w14:schemeClr>
-                                    </w14:shadow>
-                                    <w14:textOutline w14:w="9525" w14:cap="flat" w14:cmpd="sng" w14:algn="ctr">
-                                      <w14:solidFill>
-                                        <w14:schemeClr w14:val="tx1"/>
-                                      </w14:solidFill>
-                                      <w14:prstDash w14:val="solid"/>
-                                      <w14:round/>
-                                    </w14:textOutline>
-                                  </w:rPr>
-                                </w:pPr>
-                              </w:p>
-                            </w:txbxContent>
-                          </wps:txbx>
-                          <wps:bodyPr rot="0" spcFirstLastPara="0" vertOverflow="overflow" horzOverflow="overflow" vert="horz" wrap="square" lIns="91440" tIns="45720" rIns="91440" bIns="45720" numCol="1" spcCol="0" rtlCol="0" fromWordArt="0" anchor="t" anchorCtr="0" forceAA="0" compatLnSpc="1">
-                            <a:prstTxWarp prst="textNoShape">
-                              <a:avLst/>
-                            </a:prstTxWarp>
-                            <a:noAutofit/>
-                          </wps:bodyPr>
-                        </wps:wsp>
-                        <wps:wsp>
-                          <wps:cNvPr id="14" name="Rectangle 14"/>
-                          <wps:cNvSpPr/>
-                          <wps:spPr>
-                            <a:xfrm>
-                              <a:off x="443552" y="1173707"/>
-                              <a:ext cx="1473958" cy="887105"/>
-                            </a:xfrm>
-                            <a:prstGeom prst="rect">
-                              <a:avLst/>
-                            </a:prstGeom>
-                          </wps:spPr>
-                          <wps:style>
-                            <a:lnRef idx="2">
-                              <a:schemeClr val="accent6"/>
-                            </a:lnRef>
-                            <a:fillRef idx="1">
-                              <a:schemeClr val="lt1"/>
-                            </a:fillRef>
-                            <a:effectRef idx="0">
-                              <a:schemeClr val="accent6"/>
-                            </a:effectRef>
-                            <a:fontRef idx="minor">
-                              <a:schemeClr val="dk1"/>
-                            </a:fontRef>
-                          </wps:style>
-                          <wps:txbx>
-                            <w:txbxContent>
-                              <w:p>
-                                <w:pPr>
-                                  <w:rPr>
-                                    <w:color w:val="000000" w:themeColor="text1"/>
-                                    <w:lang w:val="pl-PL"/>
-                                    <w14:shadow w14:blurRad="38100" w14:dist="19050" w14:dir="2700000" w14:sx="100000" w14:sy="100000" w14:kx="0" w14:ky="0" w14:algn="tl">
-                                      <w14:schemeClr w14:val="dk1">
-                                        <w14:alpha w14:val="60000"/>
-                                      </w14:schemeClr>
-                                    </w14:shadow>
-                                    <w14:textOutline w14:w="9525" w14:cap="flat" w14:cmpd="sng" w14:algn="ctr">
-                                      <w14:solidFill>
-                                        <w14:schemeClr w14:val="tx1"/>
-                                      </w14:solidFill>
-                                      <w14:prstDash w14:val="solid"/>
-                                      <w14:round/>
-                                    </w14:textOutline>
-                                  </w:rPr>
-                                </w:pPr>
-                              </w:p>
-                            </w:txbxContent>
-                          </wps:txbx>
-                          <wps:bodyPr rot="0" spcFirstLastPara="0" vertOverflow="overflow" horzOverflow="overflow" vert="horz" wrap="square" lIns="91440" tIns="45720" rIns="91440" bIns="45720" numCol="1" spcCol="0" rtlCol="0" fromWordArt="0" anchor="t" anchorCtr="0" forceAA="0" compatLnSpc="1">
-                            <a:prstTxWarp prst="textNoShape">
-                              <a:avLst/>
-                            </a:prstTxWarp>
-                            <a:noAutofit/>
-                          </wps:bodyPr>
-                        </wps:wsp>
-                        <wps:wsp>
-                          <wps:cNvPr id="17" name="Rectangle 17"/>
-                          <wps:cNvSpPr/>
-                          <wps:spPr>
-                            <a:xfrm>
-                              <a:off x="375313" y="1091821"/>
-                              <a:ext cx="1473958" cy="887105"/>
-                            </a:xfrm>
-                            <a:prstGeom prst="rect">
-                              <a:avLst/>
-                            </a:prstGeom>
-                          </wps:spPr>
-                          <wps:style>
-                            <a:lnRef idx="2">
-                              <a:schemeClr val="accent6"/>
-                            </a:lnRef>
-                            <a:fillRef idx="1">
-                              <a:schemeClr val="lt1"/>
-                            </a:fillRef>
-                            <a:effectRef idx="0">
-                              <a:schemeClr val="accent6"/>
-                            </a:effectRef>
-                            <a:fontRef idx="minor">
-                              <a:schemeClr val="dk1"/>
-                            </a:fontRef>
-                          </wps:style>
-                          <wps:txbx>
-                            <w:txbxContent>
-                              <w:p>
-                                <w:pPr>
-                                  <w:rPr>
-                                    <w:color w:val="000000" w:themeColor="text1"/>
-                                    <w:lang w:val="pl-PL"/>
-                                    <w14:shadow w14:blurRad="38100" w14:dist="19050" w14:dir="2700000" w14:sx="100000" w14:sy="100000" w14:kx="0" w14:ky="0" w14:algn="tl">
-                                      <w14:schemeClr w14:val="dk1">
-                                        <w14:alpha w14:val="60000"/>
-                                      </w14:schemeClr>
-                                    </w14:shadow>
-                                    <w14:textOutline w14:w="9525" w14:cap="flat" w14:cmpd="sng" w14:algn="ctr">
-                                      <w14:solidFill>
-                                        <w14:schemeClr w14:val="tx1"/>
-                                      </w14:solidFill>
-                                      <w14:prstDash w14:val="solid"/>
-                                      <w14:round/>
-                                    </w14:textOutline>
-                                  </w:rPr>
-                                </w:pPr>
-                              </w:p>
-                            </w:txbxContent>
-                          </wps:txbx>
-                          <wps:bodyPr rot="0" spcFirstLastPara="0" vertOverflow="overflow" horzOverflow="overflow" vert="horz" wrap="square" lIns="91440" tIns="45720" rIns="91440" bIns="45720" numCol="1" spcCol="0" rtlCol="0" fromWordArt="0" anchor="t" anchorCtr="0" forceAA="0" compatLnSpc="1">
-                            <a:prstTxWarp prst="textNoShape">
-                              <a:avLst/>
-                            </a:prstTxWarp>
-                            <a:noAutofit/>
-                          </wps:bodyPr>
-                        </wps:wsp>
-                        <wps:wsp>
-                          <wps:cNvPr id="18" name="Rectangle 18"/>
-                          <wps:cNvSpPr/>
-                          <wps:spPr>
-                            <a:xfrm>
-                              <a:off x="300251" y="1016758"/>
-                              <a:ext cx="1473958" cy="887105"/>
-                            </a:xfrm>
-                            <a:prstGeom prst="rect">
-                              <a:avLst/>
-                            </a:prstGeom>
-                          </wps:spPr>
-                          <wps:style>
-                            <a:lnRef idx="2">
-                              <a:schemeClr val="accent6"/>
-                            </a:lnRef>
-                            <a:fillRef idx="1">
-                              <a:schemeClr val="lt1"/>
-                            </a:fillRef>
-                            <a:effectRef idx="0">
-                              <a:schemeClr val="accent6"/>
-                            </a:effectRef>
-                            <a:fontRef idx="minor">
-                              <a:schemeClr val="dk1"/>
-                            </a:fontRef>
-                          </wps:style>
-                          <wps:txbx>
-                            <w:txbxContent>
-                              <w:p>
-                                <w:pPr>
-                                  <w:rPr>
-                                    <w:color w:val="000000" w:themeColor="text1"/>
-                                    <w:lang w:val="pl-PL"/>
-                                    <w14:shadow w14:blurRad="38100" w14:dist="19050" w14:dir="2700000" w14:sx="100000" w14:sy="100000" w14:kx="0" w14:ky="0" w14:algn="tl">
-                                      <w14:schemeClr w14:val="dk1">
-                                        <w14:alpha w14:val="60000"/>
-                                      </w14:schemeClr>
-                                    </w14:shadow>
-                                    <w14:textOutline w14:w="9525" w14:cap="flat" w14:cmpd="sng" w14:algn="ctr">
-                                      <w14:solidFill>
-                                        <w14:schemeClr w14:val="tx1"/>
-                                      </w14:solidFill>
-                                      <w14:prstDash w14:val="solid"/>
-                                      <w14:round/>
-                                    </w14:textOutline>
-                                  </w:rPr>
-                                </w:pPr>
-                              </w:p>
-                            </w:txbxContent>
-                          </wps:txbx>
-                          <wps:bodyPr rot="0" spcFirstLastPara="0" vertOverflow="overflow" horzOverflow="overflow" vert="horz" wrap="square" lIns="91440" tIns="45720" rIns="91440" bIns="45720" numCol="1" spcCol="0" rtlCol="0" fromWordArt="0" anchor="t" anchorCtr="0" forceAA="0" compatLnSpc="1">
-                            <a:prstTxWarp prst="textNoShape">
-                              <a:avLst/>
-                            </a:prstTxWarp>
-                            <a:noAutofit/>
-                          </wps:bodyPr>
-                        </wps:wsp>
-                        <wps:wsp>
-                          <wps:cNvPr id="19" name="Rectangle 19"/>
-                          <wps:cNvSpPr/>
-                          <wps:spPr>
-                            <a:xfrm>
-                              <a:off x="225188" y="934871"/>
-                              <a:ext cx="1473958" cy="887105"/>
-                            </a:xfrm>
-                            <a:prstGeom prst="rect">
-                              <a:avLst/>
-                            </a:prstGeom>
-                          </wps:spPr>
-                          <wps:style>
-                            <a:lnRef idx="2">
-                              <a:schemeClr val="accent6"/>
-                            </a:lnRef>
-                            <a:fillRef idx="1">
-                              <a:schemeClr val="lt1"/>
-                            </a:fillRef>
-                            <a:effectRef idx="0">
-                              <a:schemeClr val="accent6"/>
-                            </a:effectRef>
-                            <a:fontRef idx="minor">
-                              <a:schemeClr val="dk1"/>
-                            </a:fontRef>
-                          </wps:style>
-                          <wps:txbx>
-                            <w:txbxContent>
-                              <w:p>
-                                <w:pPr>
-                                  <w:rPr>
-                                    <w:color w:val="000000" w:themeColor="text1"/>
-                                    <w:lang w:val="en-GB"/>
-                                    <w14:shadow w14:blurRad="38100" w14:dist="19050" w14:dir="2700000" w14:sx="100000" w14:sy="100000" w14:kx="0" w14:ky="0" w14:algn="tl">
-                                      <w14:schemeClr w14:val="dk1">
-                                        <w14:alpha w14:val="60000"/>
-                                      </w14:schemeClr>
-                                    </w14:shadow>
-                                    <w14:textOutline w14:w="9525" w14:cap="flat" w14:cmpd="sng" w14:algn="ctr">
-                                      <w14:solidFill>
-                                        <w14:schemeClr w14:val="tx1"/>
-                                      </w14:solidFill>
-                                      <w14:prstDash w14:val="solid"/>
-                                      <w14:round/>
-                                    </w14:textOutline>
-                                  </w:rPr>
-                                </w:pPr>
-                                <w:r>
-                                  <w:rPr>
-                                    <w:color w:val="000000" w:themeColor="text1"/>
-                                    <w:lang w:val="en-GB"/>
-                                    <w14:textOutline w14:w="9525" w14:cap="rnd" w14:cmpd="sng" w14:algn="ctr">
-                                      <w14:solidFill>
-                                        <w14:schemeClr w14:val="tx1"/>
-                                      </w14:solidFill>
-                                      <w14:prstDash w14:val="solid"/>
-                                      <w14:bevel/>
-                                    </w14:textOutline>
-                                  </w:rPr>
-                                  <w:t>MOR Engine</w:t>
-                                </w:r>
-                                <w:r>
-                                  <w:rPr>
-                                    <w:color w:val="000000" w:themeColor="text1"/>
-                                    <w14:textOutline w14:w="9525" w14:cap="rnd" w14:cmpd="sng" w14:algn="ctr">
-                                      <w14:solidFill>
-                                        <w14:schemeClr w14:val="tx1"/>
-                                      </w14:solidFill>
-                                      <w14:prstDash w14:val="solid"/>
-                                      <w14:bevel/>
-                                    </w14:textOutline>
-                                  </w:rPr>
-                                  <w:t>(s)</w:t>
-                                </w:r>
-                              </w:p>
-                              <w:p>
-                                <w:pPr>
-                                  <w:rPr>
-                                    <w:color w:val="000000" w:themeColor="text1"/>
-                                    <w:lang w:val="pl-PL"/>
-                                    <w14:shadow w14:blurRad="38100" w14:dist="19050" w14:dir="2700000" w14:sx="100000" w14:sy="100000" w14:kx="0" w14:ky="0" w14:algn="tl">
-                                      <w14:schemeClr w14:val="dk1">
-                                        <w14:alpha w14:val="60000"/>
-                                      </w14:schemeClr>
-                                    </w14:shadow>
-                                    <w14:textOutline w14:w="9525" w14:cap="flat" w14:cmpd="sng" w14:algn="ctr">
-                                      <w14:solidFill>
-                                        <w14:schemeClr w14:val="tx1"/>
-                                      </w14:solidFill>
-                                      <w14:prstDash w14:val="solid"/>
-                                      <w14:round/>
-                                    </w14:textOutline>
-                                  </w:rPr>
-                                </w:pPr>
-                              </w:p>
-                            </w:txbxContent>
-                          </wps:txbx>
-                          <wps:bodyPr rot="0" spcFirstLastPara="0" vertOverflow="overflow" horzOverflow="overflow" vert="horz" wrap="square" lIns="91440" tIns="45720" rIns="91440" bIns="45720" numCol="1" spcCol="0" rtlCol="0" fromWordArt="0" anchor="t" anchorCtr="0" forceAA="0" compatLnSpc="1">
-                            <a:prstTxWarp prst="textNoShape">
-                              <a:avLst/>
-                            </a:prstTxWarp>
-                            <a:noAutofit/>
-                          </wps:bodyPr>
-                        </wps:wsp>
-                      </wpg:grpSp>
-                      <wpg:grpSp>
-                        <wpg:cNvPr id="40" name="Group 40"/>
-                        <wpg:cNvGrpSpPr/>
-                        <wpg:grpSpPr>
-                          <a:xfrm>
-                            <a:off x="0" y="0"/>
-                            <a:ext cx="2019869" cy="3748035"/>
-                            <a:chOff x="0" y="0"/>
-                            <a:chExt cx="2019869" cy="3748035"/>
-                          </a:xfrm>
-                        </wpg:grpSpPr>
-                        <wps:wsp>
-                          <wps:cNvPr id="5" name="Rectangle 5"/>
-                          <wps:cNvSpPr/>
-                          <wps:spPr>
-                            <a:xfrm>
-                              <a:off x="0" y="0"/>
-                              <a:ext cx="2019869" cy="3748035"/>
-                            </a:xfrm>
-                            <a:prstGeom prst="rect">
-                              <a:avLst/>
-                            </a:prstGeom>
-                          </wps:spPr>
-                          <wps:style>
-                            <a:lnRef idx="2">
-                              <a:schemeClr val="accent6"/>
-                            </a:lnRef>
-                            <a:fillRef idx="1">
-                              <a:schemeClr val="lt1"/>
-                            </a:fillRef>
-                            <a:effectRef idx="0">
-                              <a:schemeClr val="accent6"/>
-                            </a:effectRef>
-                            <a:fontRef idx="minor">
-                              <a:schemeClr val="dk1"/>
-                            </a:fontRef>
-                          </wps:style>
-                          <wps:txbx>
-                            <w:txbxContent>
-                              <w:p>
-                                <w:pPr>
-                                  <w:jc w:val="right"/>
-                                  <w:rPr>
-                                    <w:color w:val="000000" w:themeColor="text1"/>
-                                    <w:lang w:val="en-GB"/>
-                                    <w14:shadow w14:blurRad="38100" w14:dist="19050" w14:dir="2700000" w14:sx="100000" w14:sy="100000" w14:kx="0" w14:ky="0" w14:algn="tl">
-                                      <w14:schemeClr w14:val="dk1">
-                                        <w14:alpha w14:val="60000"/>
-                                      </w14:schemeClr>
-                                    </w14:shadow>
-                                    <w14:textOutline w14:w="9525" w14:cap="flat" w14:cmpd="sng" w14:algn="ctr">
-                                      <w14:solidFill>
-                                        <w14:schemeClr w14:val="tx1"/>
-                                      </w14:solidFill>
-                                      <w14:prstDash w14:val="solid"/>
-                                      <w14:round/>
-                                    </w14:textOutline>
-                                  </w:rPr>
-                                </w:pPr>
-                                <w:r>
-                                  <w:rPr>
-                                    <w:color w:val="000000" w:themeColor="text1"/>
-                                    <w:lang w:val="en-GB"/>
-                                    <w14:textOutline w14:w="9525" w14:cap="rnd" w14:cmpd="sng" w14:algn="ctr">
-                                      <w14:solidFill>
-                                        <w14:schemeClr w14:val="tx1"/>
-                                      </w14:solidFill>
-                                      <w14:prstDash w14:val="solid"/>
-                                      <w14:bevel/>
-                                    </w14:textOutline>
-                                  </w:rPr>
-                                  <w:t>RTA (AA32533)</w:t>
-                                </w:r>
-                              </w:p>
-                            </w:txbxContent>
-                          </wps:txbx>
-                          <wps:bodyPr rot="0" spcFirstLastPara="0" vertOverflow="overflow" horzOverflow="overflow" vert="horz" wrap="square" lIns="91440" tIns="45720" rIns="91440" bIns="45720" numCol="1" spcCol="0" rtlCol="0" fromWordArt="0" anchor="t" anchorCtr="0" forceAA="0" compatLnSpc="1">
-                            <a:prstTxWarp prst="textNoShape">
-                              <a:avLst/>
-                            </a:prstTxWarp>
-                            <a:noAutofit/>
-                          </wps:bodyPr>
-                        </wps:wsp>
-                        <wps:wsp>
-                          <wps:cNvPr id="6" name="Rectangle 6"/>
-                          <wps:cNvSpPr/>
-                          <wps:spPr>
-                            <a:xfrm>
-                              <a:off x="300251" y="914400"/>
-                              <a:ext cx="1473958" cy="887105"/>
-                            </a:xfrm>
-                            <a:prstGeom prst="rect">
-                              <a:avLst/>
-                            </a:prstGeom>
-                          </wps:spPr>
-                          <wps:style>
-                            <a:lnRef idx="2">
-                              <a:schemeClr val="accent6"/>
-                            </a:lnRef>
-                            <a:fillRef idx="1">
-                              <a:schemeClr val="lt1"/>
-                            </a:fillRef>
-                            <a:effectRef idx="0">
-                              <a:schemeClr val="accent6"/>
-                            </a:effectRef>
-                            <a:fontRef idx="minor">
-                              <a:schemeClr val="dk1"/>
-                            </a:fontRef>
-                          </wps:style>
-                          <wps:txbx>
-                            <w:txbxContent>
-                              <w:p>
-                                <w:pPr>
-                                  <w:rPr>
-                                    <w:color w:val="000000" w:themeColor="text1"/>
-                                    <w:lang w:val="en-GB"/>
-                                    <w14:shadow w14:blurRad="38100" w14:dist="19050" w14:dir="2700000" w14:sx="100000" w14:sy="100000" w14:kx="0" w14:ky="0" w14:algn="tl">
-                                      <w14:schemeClr w14:val="dk1">
-                                        <w14:alpha w14:val="60000"/>
-                                      </w14:schemeClr>
-                                    </w14:shadow>
-                                    <w14:textOutline w14:w="9525" w14:cap="flat" w14:cmpd="sng" w14:algn="ctr">
-                                      <w14:solidFill>
-                                        <w14:schemeClr w14:val="tx1"/>
-                                      </w14:solidFill>
-                                      <w14:prstDash w14:val="solid"/>
-                                      <w14:round/>
-                                    </w14:textOutline>
-                                  </w:rPr>
-                                </w:pPr>
-                                <w:r>
-                                  <w:rPr>
-                                    <w:color w:val="000000" w:themeColor="text1"/>
-                                    <w:lang w:val="en-GB"/>
-                                    <w14:textOutline w14:w="9525" w14:cap="rnd" w14:cmpd="sng" w14:algn="ctr">
-                                      <w14:solidFill>
-                                        <w14:schemeClr w14:val="tx1"/>
-                                      </w14:solidFill>
-                                      <w14:prstDash w14:val="solid"/>
-                                      <w14:bevel/>
-                                    </w14:textOutline>
-                                  </w:rPr>
-                                  <w:t>RTA Studio (client)</w:t>
-                                </w:r>
-                              </w:p>
-                            </w:txbxContent>
-                          </wps:txbx>
-                          <wps:bodyPr rot="0" spcFirstLastPara="0" vertOverflow="overflow" horzOverflow="overflow" vert="horz" wrap="square" lIns="91440" tIns="45720" rIns="91440" bIns="45720" numCol="1" spcCol="0" rtlCol="0" fromWordArt="0" anchor="t" anchorCtr="0" forceAA="0" compatLnSpc="1">
-                            <a:prstTxWarp prst="textNoShape">
-                              <a:avLst/>
-                            </a:prstTxWarp>
-                            <a:noAutofit/>
-                          </wps:bodyPr>
-                        </wps:wsp>
-                        <wps:wsp>
-                          <wps:cNvPr id="7" name="Rectangle 7"/>
-                          <wps:cNvSpPr/>
-                          <wps:spPr>
-                            <a:xfrm>
-                              <a:off x="300251" y="2715905"/>
-                              <a:ext cx="1473835" cy="887095"/>
-                            </a:xfrm>
-                            <a:prstGeom prst="rect">
-                              <a:avLst/>
-                            </a:prstGeom>
-                          </wps:spPr>
-                          <wps:style>
-                            <a:lnRef idx="2">
-                              <a:schemeClr val="accent6"/>
-                            </a:lnRef>
-                            <a:fillRef idx="1">
-                              <a:schemeClr val="lt1"/>
-                            </a:fillRef>
-                            <a:effectRef idx="0">
-                              <a:schemeClr val="accent6"/>
-                            </a:effectRef>
-                            <a:fontRef idx="minor">
-                              <a:schemeClr val="dk1"/>
-                            </a:fontRef>
-                          </wps:style>
-                          <wps:txbx>
-                            <w:txbxContent>
-                              <w:p>
-                                <w:pPr>
-                                  <w:rPr>
-                                    <w:color w:val="000000" w:themeColor="text1"/>
-                                    <w:lang w:val="pl-PL"/>
-                                    <w14:shadow w14:blurRad="38100" w14:dist="19050" w14:dir="2700000" w14:sx="100000" w14:sy="100000" w14:kx="0" w14:ky="0" w14:algn="tl">
-                                      <w14:schemeClr w14:val="dk1">
-                                        <w14:alpha w14:val="60000"/>
-                                      </w14:schemeClr>
-                                    </w14:shadow>
-                                    <w14:textOutline w14:w="9525" w14:cap="flat" w14:cmpd="sng" w14:algn="ctr">
-                                      <w14:solidFill>
-                                        <w14:schemeClr w14:val="tx1"/>
-                                      </w14:solidFill>
-                                      <w14:prstDash w14:val="solid"/>
-                                      <w14:round/>
-                                    </w14:textOutline>
-                                  </w:rPr>
-                                </w:pPr>
-                                <w:r>
-                                  <w:rPr>
-                                    <w:color w:val="000000" w:themeColor="text1"/>
-                                    <w:lang w:val="pl-PL"/>
-                                    <w14:textOutline w14:w="9525" w14:cap="rnd" w14:cmpd="sng" w14:algn="ctr">
-                                      <w14:solidFill>
-                                        <w14:schemeClr w14:val="tx1"/>
-                                      </w14:solidFill>
-                                      <w14:prstDash w14:val="solid"/>
-                                      <w14:bevel/>
-                                    </w14:textOutline>
-                                  </w:rPr>
-                                  <w:t>RTA</w:t>
-                                </w:r>
-                                <w:r>
-                                  <w:rPr>
-                                    <w:color w:val="000000" w:themeColor="text1"/>
-                                    <w:lang w:val="pl-PL"/>
-                                    <w14:textOutline w14:w="9525" w14:cap="rnd" w14:cmpd="sng" w14:algn="ctr">
-                                      <w14:solidFill>
-                                        <w14:schemeClr w14:val="tx1"/>
-                                      </w14:solidFill>
-                                      <w14:prstDash w14:val="solid"/>
-                                      <w14:bevel/>
-                                    </w14:textOutline>
-                                  </w:rPr>
-                                  <w:t xml:space="preserve"> Server</w:t>
-                                </w:r>
-                              </w:p>
-                            </w:txbxContent>
-                          </wps:txbx>
-                          <wps:bodyPr rot="0" spcFirstLastPara="0" vertOverflow="overflow" horzOverflow="overflow" vert="horz" wrap="square" lIns="91440" tIns="45720" rIns="91440" bIns="45720" numCol="1" spcCol="0" rtlCol="0" fromWordArt="0" anchor="t" anchorCtr="0" forceAA="0" compatLnSpc="1">
-                            <a:prstTxWarp prst="textNoShape">
-                              <a:avLst/>
-                            </a:prstTxWarp>
-                            <a:noAutofit/>
-                          </wps:bodyPr>
-                        </wps:wsp>
-                        <wpg:grpSp>
-                          <wpg:cNvPr id="37" name="Group 37"/>
-                          <wpg:cNvGrpSpPr/>
-                          <wpg:grpSpPr>
-                            <a:xfrm>
-                              <a:off x="539030" y="1801505"/>
-                              <a:ext cx="839337" cy="922351"/>
-                              <a:chOff x="-57" y="0"/>
-                              <a:chExt cx="839337" cy="922351"/>
-                            </a:xfrm>
-                          </wpg:grpSpPr>
-                          <wps:wsp>
-                            <wps:cNvPr id="23" name="Straight Arrow Connector 23"/>
-                            <wps:cNvCnPr/>
-                            <wps:spPr>
-                              <a:xfrm flipH="1">
-                                <a:off x="417394" y="0"/>
-                                <a:ext cx="4638" cy="922351"/>
-                              </a:xfrm>
-                              <a:prstGeom prst="straightConnector1">
-                                <a:avLst/>
-                              </a:prstGeom>
-                              <a:ln>
-                                <a:tailEnd type="triangle"/>
-                              </a:ln>
-                            </wps:spPr>
-                            <wps:style>
-                              <a:lnRef idx="1">
-                                <a:schemeClr val="accent1"/>
-                              </a:lnRef>
-                              <a:fillRef idx="0">
-                                <a:schemeClr val="accent1"/>
-                              </a:fillRef>
-                              <a:effectRef idx="0">
-                                <a:schemeClr val="accent1"/>
-                              </a:effectRef>
-                              <a:fontRef idx="minor">
-                                <a:schemeClr val="tx1"/>
-                              </a:fontRef>
-                            </wps:style>
-                            <wps:bodyPr/>
-                          </wps:wsp>
-                          <wps:wsp>
-                            <wps:cNvPr id="31" name="Text Box 31"/>
-                            <wps:cNvSpPr txBox="1"/>
-                            <wps:spPr>
-                              <a:xfrm>
-                                <a:off x="-57" y="375269"/>
-                                <a:ext cx="839337" cy="258132"/>
-                              </a:xfrm>
-                              <a:prstGeom prst="rect">
-                                <a:avLst/>
-                              </a:prstGeom>
-                              <a:solidFill>
-                                <a:schemeClr val="lt1"/>
-                              </a:solidFill>
-                              <a:ln w="6350">
-                                <a:solidFill>
-                                  <a:prstClr val="black">
-                                    <a:alpha val="0"/>
-                                  </a:prstClr>
-                                </a:solidFill>
-                              </a:ln>
-                            </wps:spPr>
-                            <wps:txbx>
-                              <w:txbxContent>
-                                <w:p>
-                                  <w:pPr>
-                                    <w:rPr>
-                                      <w:lang w:val="pl-PL"/>
-                                      <w14:textFill>
-                                        <w14:solidFill>
-                                          <w14:srgbClr w14:val="000000">
-                                            <w14:alpha w14:val="10000"/>
-                                          </w14:srgbClr>
-                                        </w14:solidFill>
-                                      </w14:textFill>
-                                    </w:rPr>
-                                  </w:pPr>
-                                  <w:r>
-                                    <w:rPr>
-                                      <w:lang w:val="pl-PL"/>
-                                      <w14:textFill>
-                                        <w14:solidFill>
-                                          <w14:srgbClr w14:val="000000">
-                                            <w14:alpha w14:val="10000"/>
-                                          </w14:srgbClr>
-                                        </w14:solidFill>
-                                      </w14:textFill>
-                                    </w:rPr>
-                                    <w:t>CORBA Call</w:t>
-                                  </w:r>
-                                </w:p>
-                              </w:txbxContent>
-                            </wps:txbx>
-                            <wps:bodyPr rot="0" spcFirstLastPara="0" vertOverflow="overflow" horzOverflow="overflow" vert="horz" wrap="square" lIns="91440" tIns="45720" rIns="91440" bIns="45720" numCol="1" spcCol="0" rtlCol="0" fromWordArt="0" anchor="t" anchorCtr="0" forceAA="0" compatLnSpc="1">
-                              <a:prstTxWarp prst="textNoShape">
-                                <a:avLst/>
-                              </a:prstTxWarp>
-                              <a:noAutofit/>
-                            </wps:bodyPr>
-                          </wps:wsp>
-                        </wpg:grpSp>
-                      </wpg:grpSp>
-                      <wpg:grpSp>
-                        <wpg:cNvPr id="38" name="Group 38"/>
-                        <wpg:cNvGrpSpPr/>
-                        <wpg:grpSpPr>
-                          <a:xfrm>
-                            <a:off x="1392072" y="1801505"/>
-                            <a:ext cx="2710127" cy="614549"/>
-                            <a:chOff x="0" y="0"/>
-                            <a:chExt cx="2710127" cy="614549"/>
-                          </a:xfrm>
-                        </wpg:grpSpPr>
-                        <wps:wsp>
-                          <wps:cNvPr id="25" name="Connector: Elbow 25"/>
-                          <wps:cNvCnPr/>
-                          <wps:spPr>
-                            <a:xfrm rot="5400000" flipV="1">
-                              <a:off x="897576" y="-896862"/>
-                              <a:ext cx="614549" cy="2408274"/>
-                            </a:xfrm>
-                            <a:prstGeom prst="bentConnector3">
-                              <a:avLst/>
-                            </a:prstGeom>
-                            <a:ln>
-                              <a:tailEnd type="triangle"/>
-                            </a:ln>
-                          </wps:spPr>
-                          <wps:style>
-                            <a:lnRef idx="1">
-                              <a:schemeClr val="accent1"/>
-                            </a:lnRef>
-                            <a:fillRef idx="0">
-                              <a:schemeClr val="accent1"/>
-                            </a:fillRef>
-                            <a:effectRef idx="0">
-                              <a:schemeClr val="accent1"/>
-                            </a:effectRef>
-                            <a:fontRef idx="minor">
-                              <a:schemeClr val="tx1"/>
-                            </a:fontRef>
-                          </wps:style>
-                          <wps:bodyPr/>
-                        </wps:wsp>
-                        <wps:wsp>
-                          <wps:cNvPr id="26" name="Connector: Elbow 26"/>
-                          <wps:cNvCnPr/>
-                          <wps:spPr>
-                            <a:xfrm rot="5400000" flipV="1">
-                              <a:off x="939789" y="-936535"/>
-                              <a:ext cx="609450" cy="2484598"/>
-                            </a:xfrm>
-                            <a:prstGeom prst="bentConnector3">
-                              <a:avLst>
-                                <a:gd name="adj1" fmla="val 49787"/>
-                              </a:avLst>
-                            </a:prstGeom>
-                            <a:ln>
-                              <a:tailEnd type="triangle"/>
-                            </a:ln>
-                          </wps:spPr>
-                          <wps:style>
-                            <a:lnRef idx="1">
-                              <a:schemeClr val="accent1"/>
-                            </a:lnRef>
-                            <a:fillRef idx="0">
-                              <a:schemeClr val="accent1"/>
-                            </a:fillRef>
-                            <a:effectRef idx="0">
-                              <a:schemeClr val="accent1"/>
-                            </a:effectRef>
-                            <a:fontRef idx="minor">
-                              <a:schemeClr val="tx1"/>
-                            </a:fontRef>
-                          </wps:style>
-                          <wps:bodyPr/>
-                        </wps:wsp>
-                        <wps:wsp>
-                          <wps:cNvPr id="27" name="Connector: Elbow 27"/>
-                          <wps:cNvCnPr/>
-                          <wps:spPr>
-                            <a:xfrm rot="5400000" flipV="1">
-                              <a:off x="977320" y="-974066"/>
-                              <a:ext cx="608580" cy="2559528"/>
-                            </a:xfrm>
-                            <a:prstGeom prst="bentConnector3">
-                              <a:avLst>
-                                <a:gd name="adj1" fmla="val 50612"/>
-                              </a:avLst>
-                            </a:prstGeom>
-                            <a:ln>
-                              <a:tailEnd type="triangle"/>
-                            </a:ln>
-                          </wps:spPr>
-                          <wps:style>
-                            <a:lnRef idx="1">
-                              <a:schemeClr val="accent1"/>
-                            </a:lnRef>
-                            <a:fillRef idx="0">
-                              <a:schemeClr val="accent1"/>
-                            </a:fillRef>
-                            <a:effectRef idx="0">
-                              <a:schemeClr val="accent1"/>
-                            </a:effectRef>
-                            <a:fontRef idx="minor">
-                              <a:schemeClr val="tx1"/>
-                            </a:fontRef>
-                          </wps:style>
-                          <wps:bodyPr/>
-                        </wps:wsp>
-                        <wps:wsp>
-                          <wps:cNvPr id="28" name="Connector: Elbow 28"/>
-                          <wps:cNvCnPr/>
-                          <wps:spPr>
-                            <a:xfrm rot="5400000" flipV="1">
-                              <a:off x="1014852" y="-1011598"/>
-                              <a:ext cx="608332" cy="2635252"/>
-                            </a:xfrm>
-                            <a:prstGeom prst="bentConnector3">
-                              <a:avLst>
-                                <a:gd name="adj1" fmla="val 49494"/>
-                              </a:avLst>
-                            </a:prstGeom>
-                            <a:ln>
-                              <a:tailEnd type="triangle"/>
-                            </a:ln>
-                          </wps:spPr>
-                          <wps:style>
-                            <a:lnRef idx="1">
-                              <a:schemeClr val="accent1"/>
-                            </a:lnRef>
-                            <a:fillRef idx="0">
-                              <a:schemeClr val="accent1"/>
-                            </a:fillRef>
-                            <a:effectRef idx="0">
-                              <a:schemeClr val="accent1"/>
-                            </a:effectRef>
-                            <a:fontRef idx="minor">
-                              <a:schemeClr val="tx1"/>
-                            </a:fontRef>
-                          </wps:style>
-                          <wps:bodyPr/>
-                        </wps:wsp>
-                        <wps:wsp>
-                          <wps:cNvPr id="30" name="Connector: Elbow 30"/>
-                          <wps:cNvCnPr/>
-                          <wps:spPr>
-                            <a:xfrm rot="5400000" flipV="1">
-                              <a:off x="1053017" y="-1048493"/>
-                              <a:ext cx="604094" cy="2710127"/>
-                            </a:xfrm>
-                            <a:prstGeom prst="bentConnector3">
-                              <a:avLst>
-                                <a:gd name="adj1" fmla="val 49488"/>
-                              </a:avLst>
-                            </a:prstGeom>
-                            <a:ln>
-                              <a:tailEnd type="triangle"/>
-                            </a:ln>
-                          </wps:spPr>
-                          <wps:style>
-                            <a:lnRef idx="1">
-                              <a:schemeClr val="accent1"/>
-                            </a:lnRef>
-                            <a:fillRef idx="0">
-                              <a:schemeClr val="accent1"/>
-                            </a:fillRef>
-                            <a:effectRef idx="0">
-                              <a:schemeClr val="accent1"/>
-                            </a:effectRef>
-                            <a:fontRef idx="minor">
-                              <a:schemeClr val="tx1"/>
-                            </a:fontRef>
-                          </wps:style>
-                          <wps:bodyPr/>
-                        </wps:wsp>
-                        <wps:wsp>
-                          <wps:cNvPr id="32" name="Text Box 32"/>
-                          <wps:cNvSpPr txBox="1"/>
-                          <wps:spPr>
-                            <a:xfrm>
-                              <a:off x="1489907" y="181388"/>
-                              <a:ext cx="852985" cy="245660"/>
-                            </a:xfrm>
-                            <a:prstGeom prst="rect">
-                              <a:avLst/>
-                            </a:prstGeom>
-                            <a:solidFill>
-                              <a:schemeClr val="lt1"/>
-                            </a:solidFill>
-                            <a:ln w="6350">
-                              <a:solidFill>
-                                <a:prstClr val="black">
-                                  <a:alpha val="0"/>
-                                </a:prstClr>
-                              </a:solidFill>
-                            </a:ln>
-                          </wps:spPr>
-                          <wps:txbx>
-                            <w:txbxContent>
-                              <w:p>
-                                <w:pPr>
-                                  <w:rPr>
-                                    <w:lang w:val="pl-PL"/>
-                                    <w14:textFill>
-                                      <w14:solidFill>
-                                        <w14:srgbClr w14:val="000000">
-                                          <w14:alpha w14:val="10000"/>
-                                        </w14:srgbClr>
-                                      </w14:solidFill>
-                                    </w14:textFill>
-                                  </w:rPr>
-                                </w:pPr>
-                                <w:r>
-                                  <w:rPr>
-                                    <w:lang w:val="pl-PL"/>
-                                    <w14:textFill>
-                                      <w14:solidFill>
-                                        <w14:srgbClr w14:val="000000">
-                                          <w14:alpha w14:val="10000"/>
-                                        </w14:srgbClr>
-                                      </w14:solidFill>
-                                    </w14:textFill>
-                                  </w:rPr>
-                                  <w:t>CORBA Call</w:t>
-                                </w:r>
-                                <w:r>
-                                  <w:rPr>
-                                    <w:lang w:val="pl-PL"/>
-                                    <w14:textFill>
-                                      <w14:solidFill>
-                                        <w14:srgbClr w14:val="000000">
-                                          <w14:alpha w14:val="10000"/>
-                                        </w14:srgbClr>
-                                      </w14:solidFill>
-                                    </w14:textFill>
-                                  </w:rPr>
-                                  <w:t xml:space="preserve"> </w:t>
-                                </w:r>
-                              </w:p>
-                            </w:txbxContent>
-                          </wps:txbx>
-                          <wps:bodyPr rot="0" spcFirstLastPara="0" vertOverflow="overflow" horzOverflow="overflow" vert="horz" wrap="square" lIns="91440" tIns="45720" rIns="91440" bIns="45720" numCol="1" spcCol="0" rtlCol="0" fromWordArt="0" anchor="t" anchorCtr="0" forceAA="0" compatLnSpc="1">
-                            <a:prstTxWarp prst="textNoShape">
-                              <a:avLst/>
-                            </a:prstTxWarp>
-                            <a:noAutofit/>
-                          </wps:bodyPr>
-                        </wps:wsp>
-                      </wpg:grpSp>
-                      <wpg:grpSp>
-                        <wpg:cNvPr id="39" name="Group 39"/>
-                        <wpg:cNvGrpSpPr/>
-                        <wpg:grpSpPr>
-                          <a:xfrm>
-                            <a:off x="1778190" y="921224"/>
-                            <a:ext cx="2807458" cy="266132"/>
-                            <a:chOff x="0" y="0"/>
-                            <a:chExt cx="2807458" cy="266132"/>
-                          </a:xfrm>
-                        </wpg:grpSpPr>
-                        <wps:wsp>
-                          <wps:cNvPr id="33" name="Straight Arrow Connector 33"/>
-                          <wps:cNvCnPr/>
-                          <wps:spPr>
-                            <a:xfrm flipH="1">
-                              <a:off x="0" y="137615"/>
-                              <a:ext cx="1433124" cy="0"/>
-                            </a:xfrm>
-                            <a:prstGeom prst="straightConnector1">
-                              <a:avLst/>
-                            </a:prstGeom>
-                            <a:ln>
-                              <a:tailEnd type="triangle"/>
-                            </a:ln>
-                          </wps:spPr>
-                          <wps:style>
-                            <a:lnRef idx="1">
-                              <a:schemeClr val="accent1"/>
-                            </a:lnRef>
-                            <a:fillRef idx="0">
-                              <a:schemeClr val="accent1"/>
-                            </a:fillRef>
-                            <a:effectRef idx="0">
-                              <a:schemeClr val="accent1"/>
-                            </a:effectRef>
-                            <a:fontRef idx="minor">
-                              <a:schemeClr val="tx1"/>
-                            </a:fontRef>
-                          </wps:style>
-                          <wps:bodyPr/>
-                        </wps:wsp>
-                        <wps:wsp>
-                          <wps:cNvPr id="34" name="Text Box 34"/>
-                          <wps:cNvSpPr txBox="1"/>
-                          <wps:spPr>
-                            <a:xfrm>
-                              <a:off x="1463154" y="0"/>
-                              <a:ext cx="1344304" cy="266132"/>
-                            </a:xfrm>
-                            <a:prstGeom prst="rect">
-                              <a:avLst/>
-                            </a:prstGeom>
-                            <a:solidFill>
-                              <a:schemeClr val="lt1"/>
-                            </a:solidFill>
-                            <a:ln w="6350">
-                              <a:solidFill>
-                                <a:prstClr val="black">
-                                  <a:alpha val="0"/>
-                                </a:prstClr>
-                              </a:solidFill>
-                            </a:ln>
-                          </wps:spPr>
-                          <wps:txbx>
-                            <w:txbxContent>
-                              <w:p>
-                                <w:pPr>
-                                  <w:rPr>
-                                    <w:lang w:val="en-GB"/>
-                                    <w14:textFill>
-                                      <w14:solidFill>
-                                        <w14:srgbClr w14:val="000000">
-                                          <w14:alpha w14:val="10000"/>
-                                        </w14:srgbClr>
-                                      </w14:solidFill>
-                                    </w14:textFill>
-                                  </w:rPr>
-                                </w:pPr>
-                                <w:r>
-                                  <w:rPr>
-                                    <w:lang w:val="en-GB"/>
-                                    <w14:textFill>
-                                      <w14:solidFill>
-                                        <w14:srgbClr w14:val="000000">
-                                          <w14:alpha w14:val="10000"/>
-                                        </w14:srgbClr>
-                                      </w14:solidFill>
-                                    </w14:textFill>
-                                  </w:rPr>
-                                  <w:t>TIBCO RV Messages</w:t>
-                                </w:r>
-                              </w:p>
-                            </w:txbxContent>
-                          </wps:txbx>
-                          <wps:bodyPr rot="0" spcFirstLastPara="0" vertOverflow="overflow" horzOverflow="overflow" vert="horz" wrap="square" lIns="91440" tIns="45720" rIns="91440" bIns="45720" numCol="1" spcCol="0" rtlCol="0" fromWordArt="0" anchor="t" anchorCtr="0" forceAA="0" compatLnSpc="1">
-                            <a:prstTxWarp prst="textNoShape">
-                              <a:avLst/>
-                            </a:prstTxWarp>
-                            <a:noAutofit/>
-                          </wps:bodyPr>
-                        </wps:wsp>
-                      </wpg:grpSp>
-                    </wpg:wgp>
-                  </a:graphicData>
-                </a:graphic>
-              </wp:inline>
-            </w:drawing>
-          </mc:Choice>
-          <mc:Fallback>
-            <w:pict>
-              <v:group id="Group 41" style="width:398.6pt;height:295.95pt;mso-position-horizontal-relative:char;mso-position-vertical-relative:line" coordsize="50627,37586" o:spid="_x0000_s1026" w14:anchorId="28716E37" o:gfxdata="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">
-                <v:group id="Group 22" style="position:absolute;left:28319;top:14739;width:22308;height:22847" coordsize="22308,22846" o:spid="_x0000_s1027" o:gfxdata="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">
-                  <v:rect id="Rectangle 10" style="position:absolute;width:22308;height:22846;visibility:visible;mso-wrap-style:square;v-text-anchor:top" o:spid="_x0000_s1028" fillcolor="white [3201]" strokecolor="#70ad47 [3209]" strokeweight="1pt" o:gfxdata="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">
-                    <v:textbox>
-                      <w:txbxContent>
-                        <w:p>
-                          <w:pPr>
-                            <w:jc w:val="right"/>
-                            <w:rPr>
-                              <w:color w:val="000000" w:themeColor="text1"/>
-                              <w:lang w:val="en-GB"/>
-                              <w14:shadow w14:blurRad="38100" w14:dist="19050" w14:dir="2700000" w14:sx="100000" w14:sy="100000" w14:kx="0" w14:ky="0" w14:algn="tl">
-                                <w14:schemeClr w14:val="dk1">
-                                  <w14:alpha w14:val="60000"/>
-                                </w14:schemeClr>
-                              </w14:shadow>
-                              <w14:textOutline w14:w="9525" w14:cap="flat" w14:cmpd="sng" w14:algn="ctr">
-                                <w14:solidFill>
-                                  <w14:schemeClr w14:val="tx1"/>
-                                </w14:solidFill>
-                                <w14:prstDash w14:val="solid"/>
-                                <w14:round/>
-                              </w14:textOutline>
-                            </w:rPr>
-                          </w:pPr>
-                          <w:r>
-                            <w:rPr>
-                              <w:color w:val="000000" w:themeColor="text1"/>
-                              <w:lang w:val="en-GB"/>
-                              <w14:textOutline w14:w="9525" w14:cap="rnd" w14:cmpd="sng" w14:algn="ctr">
-                                <w14:solidFill>
-                                  <w14:schemeClr w14:val="tx1"/>
-                                </w14:solidFill>
-                                <w14:prstDash w14:val="solid"/>
-                                <w14:bevel/>
-                              </w14:textOutline>
-                            </w:rPr>
-                            <w:t>MOR (AA14569)</w:t>
-                          </w:r>
-                        </w:p>
-                      </w:txbxContent>
-                    </v:textbox>
-                  </v:rect>
-                  <v:rect id="Rectangle 12" style="position:absolute;left:5117;top:12555;width:14740;height:8871;visibility:visible;mso-wrap-style:square;v-text-anchor:top" o:spid="_x0000_s1029" fillcolor="white [3201]" strokecolor="#70ad47 [3209]" strokeweight="1pt" o:gfxdata="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">
-                    <v:textbox>
-                      <w:txbxContent>
-                        <w:p>
-                          <w:pPr>
-                            <w:rPr>
-                              <w:color w:val="000000" w:themeColor="text1"/>
-                              <w:lang w:val="pl-PL"/>
-                              <w14:shadow w14:blurRad="38100" w14:dist="19050" w14:dir="2700000" w14:sx="100000" w14:sy="100000" w14:kx="0" w14:ky="0" w14:algn="tl">
-                                <w14:schemeClr w14:val="dk1">
-                                  <w14:alpha w14:val="60000"/>
-                                </w14:schemeClr>
-                              </w14:shadow>
-                              <w14:textOutline w14:w="9525" w14:cap="flat" w14:cmpd="sng" w14:algn="ctr">
-                                <w14:solidFill>
-                                  <w14:schemeClr w14:val="tx1"/>
-                                </w14:solidFill>
-                                <w14:prstDash w14:val="solid"/>
-                                <w14:round/>
-                              </w14:textOutline>
-                            </w:rPr>
-                          </w:pPr>
-                        </w:p>
-                      </w:txbxContent>
-                    </v:textbox>
-                  </v:rect>
-                  <v:rect id="Rectangle 14" style="position:absolute;left:4435;top:11737;width:14740;height:8871;visibility:visible;mso-wrap-style:square;v-text-anchor:top" o:spid="_x0000_s1030" fillcolor="white [3201]" strokecolor="#70ad47 [3209]" strokeweight="1pt" o:gfxdata="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">
-                    <v:textbox>
-                      <w:txbxContent>
-                        <w:p>
-                          <w:pPr>
-                            <w:rPr>
-                              <w:color w:val="000000" w:themeColor="text1"/>
-                              <w:lang w:val="pl-PL"/>
-                              <w14:shadow w14:blurRad="38100" w14:dist="19050" w14:dir="2700000" w14:sx="100000" w14:sy="100000" w14:kx="0" w14:ky="0" w14:algn="tl">
-                                <w14:schemeClr w14:val="dk1">
-                                  <w14:alpha w14:val="60000"/>
-                                </w14:schemeClr>
-                              </w14:shadow>
-                              <w14:textOutline w14:w="9525" w14:cap="flat" w14:cmpd="sng" w14:algn="ctr">
-                                <w14:solidFill>
-                                  <w14:schemeClr w14:val="tx1"/>
-                                </w14:solidFill>
-                                <w14:prstDash w14:val="solid"/>
-                                <w14:round/>
-                              </w14:textOutline>
-                            </w:rPr>
-                          </w:pPr>
-                        </w:p>
-                      </w:txbxContent>
-                    </v:textbox>
-                  </v:rect>
-                  <v:rect id="Rectangle 17" style="position:absolute;left:3753;top:10918;width:14739;height:8871;visibility:visible;mso-wrap-style:square;v-text-anchor:top" o:spid="_x0000_s1031" fillcolor="white [3201]" strokecolor="#70ad47 [3209]" strokeweight="1pt" o:gfxdata="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">
-                    <v:textbox>
-                      <w:txbxContent>
-                        <w:p>
-                          <w:pPr>
-                            <w:rPr>
-                              <w:color w:val="000000" w:themeColor="text1"/>
-                              <w:lang w:val="pl-PL"/>
-                              <w14:shadow w14:blurRad="38100" w14:dist="19050" w14:dir="2700000" w14:sx="100000" w14:sy="100000" w14:kx="0" w14:ky="0" w14:algn="tl">
-                                <w14:schemeClr w14:val="dk1">
-                                  <w14:alpha w14:val="60000"/>
-                                </w14:schemeClr>
-                              </w14:shadow>
-                              <w14:textOutline w14:w="9525" w14:cap="flat" w14:cmpd="sng" w14:algn="ctr">
-                                <w14:solidFill>
-                                  <w14:schemeClr w14:val="tx1"/>
-                                </w14:solidFill>
-                                <w14:prstDash w14:val="solid"/>
-                                <w14:round/>
-                              </w14:textOutline>
-                            </w:rPr>
-                          </w:pPr>
-                        </w:p>
-                      </w:txbxContent>
-                    </v:textbox>
-                  </v:rect>
-                  <v:rect id="Rectangle 18" style="position:absolute;left:3002;top:10167;width:14740;height:8871;visibility:visible;mso-wrap-style:square;v-text-anchor:top" o:spid="_x0000_s1032" fillcolor="white [3201]" strokecolor="#70ad47 [3209]" strokeweight="1pt" o:gfxdata="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">
-                    <v:textbox>
-                      <w:txbxContent>
-                        <w:p>
-                          <w:pPr>
-                            <w:rPr>
-                              <w:color w:val="000000" w:themeColor="text1"/>
-                              <w:lang w:val="pl-PL"/>
-                              <w14:shadow w14:blurRad="38100" w14:dist="19050" w14:dir="2700000" w14:sx="100000" w14:sy="100000" w14:kx="0" w14:ky="0" w14:algn="tl">
-                                <w14:schemeClr w14:val="dk1">
-                                  <w14:alpha w14:val="60000"/>
-                                </w14:schemeClr>
-                              </w14:shadow>
-                              <w14:textOutline w14:w="9525" w14:cap="flat" w14:cmpd="sng" w14:algn="ctr">
-                                <w14:solidFill>
-                                  <w14:schemeClr w14:val="tx1"/>
-                                </w14:solidFill>
-                                <w14:prstDash w14:val="solid"/>
-                                <w14:round/>
-                              </w14:textOutline>
-                            </w:rPr>
-                          </w:pPr>
-                        </w:p>
-                      </w:txbxContent>
-                    </v:textbox>
-                  </v:rect>
-                  <v:rect id="Rectangle 19" style="position:absolute;left:2251;top:9348;width:14740;height:8871;visibility:visible;mso-wrap-style:square;v-text-anchor:top" o:spid="_x0000_s1033" fillcolor="white [3201]" strokecolor="#70ad47 [3209]" strokeweight="1pt" o:gfxdata="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">
-                    <v:textbox>
-                      <w:txbxContent>
-                        <w:p>
-                          <w:pPr>
-                            <w:rPr>
-                              <w:color w:val="000000" w:themeColor="text1"/>
-                              <w:lang w:val="en-GB"/>
-                              <w14:shadow w14:blurRad="38100" w14:dist="19050" w14:dir="2700000" w14:sx="100000" w14:sy="100000" w14:kx="0" w14:ky="0" w14:algn="tl">
-                                <w14:schemeClr w14:val="dk1">
-                                  <w14:alpha w14:val="60000"/>
-                                </w14:schemeClr>
-                              </w14:shadow>
-                              <w14:textOutline w14:w="9525" w14:cap="flat" w14:cmpd="sng" w14:algn="ctr">
-                                <w14:solidFill>
-                                  <w14:schemeClr w14:val="tx1"/>
-                                </w14:solidFill>
-                                <w14:prstDash w14:val="solid"/>
-                                <w14:round/>
-                              </w14:textOutline>
-                            </w:rPr>
-                          </w:pPr>
-                          <w:r>
-                            <w:rPr>
-                              <w:color w:val="000000" w:themeColor="text1"/>
-                              <w:lang w:val="en-GB"/>
-                              <w14:textOutline w14:w="9525" w14:cap="rnd" w14:cmpd="sng" w14:algn="ctr">
-                                <w14:solidFill>
-                                  <w14:schemeClr w14:val="tx1"/>
-                                </w14:solidFill>
-                                <w14:prstDash w14:val="solid"/>
-                                <w14:bevel/>
-                              </w14:textOutline>
-                            </w:rPr>
-                            <w:t>MOR Engine</w:t>
-                          </w:r>
-                          <w:r>
-                            <w:rPr>
-                              <w:color w:val="000000" w:themeColor="text1"/>
-                              <w14:textOutline w14:w="9525" w14:cap="rnd" w14:cmpd="sng" w14:algn="ctr">
-                                <w14:solidFill>
-                                  <w14:schemeClr w14:val="tx1"/>
-                                </w14:solidFill>
-                                <w14:prstDash w14:val="solid"/>
-                                <w14:bevel/>
-                              </w14:textOutline>
-                            </w:rPr>
-                            <w:t>(s)</w:t>
-                          </w:r>
-                        </w:p>
-                        <w:p>
-                          <w:pPr>
-                            <w:rPr>
-                              <w:color w:val="000000" w:themeColor="text1"/>
-                              <w:lang w:val="pl-PL"/>
-                              <w14:shadow w14:blurRad="38100" w14:dist="19050" w14:dir="2700000" w14:sx="100000" w14:sy="100000" w14:kx="0" w14:ky="0" w14:algn="tl">
-                                <w14:schemeClr w14:val="dk1">
-                                  <w14:alpha w14:val="60000"/>
-                                </w14:schemeClr>
-                              </w14:shadow>
-                              <w14:textOutline w14:w="9525" w14:cap="flat" w14:cmpd="sng" w14:algn="ctr">
-                                <w14:solidFill>
-                                  <w14:schemeClr w14:val="tx1"/>
-                                </w14:solidFill>
-                                <w14:prstDash w14:val="solid"/>
-                                <w14:round/>
-                              </w14:textOutline>
-                            </w:rPr>
-                          </w:pPr>
-                        </w:p>
-                      </w:txbxContent>
-                    </v:textbox>
-                  </v:rect>
-                </v:group>
-                <v:group id="Group 40" style="position:absolute;width:20198;height:37480" coordsize="20198,37480" o:spid="_x0000_s1034" o:gfxdata="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">
-                  <v:rect id="Rectangle 5" style="position:absolute;width:20198;height:37480;visibility:visible;mso-wrap-style:square;v-text-anchor:top" o:spid="_x0000_s1035" fillcolor="white [3201]" strokecolor="#70ad47 [3209]" strokeweight="1pt" o:gfxdata="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">
-                    <v:textbox>
-                      <w:txbxContent>
-                        <w:p>
-                          <w:pPr>
-                            <w:jc w:val="right"/>
-                            <w:rPr>
-                              <w:color w:val="000000" w:themeColor="text1"/>
-                              <w:lang w:val="en-GB"/>
-                              <w14:shadow w14:blurRad="38100" w14:dist="19050" w14:dir="2700000" w14:sx="100000" w14:sy="100000" w14:kx="0" w14:ky="0" w14:algn="tl">
-                                <w14:schemeClr w14:val="dk1">
-                                  <w14:alpha w14:val="60000"/>
-                                </w14:schemeClr>
-                              </w14:shadow>
-                              <w14:textOutline w14:w="9525" w14:cap="flat" w14:cmpd="sng" w14:algn="ctr">
-                                <w14:solidFill>
-                                  <w14:schemeClr w14:val="tx1"/>
-                                </w14:solidFill>
-                                <w14:prstDash w14:val="solid"/>
-                                <w14:round/>
-                              </w14:textOutline>
-                            </w:rPr>
-                          </w:pPr>
-                          <w:r>
-                            <w:rPr>
-                              <w:color w:val="000000" w:themeColor="text1"/>
-                              <w:lang w:val="en-GB"/>
-                              <w14:textOutline w14:w="9525" w14:cap="rnd" w14:cmpd="sng" w14:algn="ctr">
-                                <w14:solidFill>
-                                  <w14:schemeClr w14:val="tx1"/>
-                                </w14:solidFill>
-                                <w14:prstDash w14:val="solid"/>
-                                <w14:bevel/>
-                              </w14:textOutline>
-                            </w:rPr>
-                            <w:t>RTA (AA32533)</w:t>
-                          </w:r>
-                        </w:p>
-                      </w:txbxContent>
-                    </v:textbox>
-                  </v:rect>
-                  <v:rect id="Rectangle 6" style="position:absolute;left:3002;top:9144;width:14740;height:8871;visibility:visible;mso-wrap-style:square;v-text-anchor:top" o:spid="_x0000_s1036" fillcolor="white [3201]" strokecolor="#70ad47 [3209]" strokeweight="1pt" o:gfxdata="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">
-                    <v:textbox>
-                      <w:txbxContent>
-                        <w:p>
-                          <w:pPr>
-                            <w:rPr>
-                              <w:color w:val="000000" w:themeColor="text1"/>
-                              <w:lang w:val="en-GB"/>
-                              <w14:shadow w14:blurRad="38100" w14:dist="19050" w14:dir="2700000" w14:sx="100000" w14:sy="100000" w14:kx="0" w14:ky="0" w14:algn="tl">
-                                <w14:schemeClr w14:val="dk1">
-                                  <w14:alpha w14:val="60000"/>
-                                </w14:schemeClr>
-                              </w14:shadow>
-                              <w14:textOutline w14:w="9525" w14:cap="flat" w14:cmpd="sng" w14:algn="ctr">
-                                <w14:solidFill>
-                                  <w14:schemeClr w14:val="tx1"/>
-                                </w14:solidFill>
-                                <w14:prstDash w14:val="solid"/>
-                                <w14:round/>
-                              </w14:textOutline>
-                            </w:rPr>
-                          </w:pPr>
-                          <w:r>
-                            <w:rPr>
-                              <w:color w:val="000000" w:themeColor="text1"/>
-                              <w:lang w:val="en-GB"/>
-                              <w14:textOutline w14:w="9525" w14:cap="rnd" w14:cmpd="sng" w14:algn="ctr">
-                                <w14:solidFill>
-                                  <w14:schemeClr w14:val="tx1"/>
-                                </w14:solidFill>
-                                <w14:prstDash w14:val="solid"/>
-                                <w14:bevel/>
-                              </w14:textOutline>
-                            </w:rPr>
-                            <w:t>RTA Studio (client)</w:t>
-                          </w:r>
-                        </w:p>
-                      </w:txbxContent>
-                    </v:textbox>
-                  </v:rect>
-                  <v:rect id="Rectangle 7" style="position:absolute;left:3002;top:27159;width:14738;height:8871;visibility:visible;mso-wrap-style:square;v-text-anchor:top" o:spid="_x0000_s1037" fillcolor="white [3201]" strokecolor="#70ad47 [3209]" strokeweight="1pt" o:gfxdata="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">
-                    <v:textbox>
-                      <w:txbxContent>
-                        <w:p>
-                          <w:pPr>
-                            <w:rPr>
-                              <w:color w:val="000000" w:themeColor="text1"/>
-                              <w:lang w:val="pl-PL"/>
-                              <w14:shadow w14:blurRad="38100" w14:dist="19050" w14:dir="2700000" w14:sx="100000" w14:sy="100000" w14:kx="0" w14:ky="0" w14:algn="tl">
-                                <w14:schemeClr w14:val="dk1">
-                                  <w14:alpha w14:val="60000"/>
-                                </w14:schemeClr>
-                              </w14:shadow>
-                              <w14:textOutline w14:w="9525" w14:cap="flat" w14:cmpd="sng" w14:algn="ctr">
-                                <w14:solidFill>
-                                  <w14:schemeClr w14:val="tx1"/>
-                                </w14:solidFill>
-                                <w14:prstDash w14:val="solid"/>
-                                <w14:round/>
-                              </w14:textOutline>
-                            </w:rPr>
-                          </w:pPr>
-                          <w:r>
-                            <w:rPr>
-                              <w:color w:val="000000" w:themeColor="text1"/>
-                              <w:lang w:val="pl-PL"/>
-                              <w14:textOutline w14:w="9525" w14:cap="rnd" w14:cmpd="sng" w14:algn="ctr">
-                                <w14:solidFill>
-                                  <w14:schemeClr w14:val="tx1"/>
-                                </w14:solidFill>
-                                <w14:prstDash w14:val="solid"/>
-                                <w14:bevel/>
-                              </w14:textOutline>
-                            </w:rPr>
-                            <w:t>RTA</w:t>
-                          </w:r>
-                          <w:r>
-                            <w:rPr>
-                              <w:color w:val="000000" w:themeColor="text1"/>
-                              <w:lang w:val="pl-PL"/>
-                              <w14:textOutline w14:w="9525" w14:cap="rnd" w14:cmpd="sng" w14:algn="ctr">
-                                <w14:solidFill>
-                                  <w14:schemeClr w14:val="tx1"/>
-                                </w14:solidFill>
-                                <w14:prstDash w14:val="solid"/>
-                                <w14:bevel/>
-                              </w14:textOutline>
-                            </w:rPr>
-                            <w:t xml:space="preserve"> Server</w:t>
-                          </w:r>
-                        </w:p>
-                      </w:txbxContent>
-                    </v:textbox>
-                  </v:rect>
-                  <v:group id="Group 37" style="position:absolute;left:5390;top:18015;width:8393;height:9223" coordsize="8393,9223" coordorigin="" o:spid="_x0000_s1038" o:gfxdata="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">
-                    <v:shapetype id="_x0000_t32" coordsize="21600,21600" o:oned="t" filled="f" o:spt="32" path="m,l21600,21600e">
-                      <v:path fillok="f" arrowok="t" o:connecttype="none"/>
-                      <o:lock v:ext="edit" shapetype="t"/>
-                    </v:shapetype>
-                    <v:shape id="Straight Arrow Connector 23" style="position:absolute;left:4173;width:47;height:9223;flip:x;visibility:visible;mso-wrap-style:square" o:spid="_x0000_s1039" strokecolor="#4472c4 [3204]" strokeweight=".5pt" o:connectortype="straight" type="#_x0000_t32" o:gfxdata="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">
-                      <v:stroke joinstyle="miter" endarrow="block"/>
-                    </v:shape>
-                    <v:shapetype id="_x0000_t202" coordsize="21600,21600" o:spt="202" path="m,l,21600r21600,l21600,xe">
-                      <v:stroke joinstyle="miter"/>
-                      <v:path gradientshapeok="t" o:connecttype="rect"/>
-                    </v:shapetype>
-                    <v:shape id="Text Box 31" style="position:absolute;top:3752;width:8392;height:2582;visibility:visible;mso-wrap-style:square;v-text-anchor:top" o:spid="_x0000_s1040" fillcolor="white [3201]" strokeweight=".5pt" type="#_x0000_t202" o:gfxdata="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">
-                      <v:stroke opacity="0"/>
-                      <v:textbox>
-                        <w:txbxContent>
-                          <w:p>
-                            <w:pPr>
-                              <w:rPr>
-                                <w:lang w:val="pl-PL"/>
-                                <w14:textFill>
-                                  <w14:solidFill>
-                                    <w14:srgbClr w14:val="000000">
-                                      <w14:alpha w14:val="10000"/>
-                                    </w14:srgbClr>
-                                  </w14:solidFill>
-                                </w14:textFill>
-                              </w:rPr>
-                            </w:pPr>
-                            <w:r>
-                              <w:rPr>
-                                <w:lang w:val="pl-PL"/>
-                                <w14:textFill>
-                                  <w14:solidFill>
-                                    <w14:srgbClr w14:val="000000">
-                                      <w14:alpha w14:val="10000"/>
-                                    </w14:srgbClr>
-                                  </w14:solidFill>
-                                </w14:textFill>
-                              </w:rPr>
-                              <w:t>CORBA Call</w:t>
-                            </w:r>
-                          </w:p>
-                        </w:txbxContent>
-                      </v:textbox>
-                    </v:shape>
-                  </v:group>
-                </v:group>
-                <v:group id="Group 38" style="position:absolute;left:13920;top:18015;width:27101;height:6145" coordsize="27101,6145" o:spid="_x0000_s1041" o:gfxdata="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">
-                  <v:shapetype id="_x0000_t34" coordsize="21600,21600" o:oned="t" filled="f" o:spt="34" adj="10800" path="m,l@0,0@0,21600,21600,21600e">
-                    <v:stroke joinstyle="miter"/>
-                    <v:formulas>
-                      <v:f eqn="val #0"/>
-                    </v:formulas>
-                    <v:path fillok="f" arrowok="t" o:connecttype="none"/>
-                    <v:handles>
-                      <v:h position="#0,center"/>
-                    </v:handles>
-                    <o:lock v:ext="edit" shapetype="t"/>
-                  </v:shapetype>
-                  <v:shape id="Connector: Elbow 25" style="position:absolute;left:8975;top:-8968;width:6145;height:24082;rotation:-90;flip:y;visibility:visible;mso-wrap-style:square" o:spid="_x0000_s1042" strokecolor="#4472c4 [3204]" strokeweight=".5pt" o:connectortype="elbow" type="#_x0000_t34" o:gfxdata="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">
-                    <v:stroke endarrow="block"/>
-                  </v:shape>
-                  <v:shape id="Connector: Elbow 26" style="position:absolute;left:9398;top:-9366;width:6094;height:24846;rotation:-90;flip:y;visibility:visible;mso-wrap-style:square" o:spid="_x0000_s1043" strokecolor="#4472c4 [3204]" strokeweight=".5pt" o:connectortype="elbow" type="#_x0000_t34" adj="10754" o:gfxdata="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">
-                    <v:stroke endarrow="block"/>
-                  </v:shape>
-                  <v:shape id="Connector: Elbow 27" style="position:absolute;left:9773;top:-9741;width:6085;height:25595;rotation:-90;flip:y;visibility:visible;mso-wrap-style:square" o:spid="_x0000_s1044" strokecolor="#4472c4 [3204]" strokeweight=".5pt" o:connectortype="elbow" type="#_x0000_t34" adj="10932" o:gfxdata="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">
-                    <v:stroke endarrow="block"/>
-                  </v:shape>
-                  <v:shape id="Connector: Elbow 28" style="position:absolute;left:10148;top:-10117;width:6083;height:26353;rotation:-90;flip:y;visibility:visible;mso-wrap-style:square" o:spid="_x0000_s1045" strokecolor="#4472c4 [3204]" strokeweight=".5pt" o:connectortype="elbow" type="#_x0000_t34" adj="10691" o:gfxdata="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">
-                    <v:stroke endarrow="block"/>
-                  </v:shape>
-                  <v:shape id="Connector: Elbow 30" style="position:absolute;left:10530;top:-10485;width:6041;height:27101;rotation:-90;flip:y;visibility:visible;mso-wrap-style:square" o:spid="_x0000_s1046" strokecolor="#4472c4 [3204]" strokeweight=".5pt" o:connectortype="elbow" type="#_x0000_t34" adj="10689" o:gfxdata="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">
-                    <v:stroke endarrow="block"/>
-                  </v:shape>
-                  <v:shape id="Text Box 32" style="position:absolute;left:14899;top:1813;width:8529;height:2457;visibility:visible;mso-wrap-style:square;v-text-anchor:top" o:spid="_x0000_s1047" fillcolor="white [3201]" strokeweight=".5pt" type="#_x0000_t202" o:gfxdata="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">
-                    <v:stroke opacity="0"/>
-                    <v:textbox>
-                      <w:txbxContent>
-                        <w:p>
-                          <w:pPr>
-                            <w:rPr>
-                              <w:lang w:val="pl-PL"/>
-                              <w14:textFill>
-                                <w14:solidFill>
-                                  <w14:srgbClr w14:val="000000">
-                                    <w14:alpha w14:val="10000"/>
-                                  </w14:srgbClr>
-                                </w14:solidFill>
-                              </w14:textFill>
-                            </w:rPr>
-                          </w:pPr>
-                          <w:r>
-                            <w:rPr>
-                              <w:lang w:val="pl-PL"/>
-                              <w14:textFill>
-                                <w14:solidFill>
-                                  <w14:srgbClr w14:val="000000">
-                                    <w14:alpha w14:val="10000"/>
-                                  </w14:srgbClr>
-                                </w14:solidFill>
-                              </w14:textFill>
-                            </w:rPr>
-                            <w:t>CORBA Call</w:t>
-                          </w:r>
-                          <w:r>
-                            <w:rPr>
-                              <w:lang w:val="pl-PL"/>
-                              <w14:textFill>
-                                <w14:solidFill>
-                                  <w14:srgbClr w14:val="000000">
-                                    <w14:alpha w14:val="10000"/>
-                                  </w14:srgbClr>
-                                </w14:solidFill>
-                              </w14:textFill>
-                            </w:rPr>
-                            <w:t xml:space="preserve"> </w:t>
-                          </w:r>
-                        </w:p>
-                      </w:txbxContent>
-                    </v:textbox>
-                  </v:shape>
-                </v:group>
-                <v:group id="Group 39" style="position:absolute;left:17781;top:9212;width:28075;height:2661" coordsize="28074,2661" o:spid="_x0000_s1048" o:gfxdata="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">
-                  <v:shape id="Straight Arrow Connector 33" style="position:absolute;top:1376;width:14331;height:0;flip:x;visibility:visible;mso-wrap-style:square" o:spid="_x0000_s1049" strokecolor="#4472c4 [3204]" strokeweight=".5pt" o:connectortype="straight" type="#_x0000_t32" o:gfxdata="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">
-                    <v:stroke joinstyle="miter" endarrow="block"/>
-                  </v:shape>
-                  <v:shape id="Text Box 34" style="position:absolute;left:14631;width:13443;height:2661;visibility:visible;mso-wrap-style:square;v-text-anchor:top" o:spid="_x0000_s1050" fillcolor="white [3201]" strokeweight=".5pt" type="#_x0000_t202" o:gfxdata="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">
-                    <v:stroke opacity="0"/>
-                    <v:textbox>
-                      <w:txbxContent>
-                        <w:p>
-                          <w:pPr>
-                            <w:rPr>
-                              <w:lang w:val="en-GB"/>
-                              <w14:textFill>
-                                <w14:solidFill>
-                                  <w14:srgbClr w14:val="000000">
-                                    <w14:alpha w14:val="10000"/>
-                                  </w14:srgbClr>
-                                </w14:solidFill>
-                              </w14:textFill>
-                            </w:rPr>
-                          </w:pPr>
-                          <w:r>
-                            <w:rPr>
-                              <w:lang w:val="en-GB"/>
-                              <w14:textFill>
-                                <w14:solidFill>
-                                  <w14:srgbClr w14:val="000000">
-                                    <w14:alpha w14:val="10000"/>
-                                  </w14:srgbClr>
-                                </w14:solidFill>
-                              </w14:textFill>
-                            </w:rPr>
-                            <w:t>TIBCO RV Messages</w:t>
-                          </w:r>
-                        </w:p>
-                      </w:txbxContent>
-                    </v:textbox>
-                  </v:shape>
-                </v:group>
-                <w10:anchorlock/>
+      </w:pPr>
+      <w:r>
+        <w:rPr>
+          <w:noProof/>
+        </w:rPr>
+      </w:r>
+      <w:r>
+        <w:rPr>
+          <w:noProof/>
+        </w:rPr>
+        <w:pict>
+          <v:group id="Group 41" o:spid="_x0000_s1026" style="width:398.6pt;height:295.95pt;mso-position-horizontal-relative:char;mso-position-vertical-relative:line" coordsize="50627,37586">
+            <v:group id="Group 22" o:spid="_x0000_s1027" style="position:absolute;left:28319;top:14739;width:22308;height:22847" coordsize="22308,22846" o:gfxdata="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">
+              <v:rect id="Rectangle 10" o:spid="_x0000_s1028" style="position:absolute;width:22308;height:22846;visibility:visible" o:gfxdata="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" fillcolor="white [3201]" strokecolor="#70ad47 [3209]" strokeweight="1pt">
+                <v:textbox>
+                  <w:txbxContent>
+                    <w:p>
+                      <w:pPr>
+                        <w:jc w:val="right"/>
+                        <w:rPr>
+                          <w:color w:val="000000" w:themeColor="text1"/>
+                          <w:lang w:val="en-GB"/>
+                        </w:rPr>
+                      </w:pPr>
+                      <w:r>
+                        <w:rPr>
+                          <w:color w:val="000000" w:themeColor="text1"/>
+                          <w:lang w:val="en-GB"/>
+                        </w:rPr>
+                        <w:t>MOR (AA14569)</w:t>
+                      </w:r>
+                    </w:p>
+                  </w:txbxContent>
+                </v:textbox>
+              </v:rect>
+              <v:rect id="Rectangle 12" o:spid="_x0000_s1029" style="position:absolute;left:5117;top:12555;width:14740;height:8871;visibility:visible" o:gfxdata="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" fillcolor="white [3201]" strokecolor="#70ad47 [3209]" strokeweight="1pt">
+                <v:textbox>
+                  <w:txbxContent>
+                    <w:p>
+                      <w:pPr>
+                        <w:rPr>
+                          <w:color w:val="000000" w:themeColor="text1"/>
+                          <w:lang w:val="pl-PL"/>
+                        </w:rPr>
+                      </w:pPr>
+                    </w:p>
+                  </w:txbxContent>
+                </v:textbox>
+              </v:rect>
+              <v:rect id="Rectangle 14" o:spid="_x0000_s1030" style="position:absolute;left:4435;top:11737;width:14740;height:8871;visibility:visible" o:gfxdata="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" fillcolor="white [3201]" strokecolor="#70ad47 [3209]" strokeweight="1pt">
+                <v:textbox>
+                  <w:txbxContent>
+                    <w:p>
+                      <w:pPr>
+                        <w:rPr>
+                          <w:color w:val="000000" w:themeColor="text1"/>
+                          <w:lang w:val="pl-PL"/>
+                        </w:rPr>
+                      </w:pPr>
+                    </w:p>
+                  </w:txbxContent>
+                </v:textbox>
+              </v:rect>
+              <v:rect id="Rectangle 17" o:spid="_x0000_s1031" style="position:absolute;left:3753;top:10918;width:14739;height:8871;visibility:visible" o:gfxdata="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" fillcolor="white [3201]" strokecolor="#70ad47 [3209]" strokeweight="1pt">
+                <v:textbox>
+                  <w:txbxContent>
+                    <w:p>
+                      <w:pPr>
+                        <w:rPr>
+                          <w:color w:val="000000" w:themeColor="text1"/>
+                          <w:lang w:val="pl-PL"/>
+                        </w:rPr>
+                      </w:pPr>
+                    </w:p>
+                  </w:txbxContent>
+                </v:textbox>
+              </v:rect>
+              <v:rect id="Rectangle 18" o:spid="_x0000_s1032" style="position:absolute;left:3002;top:10167;width:14740;height:8871;visibility:visible" o:gfxdata="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" fillcolor="white [3201]" strokecolor="#70ad47 [3209]" strokeweight="1pt">
+                <v:textbox>
+                  <w:txbxContent>
+                    <w:p>
+                      <w:pPr>
+                        <w:rPr>
+                          <w:color w:val="000000" w:themeColor="text1"/>
+                          <w:lang w:val="pl-PL"/>
+                        </w:rPr>
+                      </w:pPr>
+                    </w:p>
+                  </w:txbxContent>
+                </v:textbox>
+              </v:rect>
+              <v:rect id="Rectangle 19" o:spid="_x0000_s1033" style="position:absolute;left:2251;top:9348;width:14740;height:8871;visibility:visible" o:gfxdata="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" fillcolor="white [3201]" strokecolor="#70ad47 [3209]" strokeweight="1pt">
+                <v:textbox>
+                  <w:txbxContent>
+                    <w:p>
+                      <w:pPr>
+                        <w:rPr>
+                          <w:color w:val="000000" w:themeColor="text1"/>
+                          <w:lang w:val="en-GB"/>
+                        </w:rPr>
+                      </w:pPr>
+                      <w:r>
+                        <w:rPr>
+                          <w:color w:val="000000" w:themeColor="text1"/>
+                          <w:lang w:val="en-GB"/>
+                        </w:rPr>
+                        <w:t>MOR Engine</w:t>
+                      </w:r>
+                      <w:r>
+                        <w:rPr>
+                          <w:color w:val="000000" w:themeColor="text1"/>
+                        </w:rPr>
+                        <w:t>(s)</w:t>
+                      </w:r>
+                    </w:p>
+                    <w:p>
+                      <w:pPr>
+                        <w:rPr>
+                          <w:color w:val="000000" w:themeColor="text1"/>
+                          <w:lang w:val="pl-PL"/>
+                        </w:rPr>
+                      </w:pPr>
+                    </w:p>
+                  </w:txbxContent>
+                </v:textbox>
+              </v:rect>
+            </v:group>
+            <v:group id="Group 40" o:spid="_x0000_s1034" style="position:absolute;width:20198;height:37480" coordsize="20198,37480" o:gfxdata="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">
+              <v:rect id="Rectangle 5" o:spid="_x0000_s1035" style="position:absolute;width:20198;height:37480;visibility:visible" o:gfxdata="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" fillcolor="white [3201]" strokecolor="#70ad47 [3209]" strokeweight="1pt">
+                <v:textbox>
+                  <w:txbxContent>
+                    <w:p>
+                      <w:pPr>
+                        <w:jc w:val="right"/>
+                        <w:rPr>
+                          <w:color w:val="000000" w:themeColor="text1"/>
+                          <w:lang w:val="en-GB"/>
+                        </w:rPr>
+                      </w:pPr>
+                      <w:r>
+                        <w:rPr>
+                          <w:color w:val="000000" w:themeColor="text1"/>
+                          <w:lang w:val="en-GB"/>
+                        </w:rPr>
+                        <w:t>RTA (AA32533)</w:t>
+                      </w:r>
+                    </w:p>
+                  </w:txbxContent>
+                </v:textbox>
+              </v:rect>
+              <v:rect id="Rectangle 6" o:spid="_x0000_s1036" style="position:absolute;left:3002;top:9144;width:14740;height:8871;visibility:visible" o:gfxdata="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" fillcolor="white [3201]" strokecolor="#70ad47 [3209]" strokeweight="1pt">
+                <v:textbox>
+                  <w:txbxContent>
+                    <w:p>
+                      <w:pPr>
+                        <w:rPr>
+                          <w:color w:val="000000" w:themeColor="text1"/>
+                          <w:lang w:val="en-GB"/>
+                        </w:rPr>
+                      </w:pPr>
+                      <w:r>
+                        <w:rPr>
+                          <w:color w:val="000000" w:themeColor="text1"/>
+                          <w:lang w:val="en-GB"/>
+                        </w:rPr>
+                        <w:t>RTA Studio (client)</w:t>
+                      </w:r>
+                    </w:p>
+                  </w:txbxContent>
+                </v:textbox>
+              </v:rect>
+              <v:rect id="Rectangle 7" o:spid="_x0000_s1037" style="position:absolute;left:3002;top:27159;width:14738;height:8871;visibility:visible" o:gfxdata="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" fillcolor="white [3201]" strokecolor="#70ad47 [3209]" strokeweight="1pt">
+                <v:textbox>
+                  <w:txbxContent>
+                    <w:p>
+                      <w:pPr>
+                        <w:rPr>
+                          <w:color w:val="000000" w:themeColor="text1"/>
+                          <w:lang w:val="pl-PL"/>
+                        </w:rPr>
+                      </w:pPr>
+                      <w:r>
+                        <w:rPr>
+                          <w:color w:val="000000" w:themeColor="text1"/>
+                          <w:lang w:val="pl-PL"/>
+                        </w:rPr>
+                        <w:t>RTA</w:t>
+                      </w:r>
+                      <w:r>
+                        <w:rPr>
+                          <w:color w:val="000000" w:themeColor="text1"/>
+                          <w:lang w:val="pl-PL"/>
+                        </w:rPr>
+                        <w:t xml:space="preserve"> Server</w:t>
+                      </w:r>
+                    </w:p>
+                  </w:txbxContent>
+                </v:textbox>
+              </v:rect>
+              <v:group id="Group 37" o:spid="_x0000_s1038" style="position:absolute;left:5390;top:18015;width:8393;height:9223" coordsize="8393,9223" o:gfxdata="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">
+                <v:shapetype id="_x0000_t32" coordsize="21600,21600" o:spt="32" o:oned="t" path="m,l21600,21600e" filled="f">
+                  <v:path arrowok="t" fillok="f" o:connecttype="none"/>
+                  <o:lock v:ext="edit" shapetype="t"/>
+                </v:shapetype>
+                <v:shape id="Straight Arrow Connector 23" o:spid="_x0000_s1039" type="#_x0000_t32" style="position:absolute;left:4173;width:47;height:9223;flip:x;visibility:visible" o:connectortype="straight" o:gfxdata="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" strokecolor="#4472c4 [3204]" strokeweight=".5pt">
+                  <v:stroke endarrow="block" joinstyle="miter"/>
+                </v:shape>
+                <v:shapetype id="_x0000_t202" coordsize="21600,21600" o:spt="202" path="m,l,21600r21600,l21600,xe">
+                  <v:stroke joinstyle="miter"/>
+                  <v:path gradientshapeok="t" o:connecttype="rect"/>
+                </v:shapetype>
+                <v:shape id="Text Box 31" o:spid="_x0000_s1040" type="#_x0000_t202" style="position:absolute;top:3752;width:8392;height:2582;visibility:visible" o:gfxdata="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" fillcolor="white [3201]" strokeweight=".5pt">
+                  <v:stroke opacity="0"/>
+                  <v:textbox>
+                    <w:txbxContent>
+                      <w:p>
+                        <w:pPr>
+                          <w:rPr>
+                            <w:lang w:val="pl-PL"/>
+                          </w:rPr>
+                        </w:pPr>
+                        <w:r>
+                          <w:rPr>
+                            <w:lang w:val="pl-PL"/>
+                          </w:rPr>
+                          <w:t xml:space="preserve">CORBA </w:t>
+                        </w:r>
+                        <w:proofErr w:type="spellStart"/>
+                        <w:r>
+                          <w:rPr>
+                            <w:lang w:val="pl-PL"/>
+                          </w:rPr>
+                          <w:t>Call</w:t>
+                        </w:r>
+                        <w:proofErr w:type="spellEnd"/>
+                      </w:p>
+                    </w:txbxContent>
+                  </v:textbox>
+                </v:shape>
               </v:group>
-            </w:pict>
-          </mc:Fallback>
-        </mc:AlternateContent>
-      </w:r>
-    </w:p>
-    <w:p>
-      <w:pPr>
-        <w:pStyle w:val="Normal"/>
-      </w:pPr>
-      <w:r>
-        <w:drawing>
-          <wp:inline wp14:editId="1D0C7AE6" wp14:anchorId="2C1AE4C0">
-            <wp:extent cx="4572000" cy="2657475"/>
-            <wp:effectExtent l="0" t="0" r="0" b="0"/>
-            <wp:docPr id="1602453057" name="" title=""/>
-            <wp:cNvGraphicFramePr>
-              <a:graphicFrameLocks noChangeAspect="1"/>
-            </wp:cNvGraphicFramePr>
-            <a:graphic>
-              <a:graphicData uri="http://schemas.openxmlformats.org/drawingml/2006/picture">
-                <pic:pic>
-                  <pic:nvPicPr>
-                    <pic:cNvPr id="0" name=""/>
-                    <pic:cNvPicPr/>
-                  </pic:nvPicPr>
-                  <pic:blipFill>
-                    <a:blip r:embed="R0ee09f2da93d48fd">
-                      <a:extLst>
-                        <a:ext xmlns:a="http://schemas.openxmlformats.org/drawingml/2006/main" uri="{28A0092B-C50C-407E-A947-70E740481C1C}">
-                          <a14:useLocalDpi val="0"/>
-                        </a:ext>
-                      </a:extLst>
-                    </a:blip>
-                    <a:stretch>
-                      <a:fillRect/>
-                    </a:stretch>
-                  </pic:blipFill>
-                  <pic:spPr>
-                    <a:xfrm>
-                      <a:off x="0" y="0"/>
-                      <a:ext cx="4572000" cy="2657475"/>
-                    </a:xfrm>
-                    <a:prstGeom prst="rect">
-                      <a:avLst/>
-                    </a:prstGeom>
-                  </pic:spPr>
-                </pic:pic>
-              </a:graphicData>
-            </a:graphic>
-          </wp:inline>
-        </w:drawing>
-      </w:r>
-    </w:p>
-    <w:p>
-      <w:pPr>
-        <w:pStyle w:val="Heading1"/>
+            </v:group>
+            <v:group id="Group 38" o:spid="_x0000_s1041" style="position:absolute;left:13920;top:18015;width:27101;height:6145" coordsize="27101,6145" o:gfxdata="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">
+              <v:shapetype id="_x0000_t34" coordsize="21600,21600" o:spt="34" o:oned="t" adj="10800" path="m,l@0,0@0,21600,21600,21600e" filled="f">
+                <v:stroke joinstyle="miter"/>
+                <v:formulas>
+                  <v:f eqn="val #0"/>
+                </v:formulas>
+                <v:path arrowok="t" fillok="f" o:connecttype="none"/>
+                <v:handles>
+                  <v:h position="#0,center"/>
+                </v:handles>
+                <o:lock v:ext="edit" shapetype="t"/>
+              </v:shapetype>
+              <v:shape id="Connector: Elbow 25" o:spid="_x0000_s1042" type="#_x0000_t34" style="position:absolute;left:8975;top:-8968;width:6145;height:24082;rotation:-90;flip:y;visibility:visible" o:connectortype="elbow" o:gfxdata="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" strokecolor="#4472c4 [3204]" strokeweight=".5pt">
+                <v:stroke endarrow="block"/>
+              </v:shape>
+              <v:shape id="Connector: Elbow 26" o:spid="_x0000_s1043" type="#_x0000_t34" style="position:absolute;left:9398;top:-9366;width:6094;height:24846;rotation:-90;flip:y;visibility:visible" o:connectortype="elbow" o:gfxdata="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" adj="10754" strokecolor="#4472c4 [3204]" strokeweight=".5pt">
+                <v:stroke endarrow="block"/>
+              </v:shape>
+              <v:shape id="Connector: Elbow 27" o:spid="_x0000_s1044" type="#_x0000_t34" style="position:absolute;left:9773;top:-9741;width:6085;height:25595;rotation:-90;flip:y;visibility:visible" o:connectortype="elbow" o:gfxdata="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" adj="10932" strokecolor="#4472c4 [3204]" strokeweight=".5pt">
+                <v:stroke endarrow="block"/>
+              </v:shape>
+              <v:shape id="Connector: Elbow 28" o:spid="_x0000_s1045" type="#_x0000_t34" style="position:absolute;left:10148;top:-10117;width:6083;height:26353;rotation:-90;flip:y;visibility:visible" o:connectortype="elbow" o:gfxdata="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" adj="10691" strokecolor="#4472c4 [3204]" strokeweight=".5pt">
+                <v:stroke endarrow="block"/>
+              </v:shape>
+              <v:shape id="Connector: Elbow 30" o:spid="_x0000_s1046" type="#_x0000_t34" style="position:absolute;left:10530;top:-10485;width:6041;height:27101;rotation:-90;flip:y;visibility:visible" o:connectortype="elbow" o:gfxdata="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" adj="10689" strokecolor="#4472c4 [3204]" strokeweight=".5pt">
+                <v:stroke endarrow="block"/>
+              </v:shape>
+              <v:shape id="Text Box 32" o:spid="_x0000_s1047" type="#_x0000_t202" style="position:absolute;left:14899;top:1813;width:8529;height:2457;visibility:visible" o:gfxdata="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" fillcolor="white [3201]" strokeweight=".5pt">
+                <v:stroke opacity="0"/>
+                <v:textbox>
+                  <w:txbxContent>
+                    <w:p>
+                      <w:pPr>
+                        <w:rPr>
+                          <w:lang w:val="pl-PL"/>
+                        </w:rPr>
+                      </w:pPr>
+                      <w:r>
+                        <w:rPr>
+                          <w:lang w:val="pl-PL"/>
+                        </w:rPr>
+                        <w:t xml:space="preserve">CORBA </w:t>
+                      </w:r>
+                      <w:proofErr w:type="spellStart"/>
+                      <w:r>
+                        <w:rPr>
+                          <w:lang w:val="pl-PL"/>
+                        </w:rPr>
+                        <w:t>Call</w:t>
+                      </w:r>
+                      <w:proofErr w:type="spellEnd"/>
+                      <w:r>
+                        <w:rPr>
+                          <w:lang w:val="pl-PL"/>
+                        </w:rPr>
+                        <w:t xml:space="preserve"> </w:t>
+                      </w:r>
+                    </w:p>
+                  </w:txbxContent>
+                </v:textbox>
+              </v:shape>
+            </v:group>
+            <v:group id="Group 39" o:spid="_x0000_s1048" style="position:absolute;left:17781;top:9212;width:28075;height:2661" coordsize="28074,2661" o:gfxdata="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">
+              <v:shape id="Straight Arrow Connector 33" o:spid="_x0000_s1049" type="#_x0000_t32" style="position:absolute;top:1376;width:14331;height:0;flip:x;visibility:visible" o:connectortype="straight" o:gfxdata="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" strokecolor="#4472c4 [3204]" strokeweight=".5pt">
+                <v:stroke endarrow="block" joinstyle="miter"/>
+              </v:shape>
+              <v:shape id="Text Box 34" o:spid="_x0000_s1050" type="#_x0000_t202" style="position:absolute;left:14631;width:13443;height:2661;visibility:visible" o:gfxdata="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" fillcolor="white [3201]" strokeweight=".5pt">
+                <v:stroke opacity="0"/>
+                <v:textbox>
+                  <w:txbxContent>
+                    <w:p>
+                      <w:pPr>
+                        <w:rPr>
+                          <w:lang w:val="en-GB"/>
+                        </w:rPr>
+                      </w:pPr>
+                      <w:r>
+                        <w:rPr>
+                          <w:lang w:val="en-GB"/>
+                        </w:rPr>
+                        <w:t>TIBCO RV Messages</w:t>
+                      </w:r>
+                    </w:p>
+                  </w:txbxContent>
+                </v:textbox>
+              </v:shape>
+            </v:group>
+            <w10:wrap type="none"/>
+            <w10:anchorlock/>
+          </v:group>
+        </w:pict>
+      </w:r>
+    </w:p>
+    <w:p>
+      <w:pPr>
+        <w:pStyle w:val="Nagwek1"/>
+        <w:rPr>
+          <w:noProof/>
+        </w:rPr>
+      </w:pPr>
+      <w:r>
+        <w:rPr>
+          <w:noProof/>
+        </w:rPr>
+        <w:lastRenderedPageBreak/>
+        <w:t>Authentication Diagram</w:t>
+      </w:r>
+    </w:p>
+    <w:p>
+      <w:r>
+        <w:pict>
+          <v:shape id="_x0000_i1028" type="#_x0000_t75" style="width:467.35pt;height:396.65pt">
+            <v:imagedata r:id="rId15" o:title="Untitled Diagram"/>
+          </v:shape>
+        </w:pict>
+      </w:r>
+    </w:p>
+    <w:p>
+      <w:pPr>
+        <w:pStyle w:val="Nagwek1"/>
         <w:spacing w:after="240"/>
         <w:rPr>
           <w:rFonts w:ascii="Calibri Light" w:hAnsi="Calibri Light"/>
@@ -6254,7 +4418,7 @@
     </w:p>
     <w:p>
       <w:pPr>
-        <w:pStyle w:val="ListParagraph"/>
+        <w:pStyle w:val="Akapitzlist"/>
         <w:numPr>
           <w:ilvl w:val="0"/>
           <w:numId w:val="8"/>
@@ -6265,7 +4429,7 @@
       </w:pPr>
       <w:r>
         <w:rPr>
-          <w:rFonts w:ascii="Segoe UI" w:hAnsi="Segoe UI" w:eastAsia="Segoe UI" w:cs="Segoe UI"/>
+          <w:rFonts w:ascii="Segoe UI" w:eastAsia="Segoe UI" w:hAnsi="Segoe UI" w:cs="Segoe UI"/>
           <w:sz w:val="20"/>
           <w:szCs w:val="20"/>
           <w:lang w:val="en-GB"/>
@@ -6274,45 +4438,65 @@
       </w:r>
       <w:r>
         <w:rPr>
-          <w:rFonts w:ascii="Segoe UI" w:hAnsi="Segoe UI" w:eastAsia="Segoe UI" w:cs="Segoe UI"/>
+          <w:rFonts w:ascii="Segoe UI" w:eastAsia="Segoe UI" w:hAnsi="Segoe UI" w:cs="Segoe UI"/>
           <w:sz w:val="20"/>
           <w:szCs w:val="20"/>
           <w:lang w:val="en-GB"/>
         </w:rPr>
-        <w:t xml:space="preserve">for Client and Resource Server Onboarding: </w:t>
-      </w:r>
-      <w:r>
-        <w:rPr>
-          <w:rFonts w:ascii="Segoe UI" w:hAnsi="Segoe UI" w:eastAsia="Segoe UI" w:cs="Segoe UI"/>
+        <w:t xml:space="preserve">for Client and Resource Server </w:t>
+      </w:r>
+      <w:proofErr w:type="spellStart"/>
+      <w:r>
+        <w:rPr>
+          <w:rFonts w:ascii="Segoe UI" w:eastAsia="Segoe UI" w:hAnsi="Segoe UI" w:cs="Segoe UI"/>
           <w:sz w:val="20"/>
           <w:szCs w:val="20"/>
           <w:lang w:val="en-GB"/>
         </w:rPr>
-        <w:t>t</w:t>
-      </w:r>
-      <w:r>
-        <w:rPr>
-          <w:rFonts w:ascii="Segoe UI" w:hAnsi="Segoe UI" w:eastAsia="Segoe UI" w:cs="Segoe UI"/>
+        <w:t>Onboarding</w:t>
+      </w:r>
+      <w:proofErr w:type="spellEnd"/>
+      <w:r>
+        <w:rPr>
+          <w:rFonts w:ascii="Segoe UI" w:eastAsia="Segoe UI" w:hAnsi="Segoe UI" w:cs="Segoe UI"/>
           <w:sz w:val="20"/>
           <w:szCs w:val="20"/>
           <w:lang w:val="en-GB"/>
         </w:rPr>
-        <w:t xml:space="preserve">icket </w:t>
-      </w:r>
-      <w:r>
-        <w:rPr>
-          <w:rFonts w:ascii="Segoe UI" w:hAnsi="Segoe UI" w:eastAsia="Segoe UI" w:cs="Segoe UI"/>
+        <w:t xml:space="preserve">: </w:t>
+      </w:r>
+      <w:r>
+        <w:rPr>
+          <w:rFonts w:ascii="Segoe UI" w:eastAsia="Segoe UI" w:hAnsi="Segoe UI" w:cs="Segoe UI"/>
           <w:sz w:val="20"/>
           <w:szCs w:val="20"/>
           <w:lang w:val="en-GB"/>
         </w:rPr>
+        <w:t>t</w:t>
+      </w:r>
+      <w:r>
+        <w:rPr>
+          <w:rFonts w:ascii="Segoe UI" w:eastAsia="Segoe UI" w:hAnsi="Segoe UI" w:cs="Segoe UI"/>
+          <w:sz w:val="20"/>
+          <w:szCs w:val="20"/>
+          <w:lang w:val="en-GB"/>
+        </w:rPr>
+        <w:t xml:space="preserve">icket </w:t>
+      </w:r>
+      <w:r>
+        <w:rPr>
+          <w:rFonts w:ascii="Segoe UI" w:eastAsia="Segoe UI" w:hAnsi="Segoe UI" w:cs="Segoe UI"/>
+          <w:sz w:val="20"/>
+          <w:szCs w:val="20"/>
+          <w:lang w:val="en-GB"/>
+        </w:rPr>
         <w:t xml:space="preserve">ID </w:t>
       </w:r>
-      <w:hyperlink r:id="rId15">
+      <w:hyperlink r:id="rId16">
         <w:r>
           <w:rPr>
-            <w:rStyle w:val="Hyperlink"/>
-            <w:rFonts w:ascii="Segoe UI" w:hAnsi="Segoe UI" w:eastAsia="Segoe UI" w:cs="Segoe UI"/>
+            <w:rStyle w:val="Hipercze"/>
+            <w:rFonts w:ascii="Segoe UI" w:eastAsia="Segoe UI" w:hAnsi="Segoe UI" w:cs="Segoe UI"/>
             <w:sz w:val="20"/>
             <w:szCs w:val="20"/>
             <w:lang w:val="en-GB"/>
@@ -6336,7 +4520,7 @@
     <w:p>
       <w:pPr>
         <w:rPr>
-          <w:rFonts w:ascii="Segoe UI" w:hAnsi="Segoe UI" w:eastAsia="Segoe UI" w:cs="Segoe UI"/>
+          <w:rFonts w:ascii="Segoe UI" w:eastAsia="Segoe UI" w:hAnsi="Segoe UI" w:cs="Segoe UI"/>
           <w:sz w:val="20"/>
           <w:szCs w:val="20"/>
           <w:lang w:val="en-GB"/>
@@ -6344,7 +4528,7 @@
       </w:pPr>
       <w:r>
         <w:rPr>
-          <w:rFonts w:ascii="Segoe UI" w:hAnsi="Segoe UI" w:eastAsia="Segoe UI" w:cs="Segoe UI"/>
+          <w:rFonts w:ascii="Segoe UI" w:eastAsia="Segoe UI" w:hAnsi="Segoe UI" w:cs="Segoe UI"/>
           <w:sz w:val="20"/>
           <w:szCs w:val="20"/>
           <w:lang w:val="en-GB"/>
@@ -6354,7 +4538,7 @@
       <w:proofErr w:type="spellStart"/>
       <w:r>
         <w:rPr>
-          <w:rFonts w:ascii="Segoe UI" w:hAnsi="Segoe UI" w:eastAsia="Segoe UI" w:cs="Segoe UI"/>
+          <w:rFonts w:ascii="Segoe UI" w:eastAsia="Segoe UI" w:hAnsi="Segoe UI" w:cs="Segoe UI"/>
           <w:sz w:val="20"/>
           <w:szCs w:val="20"/>
           <w:lang w:val="en-GB"/>
@@ -6364,18 +4548,18 @@
       <w:proofErr w:type="spellEnd"/>
       <w:r>
         <w:rPr>
-          <w:rFonts w:ascii="Segoe UI" w:hAnsi="Segoe UI" w:eastAsia="Segoe UI" w:cs="Segoe UI"/>
+          <w:rFonts w:ascii="Segoe UI" w:eastAsia="Segoe UI" w:hAnsi="Segoe UI" w:cs="Segoe UI"/>
           <w:sz w:val="20"/>
           <w:szCs w:val="20"/>
           <w:lang w:val="en-GB"/>
         </w:rPr>
         <w:t xml:space="preserve"> tickets, jump to </w:t>
       </w:r>
-      <w:hyperlink w:history="1" r:id="R7ad3519cf3fb436d">
+      <w:hyperlink r:id="rId17" w:history="1">
         <w:r>
           <w:rPr>
-            <w:rStyle w:val="Hyperlink"/>
-            <w:rFonts w:ascii="Segoe UI" w:hAnsi="Segoe UI" w:eastAsia="Segoe UI" w:cs="Segoe UI"/>
+            <w:rStyle w:val="Hipercze"/>
+            <w:rFonts w:ascii="Segoe UI" w:eastAsia="Segoe UI" w:hAnsi="Segoe UI" w:cs="Segoe UI"/>
             <w:sz w:val="20"/>
             <w:szCs w:val="20"/>
             <w:lang w:val="en-GB"/>
@@ -6385,7 +4569,7 @@
       </w:hyperlink>
       <w:r>
         <w:rPr>
-          <w:rFonts w:ascii="Segoe UI" w:hAnsi="Segoe UI" w:eastAsia="Segoe UI" w:cs="Segoe UI"/>
+          <w:rFonts w:ascii="Segoe UI" w:eastAsia="Segoe UI" w:hAnsi="Segoe UI" w:cs="Segoe UI"/>
           <w:sz w:val="20"/>
           <w:szCs w:val="20"/>
           <w:lang w:val="en-GB"/>
@@ -6394,7 +4578,7 @@
       </w:r>
       <w:r>
         <w:rPr>
-          <w:rFonts w:ascii="Segoe UI" w:hAnsi="Segoe UI" w:eastAsia="Segoe UI" w:cs="Segoe UI"/>
+          <w:rFonts w:ascii="Segoe UI" w:eastAsia="Segoe UI" w:hAnsi="Segoe UI" w:cs="Segoe UI"/>
           <w:sz w:val="20"/>
           <w:szCs w:val="20"/>
           <w:lang w:val="en-GB"/>
@@ -6403,7 +4587,7 @@
       </w:r>
       <w:r>
         <w:rPr>
-          <w:rFonts w:ascii="Segoe UI" w:hAnsi="Segoe UI" w:eastAsia="Segoe UI" w:cs="Segoe UI"/>
+          <w:rFonts w:ascii="Segoe UI" w:eastAsia="Segoe UI" w:hAnsi="Segoe UI" w:cs="Segoe UI"/>
           <w:sz w:val="20"/>
           <w:szCs w:val="20"/>
           <w:lang w:val="en-GB"/>
@@ -6412,7 +4596,7 @@
       </w:r>
       <w:r>
         <w:rPr>
-          <w:rFonts w:ascii="Segoe UI" w:hAnsi="Segoe UI" w:eastAsia="Segoe UI" w:cs="Segoe UI"/>
+          <w:rFonts w:ascii="Segoe UI" w:eastAsia="Segoe UI" w:hAnsi="Segoe UI" w:cs="Segoe UI"/>
           <w:sz w:val="20"/>
           <w:szCs w:val="20"/>
           <w:lang w:val="en-GB"/>
@@ -6431,7 +4615,7 @@
       </w:r>
       <w:r>
         <w:rPr>
-          <w:rFonts w:ascii="Segoe UI" w:hAnsi="Segoe UI" w:eastAsia="Segoe UI" w:cs="Segoe UI"/>
+          <w:rFonts w:ascii="Segoe UI" w:eastAsia="Segoe UI" w:hAnsi="Segoe UI" w:cs="Segoe UI"/>
           <w:sz w:val="20"/>
           <w:szCs w:val="20"/>
           <w:lang w:val="en-GB"/>
@@ -6440,7 +4624,7 @@
       </w:r>
       <w:r>
         <w:rPr>
-          <w:rFonts w:ascii="Segoe UI" w:hAnsi="Segoe UI" w:eastAsia="Segoe UI" w:cs="Segoe UI"/>
+          <w:rFonts w:ascii="Segoe UI" w:eastAsia="Segoe UI" w:hAnsi="Segoe UI" w:cs="Segoe UI"/>
           <w:sz w:val="20"/>
           <w:szCs w:val="20"/>
           <w:lang w:val="en-GB"/>
@@ -6450,9 +4634,8 @@
     </w:p>
     <w:p>
       <w:pPr>
-        <w:pStyle w:val="Normal"/>
-        <w:rPr>
-          <w:rFonts w:ascii="Segoe UI" w:hAnsi="Segoe UI" w:eastAsia="Segoe UI" w:cs="Segoe UI"/>
+        <w:rPr>
+          <w:rFonts w:ascii="Segoe UI" w:eastAsia="Segoe UI" w:hAnsi="Segoe UI" w:cs="Segoe UI"/>
           <w:sz w:val="20"/>
           <w:szCs w:val="20"/>
           <w:highlight w:val="yellow"/>
@@ -6462,10 +4645,10 @@
     </w:p>
     <w:tbl>
       <w:tblPr>
-        <w:tblStyle w:val="TableGrid"/>
+        <w:tblStyle w:val="Tabela-Siatka"/>
         <w:tblW w:w="0" w:type="auto"/>
         <w:tblLayout w:type="fixed"/>
-        <w:tblLook w:val="06A0" w:firstRow="1" w:lastRow="0" w:firstColumn="1" w:lastColumn="0" w:noHBand="1" w:noVBand="1"/>
+        <w:tblLook w:val="06A0"/>
       </w:tblPr>
       <w:tblGrid>
         <w:gridCol w:w="9360"/>
@@ -6474,17 +4657,16 @@
         <w:tc>
           <w:tcPr>
             <w:tcW w:w="9360" w:type="dxa"/>
-            <w:tcMar/>
           </w:tcPr>
           <w:p>
             <w:pPr>
-              <w:pStyle w:val="ListParagraph"/>
+              <w:pStyle w:val="Akapitzlist"/>
               <w:numPr>
                 <w:ilvl w:val="0"/>
                 <w:numId w:val="8"/>
               </w:numPr>
               <w:rPr>
-                <w:rFonts w:ascii="Segoe UI" w:hAnsi="Segoe UI" w:eastAsia="Segoe UI" w:cs="Segoe UI"/>
+                <w:rFonts w:ascii="Segoe UI" w:eastAsia="Segoe UI" w:hAnsi="Segoe UI" w:cs="Segoe UI"/>
                 <w:sz w:val="20"/>
                 <w:szCs w:val="20"/>
                 <w:highlight w:val="yellow"/>
@@ -6493,7 +4675,7 @@
             </w:pPr>
             <w:r>
               <w:rPr>
-                <w:rFonts w:ascii="Segoe UI" w:hAnsi="Segoe UI" w:eastAsia="Segoe UI" w:cs="Segoe UI"/>
+                <w:rFonts w:ascii="Segoe UI" w:eastAsia="Segoe UI" w:hAnsi="Segoe UI" w:cs="Segoe UI"/>
                 <w:sz w:val="20"/>
                 <w:szCs w:val="20"/>
                 <w:lang w:val="en-GB"/>
@@ -6502,9 +4684,9 @@
             </w:r>
             <w:r>
               <w:rPr>
-                <w:rFonts w:ascii="Segoe UI" w:hAnsi="Segoe UI" w:eastAsia="Segoe UI" w:cs="Segoe UI"/>
-                <w:b w:val="1"/>
-                <w:bCs w:val="1"/>
+                <w:rFonts w:ascii="Segoe UI" w:eastAsia="Segoe UI" w:hAnsi="Segoe UI" w:cs="Segoe UI"/>
+                <w:b/>
+                <w:bCs/>
                 <w:sz w:val="20"/>
                 <w:szCs w:val="20"/>
                 <w:lang w:val="en-GB"/>
@@ -6513,7 +4695,7 @@
             </w:r>
             <w:r>
               <w:rPr>
-                <w:rFonts w:ascii="Segoe UI" w:hAnsi="Segoe UI" w:eastAsia="Segoe UI" w:cs="Segoe UI"/>
+                <w:rFonts w:ascii="Segoe UI" w:eastAsia="Segoe UI" w:hAnsi="Segoe UI" w:cs="Segoe UI"/>
                 <w:sz w:val="20"/>
                 <w:szCs w:val="20"/>
                 <w:lang w:val="en-GB"/>
@@ -6522,9 +4704,9 @@
             </w:r>
             <w:r>
               <w:rPr>
-                <w:rFonts w:ascii="Segoe UI" w:hAnsi="Segoe UI" w:eastAsia="Segoe UI" w:cs="Segoe UI"/>
-                <w:b w:val="1"/>
-                <w:bCs w:val="1"/>
+                <w:rFonts w:ascii="Segoe UI" w:eastAsia="Segoe UI" w:hAnsi="Segoe UI" w:cs="Segoe UI"/>
+                <w:b/>
+                <w:bCs/>
                 <w:sz w:val="20"/>
                 <w:szCs w:val="20"/>
                 <w:lang w:val="en-GB"/>
@@ -6533,7 +4715,7 @@
             </w:r>
             <w:r>
               <w:rPr>
-                <w:rFonts w:ascii="Segoe UI" w:hAnsi="Segoe UI" w:eastAsia="Segoe UI" w:cs="Segoe UI"/>
+                <w:rFonts w:ascii="Segoe UI" w:eastAsia="Segoe UI" w:hAnsi="Segoe UI" w:cs="Segoe UI"/>
                 <w:sz w:val="20"/>
                 <w:szCs w:val="20"/>
                 <w:lang w:val="en-GB"/>
@@ -6542,7 +4724,7 @@
             </w:r>
             <w:r>
               <w:rPr>
-                <w:rFonts w:ascii="Segoe UI" w:hAnsi="Segoe UI" w:eastAsia="Segoe UI" w:cs="Segoe UI"/>
+                <w:rFonts w:ascii="Segoe UI" w:eastAsia="Segoe UI" w:hAnsi="Segoe UI" w:cs="Segoe UI"/>
                 <w:sz w:val="20"/>
                 <w:szCs w:val="20"/>
                 <w:highlight w:val="yellow"/>
@@ -6553,10 +4735,8 @@
           </w:p>
           <w:p>
             <w:pPr>
-              <w:pStyle w:val="Normal"/>
-              <w:ind w:left="0"/>
-              <w:rPr>
-                <w:rFonts w:ascii="Segoe UI" w:hAnsi="Segoe UI" w:eastAsia="Segoe UI" w:cs="Segoe UI"/>
+              <w:rPr>
+                <w:rFonts w:ascii="Segoe UI" w:eastAsia="Segoe UI" w:hAnsi="Segoe UI" w:cs="Segoe UI"/>
                 <w:sz w:val="20"/>
                 <w:szCs w:val="20"/>
                 <w:highlight w:val="yellow"/>
@@ -6565,7 +4745,7 @@
             </w:pPr>
             <w:r>
               <w:rPr>
-                <w:rFonts w:ascii="Segoe UI" w:hAnsi="Segoe UI" w:eastAsia="Segoe UI" w:cs="Segoe UI"/>
+                <w:rFonts w:ascii="Segoe UI" w:eastAsia="Segoe UI" w:hAnsi="Segoe UI" w:cs="Segoe UI"/>
                 <w:sz w:val="20"/>
                 <w:szCs w:val="20"/>
                 <w:highlight w:val="yellow"/>
@@ -6576,10 +4756,8 @@
           </w:p>
           <w:p>
             <w:pPr>
-              <w:pStyle w:val="Normal"/>
-              <w:ind w:left="0"/>
-              <w:rPr>
-                <w:rFonts w:ascii="Segoe UI" w:hAnsi="Segoe UI" w:eastAsia="Segoe UI" w:cs="Segoe UI"/>
+              <w:rPr>
+                <w:rFonts w:ascii="Segoe UI" w:eastAsia="Segoe UI" w:hAnsi="Segoe UI" w:cs="Segoe UI"/>
                 <w:sz w:val="20"/>
                 <w:szCs w:val="20"/>
                 <w:highlight w:val="yellow"/>
@@ -6588,7 +4766,7 @@
             </w:pPr>
             <w:r>
               <w:rPr>
-                <w:rFonts w:ascii="Segoe UI" w:hAnsi="Segoe UI" w:eastAsia="Segoe UI" w:cs="Segoe UI"/>
+                <w:rFonts w:ascii="Segoe UI" w:eastAsia="Segoe UI" w:hAnsi="Segoe UI" w:cs="Segoe UI"/>
                 <w:sz w:val="20"/>
                 <w:szCs w:val="20"/>
                 <w:highlight w:val="yellow"/>
@@ -6599,10 +4777,8 @@
           </w:p>
           <w:p>
             <w:pPr>
-              <w:pStyle w:val="Normal"/>
-              <w:ind w:left="0"/>
-              <w:rPr>
-                <w:rFonts w:ascii="Segoe UI" w:hAnsi="Segoe UI" w:eastAsia="Segoe UI" w:cs="Segoe UI"/>
+              <w:rPr>
+                <w:rFonts w:ascii="Segoe UI" w:eastAsia="Segoe UI" w:hAnsi="Segoe UI" w:cs="Segoe UI"/>
                 <w:sz w:val="20"/>
                 <w:szCs w:val="20"/>
                 <w:highlight w:val="yellow"/>
@@ -6612,10 +4788,8 @@
           </w:p>
           <w:p>
             <w:pPr>
-              <w:pStyle w:val="Normal"/>
-              <w:ind w:left="0"/>
-              <w:rPr>
-                <w:rFonts w:ascii="Segoe UI" w:hAnsi="Segoe UI" w:eastAsia="Segoe UI" w:cs="Segoe UI"/>
+              <w:rPr>
+                <w:rFonts w:ascii="Segoe UI" w:eastAsia="Segoe UI" w:hAnsi="Segoe UI" w:cs="Segoe UI"/>
                 <w:sz w:val="20"/>
                 <w:szCs w:val="20"/>
                 <w:highlight w:val="yellow"/>
@@ -6624,7 +4798,7 @@
             </w:pPr>
             <w:r>
               <w:rPr>
-                <w:rFonts w:ascii="Segoe UI" w:hAnsi="Segoe UI" w:eastAsia="Segoe UI" w:cs="Segoe UI"/>
+                <w:rFonts w:ascii="Segoe UI" w:eastAsia="Segoe UI" w:hAnsi="Segoe UI" w:cs="Segoe UI"/>
                 <w:sz w:val="20"/>
                 <w:szCs w:val="20"/>
                 <w:highlight w:val="yellow"/>
@@ -6634,7 +4808,7 @@
             </w:r>
             <w:r>
               <w:rPr>
-                <w:rFonts w:ascii="Segoe UI" w:hAnsi="Segoe UI" w:eastAsia="Segoe UI" w:cs="Segoe UI"/>
+                <w:rFonts w:ascii="Segoe UI" w:eastAsia="Segoe UI" w:hAnsi="Segoe UI" w:cs="Segoe UI"/>
                 <w:sz w:val="20"/>
                 <w:szCs w:val="20"/>
                 <w:highlight w:val="yellow"/>
@@ -6645,10 +4819,8 @@
           </w:p>
           <w:p>
             <w:pPr>
-              <w:pStyle w:val="Normal"/>
-              <w:ind w:left="0"/>
-              <w:rPr>
-                <w:rFonts w:ascii="Segoe UI" w:hAnsi="Segoe UI" w:eastAsia="Segoe UI" w:cs="Segoe UI"/>
+              <w:rPr>
+                <w:rFonts w:ascii="Segoe UI" w:eastAsia="Segoe UI" w:hAnsi="Segoe UI" w:cs="Segoe UI"/>
                 <w:sz w:val="20"/>
                 <w:szCs w:val="20"/>
                 <w:highlight w:val="yellow"/>
@@ -6657,7 +4829,7 @@
             </w:pPr>
             <w:r>
               <w:rPr>
-                <w:rFonts w:ascii="Segoe UI" w:hAnsi="Segoe UI" w:eastAsia="Segoe UI" w:cs="Segoe UI"/>
+                <w:rFonts w:ascii="Segoe UI" w:eastAsia="Segoe UI" w:hAnsi="Segoe UI" w:cs="Segoe UI"/>
                 <w:sz w:val="20"/>
                 <w:szCs w:val="20"/>
                 <w:highlight w:val="yellow"/>
@@ -6668,7 +4840,7 @@
           </w:p>
           <w:p>
             <w:pPr>
-              <w:pStyle w:val="ListParagraph"/>
+              <w:pStyle w:val="Akapitzlist"/>
               <w:numPr>
                 <w:ilvl w:val="0"/>
                 <w:numId w:val="8"/>
@@ -6682,13 +4854,13 @@
           </w:p>
           <w:p>
             <w:pPr>
-              <w:pStyle w:val="ListParagraph"/>
+              <w:pStyle w:val="Akapitzlist"/>
               <w:numPr>
                 <w:ilvl w:val="0"/>
                 <w:numId w:val="8"/>
               </w:numPr>
               <w:rPr>
-                <w:rFonts w:ascii="Segoe UI" w:hAnsi="Segoe UI" w:eastAsia="Segoe UI" w:cs="Segoe UI"/>
+                <w:rFonts w:ascii="Segoe UI" w:eastAsia="Segoe UI" w:hAnsi="Segoe UI" w:cs="Segoe UI"/>
                 <w:sz w:val="20"/>
                 <w:szCs w:val="20"/>
                 <w:lang w:val="en-GB"/>
@@ -6696,7 +4868,7 @@
             </w:pPr>
             <w:r>
               <w:rPr>
-                <w:rFonts w:ascii="Segoe UI" w:hAnsi="Segoe UI" w:eastAsia="Segoe UI" w:cs="Segoe UI"/>
+                <w:rFonts w:ascii="Segoe UI" w:eastAsia="Segoe UI" w:hAnsi="Segoe UI" w:cs="Segoe UI"/>
                 <w:sz w:val="20"/>
                 <w:szCs w:val="20"/>
                 <w:lang w:val="en-GB"/>
@@ -6705,9 +4877,9 @@
             </w:r>
             <w:r>
               <w:rPr>
-                <w:rFonts w:ascii="Segoe UI" w:hAnsi="Segoe UI" w:eastAsia="Segoe UI" w:cs="Segoe UI"/>
-                <w:b w:val="1"/>
-                <w:bCs w:val="1"/>
+                <w:rFonts w:ascii="Segoe UI" w:eastAsia="Segoe UI" w:hAnsi="Segoe UI" w:cs="Segoe UI"/>
+                <w:b/>
+                <w:bCs/>
                 <w:sz w:val="20"/>
                 <w:szCs w:val="20"/>
                 <w:lang w:val="en-GB"/>
@@ -6716,7 +4888,7 @@
             </w:r>
             <w:r>
               <w:rPr>
-                <w:rFonts w:ascii="Segoe UI" w:hAnsi="Segoe UI" w:eastAsia="Segoe UI" w:cs="Segoe UI"/>
+                <w:rFonts w:ascii="Segoe UI" w:eastAsia="Segoe UI" w:hAnsi="Segoe UI" w:cs="Segoe UI"/>
                 <w:sz w:val="20"/>
                 <w:szCs w:val="20"/>
                 <w:lang w:val="en-GB"/>
@@ -6725,9 +4897,9 @@
             </w:r>
             <w:r>
               <w:rPr>
-                <w:rFonts w:ascii="Segoe UI" w:hAnsi="Segoe UI" w:eastAsia="Segoe UI" w:cs="Segoe UI"/>
-                <w:b w:val="1"/>
-                <w:bCs w:val="1"/>
+                <w:rFonts w:ascii="Segoe UI" w:eastAsia="Segoe UI" w:hAnsi="Segoe UI" w:cs="Segoe UI"/>
+                <w:b/>
+                <w:bCs/>
                 <w:sz w:val="20"/>
                 <w:szCs w:val="20"/>
                 <w:lang w:val="en-GB"/>
@@ -6736,7 +4908,7 @@
             </w:r>
             <w:r>
               <w:rPr>
-                <w:rFonts w:ascii="Segoe UI" w:hAnsi="Segoe UI" w:eastAsia="Segoe UI" w:cs="Segoe UI"/>
+                <w:rFonts w:ascii="Segoe UI" w:eastAsia="Segoe UI" w:hAnsi="Segoe UI" w:cs="Segoe UI"/>
                 <w:sz w:val="20"/>
                 <w:szCs w:val="20"/>
                 <w:lang w:val="en-GB"/>
@@ -6746,9 +4918,8 @@
           </w:p>
           <w:p>
             <w:pPr>
-              <w:pStyle w:val="Normal"/>
-              <w:rPr>
-                <w:rFonts w:ascii="Segoe UI" w:hAnsi="Segoe UI" w:eastAsia="Segoe UI" w:cs="Segoe UI"/>
+              <w:rPr>
+                <w:rFonts w:ascii="Segoe UI" w:eastAsia="Segoe UI" w:hAnsi="Segoe UI" w:cs="Segoe UI"/>
                 <w:sz w:val="20"/>
                 <w:szCs w:val="20"/>
                 <w:highlight w:val="magenta"/>
@@ -6757,7 +4928,7 @@
             </w:pPr>
             <w:r>
               <w:rPr>
-                <w:rFonts w:ascii="Segoe UI" w:hAnsi="Segoe UI" w:eastAsia="Segoe UI" w:cs="Segoe UI"/>
+                <w:rFonts w:ascii="Segoe UI" w:eastAsia="Segoe UI" w:hAnsi="Segoe UI" w:cs="Segoe UI"/>
                 <w:sz w:val="20"/>
                 <w:szCs w:val="20"/>
                 <w:highlight w:val="magenta"/>
@@ -6768,9 +4939,8 @@
           </w:p>
           <w:p>
             <w:pPr>
-              <w:pStyle w:val="Normal"/>
-              <w:rPr>
-                <w:rFonts w:ascii="Segoe UI" w:hAnsi="Segoe UI" w:eastAsia="Segoe UI" w:cs="Segoe UI"/>
+              <w:rPr>
+                <w:rFonts w:ascii="Segoe UI" w:eastAsia="Segoe UI" w:hAnsi="Segoe UI" w:cs="Segoe UI"/>
                 <w:sz w:val="20"/>
                 <w:szCs w:val="20"/>
                 <w:highlight w:val="magenta"/>
@@ -6779,7 +4949,7 @@
             </w:pPr>
             <w:r>
               <w:rPr>
-                <w:rFonts w:ascii="Segoe UI" w:hAnsi="Segoe UI" w:eastAsia="Segoe UI" w:cs="Segoe UI"/>
+                <w:rFonts w:ascii="Segoe UI" w:eastAsia="Segoe UI" w:hAnsi="Segoe UI" w:cs="Segoe UI"/>
                 <w:sz w:val="20"/>
                 <w:szCs w:val="20"/>
                 <w:highlight w:val="magenta"/>
@@ -6790,9 +4960,8 @@
           </w:p>
           <w:p>
             <w:pPr>
-              <w:pStyle w:val="Normal"/>
-              <w:rPr>
-                <w:rFonts w:ascii="Segoe UI" w:hAnsi="Segoe UI" w:eastAsia="Segoe UI" w:cs="Segoe UI"/>
+              <w:rPr>
+                <w:rFonts w:ascii="Segoe UI" w:eastAsia="Segoe UI" w:hAnsi="Segoe UI" w:cs="Segoe UI"/>
                 <w:sz w:val="20"/>
                 <w:szCs w:val="20"/>
                 <w:lang w:val="en-GB"/>
@@ -6801,9 +4970,8 @@
           </w:p>
           <w:p>
             <w:pPr>
-              <w:pStyle w:val="Normal"/>
-              <w:rPr>
-                <w:rFonts w:ascii="Segoe UI" w:hAnsi="Segoe UI" w:eastAsia="Segoe UI" w:cs="Segoe UI"/>
+              <w:rPr>
+                <w:rFonts w:ascii="Segoe UI" w:eastAsia="Segoe UI" w:hAnsi="Segoe UI" w:cs="Segoe UI"/>
                 <w:sz w:val="20"/>
                 <w:szCs w:val="20"/>
                 <w:highlight w:val="magenta"/>
@@ -6812,7 +4980,7 @@
             </w:pPr>
             <w:r>
               <w:rPr>
-                <w:rFonts w:ascii="Segoe UI" w:hAnsi="Segoe UI" w:eastAsia="Segoe UI" w:cs="Segoe UI"/>
+                <w:rFonts w:ascii="Segoe UI" w:eastAsia="Segoe UI" w:hAnsi="Segoe UI" w:cs="Segoe UI"/>
                 <w:sz w:val="20"/>
                 <w:szCs w:val="20"/>
                 <w:highlight w:val="magenta"/>
@@ -6823,9 +4991,8 @@
           </w:p>
           <w:p>
             <w:pPr>
-              <w:pStyle w:val="Normal"/>
-              <w:rPr>
-                <w:rFonts w:ascii="Segoe UI" w:hAnsi="Segoe UI" w:eastAsia="Segoe UI" w:cs="Segoe UI"/>
+              <w:rPr>
+                <w:rFonts w:ascii="Segoe UI" w:eastAsia="Segoe UI" w:hAnsi="Segoe UI" w:cs="Segoe UI"/>
                 <w:sz w:val="20"/>
                 <w:szCs w:val="20"/>
                 <w:highlight w:val="magenta"/>
@@ -6834,7 +5001,7 @@
             </w:pPr>
             <w:r>
               <w:rPr>
-                <w:rFonts w:ascii="Segoe UI" w:hAnsi="Segoe UI" w:eastAsia="Segoe UI" w:cs="Segoe UI"/>
+                <w:rFonts w:ascii="Segoe UI" w:eastAsia="Segoe UI" w:hAnsi="Segoe UI" w:cs="Segoe UI"/>
                 <w:sz w:val="20"/>
                 <w:szCs w:val="20"/>
                 <w:highlight w:val="magenta"/>
@@ -6848,40 +5015,61 @@
     </w:tbl>
     <w:p>
       <w:pPr>
-        <w:pStyle w:val="ListParagraph"/>
+        <w:pStyle w:val="Akapitzlist"/>
         <w:numPr>
           <w:ilvl w:val="0"/>
           <w:numId w:val="8"/>
         </w:numPr>
         <w:rPr>
-          <w:rFonts w:eastAsia="맑은 고딕" w:eastAsiaTheme="minorEastAsia"/>
-        </w:rPr>
-      </w:pPr>
-      <w:r>
-        <w:rPr>
-          <w:rFonts w:ascii="Segoe UI" w:hAnsi="Segoe UI" w:eastAsia="Segoe UI" w:cs="Segoe UI"/>
+          <w:rFonts w:eastAsiaTheme="minorEastAsia"/>
+        </w:rPr>
+      </w:pPr>
+      <w:r>
+        <w:rPr>
+          <w:rFonts w:ascii="Segoe UI" w:eastAsia="Segoe UI" w:hAnsi="Segoe UI" w:cs="Segoe UI"/>
           <w:sz w:val="20"/>
           <w:szCs w:val="20"/>
           <w:lang w:val="en-GB"/>
         </w:rPr>
-        <w:t xml:space="preserve">Ticket for onboarding MOR as Resource Server: </w:t>
-      </w:r>
-      <w:r>
-        <w:rPr>
-          <w:rFonts w:ascii="Segoe UI" w:hAnsi="Segoe UI" w:eastAsia="Segoe UI" w:cs="Segoe UI"/>
+        <w:lastRenderedPageBreak/>
+        <w:t xml:space="preserve">Ticket for </w:t>
+      </w:r>
+      <w:proofErr w:type="spellStart"/>
+      <w:r>
+        <w:rPr>
+          <w:rFonts w:ascii="Segoe UI" w:eastAsia="Segoe UI" w:hAnsi="Segoe UI" w:cs="Segoe UI"/>
           <w:sz w:val="20"/>
           <w:szCs w:val="20"/>
           <w:lang w:val="en-GB"/>
         </w:rPr>
+        <w:t>onboarding</w:t>
+      </w:r>
+      <w:proofErr w:type="spellEnd"/>
+      <w:r>
+        <w:rPr>
+          <w:rFonts w:ascii="Segoe UI" w:eastAsia="Segoe UI" w:hAnsi="Segoe UI" w:cs="Segoe UI"/>
+          <w:sz w:val="20"/>
+          <w:szCs w:val="20"/>
+          <w:lang w:val="en-GB"/>
+        </w:rPr>
+        <w:t xml:space="preserve"> MOR as Resource Server: </w:t>
+      </w:r>
+      <w:r>
+        <w:rPr>
+          <w:rFonts w:ascii="Segoe UI" w:eastAsia="Segoe UI" w:hAnsi="Segoe UI" w:cs="Segoe UI"/>
+          <w:sz w:val="20"/>
+          <w:szCs w:val="20"/>
+          <w:lang w:val="en-GB"/>
+        </w:rPr>
         <w:t xml:space="preserve">ticket ID: </w:t>
       </w:r>
-      <w:hyperlink r:id="R39d944369f4f4805">
+      <w:hyperlink r:id="rId18">
         <w:r>
           <w:rPr>
-            <w:rStyle w:val="Hyperlink"/>
-            <w:rFonts w:ascii="Segoe UI" w:hAnsi="Segoe UI" w:eastAsia="Segoe UI" w:cs="Segoe UI"/>
-            <w:b w:val="1"/>
-            <w:bCs w:val="1"/>
+            <w:rStyle w:val="Hipercze"/>
+            <w:rFonts w:ascii="Segoe UI" w:eastAsia="Segoe UI" w:hAnsi="Segoe UI" w:cs="Segoe UI"/>
+            <w:b/>
+            <w:bCs/>
             <w:sz w:val="20"/>
             <w:szCs w:val="20"/>
             <w:lang w:val="en-GB"/>
@@ -6891,9 +5079,9 @@
       </w:hyperlink>
       <w:r>
         <w:rPr>
-          <w:rFonts w:ascii="Segoe UI" w:hAnsi="Segoe UI" w:eastAsia="Segoe UI" w:cs="Segoe UI"/>
-          <w:b w:val="1"/>
-          <w:bCs w:val="1"/>
+          <w:rFonts w:ascii="Segoe UI" w:eastAsia="Segoe UI" w:hAnsi="Segoe UI" w:cs="Segoe UI"/>
+          <w:b/>
+          <w:bCs/>
           <w:sz w:val="20"/>
           <w:szCs w:val="20"/>
           <w:lang w:val="en-GB"/>
@@ -6903,53 +5091,55 @@
     </w:p>
     <w:p>
       <w:pPr>
-        <w:pStyle w:val="ListParagraph"/>
+        <w:pStyle w:val="Akapitzlist"/>
         <w:numPr>
           <w:ilvl w:val="0"/>
           <w:numId w:val="8"/>
         </w:numPr>
         <w:rPr>
-          <w:rFonts w:ascii="Segoe UI" w:hAnsi="Segoe UI" w:eastAsia="Segoe UI" w:cs="Segoe UI" w:asciiTheme="minorAscii" w:hAnsiTheme="minorAscii" w:eastAsiaTheme="minorAscii" w:cstheme="minorAscii"/>
-          <w:b w:val="1"/>
-          <w:bCs w:val="1"/>
+          <w:rFonts w:eastAsiaTheme="minorEastAsia"/>
+          <w:b/>
+          <w:bCs/>
           <w:sz w:val="20"/>
           <w:szCs w:val="20"/>
         </w:rPr>
       </w:pPr>
       <w:r>
         <w:rPr>
-          <w:rFonts w:ascii="Segoe UI" w:hAnsi="Segoe UI" w:eastAsia="Segoe UI" w:cs="Segoe UI"/>
+          <w:rFonts w:ascii="Segoe UI" w:eastAsia="Segoe UI" w:hAnsi="Segoe UI" w:cs="Segoe UI"/>
           <w:sz w:val="20"/>
           <w:szCs w:val="20"/>
           <w:lang w:val="en-GB"/>
         </w:rPr>
-        <w:t xml:space="preserve">Ticket for onboarding </w:t>
-      </w:r>
-      <w:r>
-        <w:rPr>
-          <w:rFonts w:ascii="Segoe UI" w:hAnsi="Segoe UI" w:eastAsia="Segoe UI" w:cs="Segoe UI"/>
+        <w:t xml:space="preserve">Ticket for </w:t>
+      </w:r>
+      <w:proofErr w:type="spellStart"/>
+      <w:r>
+        <w:rPr>
+          <w:rFonts w:ascii="Segoe UI" w:eastAsia="Segoe UI" w:hAnsi="Segoe UI" w:cs="Segoe UI"/>
           <w:sz w:val="20"/>
           <w:szCs w:val="20"/>
           <w:lang w:val="en-GB"/>
         </w:rPr>
-        <w:t>RTA</w:t>
-      </w:r>
-      <w:r>
-        <w:rPr>
-          <w:rFonts w:ascii="Segoe UI" w:hAnsi="Segoe UI" w:eastAsia="Segoe UI" w:cs="Segoe UI"/>
+        <w:t>onboarding</w:t>
+      </w:r>
+      <w:proofErr w:type="spellEnd"/>
+      <w:r>
+        <w:rPr>
+          <w:rFonts w:ascii="Segoe UI" w:eastAsia="Segoe UI" w:hAnsi="Segoe UI" w:cs="Segoe UI"/>
           <w:sz w:val="20"/>
           <w:szCs w:val="20"/>
           <w:lang w:val="en-GB"/>
         </w:rPr>
-        <w:t xml:space="preserve"> as Resource Server: ticket ID: </w:t>
-      </w:r>
-      <w:hyperlink r:id="R04ec2f30945348cf">
+        <w:t xml:space="preserve"> RTA as Resource Server: ticket ID: </w:t>
+      </w:r>
+      <w:hyperlink r:id="rId19">
         <w:r>
           <w:rPr>
-            <w:rStyle w:val="Hyperlink"/>
-            <w:rFonts w:ascii="Segoe UI" w:hAnsi="Segoe UI" w:eastAsia="Segoe UI" w:cs="Segoe UI"/>
-            <w:b w:val="1"/>
-            <w:bCs w:val="1"/>
+            <w:rStyle w:val="Hipercze"/>
+            <w:rFonts w:ascii="Segoe UI" w:eastAsia="Segoe UI" w:hAnsi="Segoe UI" w:cs="Segoe UI"/>
+            <w:b/>
+            <w:bCs/>
             <w:sz w:val="20"/>
             <w:szCs w:val="20"/>
             <w:lang w:val="en-GB"/>
@@ -6959,9 +5149,9 @@
       </w:hyperlink>
       <w:r>
         <w:rPr>
-          <w:rFonts w:ascii="Segoe UI" w:hAnsi="Segoe UI" w:eastAsia="Segoe UI" w:cs="Segoe UI"/>
-          <w:b w:val="1"/>
-          <w:bCs w:val="1"/>
+          <w:rFonts w:ascii="Segoe UI" w:eastAsia="Segoe UI" w:hAnsi="Segoe UI" w:cs="Segoe UI"/>
+          <w:b/>
+          <w:bCs/>
           <w:sz w:val="20"/>
           <w:szCs w:val="20"/>
           <w:lang w:val="en-GB"/>
@@ -6971,7 +5161,7 @@
     </w:p>
     <w:p>
       <w:pPr>
-        <w:pStyle w:val="ListParagraph"/>
+        <w:pStyle w:val="Akapitzlist"/>
         <w:numPr>
           <w:ilvl w:val="0"/>
           <w:numId w:val="8"/>
@@ -6983,10 +5173,10 @@
     </w:p>
     <w:tbl>
       <w:tblPr>
-        <w:tblStyle w:val="TableGrid"/>
+        <w:tblStyle w:val="Tabela-Siatka"/>
         <w:tblW w:w="0" w:type="auto"/>
         <w:tblLayout w:type="fixed"/>
-        <w:tblLook w:val="06A0" w:firstRow="1" w:lastRow="0" w:firstColumn="1" w:lastColumn="0" w:noHBand="1" w:noVBand="1"/>
+        <w:tblLook w:val="06A0"/>
       </w:tblPr>
       <w:tblGrid>
         <w:gridCol w:w="9360"/>
@@ -6995,14 +5185,12 @@
         <w:tc>
           <w:tcPr>
             <w:tcW w:w="9360" w:type="dxa"/>
-            <w:tcMar/>
           </w:tcPr>
           <w:p>
             <w:pPr>
               <w:rPr>
-                <w:rFonts w:ascii="Segoe UI" w:hAnsi="Segoe UI" w:eastAsia="Segoe UI" w:cs="Segoe UI"/>
-                <w:noProof w:val="0"/>
-                <w:color w:val="000000" w:themeColor="text1" w:themeTint="FF" w:themeShade="FF"/>
+                <w:rFonts w:ascii="Segoe UI" w:eastAsia="Segoe UI" w:hAnsi="Segoe UI" w:cs="Segoe UI"/>
+                <w:color w:val="000000" w:themeColor="text1"/>
                 <w:sz w:val="20"/>
                 <w:szCs w:val="20"/>
                 <w:lang w:val="en-GB"/>
@@ -7010,9 +5198,8 @@
             </w:pPr>
             <w:r>
               <w:rPr>
-                <w:rFonts w:ascii="Segoe UI" w:hAnsi="Segoe UI" w:eastAsia="Segoe UI" w:cs="Segoe UI"/>
-                <w:noProof w:val="0"/>
-                <w:color w:val="000000" w:themeColor="text1" w:themeTint="FF" w:themeShade="FF"/>
+                <w:rFonts w:ascii="Segoe UI" w:eastAsia="Segoe UI" w:hAnsi="Segoe UI" w:cs="Segoe UI"/>
+                <w:color w:val="000000" w:themeColor="text1"/>
                 <w:sz w:val="20"/>
                 <w:szCs w:val="20"/>
                 <w:lang w:val="en-GB"/>
@@ -7023,9 +5210,8 @@
           <w:p>
             <w:pPr>
               <w:rPr>
-                <w:rFonts w:ascii="Segoe UI" w:hAnsi="Segoe UI" w:eastAsia="Segoe UI" w:cs="Segoe UI"/>
-                <w:noProof w:val="0"/>
-                <w:color w:val="000000" w:themeColor="text1" w:themeTint="FF" w:themeShade="FF"/>
+                <w:rFonts w:ascii="Segoe UI" w:eastAsia="Segoe UI" w:hAnsi="Segoe UI" w:cs="Segoe UI"/>
+                <w:color w:val="000000" w:themeColor="text1"/>
                 <w:sz w:val="20"/>
                 <w:szCs w:val="20"/>
                 <w:lang w:val="en-GB"/>
@@ -7033,9 +5219,8 @@
             </w:pPr>
             <w:r>
               <w:rPr>
-                <w:rFonts w:ascii="Segoe UI" w:hAnsi="Segoe UI" w:eastAsia="Segoe UI" w:cs="Segoe UI"/>
-                <w:noProof w:val="0"/>
-                <w:color w:val="000000" w:themeColor="text1" w:themeTint="FF" w:themeShade="FF"/>
+                <w:rFonts w:ascii="Segoe UI" w:eastAsia="Segoe UI" w:hAnsi="Segoe UI" w:cs="Segoe UI"/>
+                <w:color w:val="000000" w:themeColor="text1"/>
                 <w:sz w:val="20"/>
                 <w:szCs w:val="20"/>
                 <w:lang w:val="en-GB"/>
@@ -7044,11 +5229,10 @@
             </w:r>
             <w:r>
               <w:rPr>
-                <w:rFonts w:ascii="Arial" w:hAnsi="Arial" w:eastAsia="Arial" w:cs="Arial"/>
-                <w:b w:val="1"/>
-                <w:bCs w:val="1"/>
-                <w:noProof w:val="0"/>
-                <w:color w:val="000000" w:themeColor="text1" w:themeTint="FF" w:themeShade="FF"/>
+                <w:rFonts w:ascii="Arial" w:eastAsia="Arial" w:hAnsi="Arial" w:cs="Arial"/>
+                <w:b/>
+                <w:bCs/>
+                <w:color w:val="000000" w:themeColor="text1"/>
                 <w:sz w:val="18"/>
                 <w:szCs w:val="18"/>
                 <w:lang w:val="en-GB"/>
@@ -7057,9 +5241,8 @@
             </w:r>
             <w:r>
               <w:rPr>
-                <w:rFonts w:ascii="Segoe UI" w:hAnsi="Segoe UI" w:eastAsia="Segoe UI" w:cs="Segoe UI"/>
-                <w:noProof w:val="0"/>
-                <w:color w:val="000000" w:themeColor="text1" w:themeTint="FF" w:themeShade="FF"/>
+                <w:rFonts w:ascii="Segoe UI" w:eastAsia="Segoe UI" w:hAnsi="Segoe UI" w:cs="Segoe UI"/>
+                <w:color w:val="000000" w:themeColor="text1"/>
                 <w:sz w:val="20"/>
                 <w:szCs w:val="20"/>
                 <w:lang w:val="en-GB"/>
@@ -7068,9 +5251,8 @@
             </w:r>
             <w:r>
               <w:rPr>
-                <w:rFonts w:ascii="Lucida Console" w:hAnsi="Lucida Console" w:eastAsia="Lucida Console" w:cs="Lucida Console"/>
-                <w:noProof w:val="0"/>
-                <w:color w:val="FFFFFF" w:themeColor="background1" w:themeTint="FF" w:themeShade="FF"/>
+                <w:rFonts w:ascii="Lucida Console" w:eastAsia="Lucida Console" w:hAnsi="Lucida Console" w:cs="Lucida Console"/>
+                <w:color w:val="FFFFFF" w:themeColor="background1"/>
                 <w:sz w:val="18"/>
                 <w:szCs w:val="18"/>
                 <w:highlight w:val="black"/>
@@ -7080,9 +5262,8 @@
             </w:r>
             <w:r>
               <w:rPr>
-                <w:rFonts w:ascii="Segoe UI" w:hAnsi="Segoe UI" w:eastAsia="Segoe UI" w:cs="Segoe UI"/>
-                <w:noProof w:val="0"/>
-                <w:color w:val="000000" w:themeColor="text1" w:themeTint="FF" w:themeShade="FF"/>
+                <w:rFonts w:ascii="Segoe UI" w:eastAsia="Segoe UI" w:hAnsi="Segoe UI" w:cs="Segoe UI"/>
+                <w:color w:val="000000" w:themeColor="text1"/>
                 <w:sz w:val="20"/>
                 <w:szCs w:val="20"/>
                 <w:lang w:val="en-GB"/>
@@ -7091,8 +5272,7 @@
             </w:r>
             <w:r>
               <w:rPr>
-                <w:rFonts w:ascii="Times New Roman" w:hAnsi="Times New Roman" w:eastAsia="Times New Roman" w:cs="Times New Roman"/>
-                <w:noProof w:val="0"/>
+                <w:rFonts w:ascii="Times New Roman" w:eastAsia="Times New Roman" w:hAnsi="Times New Roman" w:cs="Times New Roman"/>
                 <w:sz w:val="24"/>
                 <w:szCs w:val="24"/>
                 <w:lang w:val="en-GB"/>
@@ -7102,9 +5282,8 @@
           </w:p>
           <w:p>
             <w:pPr>
-              <w:pStyle w:val="Normal"/>
-              <w:rPr>
-                <w:rFonts w:ascii="Segoe UI" w:hAnsi="Segoe UI" w:eastAsia="Segoe UI" w:cs="Segoe UI"/>
+              <w:rPr>
+                <w:rFonts w:ascii="Segoe UI" w:eastAsia="Segoe UI" w:hAnsi="Segoe UI" w:cs="Segoe UI"/>
                 <w:color w:val="0563C1"/>
                 <w:sz w:val="20"/>
                 <w:szCs w:val="20"/>
@@ -7118,10 +5297,9 @@
     </w:tbl>
     <w:p>
       <w:pPr>
-        <w:pStyle w:val="Heading1"/>
-      </w:pPr>
-      <w:r>
-        <w:lastRenderedPageBreak/>
+        <w:pStyle w:val="Nagwek1"/>
+      </w:pPr>
+      <w:r>
         <w:t xml:space="preserve">Examples: </w:t>
       </w:r>
       <w:proofErr w:type="spellStart"/>
@@ -7130,42 +5308,48 @@
       </w:r>
       <w:proofErr w:type="spellEnd"/>
       <w:r>
-        <w:t xml:space="preserve"> and GUI Lifecycle (Luigi Falco)</w:t>
-      </w:r>
-    </w:p>
-    <w:p>
-      <w:pPr>
-        <w:rPr>
-          <w:rFonts w:eastAsia="맑은 고딕" w:eastAsiaTheme="minorEastAsia"/>
-        </w:rPr>
-      </w:pPr>
-      <w:r>
-        <w:rPr>
-          <w:rFonts w:eastAsia="맑은 고딕" w:eastAsiaTheme="minorEastAsia"/>
+        <w:t xml:space="preserve"> and GUI Lifecycle (Luigi </w:t>
+      </w:r>
+      <w:proofErr w:type="spellStart"/>
+      <w:r>
+        <w:t>Falco</w:t>
+      </w:r>
+      <w:proofErr w:type="spellEnd"/>
+      <w:r>
+        <w:t>)</w:t>
+      </w:r>
+    </w:p>
+    <w:p>
+      <w:pPr>
+        <w:rPr>
+          <w:rFonts w:eastAsiaTheme="minorEastAsia"/>
+        </w:rPr>
+      </w:pPr>
+      <w:r>
+        <w:rPr>
+          <w:rFonts w:eastAsiaTheme="minorEastAsia"/>
         </w:rPr>
         <w:t>.</w:t>
       </w:r>
     </w:p>
     <w:p>
       <w:pPr>
-        <w:pStyle w:val="Normal"/>
-        <w:rPr>
-          <w:rFonts w:eastAsia="맑은 고딕" w:eastAsiaTheme="minorEastAsia"/>
-        </w:rPr>
-      </w:pPr>
-    </w:p>
-    <w:p>
-      <w:pPr>
-        <w:pStyle w:val="Normal"/>
-        <w:rPr>
-          <w:rFonts w:eastAsia="맑은 고딕" w:eastAsiaTheme="minorEastAsia"/>
-        </w:rPr>
-      </w:pPr>
-      <w:hyperlink r:id="Ra10c952531ab40f7">
+        <w:rPr>
+          <w:rFonts w:eastAsiaTheme="minorEastAsia"/>
+        </w:rPr>
+      </w:pPr>
+    </w:p>
+    <w:p>
+      <w:pPr>
+        <w:rPr>
+          <w:rFonts w:eastAsiaTheme="minorEastAsia"/>
+        </w:rPr>
+      </w:pPr>
+      <w:hyperlink r:id="rId20">
         <w:r>
           <w:rPr>
-            <w:rStyle w:val="Hyperlink"/>
-            <w:rFonts w:eastAsia="맑은 고딕" w:eastAsiaTheme="minorEastAsia"/>
+            <w:rStyle w:val="Hipercze"/>
+            <w:rFonts w:eastAsiaTheme="minorEastAsia"/>
           </w:rPr>
           <w:t>https://szur0172dap.zur.swissbank</w:t>
         </w:r>
@@ -7173,18 +5357,17 @@
     </w:p>
     <w:p>
       <w:pPr>
-        <w:pStyle w:val="Normal"/>
-        <w:rPr>
-          <w:rFonts w:eastAsia="맑은 고딕" w:eastAsiaTheme="minorEastAsia"/>
+        <w:rPr>
+          <w:rFonts w:eastAsiaTheme="minorEastAsia"/>
         </w:rPr>
       </w:pPr>
     </w:p>
     <w:tbl>
       <w:tblPr>
-        <w:tblStyle w:val="TableGrid"/>
+        <w:tblStyle w:val="Tabela-Siatka"/>
         <w:tblW w:w="0" w:type="auto"/>
         <w:tblLayout w:type="fixed"/>
-        <w:tblLook w:val="06A0" w:firstRow="1" w:lastRow="0" w:firstColumn="1" w:lastColumn="0" w:noHBand="1" w:noVBand="1"/>
+        <w:tblLook w:val="06A0"/>
       </w:tblPr>
       <w:tblGrid>
         <w:gridCol w:w="9360"/>
@@ -7193,24 +5376,21 @@
         <w:tc>
           <w:tcPr>
             <w:tcW w:w="9360" w:type="dxa"/>
-            <w:tcMar/>
           </w:tcPr>
           <w:p>
             <w:pPr>
               <w:rPr>
-                <w:rFonts w:ascii="Segoe UI" w:hAnsi="Segoe UI" w:eastAsia="Segoe UI" w:cs="Segoe UI"/>
-                <w:noProof w:val="0"/>
+                <w:rFonts w:ascii="Segoe UI" w:eastAsia="Segoe UI" w:hAnsi="Segoe UI" w:cs="Segoe UI"/>
                 <w:sz w:val="20"/>
                 <w:szCs w:val="20"/>
                 <w:lang w:val="en-GB"/>
               </w:rPr>
             </w:pPr>
-            <w:hyperlink r:id="Rf10f0de309e443f6">
+            <w:hyperlink r:id="rId21">
               <w:r>
                 <w:rPr>
-                  <w:rStyle w:val="Hyperlink"/>
-                  <w:rFonts w:ascii="Helvetica" w:hAnsi="Helvetica" w:eastAsia="Helvetica" w:cs="Helvetica"/>
-                  <w:noProof w:val="0"/>
+                  <w:rStyle w:val="Hipercze"/>
+                  <w:rFonts w:ascii="Helvetica" w:eastAsia="Helvetica" w:hAnsi="Helvetica" w:cs="Helvetica"/>
                   <w:sz w:val="21"/>
                   <w:szCs w:val="21"/>
                   <w:lang w:val="en-GB"/>
@@ -7220,8 +5400,7 @@
             </w:hyperlink>
             <w:r>
               <w:rPr>
-                <w:rFonts w:ascii="Helvetica" w:hAnsi="Helvetica" w:eastAsia="Helvetica" w:cs="Helvetica"/>
-                <w:noProof w:val="0"/>
+                <w:rFonts w:ascii="Helvetica" w:eastAsia="Helvetica" w:hAnsi="Helvetica" w:cs="Helvetica"/>
                 <w:sz w:val="21"/>
                 <w:szCs w:val="21"/>
                 <w:lang w:val="en-GB"/>
@@ -7231,115 +5410,85 @@
           </w:p>
           <w:p>
             <w:pPr>
-              <w:pStyle w:val="Normal"/>
-              <w:rPr>
-                <w:rFonts w:ascii="Segoe UI" w:hAnsi="Segoe UI" w:eastAsia="Segoe UI" w:cs="Segoe UI"/>
-                <w:noProof w:val="0"/>
-                <w:color w:val="000000" w:themeColor="text1" w:themeTint="FF" w:themeShade="FF"/>
+              <w:rPr>
+                <w:rFonts w:ascii="Segoe UI" w:eastAsia="Segoe UI" w:hAnsi="Segoe UI" w:cs="Segoe UI"/>
+                <w:color w:val="000000" w:themeColor="text1"/>
                 <w:sz w:val="20"/>
                 <w:szCs w:val="20"/>
-                <w:lang w:val="en-US"/>
               </w:rPr>
             </w:pPr>
             <w:r>
               <w:rPr>
-                <w:rFonts w:eastAsia="맑은 고딕" w:eastAsiaTheme="minorEastAsia"/>
+                <w:rFonts w:eastAsiaTheme="minorEastAsia"/>
               </w:rPr>
               <w:t xml:space="preserve">For the RTA server resource server. This ticket should take 5 days to chase </w:t>
             </w:r>
             <w:r>
               <w:rPr>
-                <w:rFonts w:ascii="Calibri" w:hAnsi="Calibri" w:eastAsia="Calibri" w:cs="Calibri"/>
-                <w:noProof w:val="0"/>
-                <w:sz w:val="22"/>
-                <w:szCs w:val="22"/>
-                <w:lang w:val="en-US"/>
-              </w:rPr>
-              <w:t>TOC-IP-SEC-IdentityManagement</w:t>
+                <w:rFonts w:ascii="Calibri" w:eastAsia="Calibri" w:hAnsi="Calibri" w:cs="Calibri"/>
+              </w:rPr>
+              <w:t>TOC-IP-SEC-</w:t>
             </w:r>
+            <w:proofErr w:type="spellStart"/>
+            <w:r>
+              <w:rPr>
+                <w:rFonts w:ascii="Calibri" w:eastAsia="Calibri" w:hAnsi="Calibri" w:cs="Calibri"/>
+              </w:rPr>
+              <w:t>IdentityManagement</w:t>
+            </w:r>
+            <w:proofErr w:type="spellEnd"/>
           </w:p>
           <w:p>
             <w:pPr>
-              <w:pStyle w:val="Normal"/>
-              <w:rPr>
-                <w:rFonts w:ascii="맑은 고딕" w:hAnsi="맑은 고딕" w:eastAsia="맑은 고딕" w:cs="맑은 고딕"/>
-                <w:noProof w:val="0"/>
-                <w:sz w:val="22"/>
-                <w:szCs w:val="22"/>
-                <w:lang w:val="en-US"/>
+              <w:rPr>
+                <w:rFonts w:ascii="Malgun Gothic" w:eastAsia="Malgun Gothic" w:hAnsi="Malgun Gothic" w:cs="Malgun Gothic"/>
               </w:rPr>
             </w:pPr>
             <w:r>
               <w:rPr>
-                <w:rFonts w:ascii="맑은 고딕" w:hAnsi="맑은 고딕" w:eastAsia="맑은 고딕" w:cs="맑은 고딕"/>
-                <w:b w:val="0"/>
-                <w:bCs w:val="0"/>
-                <w:i w:val="0"/>
-                <w:iCs w:val="0"/>
-                <w:caps w:val="0"/>
-                <w:smallCaps w:val="0"/>
-                <w:noProof w:val="0"/>
+                <w:rFonts w:ascii="Malgun Gothic" w:eastAsia="Malgun Gothic" w:hAnsi="Malgun Gothic" w:cs="Malgun Gothic"/>
                 <w:color w:val="2E2E2E"/>
                 <w:sz w:val="19"/>
                 <w:szCs w:val="19"/>
-                <w:lang w:val="en-US"/>
               </w:rPr>
               <w:t>RITM01</w:t>
             </w:r>
             <w:r>
               <w:rPr>
-                <w:rFonts w:eastAsia="맑은 고딕" w:eastAsiaTheme="minorEastAsia"/>
+                <w:rFonts w:eastAsiaTheme="minorEastAsia"/>
               </w:rPr>
               <w:t xml:space="preserve"> </w:t>
             </w:r>
             <w:r>
               <w:rPr>
-                <w:rFonts w:ascii="맑은 고딕" w:hAnsi="맑은 고딕" w:eastAsia="맑은 고딕" w:cs="맑은 고딕"/>
-                <w:b w:val="0"/>
-                <w:bCs w:val="0"/>
-                <w:i w:val="0"/>
-                <w:iCs w:val="0"/>
-                <w:caps w:val="0"/>
-                <w:smallCaps w:val="0"/>
-                <w:noProof w:val="0"/>
+                <w:rFonts w:ascii="Malgun Gothic" w:eastAsia="Malgun Gothic" w:hAnsi="Malgun Gothic" w:cs="Malgun Gothic"/>
                 <w:color w:val="2E2E2E"/>
                 <w:sz w:val="19"/>
                 <w:szCs w:val="19"/>
-                <w:lang w:val="en-US"/>
               </w:rPr>
               <w:t>05640722 for MOR</w:t>
             </w:r>
           </w:p>
           <w:p>
             <w:pPr>
-              <w:pStyle w:val="Normal"/>
-              <w:rPr>
-                <w:rFonts w:eastAsia="맑은 고딕" w:eastAsiaTheme="minorEastAsia"/>
+              <w:rPr>
+                <w:rFonts w:eastAsiaTheme="minorEastAsia"/>
               </w:rPr>
             </w:pPr>
             <w:r>
               <w:rPr>
-                <w:rFonts w:eastAsia="맑은 고딕" w:eastAsiaTheme="minorEastAsia"/>
+                <w:rFonts w:eastAsiaTheme="minorEastAsia"/>
               </w:rPr>
               <w:t>We need different technical account numbers for different environments.</w:t>
             </w:r>
           </w:p>
           <w:p>
             <w:pPr>
-              <w:pStyle w:val="Normal"/>
-              <w:rPr>
-                <w:rFonts w:ascii="맑은 고딕" w:hAnsi="맑은 고딕" w:eastAsia="맑은 고딕" w:cs="맑은 고딕"/>
-                <w:b w:val="0"/>
-                <w:bCs w:val="0"/>
-                <w:i w:val="0"/>
-                <w:iCs w:val="0"/>
-                <w:caps w:val="0"/>
-                <w:smallCaps w:val="0"/>
-                <w:noProof w:val="0"/>
+              <w:rPr>
+                <w:rFonts w:ascii="Malgun Gothic" w:eastAsia="Malgun Gothic" w:hAnsi="Malgun Gothic" w:cs="Malgun Gothic"/>
                 <w:color w:val="2E2E2E"/>
                 <w:sz w:val="19"/>
                 <w:szCs w:val="19"/>
-                <w:lang w:val="en-US"/>
               </w:rPr>
             </w:pPr>
           </w:p>
@@ -7348,14 +5497,13 @@
     </w:tbl>
     <w:p>
       <w:pPr>
-        <w:pStyle w:val="Normal"/>
-        <w:rPr>
-          <w:rFonts w:eastAsia="맑은 고딕" w:eastAsiaTheme="minorEastAsia"/>
+        <w:rPr>
+          <w:rFonts w:eastAsiaTheme="minorEastAsia"/>
         </w:rPr>
       </w:pPr>
     </w:p>
     <w:sectPr>
-      <w:pgSz w:w="12240" w:h="15840" w:orient="portrait"/>
+      <w:pgSz w:w="12240" w:h="15840"/>
       <w:pgMar w:top="1440" w:right="1440" w:bottom="1440" w:left="1440" w:header="720" w:footer="720" w:gutter="0"/>
       <w:cols w:space="720"/>
       <w:docGrid w:linePitch="360"/>
@@ -7365,7 +5513,7 @@
 </file>
 
 <file path=word/endnotes.xml><?xml version="1.0" encoding="utf-8"?>
-<w:endnotes xmlns:wpc="http://schemas.microsoft.com/office/word/2010/wordprocessingCanvas" xmlns:cx="http://schemas.microsoft.com/office/drawing/2014/chartex" xmlns:cx1="http://schemas.microsoft.com/office/drawing/2015/9/8/chartex" xmlns:cx2="http://schemas.microsoft.com/office/drawing/2015/10/21/chartex" xmlns:cx3="http://schemas.microsoft.com/office/drawing/2016/5/9/chartex" xmlns:cx4="http://schemas.microsoft.com/office/drawing/2016/5/10/chartex" xmlns:cx5="http://schemas.microsoft.com/office/drawing/2016/5/11/chartex" xmlns:cx6="http://schemas.microsoft.com/office/drawing/2016/5/12/chartex" xmlns:cx7="http://schemas.microsoft.com/office/drawing/2016/5/13/chartex" xmlns:cx8="http://schemas.microsoft.com/office/drawing/2016/5/14/chartex" xmlns:mc="http://schemas.openxmlformats.org/markup-compatibility/2006" xmlns:aink="http://schemas.microsoft.com/office/drawing/2016/ink" xmlns:am3d="http://schemas.microsoft.com/office/drawing/2017/model3d" xmlns:o="urn:schemas-microsoft-com:office:office" xmlns:r="http://schemas.openxmlformats.org/officeDocument/2006/relationships" xmlns:m="http://schemas.openxmlformats.org/officeDocument/2006/math" xmlns:v="urn:schemas-microsoft-com:vml" xmlns:wp14="http://schemas.microsoft.com/office/word/2010/wordprocessingDrawing" xmlns:wp="http://schemas.openxmlformats.org/drawingml/2006/wordprocessingDrawing" xmlns:w10="urn:schemas-microsoft-com:office:word" xmlns:w="http://schemas.openxmlformats.org/wordprocessingml/2006/main" xmlns:w14="http://schemas.microsoft.com/office/word/2010/wordml" xmlns:w15="http://schemas.microsoft.com/office/word/2012/wordml" xmlns:w16cex="http://schemas.microsoft.com/office/word/2018/wordml/cex" xmlns:w16cid="http://schemas.microsoft.com/office/word/2016/wordml/cid" xmlns:w16="http://schemas.microsoft.com/office/word/2018/wordml" xmlns:w16se="http://schemas.microsoft.com/office/word/2015/wordml/symex" xmlns:wpg="http://schemas.microsoft.com/office/word/2010/wordprocessingGroup" xmlns:wpi="http://schemas.microsoft.com/office/word/2010/wordprocessingInk" xmlns:wne="http://schemas.microsoft.com/office/word/2006/wordml" xmlns:wps="http://schemas.microsoft.com/office/word/2010/wordprocessingShape" mc:Ignorable="w14 w15 w16se w16cid w16 w16cex wp14">
+<w:endnotes xmlns:ve="http://schemas.openxmlformats.org/markup-compatibility/2006" xmlns:o="urn:schemas-microsoft-com:office:office" xmlns:r="http://schemas.openxmlformats.org/officeDocument/2006/relationships" xmlns:m="http://schemas.openxmlformats.org/officeDocument/2006/math" xmlns:v="urn:schemas-microsoft-com:vml" xmlns:wp="http://schemas.openxmlformats.org/drawingml/2006/wordprocessingDrawing" xmlns:w10="urn:schemas-microsoft-com:office:word" xmlns:w="http://schemas.openxmlformats.org/wordprocessingml/2006/main" xmlns:wne="http://schemas.microsoft.com/office/word/2006/wordml">
   <w:endnote w:type="separator" w:id="-1">
     <w:p>
       <w:pPr>
@@ -7397,7 +5545,7 @@
 </file>
 
 <file path=word/footnotes.xml><?xml version="1.0" encoding="utf-8"?>
-<w:footnotes xmlns:wpc="http://schemas.microsoft.com/office/word/2010/wordprocessingCanvas" xmlns:cx="http://schemas.microsoft.com/office/drawing/2014/chartex" xmlns:cx1="http://schemas.microsoft.com/office/drawing/2015/9/8/chartex" xmlns:cx2="http://schemas.microsoft.com/office/drawing/2015/10/21/chartex" xmlns:cx3="http://schemas.microsoft.com/office/drawing/2016/5/9/chartex" xmlns:cx4="http://schemas.microsoft.com/office/drawing/2016/5/10/chartex" xmlns:cx5="http://schemas.microsoft.com/office/drawing/2016/5/11/chartex" xmlns:cx6="http://schemas.microsoft.com/office/drawing/2016/5/12/chartex" xmlns:cx7="http://schemas.microsoft.com/office/drawing/2016/5/13/chartex" xmlns:cx8="http://schemas.microsoft.com/office/drawing/2016/5/14/chartex" xmlns:mc="http://schemas.openxmlformats.org/markup-compatibility/2006" xmlns:aink="http://schemas.microsoft.com/office/drawing/2016/ink" xmlns:am3d="http://schemas.microsoft.com/office/drawing/2017/model3d" xmlns:o="urn:schemas-microsoft-com:office:office" xmlns:r="http://schemas.openxmlformats.org/officeDocument/2006/relationships" xmlns:m="http://schemas.openxmlformats.org/officeDocument/2006/math" xmlns:v="urn:schemas-microsoft-com:vml" xmlns:wp14="http://schemas.microsoft.com/office/word/2010/wordprocessingDrawing" xmlns:wp="http://schemas.openxmlformats.org/drawingml/2006/wordprocessingDrawing" xmlns:w10="urn:schemas-microsoft-com:office:word" xmlns:w="http://schemas.openxmlformats.org/wordprocessingml/2006/main" xmlns:w14="http://schemas.microsoft.com/office/word/2010/wordml" xmlns:w15="http://schemas.microsoft.com/office/word/2012/wordml" xmlns:w16cex="http://schemas.microsoft.com/office/word/2018/wordml/cex" xmlns:w16cid="http://schemas.microsoft.com/office/word/2016/wordml/cid" xmlns:w16="http://schemas.microsoft.com/office/word/2018/wordml" xmlns:w16se="http://schemas.microsoft.com/office/word/2015/wordml/symex" xmlns:wpg="http://schemas.microsoft.com/office/word/2010/wordprocessingGroup" xmlns:wpi="http://schemas.microsoft.com/office/word/2010/wordprocessingInk" xmlns:wne="http://schemas.microsoft.com/office/word/2006/wordml" xmlns:wps="http://schemas.microsoft.com/office/word/2010/wordprocessingShape" mc:Ignorable="w14 w15 w16se w16cid w16 w16cex wp14">
+<w:footnotes xmlns:ve="http://schemas.openxmlformats.org/markup-compatibility/2006" xmlns:o="urn:schemas-microsoft-com:office:office" xmlns:r="http://schemas.openxmlformats.org/officeDocument/2006/relationships" xmlns:m="http://schemas.openxmlformats.org/officeDocument/2006/math" xmlns:v="urn:schemas-microsoft-com:vml" xmlns:wp="http://schemas.openxmlformats.org/drawingml/2006/wordprocessingDrawing" xmlns:w10="urn:schemas-microsoft-com:office:word" xmlns:w="http://schemas.openxmlformats.org/wordprocessingml/2006/main" xmlns:wne="http://schemas.microsoft.com/office/word/2006/wordml">
   <w:footnote w:type="separator" w:id="-1">
     <w:p>
       <w:pPr>
@@ -7539,8 +5687,8 @@
 </file>
 
 <file path=word/numbering.xml><?xml version="1.0" encoding="utf-8"?>
-<w:numbering xmlns:wpc="http://schemas.microsoft.com/office/word/2010/wordprocessingCanvas" xmlns:cx="http://schemas.microsoft.com/office/drawing/2014/chartex" xmlns:cx1="http://schemas.microsoft.com/office/drawing/2015/9/8/chartex" xmlns:cx2="http://schemas.microsoft.com/office/drawing/2015/10/21/chartex" xmlns:cx3="http://schemas.microsoft.com/office/drawing/2016/5/9/chartex" xmlns:cx4="http://schemas.microsoft.com/office/drawing/2016/5/10/chartex" xmlns:cx5="http://schemas.microsoft.com/office/drawing/2016/5/11/chartex" xmlns:cx6="http://schemas.microsoft.com/office/drawing/2016/5/12/chartex" xmlns:cx7="http://schemas.microsoft.com/office/drawing/2016/5/13/chartex" xmlns:cx8="http://schemas.microsoft.com/office/drawing/2016/5/14/chartex" xmlns:mc="http://schemas.openxmlformats.org/markup-compatibility/2006" xmlns:aink="http://schemas.microsoft.com/office/drawing/2016/ink" xmlns:am3d="http://schemas.microsoft.com/office/drawing/2017/model3d" xmlns:o="urn:schemas-microsoft-com:office:office" xmlns:r="http://schemas.openxmlformats.org/officeDocument/2006/relationships" xmlns:m="http://schemas.openxmlformats.org/officeDocument/2006/math" xmlns:v="urn:schemas-microsoft-com:vml" xmlns:wp14="http://schemas.microsoft.com/office/word/2010/wordprocessingDrawing" xmlns:wp="http://schemas.openxmlformats.org/drawingml/2006/wordprocessingDrawing" xmlns:w10="urn:schemas-microsoft-com:office:word" xmlns:w="http://schemas.openxmlformats.org/wordprocessingml/2006/main" xmlns:w14="http://schemas.microsoft.com/office/word/2010/wordml" xmlns:w15="http://schemas.microsoft.com/office/word/2012/wordml" xmlns:w16cex="http://schemas.microsoft.com/office/word/2018/wordml/cex" xmlns:w16cid="http://schemas.microsoft.com/office/word/2016/wordml/cid" xmlns:w16="http://schemas.microsoft.com/office/word/2018/wordml" xmlns:w16se="http://schemas.microsoft.com/office/word/2015/wordml/symex" xmlns:wpg="http://schemas.microsoft.com/office/word/2010/wordprocessingGroup" xmlns:wpi="http://schemas.microsoft.com/office/word/2010/wordprocessingInk" xmlns:wne="http://schemas.microsoft.com/office/word/2006/wordml" xmlns:wps="http://schemas.microsoft.com/office/word/2010/wordprocessingShape" mc:Ignorable="w14 w15 w16se w16cid w16 w16cex wp14">
-  <w:abstractNum w:abstractNumId="0" w15:restartNumberingAfterBreak="0">
+<w:numbering xmlns:ve="http://schemas.openxmlformats.org/markup-compatibility/2006" xmlns:o="urn:schemas-microsoft-com:office:office" xmlns:r="http://schemas.openxmlformats.org/officeDocument/2006/relationships" xmlns:m="http://schemas.openxmlformats.org/officeDocument/2006/math" xmlns:v="urn:schemas-microsoft-com:vml" xmlns:wp="http://schemas.openxmlformats.org/drawingml/2006/wordprocessingDrawing" xmlns:w10="urn:schemas-microsoft-com:office:word" xmlns:w="http://schemas.openxmlformats.org/wordprocessingml/2006/main" xmlns:wne="http://schemas.microsoft.com/office/word/2006/wordml">
+  <w:abstractNum w:abstractNumId="0">
     <w:nsid w:val="0C763E2D"/>
     <w:multiLevelType w:val="hybridMultilevel"/>
     <w:tmpl w:val="F376820E"/>
@@ -7553,7 +5701,7 @@
         <w:ind w:left="720" w:hanging="360"/>
       </w:pPr>
       <w:rPr>
-        <w:rFonts w:hint="default" w:ascii="Symbol" w:hAnsi="Symbol"/>
+        <w:rFonts w:ascii="Symbol" w:hAnsi="Symbol" w:hint="default"/>
       </w:rPr>
     </w:lvl>
     <w:lvl w:ilvl="1" w:tplc="A73410A0">
@@ -7565,7 +5713,7 @@
         <w:ind w:left="1440" w:hanging="360"/>
       </w:pPr>
       <w:rPr>
-        <w:rFonts w:hint="default" w:ascii="Courier New" w:hAnsi="Courier New"/>
+        <w:rFonts w:ascii="Courier New" w:hAnsi="Courier New" w:hint="default"/>
       </w:rPr>
     </w:lvl>
     <w:lvl w:ilvl="2" w:tplc="13AE7D60">
@@ -7577,7 +5725,7 @@
         <w:ind w:left="2160" w:hanging="360"/>
       </w:pPr>
       <w:rPr>
-        <w:rFonts w:hint="default" w:ascii="Wingdings" w:hAnsi="Wingdings"/>
+        <w:rFonts w:ascii="Wingdings" w:hAnsi="Wingdings" w:hint="default"/>
       </w:rPr>
     </w:lvl>
     <w:lvl w:ilvl="3" w:tplc="33EAEC88">
@@ -7589,7 +5737,7 @@
         <w:ind w:left="2880" w:hanging="360"/>
       </w:pPr>
       <w:rPr>
-        <w:rFonts w:hint="default" w:ascii="Symbol" w:hAnsi="Symbol"/>
+        <w:rFonts w:ascii="Symbol" w:hAnsi="Symbol" w:hint="default"/>
       </w:rPr>
     </w:lvl>
     <w:lvl w:ilvl="4" w:tplc="CF8017EE">
@@ -7601,7 +5749,7 @@
         <w:ind w:left="3600" w:hanging="360"/>
       </w:pPr>
       <w:rPr>
-        <w:rFonts w:hint="default" w:ascii="Courier New" w:hAnsi="Courier New"/>
+        <w:rFonts w:ascii="Courier New" w:hAnsi="Courier New" w:hint="default"/>
       </w:rPr>
     </w:lvl>
     <w:lvl w:ilvl="5" w:tplc="5E707B6A">
@@ -7613,7 +5761,7 @@
         <w:ind w:left="4320" w:hanging="360"/>
       </w:pPr>
       <w:rPr>
-        <w:rFonts w:hint="default" w:ascii="Wingdings" w:hAnsi="Wingdings"/>
+        <w:rFonts w:ascii="Wingdings" w:hAnsi="Wingdings" w:hint="default"/>
       </w:rPr>
     </w:lvl>
     <w:lvl w:ilvl="6" w:tplc="103055C4">
@@ -7625,7 +5773,7 @@
         <w:ind w:left="5040" w:hanging="360"/>
       </w:pPr>
       <w:rPr>
-        <w:rFonts w:hint="default" w:ascii="Symbol" w:hAnsi="Symbol"/>
+        <w:rFonts w:ascii="Symbol" w:hAnsi="Symbol" w:hint="default"/>
       </w:rPr>
     </w:lvl>
     <w:lvl w:ilvl="7" w:tplc="DAE650BC">
@@ -7637,7 +5785,7 @@
         <w:ind w:left="5760" w:hanging="360"/>
       </w:pPr>
       <w:rPr>
-        <w:rFonts w:hint="default" w:ascii="Courier New" w:hAnsi="Courier New"/>
+        <w:rFonts w:ascii="Courier New" w:hAnsi="Courier New" w:hint="default"/>
       </w:rPr>
     </w:lvl>
     <w:lvl w:ilvl="8" w:tplc="AE1CE832">
@@ -7649,11 +5797,11 @@
         <w:ind w:left="6480" w:hanging="360"/>
       </w:pPr>
       <w:rPr>
-        <w:rFonts w:hint="default" w:ascii="Wingdings" w:hAnsi="Wingdings"/>
+        <w:rFonts w:ascii="Wingdings" w:hAnsi="Wingdings" w:hint="default"/>
       </w:rPr>
     </w:lvl>
   </w:abstractNum>
-  <w:abstractNum w:abstractNumId="1" w15:restartNumberingAfterBreak="0">
+  <w:abstractNum w:abstractNumId="1">
     <w:nsid w:val="0FDC1C39"/>
     <w:multiLevelType w:val="hybridMultilevel"/>
     <w:tmpl w:val="3CDC1546"/>
@@ -7666,7 +5814,7 @@
         <w:ind w:left="720" w:hanging="360"/>
       </w:pPr>
       <w:rPr>
-        <w:rFonts w:hint="default" w:ascii="Symbol" w:hAnsi="Symbol"/>
+        <w:rFonts w:ascii="Symbol" w:hAnsi="Symbol" w:hint="default"/>
       </w:rPr>
     </w:lvl>
     <w:lvl w:ilvl="1" w:tplc="08090003" w:tentative="1">
@@ -7678,7 +5826,7 @@
         <w:ind w:left="1440" w:hanging="360"/>
       </w:pPr>
       <w:rPr>
-        <w:rFonts w:hint="default" w:ascii="Courier New" w:hAnsi="Courier New" w:cs="Courier New"/>
+        <w:rFonts w:ascii="Courier New" w:hAnsi="Courier New" w:cs="Courier New" w:hint="default"/>
       </w:rPr>
     </w:lvl>
     <w:lvl w:ilvl="2" w:tplc="08090005" w:tentative="1">
@@ -7690,7 +5838,7 @@
         <w:ind w:left="2160" w:hanging="360"/>
       </w:pPr>
       <w:rPr>
-        <w:rFonts w:hint="default" w:ascii="Wingdings" w:hAnsi="Wingdings"/>
+        <w:rFonts w:ascii="Wingdings" w:hAnsi="Wingdings" w:hint="default"/>
       </w:rPr>
     </w:lvl>
     <w:lvl w:ilvl="3" w:tplc="08090001" w:tentative="1">
@@ -7702,7 +5850,7 @@
         <w:ind w:left="2880" w:hanging="360"/>
       </w:pPr>
       <w:rPr>
-        <w:rFonts w:hint="default" w:ascii="Symbol" w:hAnsi="Symbol"/>
+        <w:rFonts w:ascii="Symbol" w:hAnsi="Symbol" w:hint="default"/>
       </w:rPr>
     </w:lvl>
     <w:lvl w:ilvl="4" w:tplc="08090003" w:tentative="1">
@@ -7714,7 +5862,7 @@
         <w:ind w:left="3600" w:hanging="360"/>
       </w:pPr>
       <w:rPr>
-        <w:rFonts w:hint="default" w:ascii="Courier New" w:hAnsi="Courier New" w:cs="Courier New"/>
+        <w:rFonts w:ascii="Courier New" w:hAnsi="Courier New" w:cs="Courier New" w:hint="default"/>
       </w:rPr>
     </w:lvl>
     <w:lvl w:ilvl="5" w:tplc="08090005" w:tentative="1">
@@ -7726,7 +5874,7 @@
         <w:ind w:left="4320" w:hanging="360"/>
       </w:pPr>
       <w:rPr>
-        <w:rFonts w:hint="default" w:ascii="Wingdings" w:hAnsi="Wingdings"/>
+        <w:rFonts w:ascii="Wingdings" w:hAnsi="Wingdings" w:hint="default"/>
       </w:rPr>
     </w:lvl>
     <w:lvl w:ilvl="6" w:tplc="08090001" w:tentative="1">
@@ -7738,7 +5886,7 @@
         <w:ind w:left="5040" w:hanging="360"/>
       </w:pPr>
       <w:rPr>
-        <w:rFonts w:hint="default" w:ascii="Symbol" w:hAnsi="Symbol"/>
+        <w:rFonts w:ascii="Symbol" w:hAnsi="Symbol" w:hint="default"/>
       </w:rPr>
     </w:lvl>
     <w:lvl w:ilvl="7" w:tplc="08090003" w:tentative="1">
@@ -7750,7 +5898,7 @@
         <w:ind w:left="5760" w:hanging="360"/>
       </w:pPr>
       <w:rPr>
-        <w:rFonts w:hint="default" w:ascii="Courier New" w:hAnsi="Courier New" w:cs="Courier New"/>
+        <w:rFonts w:ascii="Courier New" w:hAnsi="Courier New" w:cs="Courier New" w:hint="default"/>
       </w:rPr>
     </w:lvl>
     <w:lvl w:ilvl="8" w:tplc="08090005" w:tentative="1">
@@ -7762,11 +5910,11 @@
         <w:ind w:left="6480" w:hanging="360"/>
       </w:pPr>
       <w:rPr>
-        <w:rFonts w:hint="default" w:ascii="Wingdings" w:hAnsi="Wingdings"/>
+        <w:rFonts w:ascii="Wingdings" w:hAnsi="Wingdings" w:hint="default"/>
       </w:rPr>
     </w:lvl>
   </w:abstractNum>
-  <w:abstractNum w:abstractNumId="2" w15:restartNumberingAfterBreak="0">
+  <w:abstractNum w:abstractNumId="2">
     <w:nsid w:val="2E181A3F"/>
     <w:multiLevelType w:val="hybridMultilevel"/>
     <w:tmpl w:val="1CAA1730"/>
@@ -7852,7 +6000,7 @@
       </w:pPr>
     </w:lvl>
   </w:abstractNum>
-  <w:abstractNum w:abstractNumId="3" w15:restartNumberingAfterBreak="0">
+  <w:abstractNum w:abstractNumId="3">
     <w:nsid w:val="34833A7A"/>
     <w:multiLevelType w:val="hybridMultilevel"/>
     <w:tmpl w:val="2D7A1AD2"/>
@@ -7938,7 +6086,7 @@
       </w:pPr>
     </w:lvl>
   </w:abstractNum>
-  <w:abstractNum w:abstractNumId="4" w15:restartNumberingAfterBreak="0">
+  <w:abstractNum w:abstractNumId="4">
     <w:nsid w:val="39A7785E"/>
     <w:multiLevelType w:val="hybridMultilevel"/>
     <w:tmpl w:val="22EAB29A"/>
@@ -7951,7 +6099,7 @@
         <w:ind w:left="720" w:hanging="360"/>
       </w:pPr>
       <w:rPr>
-        <w:rFonts w:hint="default" w:ascii="Symbol" w:hAnsi="Symbol"/>
+        <w:rFonts w:ascii="Symbol" w:hAnsi="Symbol" w:hint="default"/>
       </w:rPr>
     </w:lvl>
     <w:lvl w:ilvl="1" w:tplc="8FA0656E">
@@ -7963,7 +6111,7 @@
         <w:ind w:left="1440" w:hanging="360"/>
       </w:pPr>
       <w:rPr>
-        <w:rFonts w:hint="default" w:ascii="Courier New" w:hAnsi="Courier New"/>
+        <w:rFonts w:ascii="Courier New" w:hAnsi="Courier New" w:hint="default"/>
       </w:rPr>
     </w:lvl>
     <w:lvl w:ilvl="2" w:tplc="BB6237CC">
@@ -7975,7 +6123,7 @@
         <w:ind w:left="2160" w:hanging="360"/>
       </w:pPr>
       <w:rPr>
-        <w:rFonts w:hint="default" w:ascii="Wingdings" w:hAnsi="Wingdings"/>
+        <w:rFonts w:ascii="Wingdings" w:hAnsi="Wingdings" w:hint="default"/>
       </w:rPr>
     </w:lvl>
     <w:lvl w:ilvl="3" w:tplc="E07C7278">
@@ -7987,7 +6135,7 @@
         <w:ind w:left="2880" w:hanging="360"/>
       </w:pPr>
       <w:rPr>
-        <w:rFonts w:hint="default" w:ascii="Symbol" w:hAnsi="Symbol"/>
+        <w:rFonts w:ascii="Symbol" w:hAnsi="Symbol" w:hint="default"/>
       </w:rPr>
     </w:lvl>
     <w:lvl w:ilvl="4" w:tplc="DB481AFE">
@@ -7999,7 +6147,7 @@
         <w:ind w:left="3600" w:hanging="360"/>
       </w:pPr>
       <w:rPr>
-        <w:rFonts w:hint="default" w:ascii="Courier New" w:hAnsi="Courier New"/>
+        <w:rFonts w:ascii="Courier New" w:hAnsi="Courier New" w:hint="default"/>
       </w:rPr>
     </w:lvl>
     <w:lvl w:ilvl="5" w:tplc="D2BABF02">
@@ -8011,7 +6159,7 @@
         <w:ind w:left="4320" w:hanging="360"/>
       </w:pPr>
       <w:rPr>
-        <w:rFonts w:hint="default" w:ascii="Wingdings" w:hAnsi="Wingdings"/>
+        <w:rFonts w:ascii="Wingdings" w:hAnsi="Wingdings" w:hint="default"/>
       </w:rPr>
     </w:lvl>
     <w:lvl w:ilvl="6" w:tplc="40D0BE10">
@@ -8023,7 +6171,7 @@
         <w:ind w:left="5040" w:hanging="360"/>
       </w:pPr>
       <w:rPr>
-        <w:rFonts w:hint="default" w:ascii="Symbol" w:hAnsi="Symbol"/>
+        <w:rFonts w:ascii="Symbol" w:hAnsi="Symbol" w:hint="default"/>
       </w:rPr>
     </w:lvl>
     <w:lvl w:ilvl="7" w:tplc="044E7008">
@@ -8035,7 +6183,7 @@
         <w:ind w:left="5760" w:hanging="360"/>
       </w:pPr>
       <w:rPr>
-        <w:rFonts w:hint="default" w:ascii="Courier New" w:hAnsi="Courier New"/>
+        <w:rFonts w:ascii="Courier New" w:hAnsi="Courier New" w:hint="default"/>
       </w:rPr>
     </w:lvl>
     <w:lvl w:ilvl="8" w:tplc="61463A44">
@@ -8047,11 +6195,11 @@
         <w:ind w:left="6480" w:hanging="360"/>
       </w:pPr>
       <w:rPr>
-        <w:rFonts w:hint="default" w:ascii="Wingdings" w:hAnsi="Wingdings"/>
+        <w:rFonts w:ascii="Wingdings" w:hAnsi="Wingdings" w:hint="default"/>
       </w:rPr>
     </w:lvl>
   </w:abstractNum>
-  <w:abstractNum w:abstractNumId="5" w15:restartNumberingAfterBreak="0">
+  <w:abstractNum w:abstractNumId="5">
     <w:nsid w:val="49575359"/>
     <w:multiLevelType w:val="hybridMultilevel"/>
     <w:tmpl w:val="732AADB4"/>
@@ -8064,7 +6212,7 @@
         <w:ind w:left="720" w:hanging="360"/>
       </w:pPr>
       <w:rPr>
-        <w:rFonts w:hint="default" w:ascii="Symbol" w:hAnsi="Symbol"/>
+        <w:rFonts w:ascii="Symbol" w:hAnsi="Symbol" w:hint="default"/>
       </w:rPr>
     </w:lvl>
     <w:lvl w:ilvl="1" w:tplc="25164AE6">
@@ -8076,7 +6224,7 @@
         <w:ind w:left="1440" w:hanging="360"/>
       </w:pPr>
       <w:rPr>
-        <w:rFonts w:hint="default" w:ascii="Courier New" w:hAnsi="Courier New"/>
+        <w:rFonts w:ascii="Courier New" w:hAnsi="Courier New" w:hint="default"/>
       </w:rPr>
     </w:lvl>
     <w:lvl w:ilvl="2" w:tplc="D4707DDA">
@@ -8088,7 +6236,7 @@
         <w:ind w:left="2160" w:hanging="360"/>
       </w:pPr>
       <w:rPr>
-        <w:rFonts w:hint="default" w:ascii="Wingdings" w:hAnsi="Wingdings"/>
+        <w:rFonts w:ascii="Wingdings" w:hAnsi="Wingdings" w:hint="default"/>
       </w:rPr>
     </w:lvl>
     <w:lvl w:ilvl="3" w:tplc="882ED69E">
@@ -8100,7 +6248,7 @@
         <w:ind w:left="2880" w:hanging="360"/>
       </w:pPr>
       <w:rPr>
-        <w:rFonts w:hint="default" w:ascii="Symbol" w:hAnsi="Symbol"/>
+        <w:rFonts w:ascii="Symbol" w:hAnsi="Symbol" w:hint="default"/>
       </w:rPr>
     </w:lvl>
     <w:lvl w:ilvl="4" w:tplc="14160232">
@@ -8112,7 +6260,7 @@
         <w:ind w:left="3600" w:hanging="360"/>
       </w:pPr>
       <w:rPr>
-        <w:rFonts w:hint="default" w:ascii="Courier New" w:hAnsi="Courier New"/>
+        <w:rFonts w:ascii="Courier New" w:hAnsi="Courier New" w:hint="default"/>
       </w:rPr>
     </w:lvl>
     <w:lvl w:ilvl="5" w:tplc="7E9CB600">
@@ -8124,7 +6272,7 @@
         <w:ind w:left="4320" w:hanging="360"/>
       </w:pPr>
       <w:rPr>
-        <w:rFonts w:hint="default" w:ascii="Wingdings" w:hAnsi="Wingdings"/>
+        <w:rFonts w:ascii="Wingdings" w:hAnsi="Wingdings" w:hint="default"/>
       </w:rPr>
     </w:lvl>
     <w:lvl w:ilvl="6" w:tplc="C33689A4">
@@ -8136,7 +6284,7 @@
         <w:ind w:left="5040" w:hanging="360"/>
       </w:pPr>
       <w:rPr>
-        <w:rFonts w:hint="default" w:ascii="Symbol" w:hAnsi="Symbol"/>
+        <w:rFonts w:ascii="Symbol" w:hAnsi="Symbol" w:hint="default"/>
       </w:rPr>
     </w:lvl>
     <w:lvl w:ilvl="7" w:tplc="00C4BCBA">
@@ -8148,7 +6296,7 @@
         <w:ind w:left="5760" w:hanging="360"/>
       </w:pPr>
       <w:rPr>
-        <w:rFonts w:hint="default" w:ascii="Courier New" w:hAnsi="Courier New"/>
+        <w:rFonts w:ascii="Courier New" w:hAnsi="Courier New" w:hint="default"/>
       </w:rPr>
     </w:lvl>
     <w:lvl w:ilvl="8" w:tplc="AFA4B1F2">
@@ -8160,11 +6308,11 @@
         <w:ind w:left="6480" w:hanging="360"/>
       </w:pPr>
       <w:rPr>
-        <w:rFonts w:hint="default" w:ascii="Wingdings" w:hAnsi="Wingdings"/>
+        <w:rFonts w:ascii="Wingdings" w:hAnsi="Wingdings" w:hint="default"/>
       </w:rPr>
     </w:lvl>
   </w:abstractNum>
-  <w:abstractNum w:abstractNumId="6" w15:restartNumberingAfterBreak="0">
+  <w:abstractNum w:abstractNumId="6">
     <w:nsid w:val="60247EC6"/>
     <w:multiLevelType w:val="hybridMultilevel"/>
     <w:tmpl w:val="8A206942"/>
@@ -8177,7 +6325,7 @@
         <w:ind w:left="720" w:hanging="360"/>
       </w:pPr>
       <w:rPr>
-        <w:rFonts w:hint="default" w:ascii="Symbol" w:hAnsi="Symbol"/>
+        <w:rFonts w:ascii="Symbol" w:hAnsi="Symbol" w:hint="default"/>
       </w:rPr>
     </w:lvl>
     <w:lvl w:ilvl="1" w:tplc="02582EEE">
@@ -8189,7 +6337,7 @@
         <w:ind w:left="1440" w:hanging="360"/>
       </w:pPr>
       <w:rPr>
-        <w:rFonts w:hint="default" w:ascii="Courier New" w:hAnsi="Courier New"/>
+        <w:rFonts w:ascii="Courier New" w:hAnsi="Courier New" w:hint="default"/>
       </w:rPr>
     </w:lvl>
     <w:lvl w:ilvl="2" w:tplc="BC1E6E50">
@@ -8201,7 +6349,7 @@
         <w:ind w:left="2160" w:hanging="360"/>
       </w:pPr>
       <w:rPr>
-        <w:rFonts w:hint="default" w:ascii="Wingdings" w:hAnsi="Wingdings"/>
+        <w:rFonts w:ascii="Wingdings" w:hAnsi="Wingdings" w:hint="default"/>
       </w:rPr>
     </w:lvl>
     <w:lvl w:ilvl="3" w:tplc="4CC6DDC2">
@@ -8213,7 +6361,7 @@
         <w:ind w:left="2880" w:hanging="360"/>
       </w:pPr>
       <w:rPr>
-        <w:rFonts w:hint="default" w:ascii="Symbol" w:hAnsi="Symbol"/>
+        <w:rFonts w:ascii="Symbol" w:hAnsi="Symbol" w:hint="default"/>
       </w:rPr>
     </w:lvl>
     <w:lvl w:ilvl="4" w:tplc="17A8E2A6">
@@ -8225,7 +6373,7 @@
         <w:ind w:left="3600" w:hanging="360"/>
       </w:pPr>
       <w:rPr>
-        <w:rFonts w:hint="default" w:ascii="Courier New" w:hAnsi="Courier New"/>
+        <w:rFonts w:ascii="Courier New" w:hAnsi="Courier New" w:hint="default"/>
       </w:rPr>
     </w:lvl>
     <w:lvl w:ilvl="5" w:tplc="9AAE81E4">
@@ -8237,7 +6385,7 @@
         <w:ind w:left="4320" w:hanging="360"/>
       </w:pPr>
       <w:rPr>
-        <w:rFonts w:hint="default" w:ascii="Wingdings" w:hAnsi="Wingdings"/>
+        <w:rFonts w:ascii="Wingdings" w:hAnsi="Wingdings" w:hint="default"/>
       </w:rPr>
     </w:lvl>
     <w:lvl w:ilvl="6" w:tplc="85C427E8">
@@ -8249,7 +6397,7 @@
         <w:ind w:left="5040" w:hanging="360"/>
       </w:pPr>
       <w:rPr>
-        <w:rFonts w:hint="default" w:ascii="Symbol" w:hAnsi="Symbol"/>
+        <w:rFonts w:ascii="Symbol" w:hAnsi="Symbol" w:hint="default"/>
       </w:rPr>
     </w:lvl>
     <w:lvl w:ilvl="7" w:tplc="5DC81752">
@@ -8261,7 +6409,7 @@
         <w:ind w:left="5760" w:hanging="360"/>
       </w:pPr>
       <w:rPr>
-        <w:rFonts w:hint="default" w:ascii="Courier New" w:hAnsi="Courier New"/>
+        <w:rFonts w:ascii="Courier New" w:hAnsi="Courier New" w:hint="default"/>
       </w:rPr>
     </w:lvl>
     <w:lvl w:ilvl="8" w:tplc="199E065C">
@@ -8273,11 +6421,11 @@
         <w:ind w:left="6480" w:hanging="360"/>
       </w:pPr>
       <w:rPr>
-        <w:rFonts w:hint="default" w:ascii="Wingdings" w:hAnsi="Wingdings"/>
+        <w:rFonts w:ascii="Wingdings" w:hAnsi="Wingdings" w:hint="default"/>
       </w:rPr>
     </w:lvl>
   </w:abstractNum>
-  <w:abstractNum w:abstractNumId="7" w15:restartNumberingAfterBreak="0">
+  <w:abstractNum w:abstractNumId="7">
     <w:nsid w:val="66382E71"/>
     <w:multiLevelType w:val="hybridMultilevel"/>
     <w:tmpl w:val="DC6A8A54"/>
@@ -8391,11 +6539,11 @@
 </file>
 
 <file path=word/styles.xml><?xml version="1.0" encoding="utf-8"?>
-<w:styles xmlns:mc="http://schemas.openxmlformats.org/markup-compatibility/2006" xmlns:r="http://schemas.openxmlformats.org/officeDocument/2006/relationships" xmlns:w="http://schemas.openxmlformats.org/wordprocessingml/2006/main" xmlns:w14="http://schemas.microsoft.com/office/word/2010/wordml" xmlns:w15="http://schemas.microsoft.com/office/word/2012/wordml" xmlns:w16cex="http://schemas.microsoft.com/office/word/2018/wordml/cex" xmlns:w16cid="http://schemas.microsoft.com/office/word/2016/wordml/cid" xmlns:w16="http://schemas.microsoft.com/office/word/2018/wordml" xmlns:w16se="http://schemas.microsoft.com/office/word/2015/wordml/symex" mc:Ignorable="w14 w15 w16se w16cid w16 w16cex">
+<w:styles xmlns:r="http://schemas.openxmlformats.org/officeDocument/2006/relationships" xmlns:w="http://schemas.openxmlformats.org/wordprocessingml/2006/main">
   <w:docDefaults>
     <w:rPrDefault>
       <w:rPr>
-        <w:rFonts w:asciiTheme="minorHAnsi" w:hAnsiTheme="minorHAnsi" w:eastAsiaTheme="minorHAnsi" w:cstheme="minorBidi"/>
+        <w:rFonts w:asciiTheme="minorHAnsi" w:eastAsiaTheme="minorHAnsi" w:hAnsiTheme="minorHAnsi" w:cstheme="minorBidi"/>
         <w:sz w:val="22"/>
         <w:szCs w:val="22"/>
         <w:lang w:val="en-US" w:eastAsia="en-US" w:bidi="ar-SA"/>
@@ -8407,395 +6555,158 @@
       </w:pPr>
     </w:pPrDefault>
   </w:docDefaults>
-  <w:latentStyles w:defLockedState="0" w:defUIPriority="99" w:defSemiHidden="0" w:defUnhideWhenUsed="0" w:defQFormat="0" w:count="376">
-    <w:lsdException w:name="Normal" w:uiPriority="0" w:qFormat="1"/>
-    <w:lsdException w:name="heading 1" w:uiPriority="9" w:qFormat="1"/>
-    <w:lsdException w:name="heading 2" w:uiPriority="9" w:semiHidden="1" w:unhideWhenUsed="1" w:qFormat="1"/>
-    <w:lsdException w:name="heading 3" w:uiPriority="9" w:semiHidden="1" w:unhideWhenUsed="1" w:qFormat="1"/>
-    <w:lsdException w:name="heading 4" w:uiPriority="9" w:semiHidden="1" w:unhideWhenUsed="1" w:qFormat="1"/>
-    <w:lsdException w:name="heading 5" w:uiPriority="9" w:semiHidden="1" w:unhideWhenUsed="1" w:qFormat="1"/>
-    <w:lsdException w:name="heading 6" w:uiPriority="9" w:semiHidden="1" w:unhideWhenUsed="1" w:qFormat="1"/>
-    <w:lsdException w:name="heading 7" w:uiPriority="9" w:semiHidden="1" w:unhideWhenUsed="1" w:qFormat="1"/>
-    <w:lsdException w:name="heading 8" w:uiPriority="9" w:semiHidden="1" w:unhideWhenUsed="1" w:qFormat="1"/>
-    <w:lsdException w:name="heading 9" w:uiPriority="9" w:semiHidden="1" w:unhideWhenUsed="1" w:qFormat="1"/>
-    <w:lsdException w:name="index 1" w:semiHidden="1" w:unhideWhenUsed="1"/>
-    <w:lsdException w:name="index 2" w:semiHidden="1" w:unhideWhenUsed="1"/>
-    <w:lsdException w:name="index 3" w:semiHidden="1" w:unhideWhenUsed="1"/>
-    <w:lsdException w:name="index 4" w:semiHidden="1" w:unhideWhenUsed="1"/>
-    <w:lsdException w:name="index 5" w:semiHidden="1" w:unhideWhenUsed="1"/>
-    <w:lsdException w:name="index 6" w:semiHidden="1" w:unhideWhenUsed="1"/>
-    <w:lsdException w:name="index 7" w:semiHidden="1" w:unhideWhenUsed="1"/>
-    <w:lsdException w:name="index 8" w:semiHidden="1" w:unhideWhenUsed="1"/>
-    <w:lsdException w:name="index 9" w:semiHidden="1" w:unhideWhenUsed="1"/>
-    <w:lsdException w:name="toc 1" w:uiPriority="39" w:semiHidden="1" w:unhideWhenUsed="1"/>
-    <w:lsdException w:name="toc 2" w:uiPriority="39" w:semiHidden="1" w:unhideWhenUsed="1"/>
-    <w:lsdException w:name="toc 3" w:uiPriority="39" w:semiHidden="1" w:unhideWhenUsed="1"/>
-    <w:lsdException w:name="toc 4" w:uiPriority="39" w:semiHidden="1" w:unhideWhenUsed="1"/>
-    <w:lsdException w:name="toc 5" w:uiPriority="39" w:semiHidden="1" w:unhideWhenUsed="1"/>
-    <w:lsdException w:name="toc 6" w:uiPriority="39" w:semiHidden="1" w:unhideWhenUsed="1"/>
-    <w:lsdException w:name="toc 7" w:uiPriority="39" w:semiHidden="1" w:unhideWhenUsed="1"/>
-    <w:lsdException w:name="toc 8" w:uiPriority="39" w:semiHidden="1" w:unhideWhenUsed="1"/>
-    <w:lsdException w:name="toc 9" w:uiPriority="39" w:semiHidden="1" w:unhideWhenUsed="1"/>
-    <w:lsdException w:name="Normal Indent" w:semiHidden="1" w:unhideWhenUsed="1"/>
-    <w:lsdException w:name="footnote text" w:semiHidden="1" w:unhideWhenUsed="1"/>
-    <w:lsdException w:name="annotation text" w:semiHidden="1" w:unhideWhenUsed="1"/>
-    <w:lsdException w:name="header" w:semiHidden="1" w:unhideWhenUsed="1"/>
-    <w:lsdException w:name="footer" w:semiHidden="1" w:unhideWhenUsed="1"/>
-    <w:lsdException w:name="index heading" w:semiHidden="1" w:unhideWhenUsed="1"/>
-    <w:lsdException w:name="caption" w:uiPriority="35" w:semiHidden="1" w:unhideWhenUsed="1" w:qFormat="1"/>
-    <w:lsdException w:name="table of figures" w:semiHidden="1" w:unhideWhenUsed="1"/>
-    <w:lsdException w:name="envelope address" w:semiHidden="1" w:unhideWhenUsed="1"/>
-    <w:lsdException w:name="envelope return" w:semiHidden="1" w:unhideWhenUsed="1"/>
-    <w:lsdException w:name="footnote reference" w:semiHidden="1" w:unhideWhenUsed="1"/>
-    <w:lsdException w:name="annotation reference" w:semiHidden="1" w:unhideWhenUsed="1"/>
-    <w:lsdException w:name="line number" w:semiHidden="1" w:unhideWhenUsed="1"/>
-    <w:lsdException w:name="page number" w:semiHidden="1" w:unhideWhenUsed="1"/>
-    <w:lsdException w:name="endnote reference" w:semiHidden="1" w:unhideWhenUsed="1"/>
-    <w:lsdException w:name="endnote text" w:semiHidden="1" w:unhideWhenUsed="1"/>
-    <w:lsdException w:name="table of authorities" w:semiHidden="1" w:unhideWhenUsed="1"/>
-    <w:lsdException w:name="macro" w:semiHidden="1" w:unhideWhenUsed="1"/>
-    <w:lsdException w:name="toa heading" w:semiHidden="1" w:unhideWhenUsed="1"/>
-    <w:lsdException w:name="List" w:semiHidden="1" w:unhideWhenUsed="1"/>
-    <w:lsdException w:name="List Bullet" w:semiHidden="1" w:unhideWhenUsed="1"/>
-    <w:lsdException w:name="List Number" w:semiHidden="1" w:unhideWhenUsed="1"/>
-    <w:lsdException w:name="List 2" w:semiHidden="1" w:unhideWhenUsed="1"/>
-    <w:lsdException w:name="List 3" w:semiHidden="1" w:unhideWhenUsed="1"/>
-    <w:lsdException w:name="List 4" w:semiHidden="1" w:unhideWhenUsed="1"/>
-    <w:lsdException w:name="List 5" w:semiHidden="1" w:unhideWhenUsed="1"/>
-    <w:lsdException w:name="List Bullet 2" w:semiHidden="1" w:unhideWhenUsed="1"/>
-    <w:lsdException w:name="List Bullet 3" w:semiHidden="1" w:unhideWhenUsed="1"/>
-    <w:lsdException w:name="List Bullet 4" w:semiHidden="1" w:unhideWhenUsed="1"/>
-    <w:lsdException w:name="List Bullet 5" w:semiHidden="1" w:unhideWhenUsed="1"/>
-    <w:lsdException w:name="List Number 2" w:semiHidden="1" w:unhideWhenUsed="1"/>
-    <w:lsdException w:name="List Number 3" w:semiHidden="1" w:unhideWhenUsed="1"/>
-    <w:lsdException w:name="List Number 4" w:semiHidden="1" w:unhideWhenUsed="1"/>
-    <w:lsdException w:name="List Number 5" w:semiHidden="1" w:unhideWhenUsed="1"/>
-    <w:lsdException w:name="Title" w:uiPriority="10" w:qFormat="1"/>
-    <w:lsdException w:name="Closing" w:semiHidden="1" w:unhideWhenUsed="1"/>
-    <w:lsdException w:name="Signature" w:semiHidden="1" w:unhideWhenUsed="1"/>
-    <w:lsdException w:name="Default Paragraph Font" w:uiPriority="1" w:semiHidden="1" w:unhideWhenUsed="1"/>
-    <w:lsdException w:name="Body Text" w:semiHidden="1" w:unhideWhenUsed="1"/>
-    <w:lsdException w:name="Body Text Indent" w:semiHidden="1" w:unhideWhenUsed="1"/>
-    <w:lsdException w:name="List Continue" w:semiHidden="1" w:unhideWhenUsed="1"/>
-    <w:lsdException w:name="List Continue 2" w:semiHidden="1" w:unhideWhenUsed="1"/>
-    <w:lsdException w:name="List Continue 3" w:semiHidden="1" w:unhideWhenUsed="1"/>
-    <w:lsdException w:name="List Continue 4" w:semiHidden="1" w:unhideWhenUsed="1"/>
-    <w:lsdException w:name="List Continue 5" w:semiHidden="1" w:unhideWhenUsed="1"/>
-    <w:lsdException w:name="Message Header" w:semiHidden="1" w:unhideWhenUsed="1"/>
-    <w:lsdException w:name="Subtitle" w:uiPriority="11" w:qFormat="1"/>
-    <w:lsdException w:name="Salutation" w:semiHidden="1" w:unhideWhenUsed="1"/>
-    <w:lsdException w:name="Date" w:semiHidden="1" w:unhideWhenUsed="1"/>
-    <w:lsdException w:name="Body Text First Indent" w:semiHidden="1" w:unhideWhenUsed="1"/>
-    <w:lsdException w:name="Body Text First Indent 2" w:semiHidden="1" w:unhideWhenUsed="1"/>
-    <w:lsdException w:name="Note Heading" w:semiHidden="1" w:unhideWhenUsed="1"/>
-    <w:lsdException w:name="Body Text 2" w:semiHidden="1" w:unhideWhenUsed="1"/>
-    <w:lsdException w:name="Body Text 3" w:semiHidden="1" w:unhideWhenUsed="1"/>
-    <w:lsdException w:name="Body Text Indent 2" w:semiHidden="1" w:unhideWhenUsed="1"/>
-    <w:lsdException w:name="Body Text Indent 3" w:semiHidden="1" w:unhideWhenUsed="1"/>
-    <w:lsdException w:name="Block Text" w:semiHidden="1" w:unhideWhenUsed="1"/>
-    <w:lsdException w:name="Hyperlink" w:semiHidden="1" w:unhideWhenUsed="1"/>
-    <w:lsdException w:name="FollowedHyperlink" w:semiHidden="1" w:unhideWhenUsed="1"/>
-    <w:lsdException w:name="Strong" w:uiPriority="22" w:qFormat="1"/>
-    <w:lsdException w:name="Emphasis" w:uiPriority="20" w:qFormat="1"/>
-    <w:lsdException w:name="Document Map" w:semiHidden="1" w:unhideWhenUsed="1"/>
-    <w:lsdException w:name="Plain Text" w:semiHidden="1" w:unhideWhenUsed="1"/>
-    <w:lsdException w:name="E-mail Signature" w:semiHidden="1" w:unhideWhenUsed="1"/>
-    <w:lsdException w:name="HTML Top of Form" w:semiHidden="1" w:unhideWhenUsed="1"/>
-    <w:lsdException w:name="HTML Bottom of Form" w:semiHidden="1" w:unhideWhenUsed="1"/>
-    <w:lsdException w:name="Normal (Web)" w:semiHidden="1" w:unhideWhenUsed="1"/>
-    <w:lsdException w:name="HTML Acronym" w:semiHidden="1" w:unhideWhenUsed="1"/>
-    <w:lsdException w:name="HTML Address" w:semiHidden="1" w:unhideWhenUsed="1"/>
-    <w:lsdException w:name="HTML Cite" w:semiHidden="1" w:unhideWhenUsed="1"/>
-    <w:lsdException w:name="HTML Code" w:semiHidden="1" w:unhideWhenUsed="1"/>
-    <w:lsdException w:name="HTML Definition" w:semiHidden="1" w:unhideWhenUsed="1"/>
-    <w:lsdException w:name="HTML Keyboard" w:semiHidden="1" w:unhideWhenUsed="1"/>
-    <w:lsdException w:name="HTML Preformatted" w:semiHidden="1" w:unhideWhenUsed="1"/>
-    <w:lsdException w:name="HTML Sample" w:semiHidden="1" w:unhideWhenUsed="1"/>
-    <w:lsdException w:name="HTML Typewriter" w:semiHidden="1" w:unhideWhenUsed="1"/>
-    <w:lsdException w:name="HTML Variable" w:semiHidden="1" w:unhideWhenUsed="1"/>
-    <w:lsdException w:name="Normal Table" w:semiHidden="1" w:unhideWhenUsed="1"/>
-    <w:lsdException w:name="annotation subject" w:semiHidden="1" w:unhideWhenUsed="1"/>
-    <w:lsdException w:name="No List" w:semiHidden="1" w:unhideWhenUsed="1"/>
-    <w:lsdException w:name="Outline List 1" w:semiHidden="1" w:unhideWhenUsed="1"/>
-    <w:lsdException w:name="Outline List 2" w:semiHidden="1" w:unhideWhenUsed="1"/>
-    <w:lsdException w:name="Outline List 3" w:semiHidden="1" w:unhideWhenUsed="1"/>
-    <w:lsdException w:name="Table Simple 1" w:semiHidden="1" w:unhideWhenUsed="1"/>
-    <w:lsdException w:name="Table Simple 2" w:semiHidden="1" w:unhideWhenUsed="1"/>
-    <w:lsdException w:name="Table Simple 3" w:semiHidden="1" w:unhideWhenUsed="1"/>
-    <w:lsdException w:name="Table Classic 1" w:semiHidden="1" w:unhideWhenUsed="1"/>
-    <w:lsdException w:name="Table Classic 2" w:semiHidden="1" w:unhideWhenUsed="1"/>
-    <w:lsdException w:name="Table Classic 3" w:semiHidden="1" w:unhideWhenUsed="1"/>
-    <w:lsdException w:name="Table Classic 4" w:semiHidden="1" w:unhideWhenUsed="1"/>
-    <w:lsdException w:name="Table Colorful 1" w:semiHidden="1" w:unhideWhenUsed="1"/>
-    <w:lsdException w:name="Table Colorful 2" w:semiHidden="1" w:unhideWhenUsed="1"/>
-    <w:lsdException w:name="Table Colorful 3" w:semiHidden="1" w:unhideWhenUsed="1"/>
-    <w:lsdException w:name="Table Columns 1" w:semiHidden="1" w:unhideWhenUsed="1"/>
-    <w:lsdException w:name="Table Columns 2" w:semiHidden="1" w:unhideWhenUsed="1"/>
-    <w:lsdException w:name="Table Columns 3" w:semiHidden="1" w:unhideWhenUsed="1"/>
-    <w:lsdException w:name="Table Columns 4" w:semiHidden="1" w:unhideWhenUsed="1"/>
-    <w:lsdException w:name="Table Columns 5" w:semiHidden="1" w:unhideWhenUsed="1"/>
-    <w:lsdException w:name="Table Grid 1" w:semiHidden="1" w:unhideWhenUsed="1"/>
-    <w:lsdException w:name="Table Grid 2" w:semiHidden="1" w:unhideWhenUsed="1"/>
-    <w:lsdException w:name="Table Grid 3" w:semiHidden="1" w:unhideWhenUsed="1"/>
-    <w:lsdException w:name="Table Grid 4" w:semiHidden="1" w:unhideWhenUsed="1"/>
-    <w:lsdException w:name="Table Grid 5" w:semiHidden="1" w:unhideWhenUsed="1"/>
-    <w:lsdException w:name="Table Grid 6" w:semiHidden="1" w:unhideWhenUsed="1"/>
-    <w:lsdException w:name="Table Grid 7" w:semiHidden="1" w:unhideWhenUsed="1"/>
-    <w:lsdException w:name="Table Grid 8" w:semiHidden="1" w:unhideWhenUsed="1"/>
-    <w:lsdException w:name="Table List 1" w:semiHidden="1" w:unhideWhenUsed="1"/>
-    <w:lsdException w:name="Table List 2" w:semiHidden="1" w:unhideWhenUsed="1"/>
-    <w:lsdException w:name="Table List 3" w:semiHidden="1" w:unhideWhenUsed="1"/>
-    <w:lsdException w:name="Table List 4" w:semiHidden="1" w:unhideWhenUsed="1"/>
-    <w:lsdException w:name="Table List 5" w:semiHidden="1" w:unhideWhenUsed="1"/>
-    <w:lsdException w:name="Table List 6" w:semiHidden="1" w:unhideWhenUsed="1"/>
-    <w:lsdException w:name="Table List 7" w:semiHidden="1" w:unhideWhenUsed="1"/>
-    <w:lsdException w:name="Table List 8" w:semiHidden="1" w:unhideWhenUsed="1"/>
-    <w:lsdException w:name="Table 3D effects 1" w:semiHidden="1" w:unhideWhenUsed="1"/>
-    <w:lsdException w:name="Table 3D effects 2" w:semiHidden="1" w:unhideWhenUsed="1"/>
-    <w:lsdException w:name="Table 3D effects 3" w:semiHidden="1" w:unhideWhenUsed="1"/>
-    <w:lsdException w:name="Table Contemporary" w:semiHidden="1" w:unhideWhenUsed="1"/>
-    <w:lsdException w:name="Table Elegant" w:semiHidden="1" w:unhideWhenUsed="1"/>
-    <w:lsdException w:name="Table Professional" w:semiHidden="1" w:unhideWhenUsed="1"/>
-    <w:lsdException w:name="Table Subtle 1" w:semiHidden="1" w:unhideWhenUsed="1"/>
-    <w:lsdException w:name="Table Subtle 2" w:semiHidden="1" w:unhideWhenUsed="1"/>
-    <w:lsdException w:name="Table Web 1" w:semiHidden="1" w:unhideWhenUsed="1"/>
-    <w:lsdException w:name="Table Web 2" w:semiHidden="1" w:unhideWhenUsed="1"/>
-    <w:lsdException w:name="Table Web 3" w:semiHidden="1" w:unhideWhenUsed="1"/>
-    <w:lsdException w:name="Balloon Text" w:semiHidden="1" w:unhideWhenUsed="1"/>
-    <w:lsdException w:name="Table Grid" w:uiPriority="59"/>
-    <w:lsdException w:name="Table Theme" w:semiHidden="1" w:unhideWhenUsed="1"/>
-    <w:lsdException w:name="Placeholder Text" w:semiHidden="1"/>
-    <w:lsdException w:name="No Spacing" w:uiPriority="1" w:qFormat="1"/>
-    <w:lsdException w:name="Light Shading" w:uiPriority="60"/>
-    <w:lsdException w:name="Light List" w:uiPriority="61"/>
-    <w:lsdException w:name="Light Grid" w:uiPriority="62"/>
-    <w:lsdException w:name="Medium Shading 1" w:uiPriority="63"/>
-    <w:lsdException w:name="Medium Shading 2" w:uiPriority="64"/>
-    <w:lsdException w:name="Medium List 1" w:uiPriority="65"/>
-    <w:lsdException w:name="Medium List 2" w:uiPriority="66"/>
-    <w:lsdException w:name="Medium Grid 1" w:uiPriority="67"/>
-    <w:lsdException w:name="Medium Grid 2" w:uiPriority="68"/>
-    <w:lsdException w:name="Medium Grid 3" w:uiPriority="69"/>
-    <w:lsdException w:name="Dark List" w:uiPriority="70"/>
-    <w:lsdException w:name="Colorful Shading" w:uiPriority="71"/>
-    <w:lsdException w:name="Colorful List" w:uiPriority="72"/>
-    <w:lsdException w:name="Colorful Grid" w:uiPriority="73"/>
-    <w:lsdException w:name="Light Shading Accent 1" w:uiPriority="60"/>
-    <w:lsdException w:name="Light List Accent 1" w:uiPriority="61"/>
-    <w:lsdException w:name="Light Grid Accent 1" w:uiPriority="62"/>
-    <w:lsdException w:name="Medium Shading 1 Accent 1" w:uiPriority="63"/>
-    <w:lsdException w:name="Medium Shading 2 Accent 1" w:uiPriority="64"/>
-    <w:lsdException w:name="Medium List 1 Accent 1" w:uiPriority="65"/>
-    <w:lsdException w:name="Revision" w:semiHidden="1"/>
-    <w:lsdException w:name="List Paragraph" w:uiPriority="34" w:qFormat="1"/>
-    <w:lsdException w:name="Quote" w:uiPriority="29" w:qFormat="1"/>
-    <w:lsdException w:name="Intense Quote" w:uiPriority="30" w:qFormat="1"/>
-    <w:lsdException w:name="Medium List 2 Accent 1" w:uiPriority="66"/>
-    <w:lsdException w:name="Medium Grid 1 Accent 1" w:uiPriority="67"/>
-    <w:lsdException w:name="Medium Grid 2 Accent 1" w:uiPriority="68"/>
-    <w:lsdException w:name="Medium Grid 3 Accent 1" w:uiPriority="69"/>
-    <w:lsdException w:name="Dark List Accent 1" w:uiPriority="70"/>
-    <w:lsdException w:name="Colorful Shading Accent 1" w:uiPriority="71"/>
-    <w:lsdException w:name="Colorful List Accent 1" w:uiPriority="72"/>
-    <w:lsdException w:name="Colorful Grid Accent 1" w:uiPriority="73"/>
-    <w:lsdException w:name="Light Shading Accent 2" w:uiPriority="60"/>
-    <w:lsdException w:name="Light List Accent 2" w:uiPriority="61"/>
-    <w:lsdException w:name="Light Grid Accent 2" w:uiPriority="62"/>
-    <w:lsdException w:name="Medium Shading 1 Accent 2" w:uiPriority="63"/>
-    <w:lsdException w:name="Medium Shading 2 Accent 2" w:uiPriority="64"/>
-    <w:lsdException w:name="Medium List 1 Accent 2" w:uiPriority="65"/>
-    <w:lsdException w:name="Medium List 2 Accent 2" w:uiPriority="66"/>
-    <w:lsdException w:name="Medium Grid 1 Accent 2" w:uiPriority="67"/>
-    <w:lsdException w:name="Medium Grid 2 Accent 2" w:uiPriority="68"/>
-    <w:lsdException w:name="Medium Grid 3 Accent 2" w:uiPriority="69"/>
-    <w:lsdException w:name="Dark List Accent 2" w:uiPriority="70"/>
-    <w:lsdException w:name="Colorful Shading Accent 2" w:uiPriority="71"/>
-    <w:lsdException w:name="Colorful List Accent 2" w:uiPriority="72"/>
-    <w:lsdException w:name="Colorful Grid Accent 2" w:uiPriority="73"/>
-    <w:lsdException w:name="Light Shading Accent 3" w:uiPriority="60"/>
-    <w:lsdException w:name="Light List Accent 3" w:uiPriority="61"/>
-    <w:lsdException w:name="Light Grid Accent 3" w:uiPriority="62"/>
-    <w:lsdException w:name="Medium Shading 1 Accent 3" w:uiPriority="63"/>
-    <w:lsdException w:name="Medium Shading 2 Accent 3" w:uiPriority="64"/>
-    <w:lsdException w:name="Medium List 1 Accent 3" w:uiPriority="65"/>
-    <w:lsdException w:name="Medium List 2 Accent 3" w:uiPriority="66"/>
-    <w:lsdException w:name="Medium Grid 1 Accent 3" w:uiPriority="67"/>
-    <w:lsdException w:name="Medium Grid 2 Accent 3" w:uiPriority="68"/>
-    <w:lsdException w:name="Medium Grid 3 Accent 3" w:uiPriority="69"/>
-    <w:lsdException w:name="Dark List Accent 3" w:uiPriority="70"/>
-    <w:lsdException w:name="Colorful Shading Accent 3" w:uiPriority="71"/>
-    <w:lsdException w:name="Colorful List Accent 3" w:uiPriority="72"/>
-    <w:lsdException w:name="Colorful Grid Accent 3" w:uiPriority="73"/>
-    <w:lsdException w:name="Light Shading Accent 4" w:uiPriority="60"/>
-    <w:lsdException w:name="Light List Accent 4" w:uiPriority="61"/>
-    <w:lsdException w:name="Light Grid Accent 4" w:uiPriority="62"/>
-    <w:lsdException w:name="Medium Shading 1 Accent 4" w:uiPriority="63"/>
-    <w:lsdException w:name="Medium Shading 2 Accent 4" w:uiPriority="64"/>
-    <w:lsdException w:name="Medium List 1 Accent 4" w:uiPriority="65"/>
-    <w:lsdException w:name="Medium List 2 Accent 4" w:uiPriority="66"/>
-    <w:lsdException w:name="Medium Grid 1 Accent 4" w:uiPriority="67"/>
-    <w:lsdException w:name="Medium Grid 2 Accent 4" w:uiPriority="68"/>
-    <w:lsdException w:name="Medium Grid 3 Accent 4" w:uiPriority="69"/>
-    <w:lsdException w:name="Dark List Accent 4" w:uiPriority="70"/>
-    <w:lsdException w:name="Colorful Shading Accent 4" w:uiPriority="71"/>
-    <w:lsdException w:name="Colorful List Accent 4" w:uiPriority="72"/>
-    <w:lsdException w:name="Colorful Grid Accent 4" w:uiPriority="73"/>
-    <w:lsdException w:name="Light Shading Accent 5" w:uiPriority="60"/>
-    <w:lsdException w:name="Light List Accent 5" w:uiPriority="61"/>
-    <w:lsdException w:name="Light Grid Accent 5" w:uiPriority="62"/>
-    <w:lsdException w:name="Medium Shading 1 Accent 5" w:uiPriority="63"/>
-    <w:lsdException w:name="Medium Shading 2 Accent 5" w:uiPriority="64"/>
-    <w:lsdException w:name="Medium List 1 Accent 5" w:uiPriority="65"/>
-    <w:lsdException w:name="Medium List 2 Accent 5" w:uiPriority="66"/>
-    <w:lsdException w:name="Medium Grid 1 Accent 5" w:uiPriority="67"/>
-    <w:lsdException w:name="Medium Grid 2 Accent 5" w:uiPriority="68"/>
-    <w:lsdException w:name="Medium Grid 3 Accent 5" w:uiPriority="69"/>
-    <w:lsdException w:name="Dark List Accent 5" w:uiPriority="70"/>
-    <w:lsdException w:name="Colorful Shading Accent 5" w:uiPriority="71"/>
-    <w:lsdException w:name="Colorful List Accent 5" w:uiPriority="72"/>
-    <w:lsdException w:name="Colorful Grid Accent 5" w:uiPriority="73"/>
-    <w:lsdException w:name="Light Shading Accent 6" w:uiPriority="60"/>
-    <w:lsdException w:name="Light List Accent 6" w:uiPriority="61"/>
-    <w:lsdException w:name="Light Grid Accent 6" w:uiPriority="62"/>
-    <w:lsdException w:name="Medium Shading 1 Accent 6" w:uiPriority="63"/>
-    <w:lsdException w:name="Medium Shading 2 Accent 6" w:uiPriority="64"/>
-    <w:lsdException w:name="Medium List 1 Accent 6" w:uiPriority="65"/>
-    <w:lsdException w:name="Medium List 2 Accent 6" w:uiPriority="66"/>
-    <w:lsdException w:name="Medium Grid 1 Accent 6" w:uiPriority="67"/>
-    <w:lsdException w:name="Medium Grid 2 Accent 6" w:uiPriority="68"/>
-    <w:lsdException w:name="Medium Grid 3 Accent 6" w:uiPriority="69"/>
-    <w:lsdException w:name="Dark List Accent 6" w:uiPriority="70"/>
-    <w:lsdException w:name="Colorful Shading Accent 6" w:uiPriority="71"/>
-    <w:lsdException w:name="Colorful List Accent 6" w:uiPriority="72"/>
-    <w:lsdException w:name="Colorful Grid Accent 6" w:uiPriority="73"/>
-    <w:lsdException w:name="Subtle Emphasis" w:uiPriority="19" w:qFormat="1"/>
-    <w:lsdException w:name="Intense Emphasis" w:uiPriority="21" w:qFormat="1"/>
-    <w:lsdException w:name="Subtle Reference" w:uiPriority="31" w:qFormat="1"/>
-    <w:lsdException w:name="Intense Reference" w:uiPriority="32" w:qFormat="1"/>
-    <w:lsdException w:name="Book Title" w:uiPriority="33" w:qFormat="1"/>
-    <w:lsdException w:name="Bibliography" w:uiPriority="37" w:semiHidden="1" w:unhideWhenUsed="1"/>
-    <w:lsdException w:name="TOC Heading" w:uiPriority="39" w:semiHidden="1" w:unhideWhenUsed="1" w:qFormat="1"/>
-    <w:lsdException w:name="Plain Table 1" w:uiPriority="41"/>
-    <w:lsdException w:name="Plain Table 2" w:uiPriority="42"/>
-    <w:lsdException w:name="Plain Table 3" w:uiPriority="43"/>
-    <w:lsdException w:name="Plain Table 4" w:uiPriority="44"/>
-    <w:lsdException w:name="Plain Table 5" w:uiPriority="45"/>
-    <w:lsdException w:name="Grid Table Light" w:uiPriority="40"/>
-    <w:lsdException w:name="Grid Table 1 Light" w:uiPriority="46"/>
-    <w:lsdException w:name="Grid Table 2" w:uiPriority="47"/>
-    <w:lsdException w:name="Grid Table 3" w:uiPriority="48"/>
-    <w:lsdException w:name="Grid Table 4" w:uiPriority="49"/>
-    <w:lsdException w:name="Grid Table 5 Dark" w:uiPriority="50"/>
-    <w:lsdException w:name="Grid Table 6 Colorful" w:uiPriority="51"/>
-    <w:lsdException w:name="Grid Table 7 Colorful" w:uiPriority="52"/>
-    <w:lsdException w:name="Grid Table 1 Light Accent 1" w:uiPriority="46"/>
-    <w:lsdException w:name="Grid Table 2 Accent 1" w:uiPriority="47"/>
-    <w:lsdException w:name="Grid Table 3 Accent 1" w:uiPriority="48"/>
-    <w:lsdException w:name="Grid Table 4 Accent 1" w:uiPriority="49"/>
-    <w:lsdException w:name="Grid Table 5 Dark Accent 1" w:uiPriority="50"/>
-    <w:lsdException w:name="Grid Table 6 Colorful Accent 1" w:uiPriority="51"/>
-    <w:lsdException w:name="Grid Table 7 Colorful Accent 1" w:uiPriority="52"/>
-    <w:lsdException w:name="Grid Table 1 Light Accent 2" w:uiPriority="46"/>
-    <w:lsdException w:name="Grid Table 2 Accent 2" w:uiPriority="47"/>
-    <w:lsdException w:name="Grid Table 3 Accent 2" w:uiPriority="48"/>
-    <w:lsdException w:name="Grid Table 4 Accent 2" w:uiPriority="49"/>
-    <w:lsdException w:name="Grid Table 5 Dark Accent 2" w:uiPriority="50"/>
-    <w:lsdException w:name="Grid Table 6 Colorful Accent 2" w:uiPriority="51"/>
-    <w:lsdException w:name="Grid Table 7 Colorful Accent 2" w:uiPriority="52"/>
-    <w:lsdException w:name="Grid Table 1 Light Accent 3" w:uiPriority="46"/>
-    <w:lsdException w:name="Grid Table 2 Accent 3" w:uiPriority="47"/>
-    <w:lsdException w:name="Grid Table 3 Accent 3" w:uiPriority="48"/>
-    <w:lsdException w:name="Grid Table 4 Accent 3" w:uiPriority="49"/>
-    <w:lsdException w:name="Grid Table 5 Dark Accent 3" w:uiPriority="50"/>
-    <w:lsdException w:name="Grid Table 6 Colorful Accent 3" w:uiPriority="51"/>
-    <w:lsdException w:name="Grid Table 7 Colorful Accent 3" w:uiPriority="52"/>
-    <w:lsdException w:name="Grid Table 1 Light Accent 4" w:uiPriority="46"/>
-    <w:lsdException w:name="Grid Table 2 Accent 4" w:uiPriority="47"/>
-    <w:lsdException w:name="Grid Table 3 Accent 4" w:uiPriority="48"/>
-    <w:lsdException w:name="Grid Table 4 Accent 4" w:uiPriority="49"/>
-    <w:lsdException w:name="Grid Table 5 Dark Accent 4" w:uiPriority="50"/>
-    <w:lsdException w:name="Grid Table 6 Colorful Accent 4" w:uiPriority="51"/>
-    <w:lsdException w:name="Grid Table 7 Colorful Accent 4" w:uiPriority="52"/>
-    <w:lsdException w:name="Grid Table 1 Light Accent 5" w:uiPriority="46"/>
-    <w:lsdException w:name="Grid Table 2 Accent 5" w:uiPriority="47"/>
-    <w:lsdException w:name="Grid Table 3 Accent 5" w:uiPriority="48"/>
-    <w:lsdException w:name="Grid Table 4 Accent 5" w:uiPriority="49"/>
-    <w:lsdException w:name="Grid Table 5 Dark Accent 5" w:uiPriority="50"/>
-    <w:lsdException w:name="Grid Table 6 Colorful Accent 5" w:uiPriority="51"/>
-    <w:lsdException w:name="Grid Table 7 Colorful Accent 5" w:uiPriority="52"/>
-    <w:lsdException w:name="Grid Table 1 Light Accent 6" w:uiPriority="46"/>
-    <w:lsdException w:name="Grid Table 2 Accent 6" w:uiPriority="47"/>
-    <w:lsdException w:name="Grid Table 3 Accent 6" w:uiPriority="48"/>
-    <w:lsdException w:name="Grid Table 4 Accent 6" w:uiPriority="49"/>
-    <w:lsdException w:name="Grid Table 5 Dark Accent 6" w:uiPriority="50"/>
-    <w:lsdException w:name="Grid Table 6 Colorful Accent 6" w:uiPriority="51"/>
-    <w:lsdException w:name="Grid Table 7 Colorful Accent 6" w:uiPriority="52"/>
-    <w:lsdException w:name="List Table 1 Light" w:uiPriority="46"/>
-    <w:lsdException w:name="List Table 2" w:uiPriority="47"/>
-    <w:lsdException w:name="List Table 3" w:uiPriority="48"/>
-    <w:lsdException w:name="List Table 4" w:uiPriority="49"/>
-    <w:lsdException w:name="List Table 5 Dark" w:uiPriority="50"/>
-    <w:lsdException w:name="List Table 6 Colorful" w:uiPriority="51"/>
-    <w:lsdException w:name="List Table 7 Colorful" w:uiPriority="52"/>
-    <w:lsdException w:name="List Table 1 Light Accent 1" w:uiPriority="46"/>
-    <w:lsdException w:name="List Table 2 Accent 1" w:uiPriority="47"/>
-    <w:lsdException w:name="List Table 3 Accent 1" w:uiPriority="48"/>
-    <w:lsdException w:name="List Table 4 Accent 1" w:uiPriority="49"/>
-    <w:lsdException w:name="List Table 5 Dark Accent 1" w:uiPriority="50"/>
-    <w:lsdException w:name="List Table 6 Colorful Accent 1" w:uiPriority="51"/>
-    <w:lsdException w:name="List Table 7 Colorful Accent 1" w:uiPriority="52"/>
-    <w:lsdException w:name="List Table 1 Light Accent 2" w:uiPriority="46"/>
-    <w:lsdException w:name="List Table 2 Accent 2" w:uiPriority="47"/>
-    <w:lsdException w:name="List Table 3 Accent 2" w:uiPriority="48"/>
-    <w:lsdException w:name="List Table 4 Accent 2" w:uiPriority="49"/>
-    <w:lsdException w:name="List Table 5 Dark Accent 2" w:uiPriority="50"/>
-    <w:lsdException w:name="List Table 6 Colorful Accent 2" w:uiPriority="51"/>
-    <w:lsdException w:name="List Table 7 Colorful Accent 2" w:uiPriority="52"/>
-    <w:lsdException w:name="List Table 1 Light Accent 3" w:uiPriority="46"/>
-    <w:lsdException w:name="List Table 2 Accent 3" w:uiPriority="47"/>
-    <w:lsdException w:name="List Table 3 Accent 3" w:uiPriority="48"/>
-    <w:lsdException w:name="List Table 4 Accent 3" w:uiPriority="49"/>
-    <w:lsdException w:name="List Table 5 Dark Accent 3" w:uiPriority="50"/>
-    <w:lsdException w:name="List Table 6 Colorful Accent 3" w:uiPriority="51"/>
-    <w:lsdException w:name="List Table 7 Colorful Accent 3" w:uiPriority="52"/>
-    <w:lsdException w:name="List Table 1 Light Accent 4" w:uiPriority="46"/>
-    <w:lsdException w:name="List Table 2 Accent 4" w:uiPriority="47"/>
-    <w:lsdException w:name="List Table 3 Accent 4" w:uiPriority="48"/>
-    <w:lsdException w:name="List Table 4 Accent 4" w:uiPriority="49"/>
-    <w:lsdException w:name="List Table 5 Dark Accent 4" w:uiPriority="50"/>
-    <w:lsdException w:name="List Table 6 Colorful Accent 4" w:uiPriority="51"/>
-    <w:lsdException w:name="List Table 7 Colorful Accent 4" w:uiPriority="52"/>
-    <w:lsdException w:name="List Table 1 Light Accent 5" w:uiPriority="46"/>
-    <w:lsdException w:name="List Table 2 Accent 5" w:uiPriority="47"/>
-    <w:lsdException w:name="List Table 3 Accent 5" w:uiPriority="48"/>
-    <w:lsdException w:name="List Table 4 Accent 5" w:uiPriority="49"/>
-    <w:lsdException w:name="List Table 5 Dark Accent 5" w:uiPriority="50"/>
-    <w:lsdException w:name="List Table 6 Colorful Accent 5" w:uiPriority="51"/>
-    <w:lsdException w:name="List Table 7 Colorful Accent 5" w:uiPriority="52"/>
-    <w:lsdException w:name="List Table 1 Light Accent 6" w:uiPriority="46"/>
-    <w:lsdException w:name="List Table 2 Accent 6" w:uiPriority="47"/>
-    <w:lsdException w:name="List Table 3 Accent 6" w:uiPriority="48"/>
-    <w:lsdException w:name="List Table 4 Accent 6" w:uiPriority="49"/>
-    <w:lsdException w:name="List Table 5 Dark Accent 6" w:uiPriority="50"/>
-    <w:lsdException w:name="List Table 6 Colorful Accent 6" w:uiPriority="51"/>
-    <w:lsdException w:name="List Table 7 Colorful Accent 6" w:uiPriority="52"/>
-    <w:lsdException w:name="Mention" w:semiHidden="1" w:unhideWhenUsed="1"/>
-    <w:lsdException w:name="Smart Hyperlink" w:semiHidden="1" w:unhideWhenUsed="1"/>
-    <w:lsdException w:name="Hashtag" w:semiHidden="1" w:unhideWhenUsed="1"/>
-    <w:lsdException w:name="Unresolved Mention" w:semiHidden="1" w:unhideWhenUsed="1"/>
-    <w:lsdException w:name="Smart Link" w:semiHidden="1" w:unhideWhenUsed="1"/>
+  <w:latentStyles w:defLockedState="0" w:defUIPriority="99" w:defSemiHidden="1" w:defUnhideWhenUsed="1" w:defQFormat="0" w:count="267">
+    <w:lsdException w:name="Normal" w:semiHidden="0" w:uiPriority="0" w:unhideWhenUsed="0" w:qFormat="1"/>
+    <w:lsdException w:name="heading 1" w:semiHidden="0" w:uiPriority="9" w:unhideWhenUsed="0" w:qFormat="1"/>
+    <w:lsdException w:name="heading 2" w:uiPriority="9" w:qFormat="1"/>
+    <w:lsdException w:name="heading 3" w:uiPriority="9" w:qFormat="1"/>
+    <w:lsdException w:name="heading 4" w:uiPriority="9" w:qFormat="1"/>
+    <w:lsdException w:name="heading 5" w:uiPriority="9" w:qFormat="1"/>
+    <w:lsdException w:name="heading 6" w:uiPriority="9" w:qFormat="1"/>
+    <w:lsdException w:name="heading 7" w:uiPriority="9" w:qFormat="1"/>
+    <w:lsdException w:name="heading 8" w:uiPriority="9" w:qFormat="1"/>
+    <w:lsdException w:name="heading 9" w:uiPriority="9" w:qFormat="1"/>
+    <w:lsdException w:name="toc 1" w:uiPriority="39"/>
+    <w:lsdException w:name="toc 2" w:uiPriority="39"/>
+    <w:lsdException w:name="toc 3" w:uiPriority="39"/>
+    <w:lsdException w:name="toc 4" w:uiPriority="39"/>
+    <w:lsdException w:name="toc 5" w:uiPriority="39"/>
+    <w:lsdException w:name="toc 6" w:uiPriority="39"/>
+    <w:lsdException w:name="toc 7" w:uiPriority="39"/>
+    <w:lsdException w:name="toc 8" w:uiPriority="39"/>
+    <w:lsdException w:name="toc 9" w:uiPriority="39"/>
+    <w:lsdException w:name="caption" w:uiPriority="35" w:qFormat="1"/>
+    <w:lsdException w:name="Title" w:semiHidden="0" w:uiPriority="10" w:unhideWhenUsed="0" w:qFormat="1"/>
+    <w:lsdException w:name="Default Paragraph Font" w:uiPriority="1"/>
+    <w:lsdException w:name="Subtitle" w:semiHidden="0" w:uiPriority="11" w:unhideWhenUsed="0" w:qFormat="1"/>
+    <w:lsdException w:name="Strong" w:semiHidden="0" w:uiPriority="22" w:unhideWhenUsed="0" w:qFormat="1"/>
+    <w:lsdException w:name="Emphasis" w:semiHidden="0" w:uiPriority="20" w:unhideWhenUsed="0" w:qFormat="1"/>
+    <w:lsdException w:name="Table Grid" w:semiHidden="0" w:uiPriority="59" w:unhideWhenUsed="0"/>
+    <w:lsdException w:name="Placeholder Text" w:unhideWhenUsed="0"/>
+    <w:lsdException w:name="No Spacing" w:semiHidden="0" w:uiPriority="1" w:unhideWhenUsed="0" w:qFormat="1"/>
+    <w:lsdException w:name="Light Shading" w:semiHidden="0" w:uiPriority="60" w:unhideWhenUsed="0"/>
+    <w:lsdException w:name="Light List" w:semiHidden="0" w:uiPriority="61" w:unhideWhenUsed="0"/>
+    <w:lsdException w:name="Light Grid" w:semiHidden="0" w:uiPriority="62" w:unhideWhenUsed="0"/>
+    <w:lsdException w:name="Medium Shading 1" w:semiHidden="0" w:uiPriority="63" w:unhideWhenUsed="0"/>
+    <w:lsdException w:name="Medium Shading 2" w:semiHidden="0" w:uiPriority="64" w:unhideWhenUsed="0"/>
+    <w:lsdException w:name="Medium List 1" w:semiHidden="0" w:uiPriority="65" w:unhideWhenUsed="0"/>
+    <w:lsdException w:name="Medium List 2" w:semiHidden="0" w:uiPriority="66" w:unhideWhenUsed="0"/>
+    <w:lsdException w:name="Medium Grid 1" w:semiHidden="0" w:uiPriority="67" w:unhideWhenUsed="0"/>
+    <w:lsdException w:name="Medium Grid 2" w:semiHidden="0" w:uiPriority="68" w:unhideWhenUsed="0"/>
+    <w:lsdException w:name="Medium Grid 3" w:semiHidden="0" w:uiPriority="69" w:unhideWhenUsed="0"/>
+    <w:lsdException w:name="Dark List" w:semiHidden="0" w:uiPriority="70" w:unhideWhenUsed="0"/>
+    <w:lsdException w:name="Colorful Shading" w:semiHidden="0" w:uiPriority="71" w:unhideWhenUsed="0"/>
+    <w:lsdException w:name="Colorful List" w:semiHidden="0" w:uiPriority="72" w:unhideWhenUsed="0"/>
+    <w:lsdException w:name="Colorful Grid" w:semiHidden="0" w:uiPriority="73" w:unhideWhenUsed="0"/>
+    <w:lsdException w:name="Light Shading Accent 1" w:semiHidden="0" w:uiPriority="60" w:unhideWhenUsed="0"/>
+    <w:lsdException w:name="Light List Accent 1" w:semiHidden="0" w:uiPriority="61" w:unhideWhenUsed="0"/>
+    <w:lsdException w:name="Light Grid Accent 1" w:semiHidden="0" w:uiPriority="62" w:unhideWhenUsed="0"/>
+    <w:lsdException w:name="Medium Shading 1 Accent 1" w:semiHidden="0" w:uiPriority="63" w:unhideWhenUsed="0"/>
+    <w:lsdException w:name="Medium Shading 2 Accent 1" w:semiHidden="0" w:uiPriority="64" w:unhideWhenUsed="0"/>
+    <w:lsdException w:name="Medium List 1 Accent 1" w:semiHidden="0" w:uiPriority="65" w:unhideWhenUsed="0"/>
+    <w:lsdException w:name="Revision" w:unhideWhenUsed="0"/>
+    <w:lsdException w:name="List Paragraph" w:semiHidden="0" w:uiPriority="34" w:unhideWhenUsed="0" w:qFormat="1"/>
+    <w:lsdException w:name="Quote" w:semiHidden="0" w:uiPriority="29" w:unhideWhenUsed="0" w:qFormat="1"/>
+    <w:lsdException w:name="Intense Quote" w:semiHidden="0" w:uiPriority="30" w:unhideWhenUsed="0" w:qFormat="1"/>
+    <w:lsdException w:name="Medium List 2 Accent 1" w:semiHidden="0" w:uiPriority="66" w:unhideWhenUsed="0"/>
+    <w:lsdException w:name="Medium Grid 1 Accent 1" w:semiHidden="0" w:uiPriority="67" w:unhideWhenUsed="0"/>
+    <w:lsdException w:name="Medium Grid 2 Accent 1" w:semiHidden="0" w:uiPriority="68" w:unhideWhenUsed="0"/>
+    <w:lsdException w:name="Medium Grid 3 Accent 1" w:semiHidden="0" w:uiPriority="69" w:unhideWhenUsed="0"/>
+    <w:lsdException w:name="Dark List Accent 1" w:semiHidden="0" w:uiPriority="70" w:unhideWhenUsed="0"/>
+    <w:lsdException w:name="Colorful Shading Accent 1" w:semiHidden="0" w:uiPriority="71" w:unhideWhenUsed="0"/>
+    <w:lsdException w:name="Colorful List Accent 1" w:semiHidden="0" w:uiPriority="72" w:unhideWhenUsed="0"/>
+    <w:lsdException w:name="Colorful Grid Accent 1" w:semiHidden="0" w:uiPriority="73" w:unhideWhenUsed="0"/>
+    <w:lsdException w:name="Light Shading Accent 2" w:semiHidden="0" w:uiPriority="60" w:unhideWhenUsed="0"/>
+    <w:lsdException w:name="Light List Accent 2" w:semiHidden="0" w:uiPriority="61" w:unhideWhenUsed="0"/>
+    <w:lsdException w:name="Light Grid Accent 2" w:semiHidden="0" w:uiPriority="62" w:unhideWhenUsed="0"/>
+    <w:lsdException w:name="Medium Shading 1 Accent 2" w:semiHidden="0" w:uiPriority="63" w:unhideWhenUsed="0"/>
+    <w:lsdException w:name="Medium Shading 2 Accent 2" w:semiHidden="0" w:uiPriority="64" w:unhideWhenUsed="0"/>
+    <w:lsdException w:name="Medium List 1 Accent 2" w:semiHidden="0" w:uiPriority="65" w:unhideWhenUsed="0"/>
+    <w:lsdException w:name="Medium List 2 Accent 2" w:semiHidden="0" w:uiPriority="66" w:unhideWhenUsed="0"/>
+    <w:lsdException w:name="Medium Grid 1 Accent 2" w:semiHidden="0" w:uiPriority="67" w:unhideWhenUsed="0"/>
+    <w:lsdException w:name="Medium Grid 2 Accent 2" w:semiHidden="0" w:uiPriority="68" w:unhideWhenUsed="0"/>
+    <w:lsdException w:name="Medium Grid 3 Accent 2" w:semiHidden="0" w:uiPriority="69" w:unhideWhenUsed="0"/>
+    <w:lsdException w:name="Dark List Accent 2" w:semiHidden="0" w:uiPriority="70" w:unhideWhenUsed="0"/>
+    <w:lsdException w:name="Colorful Shading Accent 2" w:semiHidden="0" w:uiPriority="71" w:unhideWhenUsed="0"/>
+    <w:lsdException w:name="Colorful List Accent 2" w:semiHidden="0" w:uiPriority="72" w:unhideWhenUsed="0"/>
+    <w:lsdException w:name="Colorful Grid Accent 2" w:semiHidden="0" w:uiPriority="73" w:unhideWhenUsed="0"/>
+    <w:lsdException w:name="Light Shading Accent 3" w:semiHidden="0" w:uiPriority="60" w:unhideWhenUsed="0"/>
+    <w:lsdException w:name="Light List Accent 3" w:semiHidden="0" w:uiPriority="61" w:unhideWhenUsed="0"/>
+    <w:lsdException w:name="Light Grid Accent 3" w:semiHidden="0" w:uiPriority="62" w:unhideWhenUsed="0"/>
+    <w:lsdException w:name="Medium Shading 1 Accent 3" w:semiHidden="0" w:uiPriority="63" w:unhideWhenUsed="0"/>
+    <w:lsdException w:name="Medium Shading 2 Accent 3" w:semiHidden="0" w:uiPriority="64" w:unhideWhenUsed="0"/>
+    <w:lsdException w:name="Medium List 1 Accent 3" w:semiHidden="0" w:uiPriority="65" w:unhideWhenUsed="0"/>
+    <w:lsdException w:name="Medium List 2 Accent 3" w:semiHidden="0" w:uiPriority="66" w:unhideWhenUsed="0"/>
+    <w:lsdException w:name="Medium Grid 1 Accent 3" w:semiHidden="0" w:uiPriority="67" w:unhideWhenUsed="0"/>
+    <w:lsdException w:name="Medium Grid 2 Accent 3" w:semiHidden="0" w:uiPriority="68" w:unhideWhenUsed="0"/>
+    <w:lsdException w:name="Medium Grid 3 Accent 3" w:semiHidden="0" w:uiPriority="69" w:unhideWhenUsed="0"/>
+    <w:lsdException w:name="Dark List Accent 3" w:semiHidden="0" w:uiPriority="70" w:unhideWhenUsed="0"/>
+    <w:lsdException w:name="Colorful Shading Accent 3" w:semiHidden="0" w:uiPriority="71" w:unhideWhenUsed="0"/>
+    <w:lsdException w:name="Colorful List Accent 3" w:semiHidden="0" w:uiPriority="72" w:unhideWhenUsed="0"/>
+    <w:lsdException w:name="Colorful Grid Accent 3" w:semiHidden="0" w:uiPriority="73" w:unhideWhenUsed="0"/>
+    <w:lsdException w:name="Light Shading Accent 4" w:semiHidden="0" w:uiPriority="60" w:unhideWhenUsed="0"/>
+    <w:lsdException w:name="Light List Accent 4" w:semiHidden="0" w:uiPriority="61" w:unhideWhenUsed="0"/>
+    <w:lsdException w:name="Light Grid Accent 4" w:semiHidden="0" w:uiPriority="62" w:unhideWhenUsed="0"/>
+    <w:lsdException w:name="Medium Shading 1 Accent 4" w:semiHidden="0" w:uiPriority="63" w:unhideWhenUsed="0"/>
+    <w:lsdException w:name="Medium Shading 2 Accent 4" w:semiHidden="0" w:uiPriority="64" w:unhideWhenUsed="0"/>
+    <w:lsdException w:name="Medium List 1 Accent 4" w:semiHidden="0" w:uiPriority="65" w:unhideWhenUsed="0"/>
+    <w:lsdException w:name="Medium List 2 Accent 4" w:semiHidden="0" w:uiPriority="66" w:unhideWhenUsed="0"/>
+    <w:lsdException w:name="Medium Grid 1 Accent 4" w:semiHidden="0" w:uiPriority="67" w:unhideWhenUsed="0"/>
+    <w:lsdException w:name="Medium Grid 2 Accent 4" w:semiHidden="0" w:uiPriority="68" w:unhideWhenUsed="0"/>
+    <w:lsdException w:name="Medium Grid 3 Accent 4" w:semiHidden="0" w:uiPriority="69" w:unhideWhenUsed="0"/>
+    <w:lsdException w:name="Dark List Accent 4" w:semiHidden="0" w:uiPriority="70" w:unhideWhenUsed="0"/>
+    <w:lsdException w:name="Colorful Shading Accent 4" w:semiHidden="0" w:uiPriority="71" w:unhideWhenUsed="0"/>
+    <w:lsdException w:name="Colorful List Accent 4" w:semiHidden="0" w:uiPriority="72" w:unhideWhenUsed="0"/>
+    <w:lsdException w:name="Colorful Grid Accent 4" w:semiHidden="0" w:uiPriority="73" w:unhideWhenUsed="0"/>
+    <w:lsdException w:name="Light Shading Accent 5" w:semiHidden="0" w:uiPriority="60" w:unhideWhenUsed="0"/>
+    <w:lsdException w:name="Light List Accent 5" w:semiHidden="0" w:uiPriority="61" w:unhideWhenUsed="0"/>
+    <w:lsdException w:name="Light Grid Accent 5" w:semiHidden="0" w:uiPriority="62" w:unhideWhenUsed="0"/>
+    <w:lsdException w:name="Medium Shading 1 Accent 5" w:semiHidden="0" w:uiPriority="63" w:unhideWhenUsed="0"/>
+    <w:lsdException w:name="Medium Shading 2 Accent 5" w:semiHidden="0" w:uiPriority="64" w:unhideWhenUsed="0"/>
+    <w:lsdException w:name="Medium List 1 Accent 5" w:semiHidden="0" w:uiPriority="65" w:unhideWhenUsed="0"/>
+    <w:lsdException w:name="Medium List 2 Accent 5" w:semiHidden="0" w:uiPriority="66" w:unhideWhenUsed="0"/>
+    <w:lsdException w:name="Medium Grid 1 Accent 5" w:semiHidden="0" w:uiPriority="67" w:unhideWhenUsed="0"/>
+    <w:lsdException w:name="Medium Grid 2 Accent 5" w:semiHidden="0" w:uiPriority="68" w:unhideWhenUsed="0"/>
+    <w:lsdException w:name="Medium Grid 3 Accent 5" w:semiHidden="0" w:uiPriority="69" w:unhideWhenUsed="0"/>
+    <w:lsdException w:name="Dark List Accent 5" w:semiHidden="0" w:uiPriority="70" w:unhideWhenUsed="0"/>
+    <w:lsdException w:name="Colorful Shading Accent 5" w:semiHidden="0" w:uiPriority="71" w:unhideWhenUsed="0"/>
+    <w:lsdException w:name="Colorful List Accent 5" w:semiHidden="0" w:uiPriority="72" w:unhideWhenUsed="0"/>
+    <w:lsdException w:name="Colorful Grid Accent 5" w:semiHidden="0" w:uiPriority="73" w:unhideWhenUsed="0"/>
+    <w:lsdException w:name="Light Shading Accent 6" w:semiHidden="0" w:uiPriority="60" w:unhideWhenUsed="0"/>
+    <w:lsdException w:name="Light List Accent 6" w:semiHidden="0" w:uiPriority="61" w:unhideWhenUsed="0"/>
+    <w:lsdException w:name="Light Grid Accent 6" w:semiHidden="0" w:uiPriority="62" w:unhideWhenUsed="0"/>
+    <w:lsdException w:name="Medium Shading 1 Accent 6" w:semiHidden="0" w:uiPriority="63" w:unhideWhenUsed="0"/>
+    <w:lsdException w:name="Medium Shading 2 Accent 6" w:semiHidden="0" w:uiPriority="64" w:unhideWhenUsed="0"/>
+    <w:lsdException w:name="Medium List 1 Accent 6" w:semiHidden="0" w:uiPriority="65" w:unhideWhenUsed="0"/>
+    <w:lsdException w:name="Medium List 2 Accent 6" w:semiHidden="0" w:uiPriority="66" w:unhideWhenUsed="0"/>
+    <w:lsdException w:name="Medium Grid 1 Accent 6" w:semiHidden="0" w:uiPriority="67" w:unhideWhenUsed="0"/>
+    <w:lsdException w:name="Medium Grid 2 Accent 6" w:semiHidden="0" w:uiPriority="68" w:unhideWhenUsed="0"/>
+    <w:lsdException w:name="Medium Grid 3 Accent 6" w:semiHidden="0" w:uiPriority="69" w:unhideWhenUsed="0"/>
+    <w:lsdException w:name="Dark List Accent 6" w:semiHidden="0" w:uiPriority="70" w:unhideWhenUsed="0"/>
+    <w:lsdException w:name="Colorful Shading Accent 6" w:semiHidden="0" w:uiPriority="71" w:unhideWhenUsed="0"/>
+    <w:lsdException w:name="Colorful List Accent 6" w:semiHidden="0" w:uiPriority="72" w:unhideWhenUsed="0"/>
+    <w:lsdException w:name="Colorful Grid Accent 6" w:semiHidden="0" w:uiPriority="73" w:unhideWhenUsed="0"/>
+    <w:lsdException w:name="Subtle Emphasis" w:semiHidden="0" w:uiPriority="19" w:unhideWhenUsed="0" w:qFormat="1"/>
+    <w:lsdException w:name="Intense Emphasis" w:semiHidden="0" w:uiPriority="21" w:unhideWhenUsed="0" w:qFormat="1"/>
+    <w:lsdException w:name="Subtle Reference" w:semiHidden="0" w:uiPriority="31" w:unhideWhenUsed="0" w:qFormat="1"/>
+    <w:lsdException w:name="Intense Reference" w:semiHidden="0" w:uiPriority="32" w:unhideWhenUsed="0" w:qFormat="1"/>
+    <w:lsdException w:name="Book Title" w:semiHidden="0" w:uiPriority="33" w:unhideWhenUsed="0" w:qFormat="1"/>
+    <w:lsdException w:name="Bibliography" w:uiPriority="37"/>
+    <w:lsdException w:name="TOC Heading" w:uiPriority="39" w:qFormat="1"/>
   </w:latentStyles>
-  <w:style w:type="paragraph" w:styleId="Normal" w:default="1">
+  <w:style w:type="paragraph" w:default="1" w:styleId="Normalny">
     <w:name w:val="Normal"/>
     <w:qFormat/>
+    <w:rsid w:val="0046179C"/>
   </w:style>
-  <w:style w:type="paragraph" w:styleId="Heading1">
+  <w:style w:type="paragraph" w:styleId="Nagwek1">
     <w:name w:val="heading 1"/>
-    <w:basedOn w:val="Normal"/>
-    <w:next w:val="Normal"/>
-    <w:link w:val="Heading1Char"/>
+    <w:basedOn w:val="Normalny"/>
+    <w:next w:val="Normalny"/>
+    <w:link w:val="Nagwek1Znak"/>
     <w:uiPriority w:val="9"/>
     <w:qFormat/>
+    <w:rsid w:val="0046179C"/>
     <w:pPr>
       <w:keepNext/>
       <w:keepLines/>
@@ -8803,20 +6714,21 @@
       <w:outlineLvl w:val="0"/>
     </w:pPr>
     <w:rPr>
-      <w:rFonts w:asciiTheme="majorHAnsi" w:hAnsiTheme="majorHAnsi" w:eastAsiaTheme="majorEastAsia" w:cstheme="majorBidi"/>
+      <w:rFonts w:asciiTheme="majorHAnsi" w:eastAsiaTheme="majorEastAsia" w:hAnsiTheme="majorHAnsi" w:cstheme="majorBidi"/>
       <w:color w:val="2F5496" w:themeColor="accent1" w:themeShade="BF"/>
       <w:sz w:val="32"/>
       <w:szCs w:val="32"/>
     </w:rPr>
   </w:style>
-  <w:style w:type="paragraph" w:styleId="Heading2">
+  <w:style w:type="paragraph" w:styleId="Nagwek2">
     <w:name w:val="heading 2"/>
-    <w:basedOn w:val="Normal"/>
-    <w:next w:val="Normal"/>
-    <w:link w:val="Heading2Char"/>
+    <w:basedOn w:val="Normalny"/>
+    <w:next w:val="Normalny"/>
+    <w:link w:val="Nagwek2Znak"/>
     <w:uiPriority w:val="9"/>
     <w:unhideWhenUsed/>
     <w:qFormat/>
+    <w:rsid w:val="0046179C"/>
     <w:pPr>
       <w:keepNext/>
       <w:keepLines/>
@@ -8824,23 +6736,24 @@
       <w:outlineLvl w:val="1"/>
     </w:pPr>
     <w:rPr>
-      <w:rFonts w:asciiTheme="majorHAnsi" w:hAnsiTheme="majorHAnsi" w:eastAsiaTheme="majorEastAsia" w:cstheme="majorBidi"/>
+      <w:rFonts w:asciiTheme="majorHAnsi" w:eastAsiaTheme="majorEastAsia" w:hAnsiTheme="majorHAnsi" w:cstheme="majorBidi"/>
       <w:color w:val="2F5496" w:themeColor="accent1" w:themeShade="BF"/>
       <w:sz w:val="26"/>
       <w:szCs w:val="26"/>
     </w:rPr>
   </w:style>
-  <w:style w:type="character" w:styleId="DefaultParagraphFont" w:default="1">
+  <w:style w:type="character" w:default="1" w:styleId="Domylnaczcionkaakapitu">
     <w:name w:val="Default Paragraph Font"/>
     <w:uiPriority w:val="1"/>
     <w:semiHidden/>
     <w:unhideWhenUsed/>
   </w:style>
-  <w:style w:type="table" w:styleId="TableNormal" w:default="1">
+  <w:style w:type="table" w:default="1" w:styleId="Standardowy">
     <w:name w:val="Normal Table"/>
     <w:uiPriority w:val="99"/>
     <w:semiHidden/>
     <w:unhideWhenUsed/>
+    <w:qFormat/>
     <w:tblPr>
       <w:tblInd w:w="0" w:type="dxa"/>
       <w:tblCellMar>
@@ -8851,60 +6764,64 @@
       </w:tblCellMar>
     </w:tblPr>
   </w:style>
-  <w:style w:type="numbering" w:styleId="NoList" w:default="1">
+  <w:style w:type="numbering" w:default="1" w:styleId="Bezlisty">
     <w:name w:val="No List"/>
     <w:uiPriority w:val="99"/>
     <w:semiHidden/>
     <w:unhideWhenUsed/>
   </w:style>
-  <w:style w:type="character" w:styleId="Heading1Char" w:customStyle="1">
-    <w:name w:val="Heading 1 Char"/>
-    <w:basedOn w:val="DefaultParagraphFont"/>
-    <w:link w:val="Heading1"/>
+  <w:style w:type="character" w:customStyle="1" w:styleId="Nagwek1Znak">
+    <w:name w:val="Nagłówek 1 Znak"/>
+    <w:basedOn w:val="Domylnaczcionkaakapitu"/>
+    <w:link w:val="Nagwek1"/>
     <w:uiPriority w:val="9"/>
+    <w:rsid w:val="0046179C"/>
     <w:rPr>
-      <w:rFonts w:asciiTheme="majorHAnsi" w:hAnsiTheme="majorHAnsi" w:eastAsiaTheme="majorEastAsia" w:cstheme="majorBidi"/>
+      <w:rFonts w:asciiTheme="majorHAnsi" w:eastAsiaTheme="majorEastAsia" w:hAnsiTheme="majorHAnsi" w:cstheme="majorBidi"/>
       <w:color w:val="2F5496" w:themeColor="accent1" w:themeShade="BF"/>
       <w:sz w:val="32"/>
       <w:szCs w:val="32"/>
     </w:rPr>
   </w:style>
-  <w:style w:type="character" w:styleId="Heading2Char" w:customStyle="1">
-    <w:name w:val="Heading 2 Char"/>
-    <w:basedOn w:val="DefaultParagraphFont"/>
-    <w:link w:val="Heading2"/>
+  <w:style w:type="character" w:customStyle="1" w:styleId="Nagwek2Znak">
+    <w:name w:val="Nagłówek 2 Znak"/>
+    <w:basedOn w:val="Domylnaczcionkaakapitu"/>
+    <w:link w:val="Nagwek2"/>
     <w:uiPriority w:val="9"/>
+    <w:rsid w:val="0046179C"/>
     <w:rPr>
-      <w:rFonts w:asciiTheme="majorHAnsi" w:hAnsiTheme="majorHAnsi" w:eastAsiaTheme="majorEastAsia" w:cstheme="majorBidi"/>
+      <w:rFonts w:asciiTheme="majorHAnsi" w:eastAsiaTheme="majorEastAsia" w:hAnsiTheme="majorHAnsi" w:cstheme="majorBidi"/>
       <w:color w:val="2F5496" w:themeColor="accent1" w:themeShade="BF"/>
       <w:sz w:val="26"/>
       <w:szCs w:val="26"/>
     </w:rPr>
   </w:style>
-  <w:style w:type="paragraph" w:styleId="ListParagraph">
+  <w:style w:type="paragraph" w:styleId="Akapitzlist">
     <w:name w:val="List Paragraph"/>
-    <w:basedOn w:val="Normal"/>
+    <w:basedOn w:val="Normalny"/>
     <w:uiPriority w:val="34"/>
     <w:qFormat/>
+    <w:rsid w:val="0046179C"/>
     <w:pPr>
       <w:ind w:left="720"/>
       <w:contextualSpacing/>
     </w:pPr>
   </w:style>
-  <w:style w:type="character" w:styleId="Hyperlink">
+  <w:style w:type="character" w:styleId="Hipercze">
     <w:name w:val="Hyperlink"/>
-    <w:basedOn w:val="DefaultParagraphFont"/>
+    <w:basedOn w:val="Domylnaczcionkaakapitu"/>
     <w:uiPriority w:val="99"/>
     <w:unhideWhenUsed/>
+    <w:rsid w:val="0046179C"/>
     <w:rPr>
       <w:color w:val="0563C1" w:themeColor="hyperlink"/>
       <w:u w:val="single"/>
     </w:rPr>
   </w:style>
-  <w:style w:type="paragraph" w:styleId="Header">
+  <w:style w:type="paragraph" w:styleId="Nagwek">
     <w:name w:val="header"/>
-    <w:basedOn w:val="Normal"/>
-    <w:link w:val="HeaderChar"/>
+    <w:basedOn w:val="Normalny"/>
+    <w:link w:val="NagwekZnak"/>
     <w:uiPriority w:val="99"/>
     <w:unhideWhenUsed/>
     <w:rsid w:val="002E7712"/>
@@ -8916,17 +6833,17 @@
       <w:spacing w:after="0" w:line="240" w:lineRule="auto"/>
     </w:pPr>
   </w:style>
-  <w:style w:type="character" w:styleId="HeaderChar" w:customStyle="1">
-    <w:name w:val="Header Char"/>
-    <w:basedOn w:val="DefaultParagraphFont"/>
-    <w:link w:val="Header"/>
+  <w:style w:type="character" w:customStyle="1" w:styleId="NagwekZnak">
+    <w:name w:val="Nagłówek Znak"/>
+    <w:basedOn w:val="Domylnaczcionkaakapitu"/>
+    <w:link w:val="Nagwek"/>
     <w:uiPriority w:val="99"/>
     <w:rsid w:val="002E7712"/>
   </w:style>
-  <w:style w:type="paragraph" w:styleId="Footer">
+  <w:style w:type="paragraph" w:styleId="Stopka">
     <w:name w:val="footer"/>
-    <w:basedOn w:val="Normal"/>
-    <w:link w:val="FooterChar"/>
+    <w:basedOn w:val="Normalny"/>
+    <w:link w:val="StopkaZnak"/>
     <w:uiPriority w:val="99"/>
     <w:unhideWhenUsed/>
     <w:rsid w:val="002E7712"/>
@@ -8938,35 +6855,42 @@
       <w:spacing w:after="0" w:line="240" w:lineRule="auto"/>
     </w:pPr>
   </w:style>
-  <w:style w:type="character" w:styleId="FooterChar" w:customStyle="1">
-    <w:name w:val="Footer Char"/>
-    <w:basedOn w:val="DefaultParagraphFont"/>
-    <w:link w:val="Footer"/>
+  <w:style w:type="character" w:customStyle="1" w:styleId="StopkaZnak">
+    <w:name w:val="Stopka Znak"/>
+    <w:basedOn w:val="Domylnaczcionkaakapitu"/>
+    <w:link w:val="Stopka"/>
     <w:uiPriority w:val="99"/>
     <w:rsid w:val="002E7712"/>
   </w:style>
-  <w:style w:type="table" w:styleId="TableGrid">
+  <w:style w:type="table" w:styleId="Tabela-Siatka">
     <w:name w:val="Table Grid"/>
-    <w:basedOn w:val="TableNormal"/>
+    <w:basedOn w:val="Standardowy"/>
     <w:uiPriority w:val="59"/>
     <w:rsid w:val="00FD0968"/>
     <w:pPr>
       <w:spacing w:after="0" w:line="240" w:lineRule="auto"/>
     </w:pPr>
     <w:tblPr>
+      <w:tblInd w:w="0" w:type="dxa"/>
       <w:tblBorders>
-        <w:top w:val="single" w:color="000000" w:themeColor="text1" w:sz="4" w:space="0"/>
-        <w:left w:val="single" w:color="000000" w:themeColor="text1" w:sz="4" w:space="0"/>
-        <w:bottom w:val="single" w:color="000000" w:themeColor="text1" w:sz="4" w:space="0"/>
-        <w:right w:val="single" w:color="000000" w:themeColor="text1" w:sz="4" w:space="0"/>
-        <w:insideH w:val="single" w:color="000000" w:themeColor="text1" w:sz="4" w:space="0"/>
-        <w:insideV w:val="single" w:color="000000" w:themeColor="text1" w:sz="4" w:space="0"/>
+        <w:top w:val="single" w:sz="4" w:space="0" w:color="000000" w:themeColor="text1"/>
+        <w:left w:val="single" w:sz="4" w:space="0" w:color="000000" w:themeColor="text1"/>
+        <w:bottom w:val="single" w:sz="4" w:space="0" w:color="000000" w:themeColor="text1"/>
+        <w:right w:val="single" w:sz="4" w:space="0" w:color="000000" w:themeColor="text1"/>
+        <w:insideH w:val="single" w:sz="4" w:space="0" w:color="000000" w:themeColor="text1"/>
+        <w:insideV w:val="single" w:sz="4" w:space="0" w:color="000000" w:themeColor="text1"/>
       </w:tblBorders>
+      <w:tblCellMar>
+        <w:top w:w="0" w:type="dxa"/>
+        <w:left w:w="108" w:type="dxa"/>
+        <w:bottom w:w="0" w:type="dxa"/>
+        <w:right w:w="108" w:type="dxa"/>
+      </w:tblCellMar>
     </w:tblPr>
   </w:style>
-  <w:style w:type="character" w:styleId="UnresolvedMention">
+  <w:style w:type="character" w:customStyle="1" w:styleId="UnresolvedMention">
     <w:name w:val="Unresolved Mention"/>
-    <w:basedOn w:val="DefaultParagraphFont"/>
+    <w:basedOn w:val="Domylnaczcionkaakapitu"/>
     <w:uiPriority w:val="99"/>
     <w:semiHidden/>
     <w:unhideWhenUsed/>
@@ -8976,9 +6900,9 @@
       <w:shd w:val="clear" w:color="auto" w:fill="E1DFDD"/>
     </w:rPr>
   </w:style>
-  <w:style w:type="character" w:styleId="FollowedHyperlink">
+  <w:style w:type="character" w:styleId="UyteHipercze">
     <w:name w:val="FollowedHyperlink"/>
-    <w:basedOn w:val="DefaultParagraphFont"/>
+    <w:basedOn w:val="Domylnaczcionkaakapitu"/>
     <w:uiPriority w:val="99"/>
     <w:semiHidden/>
     <w:unhideWhenUsed/>
@@ -8986,6 +6910,36 @@
     <w:rPr>
       <w:color w:val="954F72" w:themeColor="followedHyperlink"/>
       <w:u w:val="single"/>
+    </w:rPr>
+  </w:style>
+  <w:style w:type="paragraph" w:styleId="Tekstdymka">
+    <w:name w:val="Balloon Text"/>
+    <w:basedOn w:val="Normalny"/>
+    <w:link w:val="TekstdymkaZnak"/>
+    <w:uiPriority w:val="99"/>
+    <w:semiHidden/>
+    <w:unhideWhenUsed/>
+    <w:rsid w:val="00EF6D96"/>
+    <w:pPr>
+      <w:spacing w:after="0" w:line="240" w:lineRule="auto"/>
+    </w:pPr>
+    <w:rPr>
+      <w:rFonts w:ascii="Tahoma" w:hAnsi="Tahoma" w:cs="Tahoma"/>
+      <w:sz w:val="16"/>
+      <w:szCs w:val="16"/>
+    </w:rPr>
+  </w:style>
+  <w:style w:type="character" w:customStyle="1" w:styleId="TekstdymkaZnak">
+    <w:name w:val="Tekst dymka Znak"/>
+    <w:basedOn w:val="Domylnaczcionkaakapitu"/>
+    <w:link w:val="Tekstdymka"/>
+    <w:uiPriority w:val="99"/>
+    <w:semiHidden/>
+    <w:rsid w:val="00EF6D96"/>
+    <w:rPr>
+      <w:rFonts w:ascii="Tahoma" w:hAnsi="Tahoma" w:cs="Tahoma"/>
+      <w:sz w:val="16"/>
+      <w:szCs w:val="16"/>
     </w:rPr>
   </w:style>
 </w:styles>
@@ -9034,7 +6988,7 @@
     </a:clrScheme>
     <a:fontScheme name="Office">
       <a:majorFont>
-        <a:latin typeface="Calibri Light" panose="020F0302020204030204"/>
+        <a:latin typeface="Calibri Light"/>
         <a:ea typeface=""/>
         <a:cs typeface=""/>
         <a:font script="Jpan" typeface="ＭＳ ゴシック"/>
@@ -9069,7 +7023,7 @@
         <a:font script="Geor" typeface="Sylfaen"/>
       </a:majorFont>
       <a:minorFont>
-        <a:latin typeface="Calibri" panose="020F0502020204030204"/>
+        <a:latin typeface="Calibri"/>
         <a:ea typeface=""/>
         <a:cs typeface=""/>
         <a:font script="Jpan" typeface="ＭＳ 明朝"/>
@@ -9246,16 +7200,19 @@
   <a:extraClrSchemeLst/>
   <a:extLst>
     <a:ext uri="{05A4C25C-085E-4340-85A3-A5531E510DB2}">
-      <thm15:themeFamily xmlns:thm15="http://schemas.microsoft.com/office/thememl/2012/main" name="Office Theme" id="{62F939B6-93AF-4DB8-9C6B-D6C7DFDC589F}" vid="{4A3C46E8-61CC-4603-A589-7422A47A8E4A}"/>
+      <thm15:themeFamily xmlns:thm15="http://schemas.microsoft.com/office/thememl/2012/main" xmlns="" name="Office Theme" id="{62F939B6-93AF-4DB8-9C6B-D6C7DFDC589F}" vid="{4A3C46E8-61CC-4603-A589-7422A47A8E4A}"/>
     </a:ext>
   </a:extLst>
 </a:theme>
 </file>
 
 <file path=customXml/item1.xml><?xml version="1.0" encoding="utf-8"?>
-<p:properties xmlns:p="http://schemas.microsoft.com/office/2006/metadata/properties" xmlns:xsi="http://www.w3.org/2001/XMLSchema-instance" xmlns:pc="http://schemas.microsoft.com/office/infopath/2007/PartnerControls">
-  <documentManagement/>
-</p:properties>
+<?mso-contentType ?>
+<FormTemplates xmlns="http://schemas.microsoft.com/sharepoint/v3/contenttype/forms">
+  <Display>DocumentLibraryForm</Display>
+  <Edit>DocumentLibraryForm</Edit>
+  <New>DocumentLibraryForm</New>
+</FormTemplates>
 </file>
 
 <file path=customXml/item2.xml><?xml version="1.0" encoding="utf-8"?>
@@ -9464,19 +7421,15 @@
 </file>
 
 <file path=customXml/item3.xml><?xml version="1.0" encoding="utf-8"?>
-<?mso-contentType ?>
-<FormTemplates xmlns="http://schemas.microsoft.com/sharepoint/v3/contenttype/forms">
-  <Display>DocumentLibraryForm</Display>
-  <Edit>DocumentLibraryForm</Edit>
-  <New>DocumentLibraryForm</New>
-</FormTemplates>
+<p:properties xmlns:p="http://schemas.microsoft.com/office/2006/metadata/properties" xmlns:xsi="http://www.w3.org/2001/XMLSchema-instance" xmlns:pc="http://schemas.microsoft.com/office/infopath/2007/PartnerControls">
+  <documentManagement/>
+</p:properties>
 </file>
 
 <file path=customXml/itemProps1.xml><?xml version="1.0" encoding="utf-8"?>
-<ds:datastoreItem xmlns:ds="http://schemas.openxmlformats.org/officeDocument/2006/customXml" ds:itemID="{B8C8EECF-2EEB-40B1-B695-585605911F30}">
+<ds:datastoreItem xmlns:ds="http://schemas.openxmlformats.org/officeDocument/2006/customXml" ds:itemID="{A7CF888F-1678-4BEE-BB29-57F723ED0BD3}">
   <ds:schemaRefs>
-    <ds:schemaRef ds:uri="http://schemas.microsoft.com/office/2006/metadata/properties"/>
-    <ds:schemaRef ds:uri="http://schemas.microsoft.com/office/infopath/2007/PartnerControls"/>
+    <ds:schemaRef ds:uri="http://schemas.microsoft.com/sharepoint/v3/contenttype/forms"/>
   </ds:schemaRefs>
 </ds:datastoreItem>
 </file>
@@ -9501,9 +7454,10 @@
 </file>
 
 <file path=customXml/itemProps3.xml><?xml version="1.0" encoding="utf-8"?>
-<ds:datastoreItem xmlns:ds="http://schemas.openxmlformats.org/officeDocument/2006/customXml" ds:itemID="{A7CF888F-1678-4BEE-BB29-57F723ED0BD3}">
+<ds:datastoreItem xmlns:ds="http://schemas.openxmlformats.org/officeDocument/2006/customXml" ds:itemID="{B8C8EECF-2EEB-40B1-B695-585605911F30}">
   <ds:schemaRefs>
-    <ds:schemaRef ds:uri="http://schemas.microsoft.com/sharepoint/v3/contenttype/forms"/>
+    <ds:schemaRef ds:uri="http://schemas.microsoft.com/office/2006/metadata/properties"/>
+    <ds:schemaRef ds:uri="http://schemas.microsoft.com/office/infopath/2007/PartnerControls"/>
   </ds:schemaRefs>
 </ds:datastoreItem>
 </file>